--- a/docs/Proposal.docx
+++ b/docs/Proposal.docx
@@ -81,27 +81,15 @@
       <w:pPr>
         <w:rPr>
           <w:rFonts w:ascii="Georgia" w:hAnsi="Georgia"/>
-        </w:rPr>
-      </w:pPr>
-      <w:r>
-        <w:rPr>
-          <w:rFonts w:ascii="Georgia" w:hAnsi="Georgia"/>
-        </w:rPr>
-        <w:t>Pacific salmon (</w:t>
-      </w:r>
-      <w:r>
-        <w:rPr>
-          <w:rFonts w:ascii="Georgia" w:hAnsi="Georgia"/>
           <w:i/>
           <w:iCs/>
         </w:rPr>
-        <w:t>Oncorhynchus</w:t>
-      </w:r>
-      <w:r>
-        <w:rPr>
-          <w:rFonts w:ascii="Georgia" w:hAnsi="Georgia"/>
-        </w:rPr>
-        <w:t xml:space="preserve"> spp) fuel food webs that sustain both wildlife and human communities throughout the North Pacific. Born in freshwater, these fish amass 99% of their body weight in the marine environment (Gende, 2004) and when they return to spawn and die, that marine bounty becomes fertilizer for their natal watersheds (Gende, 2004; Quinn, 2005). Those that don't return feed killer whales (</w:t>
+      </w:pPr>
+      <w:r>
+        <w:rPr>
+          <w:rFonts w:ascii="Georgia" w:hAnsi="Georgia"/>
+        </w:rPr>
+        <w:t>The marine environment is host to wide array of species for which broad scale movement is a central aspect of their lives. Blue marlin (</w:t>
       </w:r>
       <w:r>
         <w:rPr>
@@ -109,13 +97,33 @@
           <w:i/>
           <w:iCs/>
         </w:rPr>
-        <w:t>Orcinus orca</w:t>
-      </w:r>
-      <w:r>
-        <w:rPr>
-          <w:rFonts w:ascii="Georgia" w:hAnsi="Georgia"/>
-        </w:rPr>
-        <w:t>), Steller sea lions (</w:t>
+        <w:t>Makaira nigricans</w:t>
+      </w:r>
+      <w:r>
+        <w:rPr>
+          <w:rFonts w:ascii="Georgia" w:hAnsi="Georgia"/>
+        </w:rPr>
+        <w:t>) in the North Atlantic shift southward during winter months, ostensibly tracking more valuable foraging grounds (</w:t>
+      </w:r>
+      <w:proofErr w:type="spellStart"/>
+      <w:r>
+        <w:rPr>
+          <w:rFonts w:ascii="Georgia" w:hAnsi="Georgia"/>
+        </w:rPr>
+        <w:t>Andrzejaczek</w:t>
+      </w:r>
+      <w:proofErr w:type="spellEnd"/>
+      <w:r>
+        <w:rPr>
+          <w:rFonts w:ascii="Georgia" w:hAnsi="Georgia"/>
+        </w:rPr>
+        <w:t xml:space="preserve">, 2023). Cephalopod species that live along shelf fronts make excursions over the shelf to feed (Boyle, 2005). </w:t>
+      </w:r>
+      <w:r>
+        <w:rPr>
+          <w:rFonts w:ascii="Georgia" w:hAnsi="Georgia"/>
+        </w:rPr>
+        <w:t>Chinook salmon (</w:t>
       </w:r>
       <w:r>
         <w:rPr>
@@ -123,13 +131,7 @@
           <w:i/>
           <w:iCs/>
         </w:rPr>
-        <w:t>Eumetopias jubatus</w:t>
-      </w:r>
-      <w:r>
-        <w:rPr>
-          <w:rFonts w:ascii="Georgia" w:hAnsi="Georgia"/>
-        </w:rPr>
-        <w:t>), salmon sharks (</w:t>
+        <w:t xml:space="preserve">Oncorhynchus </w:t>
       </w:r>
       <w:r>
         <w:rPr>
@@ -137,50 +139,37 @@
           <w:i/>
           <w:iCs/>
         </w:rPr>
-        <w:t>Lamna ditropis</w:t>
-      </w:r>
-      <w:r>
-        <w:rPr>
-          <w:rFonts w:ascii="Georgia" w:hAnsi="Georgia"/>
-        </w:rPr>
-        <w:t>), a variety of seabirds, and other marine predators (Adams, 2016; Seitz, 2019; Wells, 2025). For human communities, Pacific salmon have provided nourishment and shaped cultures for millennia (Atlas, 2021). In Alaska alone, Pacific salmon constitute one third of the 34-million-pound annual subsistence harvest (Fall, 2016) and hundreds of millions of pounds in commercial landings (NOAA, 2024).</w:t>
-      </w:r>
-    </w:p>
-    <w:p>
-      <w:pPr>
-        <w:rPr>
-          <w:rFonts w:ascii="Georgia" w:hAnsi="Georgia"/>
-        </w:rPr>
-      </w:pPr>
-      <w:r>
-        <w:rPr>
-          <w:rFonts w:ascii="Georgia" w:hAnsi="Georgia"/>
-        </w:rPr>
-        <w:t xml:space="preserve">Understanding the ecology of this </w:t>
-      </w:r>
-      <w:r>
-        <w:rPr>
-          <w:rFonts w:ascii="Georgia" w:hAnsi="Georgia"/>
-        </w:rPr>
-        <w:t>group</w:t>
-      </w:r>
-      <w:r>
-        <w:rPr>
-          <w:rFonts w:ascii="Georgia" w:hAnsi="Georgia"/>
-        </w:rPr>
-        <w:t xml:space="preserve"> depends upon understanding their behavior at sea. </w:t>
-      </w:r>
-      <w:r>
-        <w:rPr>
-          <w:rFonts w:ascii="Georgia" w:hAnsi="Georgia"/>
-        </w:rPr>
-        <w:t>Chum salmon</w:t>
-      </w:r>
-      <w:r>
-        <w:rPr>
-          <w:rFonts w:ascii="Georgia" w:hAnsi="Georgia"/>
-        </w:rPr>
-        <w:t xml:space="preserve"> (</w:t>
+        <w:t>tshawytscha</w:t>
+      </w:r>
+      <w:r>
+        <w:rPr>
+          <w:rFonts w:ascii="Georgia" w:hAnsi="Georgia"/>
+        </w:rPr>
+        <w:t xml:space="preserve">) follow the North American coastline from their natal rivers in California up and into the Gulf of Alaska </w:t>
+      </w:r>
+      <w:r>
+        <w:rPr>
+          <w:rFonts w:ascii="Georgia" w:hAnsi="Georgia"/>
+        </w:rPr>
+        <w:t xml:space="preserve">(Riddell, 2018) and can travel distances exceeding 50km a day </w:t>
+      </w:r>
+      <w:r>
+        <w:rPr>
+          <w:rFonts w:ascii="Georgia" w:hAnsi="Georgia"/>
+        </w:rPr>
+        <w:t>(</w:t>
+      </w:r>
+      <w:r>
+        <w:rPr>
+          <w:rFonts w:ascii="Georgia" w:hAnsi="Georgia"/>
+        </w:rPr>
+        <w:t>CITE</w:t>
+      </w:r>
+      <w:r>
+        <w:rPr>
+          <w:rFonts w:ascii="Georgia" w:hAnsi="Georgia"/>
+        </w:rPr>
+        <w:t xml:space="preserve">). </w:t>
       </w:r>
       <w:r>
         <w:rPr>
@@ -188,33 +177,105 @@
           <w:i/>
           <w:iCs/>
         </w:rPr>
-        <w:t>Oncorhynchus keta</w:t>
-      </w:r>
-      <w:r>
-        <w:rPr>
-          <w:rFonts w:ascii="Georgia" w:hAnsi="Georgia"/>
-        </w:rPr>
-        <w:t>)</w:t>
-      </w:r>
-      <w:r>
-        <w:rPr>
-          <w:rFonts w:ascii="Georgia" w:hAnsi="Georgia"/>
-        </w:rPr>
-        <w:t xml:space="preserve"> migrate to coastal waters immediately after emerging from their gravel beds, rear as juveniles, then range through the open ocean for up to six years before returning to spawn. Sockeye salmon </w:t>
-      </w:r>
-      <w:r>
-        <w:rPr>
-          <w:rFonts w:ascii="Georgia" w:hAnsi="Georgia"/>
-        </w:rPr>
-        <w:t>(</w:t>
-      </w:r>
-      <w:r>
+        <w:t xml:space="preserve">Find studies on cetaceans and sharks moving about for non-migration reasons. </w:t>
+      </w:r>
+    </w:p>
+    <w:p>
+      <w:pPr>
+        <w:rPr>
+          <w:rFonts w:ascii="Georgia" w:hAnsi="Georgia"/>
+        </w:rPr>
+      </w:pPr>
+      <w:r>
+        <w:rPr>
+          <w:rFonts w:ascii="Georgia" w:hAnsi="Georgia"/>
+        </w:rPr>
+        <w:t xml:space="preserve">Understanding what drives these movements is essential to both understanding the ecology of these species and its overlap with human activities. Given that movement has evolved as a central aspect of these species’ lives it must also be central to their ecology and so only by understanding why it is they do what they do can we understand the </w:t>
+      </w:r>
+      <w:r>
+        <w:rPr>
+          <w:rFonts w:ascii="Georgia" w:hAnsi="Georgia"/>
+        </w:rPr>
+        <w:t xml:space="preserve">associated benefits and risks created by the behavior. In so doing we can also better understand the ways in which human activities might exacerbate risks or remove benefits. </w:t>
+      </w:r>
+    </w:p>
+    <w:p>
+      <w:pPr>
+        <w:rPr>
+          <w:rFonts w:ascii="Georgia" w:hAnsi="Georgia"/>
+        </w:rPr>
+      </w:pPr>
+      <w:r>
+        <w:rPr>
+          <w:rFonts w:ascii="Georgia" w:hAnsi="Georgia"/>
+        </w:rPr>
+        <w:t xml:space="preserve">Building such understanding is equivalent to developing models of how distributions of animals change over time. Specifically, such a model would be able to take an initial distribution of a set of animals and accurately predict the redistribution of those animals over time. Such a species redistribution model </w:t>
+      </w:r>
+      <w:r>
+        <w:rPr>
+          <w:rFonts w:ascii="Georgia" w:hAnsi="Georgia"/>
+        </w:rPr>
+        <w:t xml:space="preserve">(SRM) </w:t>
+      </w:r>
+      <w:r>
+        <w:rPr>
+          <w:rFonts w:ascii="Georgia" w:hAnsi="Georgia"/>
+        </w:rPr>
+        <w:t xml:space="preserve">would then provide a means to put specific predictions about what drives animal movements to the test. </w:t>
+      </w:r>
+    </w:p>
+    <w:p>
+      <w:pPr>
+        <w:rPr>
+          <w:rFonts w:ascii="Georgia" w:hAnsi="Georgia"/>
+        </w:rPr>
+      </w:pPr>
+      <w:r>
+        <w:rPr>
+          <w:rFonts w:ascii="Georgia" w:hAnsi="Georgia"/>
+        </w:rPr>
+        <w:t xml:space="preserve">One strategy for building such models involves splitting the problem into two parts – local movement integrated over assumed density. </w:t>
+      </w:r>
+      <w:r>
+        <w:rPr>
+          <w:rFonts w:ascii="Georgia" w:hAnsi="Georgia"/>
+        </w:rPr>
+        <w:t xml:space="preserve">If a region of interest is segmented into a discrete grid and a model is built that describes the transition probabilities between these grid points at each timestep then the overall SRM simply decomposes into taking the initial per grid density, passing it through these transition probabilities, summing over the grid points, and repeating the process for as many timesteps are necessary. </w:t>
+      </w:r>
+    </w:p>
+    <w:p>
+      <w:pPr>
+        <w:rPr>
+          <w:rFonts w:ascii="Georgia" w:hAnsi="Georgia"/>
+        </w:rPr>
+      </w:pPr>
+      <w:r>
+        <w:rPr>
+          <w:rFonts w:ascii="Georgia" w:hAnsi="Georgia"/>
+        </w:rPr>
+        <w:t xml:space="preserve">In the case of animal movement, there are a series of questions such a simulation enables right away. First, assuming an initial uniform distribution across space, where would animals tend to congregate? Are there times or places in which animals are more or less likely to move from an area they are currently occupying? Is there directivity to </w:t>
+      </w:r>
+      <w:r>
+        <w:rPr>
+          <w:rFonts w:ascii="Georgia" w:hAnsi="Georgia"/>
+        </w:rPr>
+        <w:lastRenderedPageBreak/>
+        <w:t xml:space="preserve">this movement? In each of these cases one learns by studying how the system redistributions itself. </w:t>
+      </w:r>
+    </w:p>
+    <w:p>
+      <w:pPr>
         <w:rPr>
           <w:rFonts w:ascii="Georgia" w:hAnsi="Georgia"/>
           <w:i/>
           <w:iCs/>
         </w:rPr>
-        <w:t xml:space="preserve">Oncorhynchus </w:t>
+      </w:pPr>
+      <w:r>
+        <w:rPr>
+          <w:rFonts w:ascii="Georgia" w:hAnsi="Georgia"/>
+        </w:rPr>
+        <w:t>An advantage of this posing is that there already exists technology that provides the exact inputs required to build such localized movement models.</w:t>
       </w:r>
       <w:r>
         <w:rPr>
@@ -222,31 +283,287 @@
           <w:i/>
           <w:iCs/>
         </w:rPr>
-        <w:t>nerka</w:t>
-      </w:r>
-      <w:r>
-        <w:rPr>
-          <w:rFonts w:ascii="Georgia" w:hAnsi="Georgia"/>
-        </w:rPr>
-        <w:t xml:space="preserve">) </w:t>
-      </w:r>
-      <w:r>
-        <w:rPr>
-          <w:rFonts w:ascii="Georgia" w:hAnsi="Georgia"/>
-        </w:rPr>
-        <w:t>spend</w:t>
-      </w:r>
-      <w:r>
-        <w:rPr>
-          <w:rFonts w:ascii="Georgia" w:hAnsi="Georgia"/>
-        </w:rPr>
-        <w:t xml:space="preserve"> more time in freshwater (1-3 years) but then follow a similar trajectory, spending up to three years at sea. Chinook salmon </w:t>
-      </w:r>
-      <w:r>
-        <w:rPr>
-          <w:rFonts w:ascii="Georgia" w:hAnsi="Georgia"/>
-        </w:rPr>
-        <w:t>(</w:t>
+        <w:t xml:space="preserve"> </w:t>
+      </w:r>
+      <w:r>
+        <w:rPr>
+          <w:rFonts w:ascii="Georgia" w:hAnsi="Georgia"/>
+        </w:rPr>
+        <w:t>Specifically, t</w:t>
+      </w:r>
+      <w:r>
+        <w:rPr>
+          <w:rFonts w:ascii="Georgia" w:hAnsi="Georgia"/>
+        </w:rPr>
+        <w:t xml:space="preserve">he data derived from pop-up satellite archival tags </w:t>
+      </w:r>
+      <w:r>
+        <w:rPr>
+          <w:rFonts w:ascii="Georgia" w:hAnsi="Georgia"/>
+        </w:rPr>
+        <w:t xml:space="preserve">(PSATs) </w:t>
+      </w:r>
+      <w:r>
+        <w:rPr>
+          <w:rFonts w:ascii="Georgia" w:hAnsi="Georgia"/>
+        </w:rPr>
+        <w:t xml:space="preserve">represent an excellent opportunity </w:t>
+      </w:r>
+      <w:r>
+        <w:rPr>
+          <w:rFonts w:ascii="Georgia" w:hAnsi="Georgia"/>
+        </w:rPr>
+        <w:t>for</w:t>
+      </w:r>
+      <w:r>
+        <w:rPr>
+          <w:rFonts w:ascii="Georgia" w:hAnsi="Georgia"/>
+        </w:rPr>
+        <w:t xml:space="preserve"> studying </w:t>
+      </w:r>
+      <w:r>
+        <w:rPr>
+          <w:rFonts w:ascii="Georgia" w:hAnsi="Georgia"/>
+        </w:rPr>
+        <w:t>such movements</w:t>
+      </w:r>
+      <w:r>
+        <w:rPr>
+          <w:rFonts w:ascii="Georgia" w:hAnsi="Georgia"/>
+        </w:rPr>
+        <w:t>.</w:t>
+      </w:r>
+      <w:r>
+        <w:rPr>
+          <w:rFonts w:ascii="Georgia" w:hAnsi="Georgia"/>
+        </w:rPr>
+        <w:t xml:space="preserve"> PSATs operate by taking measurements of pressure, ambient light, temperature and other relevant statistics while attached to an animal, releasing from the animal after a predetermined period or event has taken place, and then ultimately transmitted that data through a satellite constellation. This data can then be used with geolocation algorithms to provide an estimate of the animal’s movement over the course of the tag’s deployment. Providing movement data that is, importantly, independent from incidental recapture. </w:t>
+      </w:r>
+    </w:p>
+    <w:p>
+      <w:pPr>
+        <w:rPr>
+          <w:rFonts w:ascii="Georgia" w:hAnsi="Georgia"/>
+        </w:rPr>
+      </w:pPr>
+      <w:r>
+        <w:rPr>
+          <w:rFonts w:ascii="Georgia" w:hAnsi="Georgia"/>
+        </w:rPr>
+        <w:t>This data is then exactly what is required to</w:t>
+      </w:r>
+      <w:r>
+        <w:rPr>
+          <w:rFonts w:ascii="Georgia" w:hAnsi="Georgia"/>
+        </w:rPr>
+        <w:t xml:space="preserve"> build predictive </w:t>
+      </w:r>
+      <w:r>
+        <w:rPr>
+          <w:rFonts w:ascii="Georgia" w:hAnsi="Georgia"/>
+        </w:rPr>
+        <w:t xml:space="preserve">models of </w:t>
+      </w:r>
+      <w:r>
+        <w:rPr>
+          <w:rFonts w:ascii="Georgia" w:hAnsi="Georgia"/>
+        </w:rPr>
+        <w:t>movement</w:t>
+      </w:r>
+      <w:r>
+        <w:rPr>
+          <w:rFonts w:ascii="Georgia" w:hAnsi="Georgia"/>
+        </w:rPr>
+        <w:t xml:space="preserve">. </w:t>
+      </w:r>
+      <w:r>
+        <w:rPr>
+          <w:rFonts w:ascii="Georgia" w:hAnsi="Georgia"/>
+        </w:rPr>
+        <w:t xml:space="preserve">Each consecutive pair of days provides a decision – where the fish was and where it chose to go the following day. </w:t>
+      </w:r>
+      <w:r>
+        <w:rPr>
+          <w:rFonts w:ascii="Georgia" w:hAnsi="Georgia"/>
+        </w:rPr>
+        <w:t xml:space="preserve">It </w:t>
+      </w:r>
+      <w:r>
+        <w:rPr>
+          <w:rFonts w:ascii="Georgia" w:hAnsi="Georgia"/>
+        </w:rPr>
+        <w:t xml:space="preserve">also shows where the fish chose not to go. These can then be paired with environmental data </w:t>
+      </w:r>
+      <w:r>
+        <w:rPr>
+          <w:rFonts w:ascii="Georgia" w:hAnsi="Georgia"/>
+        </w:rPr>
+        <w:t xml:space="preserve">as well as other context to build models </w:t>
+      </w:r>
+      <w:r>
+        <w:rPr>
+          <w:rFonts w:ascii="Georgia" w:hAnsi="Georgia"/>
+        </w:rPr>
+        <w:t xml:space="preserve">that </w:t>
+      </w:r>
+      <w:r>
+        <w:rPr>
+          <w:rFonts w:ascii="Georgia" w:hAnsi="Georgia"/>
+        </w:rPr>
+        <w:t>attempt to</w:t>
+      </w:r>
+      <w:r>
+        <w:rPr>
+          <w:rFonts w:ascii="Georgia" w:hAnsi="Georgia"/>
+        </w:rPr>
+        <w:t xml:space="preserve"> </w:t>
+      </w:r>
+      <w:r>
+        <w:rPr>
+          <w:rFonts w:ascii="Georgia" w:hAnsi="Georgia"/>
+        </w:rPr>
+        <w:t xml:space="preserve">predict, given a position on one day, </w:t>
+      </w:r>
+      <w:r>
+        <w:rPr>
+          <w:rFonts w:ascii="Georgia" w:hAnsi="Georgia"/>
+        </w:rPr>
+        <w:t xml:space="preserve">the distribution of likely positions on the next. </w:t>
+      </w:r>
+    </w:p>
+    <w:p>
+      <w:pPr>
+        <w:rPr>
+          <w:rFonts w:ascii="Georgia" w:hAnsi="Georgia"/>
+        </w:rPr>
+      </w:pPr>
+      <w:proofErr w:type="gramStart"/>
+      <w:r>
+        <w:rPr>
+          <w:rFonts w:ascii="Georgia" w:hAnsi="Georgia"/>
+        </w:rPr>
+        <w:t>A large number of</w:t>
+      </w:r>
+      <w:proofErr w:type="gramEnd"/>
+      <w:r>
+        <w:rPr>
+          <w:rFonts w:ascii="Georgia" w:hAnsi="Georgia"/>
+        </w:rPr>
+        <w:t xml:space="preserve"> PSATs have already been deployed on Chinook salmon in a set of studies conducted by Seitz and Courtney et al (CITE) and not only </w:t>
+      </w:r>
+      <w:r>
+        <w:rPr>
+          <w:rFonts w:ascii="Georgia" w:hAnsi="Georgia"/>
+        </w:rPr>
+        <w:t>c</w:t>
+      </w:r>
+      <w:r>
+        <w:rPr>
+          <w:rFonts w:ascii="Georgia" w:hAnsi="Georgia"/>
+        </w:rPr>
+        <w:t xml:space="preserve">ould </w:t>
+      </w:r>
+      <w:r>
+        <w:rPr>
+          <w:rFonts w:ascii="Georgia" w:hAnsi="Georgia"/>
+        </w:rPr>
+        <w:t xml:space="preserve">SRMs </w:t>
+      </w:r>
+      <w:r>
+        <w:rPr>
+          <w:rFonts w:ascii="Georgia" w:hAnsi="Georgia"/>
+        </w:rPr>
+        <w:t>improve our</w:t>
+      </w:r>
+      <w:r>
+        <w:rPr>
+          <w:rFonts w:ascii="Georgia" w:hAnsi="Georgia"/>
+        </w:rPr>
+        <w:t xml:space="preserve"> understanding of </w:t>
+      </w:r>
+      <w:r>
+        <w:rPr>
+          <w:rFonts w:ascii="Georgia" w:hAnsi="Georgia"/>
+        </w:rPr>
+        <w:t>Pacific salmon marine ecology</w:t>
+      </w:r>
+      <w:r>
+        <w:rPr>
+          <w:rFonts w:ascii="Georgia" w:hAnsi="Georgia"/>
+        </w:rPr>
+        <w:t>,</w:t>
+      </w:r>
+      <w:r>
+        <w:rPr>
+          <w:rFonts w:ascii="Georgia" w:hAnsi="Georgia"/>
+        </w:rPr>
+        <w:t xml:space="preserve"> but</w:t>
+      </w:r>
+      <w:r>
+        <w:rPr>
+          <w:rFonts w:ascii="Georgia" w:hAnsi="Georgia"/>
+        </w:rPr>
+        <w:t xml:space="preserve"> </w:t>
+      </w:r>
+      <w:r>
+        <w:rPr>
+          <w:rFonts w:ascii="Georgia" w:hAnsi="Georgia"/>
+        </w:rPr>
+        <w:t xml:space="preserve">answer questions </w:t>
+      </w:r>
+      <w:r>
+        <w:rPr>
+          <w:rFonts w:ascii="Georgia" w:hAnsi="Georgia"/>
+        </w:rPr>
+        <w:t>having a</w:t>
+      </w:r>
+      <w:r>
+        <w:rPr>
+          <w:rFonts w:ascii="Georgia" w:hAnsi="Georgia"/>
+        </w:rPr>
+        <w:t xml:space="preserve"> direct impact </w:t>
+      </w:r>
+      <w:r>
+        <w:rPr>
+          <w:rFonts w:ascii="Georgia" w:hAnsi="Georgia"/>
+        </w:rPr>
+        <w:t xml:space="preserve">on </w:t>
+      </w:r>
+      <w:r>
+        <w:rPr>
+          <w:rFonts w:ascii="Georgia" w:hAnsi="Georgia"/>
+        </w:rPr>
+        <w:t xml:space="preserve">their </w:t>
+      </w:r>
+      <w:r>
+        <w:rPr>
+          <w:rFonts w:ascii="Georgia" w:hAnsi="Georgia"/>
+        </w:rPr>
+        <w:t>bycatch</w:t>
+      </w:r>
+      <w:r>
+        <w:rPr>
+          <w:rFonts w:ascii="Georgia" w:hAnsi="Georgia"/>
+        </w:rPr>
+        <w:t>.</w:t>
+      </w:r>
+      <w:r>
+        <w:rPr>
+          <w:rFonts w:ascii="Georgia" w:hAnsi="Georgia"/>
+        </w:rPr>
+        <w:t xml:space="preserve"> </w:t>
+      </w:r>
+      <w:r>
+        <w:rPr>
+          <w:rFonts w:ascii="Georgia" w:hAnsi="Georgia"/>
+        </w:rPr>
+        <w:t>For example, t</w:t>
+      </w:r>
+      <w:r>
+        <w:rPr>
+          <w:rFonts w:ascii="Georgia" w:hAnsi="Georgia"/>
+        </w:rPr>
+        <w:t>he Gulf of Alaska hosts a walleye pollock (</w:t>
       </w:r>
       <w:r>
         <w:rPr>
@@ -254,852 +571,18 @@
           <w:i/>
           <w:iCs/>
         </w:rPr>
-        <w:t>Oncorhynchus</w:t>
-      </w:r>
+        <w:t xml:space="preserve">Gadus </w:t>
+      </w:r>
+      <w:proofErr w:type="spellStart"/>
       <w:r>
         <w:rPr>
           <w:rFonts w:ascii="Georgia" w:hAnsi="Georgia"/>
           <w:i/>
           <w:iCs/>
         </w:rPr>
-        <w:t xml:space="preserve"> </w:t>
-      </w:r>
-      <w:r>
-        <w:rPr>
-          <w:rFonts w:ascii="Georgia" w:hAnsi="Georgia"/>
-          <w:i/>
-          <w:iCs/>
-        </w:rPr>
-        <w:t>tshawytscha</w:t>
-      </w:r>
-      <w:r>
-        <w:rPr>
-          <w:rFonts w:ascii="Georgia" w:hAnsi="Georgia"/>
-        </w:rPr>
-        <w:t>)</w:t>
-      </w:r>
-      <w:r>
-        <w:rPr>
-          <w:rFonts w:ascii="Georgia" w:hAnsi="Georgia"/>
-          <w:i/>
-          <w:iCs/>
-        </w:rPr>
-        <w:t xml:space="preserve"> </w:t>
-      </w:r>
-      <w:r>
-        <w:rPr>
-          <w:rFonts w:ascii="Georgia" w:hAnsi="Georgia"/>
-        </w:rPr>
-        <w:t xml:space="preserve">from the Pacific Northwest regularly journey to the Gulf of Alaska and the Bering Sea during their </w:t>
-      </w:r>
-      <w:r>
-        <w:rPr>
-          <w:rFonts w:ascii="Georgia" w:hAnsi="Georgia"/>
-        </w:rPr>
-        <w:t xml:space="preserve">marine tenure, which can last </w:t>
-      </w:r>
-      <w:r>
-        <w:rPr>
-          <w:rFonts w:ascii="Georgia" w:hAnsi="Georgia"/>
-        </w:rPr>
-        <w:t xml:space="preserve">up to five years (Weitkamp, 2010). Pink salmon </w:t>
-      </w:r>
-      <w:r>
-        <w:rPr>
-          <w:rFonts w:ascii="Georgia" w:hAnsi="Georgia"/>
-        </w:rPr>
-        <w:t>(</w:t>
-      </w:r>
-      <w:r>
-        <w:rPr>
-          <w:rFonts w:ascii="Georgia" w:hAnsi="Georgia"/>
-          <w:i/>
-          <w:iCs/>
-        </w:rPr>
-        <w:t>Oncorhynchus gorbuscha</w:t>
-      </w:r>
-      <w:r>
-        <w:rPr>
-          <w:rFonts w:ascii="Georgia" w:hAnsi="Georgia"/>
-        </w:rPr>
-        <w:t>)</w:t>
-      </w:r>
-      <w:r>
-        <w:rPr>
-          <w:rFonts w:ascii="Georgia" w:hAnsi="Georgia"/>
-          <w:i/>
-          <w:iCs/>
-        </w:rPr>
-        <w:t xml:space="preserve"> </w:t>
-      </w:r>
-      <w:r>
-        <w:rPr>
-          <w:rFonts w:ascii="Georgia" w:hAnsi="Georgia"/>
-        </w:rPr>
-        <w:t xml:space="preserve">are perhaps the most impressive in their movements, migrating directly to the marine environment upon hatching and then traveling thousands of kilometers in their 18 months at sea. And while </w:t>
-      </w:r>
-      <w:r>
-        <w:rPr>
-          <w:rFonts w:ascii="Georgia" w:hAnsi="Georgia"/>
-        </w:rPr>
-        <w:t>C</w:t>
-      </w:r>
-      <w:r>
-        <w:rPr>
-          <w:rFonts w:ascii="Georgia" w:hAnsi="Georgia"/>
-        </w:rPr>
-        <w:t>oho salmon</w:t>
-      </w:r>
-      <w:r>
-        <w:rPr>
-          <w:rFonts w:ascii="Georgia" w:hAnsi="Georgia"/>
-        </w:rPr>
-        <w:t xml:space="preserve"> (</w:t>
-      </w:r>
-      <w:r>
-        <w:rPr>
-          <w:rFonts w:ascii="Georgia" w:hAnsi="Georgia"/>
-          <w:i/>
-          <w:iCs/>
-        </w:rPr>
-        <w:t>Oncorhynchus</w:t>
-      </w:r>
-      <w:r>
-        <w:rPr>
-          <w:rFonts w:ascii="Georgia" w:hAnsi="Georgia"/>
-        </w:rPr>
-        <w:t xml:space="preserve"> </w:t>
-      </w:r>
-      <w:r>
-        <w:rPr>
-          <w:rFonts w:ascii="Georgia" w:hAnsi="Georgia"/>
-          <w:i/>
-          <w:iCs/>
-        </w:rPr>
-        <w:t>kisutch</w:t>
-      </w:r>
-      <w:r>
-        <w:rPr>
-          <w:rFonts w:ascii="Georgia" w:hAnsi="Georgia"/>
-        </w:rPr>
-        <w:t xml:space="preserve">) </w:t>
-      </w:r>
-      <w:r>
-        <w:rPr>
-          <w:rFonts w:ascii="Georgia" w:hAnsi="Georgia"/>
-        </w:rPr>
-        <w:t>spend</w:t>
-      </w:r>
-      <w:r>
-        <w:rPr>
-          <w:rFonts w:ascii="Georgia" w:hAnsi="Georgia"/>
-        </w:rPr>
-        <w:t xml:space="preserve"> less time in the ocean than their relatives, they still manage to amass 99% of their weight in marine waters (Beamish, 2018). </w:t>
-      </w:r>
-      <w:r>
-        <w:rPr>
-          <w:rFonts w:ascii="Georgia" w:hAnsi="Georgia"/>
-        </w:rPr>
-        <w:t xml:space="preserve">The </w:t>
-      </w:r>
-      <w:r>
-        <w:rPr>
-          <w:rFonts w:ascii="Georgia" w:hAnsi="Georgia"/>
-        </w:rPr>
-        <w:t xml:space="preserve">time spent at sea is very important to these species and so </w:t>
-      </w:r>
-      <w:r>
-        <w:rPr>
-          <w:rFonts w:ascii="Georgia" w:hAnsi="Georgia"/>
-        </w:rPr>
-        <w:t xml:space="preserve">understanding their ecology requires understanding their </w:t>
-      </w:r>
-      <w:r>
-        <w:rPr>
-          <w:rFonts w:ascii="Georgia" w:hAnsi="Georgia"/>
-        </w:rPr>
-        <w:t xml:space="preserve">marine </w:t>
-      </w:r>
-      <w:r>
-        <w:rPr>
-          <w:rFonts w:ascii="Georgia" w:hAnsi="Georgia"/>
-        </w:rPr>
-        <w:t xml:space="preserve">behavior. </w:t>
-      </w:r>
-    </w:p>
-    <w:p>
-      <w:pPr>
-        <w:rPr>
-          <w:rFonts w:ascii="Georgia" w:hAnsi="Georgia"/>
-        </w:rPr>
-      </w:pPr>
-      <w:r>
-        <w:rPr>
-          <w:rFonts w:ascii="Georgia" w:hAnsi="Georgia"/>
-        </w:rPr>
-        <w:t xml:space="preserve">The data derived from pop-up satellite archival tags </w:t>
-      </w:r>
-      <w:r>
-        <w:rPr>
-          <w:rFonts w:ascii="Georgia" w:hAnsi="Georgia"/>
-        </w:rPr>
-        <w:t xml:space="preserve">(PSATs) </w:t>
-      </w:r>
-      <w:r>
-        <w:rPr>
-          <w:rFonts w:ascii="Georgia" w:hAnsi="Georgia"/>
-        </w:rPr>
-        <w:t xml:space="preserve">represent an excellent opportunity </w:t>
-      </w:r>
-      <w:r>
-        <w:rPr>
-          <w:rFonts w:ascii="Georgia" w:hAnsi="Georgia"/>
-        </w:rPr>
-        <w:t>for</w:t>
-      </w:r>
-      <w:r>
-        <w:rPr>
-          <w:rFonts w:ascii="Georgia" w:hAnsi="Georgia"/>
-        </w:rPr>
-        <w:t xml:space="preserve"> studying one aspect of this behavior – movement. </w:t>
-      </w:r>
-      <w:r>
-        <w:rPr>
-          <w:rFonts w:ascii="Georgia" w:hAnsi="Georgia"/>
-        </w:rPr>
-        <w:t xml:space="preserve">While there have been studies of basin scale movements </w:t>
-      </w:r>
-      <w:r>
-        <w:rPr>
-          <w:rFonts w:ascii="Georgia" w:hAnsi="Georgia"/>
-        </w:rPr>
-        <w:t xml:space="preserve">of Pacific salmon </w:t>
-      </w:r>
-      <w:r>
-        <w:rPr>
-          <w:rFonts w:ascii="Georgia" w:hAnsi="Georgia"/>
-        </w:rPr>
-        <w:t>(Langan, 2024; Myers, 2007)</w:t>
-      </w:r>
-      <w:r>
-        <w:rPr>
-          <w:rFonts w:ascii="Georgia" w:hAnsi="Georgia"/>
-        </w:rPr>
-        <w:t xml:space="preserve"> </w:t>
-      </w:r>
-      <w:r>
-        <w:rPr>
-          <w:rFonts w:ascii="Georgia" w:hAnsi="Georgia"/>
-        </w:rPr>
-        <w:t>as well as</w:t>
-      </w:r>
-      <w:r>
-        <w:rPr>
-          <w:rFonts w:ascii="Georgia" w:hAnsi="Georgia"/>
-        </w:rPr>
-        <w:t xml:space="preserve"> </w:t>
-      </w:r>
-      <w:r>
-        <w:rPr>
-          <w:rFonts w:ascii="Georgia" w:hAnsi="Georgia"/>
-        </w:rPr>
-        <w:t xml:space="preserve">studies of the </w:t>
-      </w:r>
-      <w:r>
-        <w:rPr>
-          <w:rFonts w:ascii="Georgia" w:hAnsi="Georgia"/>
-        </w:rPr>
-        <w:t>broadscale distribution along the Pacific coast of North America</w:t>
-      </w:r>
-      <w:r>
-        <w:rPr>
-          <w:rFonts w:ascii="Georgia" w:hAnsi="Georgia"/>
-        </w:rPr>
-        <w:t xml:space="preserve"> </w:t>
-      </w:r>
-      <w:r>
-        <w:rPr>
-          <w:rFonts w:ascii="Georgia" w:hAnsi="Georgia"/>
-        </w:rPr>
-        <w:t xml:space="preserve">(Weitkamp </w:t>
-      </w:r>
-      <w:r>
-        <w:rPr>
-          <w:rFonts w:ascii="Georgia" w:hAnsi="Georgia"/>
-        </w:rPr>
-        <w:t>2002 &amp; 2010</w:t>
-      </w:r>
-      <w:r>
-        <w:rPr>
-          <w:rFonts w:ascii="Georgia" w:hAnsi="Georgia"/>
-        </w:rPr>
-        <w:t>), studies of</w:t>
-      </w:r>
-      <w:r>
-        <w:rPr>
-          <w:rFonts w:ascii="Georgia" w:hAnsi="Georgia"/>
-        </w:rPr>
-        <w:t xml:space="preserve"> </w:t>
-      </w:r>
-      <w:r>
-        <w:rPr>
-          <w:rFonts w:ascii="Georgia" w:hAnsi="Georgia"/>
-        </w:rPr>
-        <w:t xml:space="preserve">fine scale movement </w:t>
-      </w:r>
-      <w:r>
-        <w:rPr>
-          <w:rFonts w:ascii="Georgia" w:hAnsi="Georgia"/>
-        </w:rPr>
-        <w:t xml:space="preserve">have been limited to fisheries dependent data </w:t>
-      </w:r>
-      <w:r>
-        <w:rPr>
-          <w:rFonts w:ascii="Georgia" w:hAnsi="Georgia"/>
-        </w:rPr>
-        <w:t>(DeFilippo, 2025; Shirk, 2023; Freshwater, 2021)</w:t>
-      </w:r>
-      <w:r>
-        <w:rPr>
-          <w:rFonts w:ascii="Georgia" w:hAnsi="Georgia"/>
-        </w:rPr>
-        <w:t xml:space="preserve">. </w:t>
-      </w:r>
-      <w:r>
-        <w:rPr>
-          <w:rFonts w:ascii="Georgia" w:hAnsi="Georgia"/>
-        </w:rPr>
-        <w:t>This fisheries dependence constrains the spatiotemporal extent of these studies</w:t>
-      </w:r>
-      <w:r>
-        <w:rPr>
-          <w:rFonts w:ascii="Georgia" w:hAnsi="Georgia"/>
-        </w:rPr>
-        <w:t>,</w:t>
-      </w:r>
-      <w:r>
-        <w:rPr>
-          <w:rFonts w:ascii="Georgia" w:hAnsi="Georgia"/>
-        </w:rPr>
-        <w:t xml:space="preserve"> </w:t>
-      </w:r>
-      <w:r>
-        <w:rPr>
-          <w:rFonts w:ascii="Georgia" w:hAnsi="Georgia"/>
-        </w:rPr>
-        <w:t xml:space="preserve">providing </w:t>
-      </w:r>
-      <w:r>
-        <w:rPr>
-          <w:rFonts w:ascii="Georgia" w:hAnsi="Georgia"/>
-        </w:rPr>
-        <w:t xml:space="preserve">a picture of </w:t>
-      </w:r>
-      <w:r>
-        <w:rPr>
-          <w:rFonts w:ascii="Georgia" w:hAnsi="Georgia"/>
-        </w:rPr>
-        <w:lastRenderedPageBreak/>
-        <w:t xml:space="preserve">movement through only a fraction of their range. By ultimately transmitting data through satellite connectivity, </w:t>
-      </w:r>
-      <w:r>
-        <w:rPr>
-          <w:rFonts w:ascii="Georgia" w:hAnsi="Georgia"/>
-        </w:rPr>
-        <w:t>PSATs</w:t>
-      </w:r>
-      <w:r>
-        <w:rPr>
-          <w:rFonts w:ascii="Georgia" w:hAnsi="Georgia"/>
-        </w:rPr>
-        <w:t xml:space="preserve"> </w:t>
-      </w:r>
-      <w:r>
-        <w:rPr>
-          <w:rFonts w:ascii="Georgia" w:hAnsi="Georgia"/>
-        </w:rPr>
-        <w:t xml:space="preserve">provide an opportunity for collecting data that is fisheries independent. </w:t>
-      </w:r>
-    </w:p>
-    <w:p>
-      <w:pPr>
-        <w:rPr>
-          <w:rFonts w:ascii="Georgia" w:hAnsi="Georgia"/>
-        </w:rPr>
-      </w:pPr>
-      <w:r>
-        <w:rPr>
-          <w:rFonts w:ascii="Georgia" w:hAnsi="Georgia"/>
-        </w:rPr>
-        <w:t>PSAT</w:t>
-      </w:r>
-      <w:r>
-        <w:rPr>
-          <w:rFonts w:ascii="Georgia" w:hAnsi="Georgia"/>
-        </w:rPr>
-        <w:t xml:space="preserve"> data is also well suited to the problem </w:t>
-      </w:r>
-      <w:r>
-        <w:rPr>
-          <w:rFonts w:ascii="Georgia" w:hAnsi="Georgia"/>
-        </w:rPr>
-        <w:t xml:space="preserve">of studying movement </w:t>
-      </w:r>
-      <w:r>
-        <w:rPr>
-          <w:rFonts w:ascii="Georgia" w:hAnsi="Georgia"/>
-        </w:rPr>
-        <w:t xml:space="preserve">as the data can be used </w:t>
-      </w:r>
-      <w:r>
-        <w:rPr>
-          <w:rFonts w:ascii="Georgia" w:hAnsi="Georgia"/>
-        </w:rPr>
-        <w:t xml:space="preserve">directly </w:t>
-      </w:r>
-      <w:r>
-        <w:rPr>
-          <w:rFonts w:ascii="Georgia" w:hAnsi="Georgia"/>
-        </w:rPr>
-        <w:t xml:space="preserve">to build predictive </w:t>
-      </w:r>
-      <w:r>
-        <w:rPr>
-          <w:rFonts w:ascii="Georgia" w:hAnsi="Georgia"/>
-        </w:rPr>
-        <w:t xml:space="preserve">movement </w:t>
-      </w:r>
-      <w:r>
-        <w:rPr>
-          <w:rFonts w:ascii="Georgia" w:hAnsi="Georgia"/>
-        </w:rPr>
-        <w:t>models</w:t>
-      </w:r>
-      <w:r>
-        <w:rPr>
-          <w:rFonts w:ascii="Georgia" w:hAnsi="Georgia"/>
-        </w:rPr>
-        <w:t xml:space="preserve">. </w:t>
-      </w:r>
-      <w:r>
-        <w:rPr>
-          <w:rFonts w:ascii="Georgia" w:hAnsi="Georgia"/>
-        </w:rPr>
-        <w:t xml:space="preserve">Each consecutive pair of days provides a decision – where the fish was and where it chose to go the following day. </w:t>
-      </w:r>
-      <w:r>
-        <w:rPr>
-          <w:rFonts w:ascii="Georgia" w:hAnsi="Georgia"/>
-        </w:rPr>
-        <w:t xml:space="preserve">It </w:t>
-      </w:r>
-      <w:r>
-        <w:rPr>
-          <w:rFonts w:ascii="Georgia" w:hAnsi="Georgia"/>
-        </w:rPr>
-        <w:t xml:space="preserve">also shows where the fish chose not to go. These can then be paired with environmental data </w:t>
-      </w:r>
-      <w:r>
-        <w:rPr>
-          <w:rFonts w:ascii="Georgia" w:hAnsi="Georgia"/>
-        </w:rPr>
-        <w:t xml:space="preserve">as well as other context to build models </w:t>
-      </w:r>
-      <w:r>
-        <w:rPr>
-          <w:rFonts w:ascii="Georgia" w:hAnsi="Georgia"/>
-        </w:rPr>
-        <w:t xml:space="preserve">that </w:t>
-      </w:r>
-      <w:r>
-        <w:rPr>
-          <w:rFonts w:ascii="Georgia" w:hAnsi="Georgia"/>
-        </w:rPr>
-        <w:t>attempt to</w:t>
-      </w:r>
-      <w:r>
-        <w:rPr>
-          <w:rFonts w:ascii="Georgia" w:hAnsi="Georgia"/>
-        </w:rPr>
-        <w:t xml:space="preserve"> </w:t>
-      </w:r>
-      <w:r>
-        <w:rPr>
-          <w:rFonts w:ascii="Georgia" w:hAnsi="Georgia"/>
-        </w:rPr>
-        <w:t xml:space="preserve">predict, given a position on one day, </w:t>
-      </w:r>
-      <w:r>
-        <w:rPr>
-          <w:rFonts w:ascii="Georgia" w:hAnsi="Georgia"/>
-        </w:rPr>
-        <w:t xml:space="preserve">the distribution of likely positions on the next. </w:t>
-      </w:r>
-    </w:p>
-    <w:p>
-      <w:pPr>
-        <w:rPr>
-          <w:rFonts w:ascii="Georgia" w:hAnsi="Georgia"/>
-        </w:rPr>
-      </w:pPr>
-      <w:r>
-        <w:rPr>
-          <w:rFonts w:ascii="Georgia" w:hAnsi="Georgia"/>
-        </w:rPr>
-        <w:t>Such</w:t>
-      </w:r>
-      <w:r>
-        <w:rPr>
-          <w:rFonts w:ascii="Georgia" w:hAnsi="Georgia"/>
-        </w:rPr>
-        <w:t xml:space="preserve"> a model </w:t>
-      </w:r>
-      <w:r>
-        <w:rPr>
-          <w:rFonts w:ascii="Georgia" w:hAnsi="Georgia"/>
-        </w:rPr>
-        <w:t>can then be used within</w:t>
-      </w:r>
-      <w:r>
-        <w:rPr>
-          <w:rFonts w:ascii="Georgia" w:hAnsi="Georgia"/>
-        </w:rPr>
-        <w:t xml:space="preserve"> simulation</w:t>
-      </w:r>
-      <w:r>
-        <w:rPr>
-          <w:rFonts w:ascii="Georgia" w:hAnsi="Georgia"/>
-        </w:rPr>
-        <w:t xml:space="preserve"> to study behavior as a dynamic system</w:t>
-      </w:r>
-      <w:r>
-        <w:rPr>
-          <w:rFonts w:ascii="Georgia" w:hAnsi="Georgia"/>
-        </w:rPr>
-        <w:t xml:space="preserve">. </w:t>
-      </w:r>
-      <w:r>
-        <w:rPr>
-          <w:rFonts w:ascii="Georgia" w:hAnsi="Georgia"/>
-        </w:rPr>
-        <w:t>Specifically, if</w:t>
-      </w:r>
-      <w:r>
-        <w:rPr>
-          <w:rFonts w:ascii="Georgia" w:hAnsi="Georgia"/>
-        </w:rPr>
-        <w:t xml:space="preserve"> one provides an initial distribution of animals, then such a model can predict how this distribution evolves</w:t>
-      </w:r>
-      <w:r>
-        <w:rPr>
-          <w:rFonts w:ascii="Georgia" w:hAnsi="Georgia"/>
-        </w:rPr>
-        <w:t>. Only through this simulation can dynamics of the whole system become readily apparent.</w:t>
-      </w:r>
-      <w:r>
-        <w:rPr>
-          <w:rFonts w:ascii="Georgia" w:hAnsi="Georgia"/>
-        </w:rPr>
-        <w:t xml:space="preserve"> To take an analogy, Newton’s </w:t>
-      </w:r>
-      <w:r>
-        <w:rPr>
-          <w:rFonts w:ascii="Georgia" w:hAnsi="Georgia"/>
-        </w:rPr>
-        <w:t>la</w:t>
-      </w:r>
-      <w:r>
-        <w:rPr>
-          <w:rFonts w:ascii="Georgia" w:hAnsi="Georgia"/>
-        </w:rPr>
-        <w:t>w</w:t>
-      </w:r>
-      <w:r>
-        <w:rPr>
-          <w:rFonts w:ascii="Georgia" w:hAnsi="Georgia"/>
-        </w:rPr>
-        <w:t xml:space="preserve">s of motion along with the universal law of gravity </w:t>
-      </w:r>
-      <w:r>
-        <w:rPr>
-          <w:rFonts w:ascii="Georgia" w:hAnsi="Georgia"/>
-        </w:rPr>
-        <w:t>can be stated in a few simple equations</w:t>
-      </w:r>
-      <w:r>
-        <w:rPr>
-          <w:rFonts w:ascii="Georgia" w:hAnsi="Georgia"/>
-        </w:rPr>
-        <w:t>.</w:t>
-      </w:r>
-      <w:r>
-        <w:rPr>
-          <w:rFonts w:ascii="Georgia" w:hAnsi="Georgia"/>
-        </w:rPr>
-        <w:t xml:space="preserve"> Yet, properties of orbital systems such as chaos in the three-body problem or the </w:t>
-      </w:r>
-      <w:r>
-        <w:rPr>
-          <w:rFonts w:ascii="Georgia" w:hAnsi="Georgia"/>
-        </w:rPr>
-        <w:t>specification</w:t>
-      </w:r>
-      <w:r>
-        <w:rPr>
-          <w:rFonts w:ascii="Georgia" w:hAnsi="Georgia"/>
-        </w:rPr>
-        <w:t xml:space="preserve"> of gravity assists are </w:t>
-      </w:r>
-      <w:r>
-        <w:rPr>
-          <w:rFonts w:ascii="Georgia" w:hAnsi="Georgia"/>
-        </w:rPr>
-        <w:t>made</w:t>
-      </w:r>
-      <w:r>
-        <w:rPr>
-          <w:rFonts w:ascii="Georgia" w:hAnsi="Georgia"/>
-        </w:rPr>
-        <w:t xml:space="preserve"> tractable through simulation.</w:t>
-      </w:r>
-      <w:r>
-        <w:rPr>
-          <w:rFonts w:ascii="Georgia" w:hAnsi="Georgia"/>
-        </w:rPr>
-        <w:t xml:space="preserve"> Likewise</w:t>
-      </w:r>
-      <w:r>
-        <w:rPr>
-          <w:rFonts w:ascii="Georgia" w:hAnsi="Georgia"/>
-        </w:rPr>
-        <w:t>,</w:t>
-      </w:r>
-      <w:r>
-        <w:rPr>
-          <w:rFonts w:ascii="Georgia" w:hAnsi="Georgia"/>
-        </w:rPr>
-        <w:t xml:space="preserve"> </w:t>
-      </w:r>
-      <w:r>
-        <w:rPr>
-          <w:rFonts w:ascii="Georgia" w:hAnsi="Georgia"/>
-        </w:rPr>
-        <w:t>movement models capture the mechanism, but</w:t>
-      </w:r>
-      <w:r>
-        <w:rPr>
-          <w:rFonts w:ascii="Georgia" w:hAnsi="Georgia"/>
-        </w:rPr>
-        <w:t xml:space="preserve"> simulation</w:t>
-      </w:r>
-      <w:r>
-        <w:rPr>
-          <w:rFonts w:ascii="Georgia" w:hAnsi="Georgia"/>
-        </w:rPr>
-        <w:t xml:space="preserve"> </w:t>
-      </w:r>
-      <w:r>
-        <w:rPr>
-          <w:rFonts w:ascii="Georgia" w:hAnsi="Georgia"/>
-        </w:rPr>
-        <w:t>is what</w:t>
-      </w:r>
-      <w:r>
-        <w:rPr>
-          <w:rFonts w:ascii="Georgia" w:hAnsi="Georgia"/>
-        </w:rPr>
-        <w:t xml:space="preserve"> </w:t>
-      </w:r>
-      <w:r>
-        <w:rPr>
-          <w:rFonts w:ascii="Georgia" w:hAnsi="Georgia"/>
-        </w:rPr>
-        <w:t>ultimately</w:t>
-      </w:r>
-      <w:r>
-        <w:rPr>
-          <w:rFonts w:ascii="Georgia" w:hAnsi="Georgia"/>
-        </w:rPr>
-        <w:t xml:space="preserve"> </w:t>
-      </w:r>
-      <w:r>
-        <w:rPr>
-          <w:rFonts w:ascii="Georgia" w:hAnsi="Georgia"/>
-        </w:rPr>
-        <w:t>enables</w:t>
-      </w:r>
-      <w:r>
-        <w:rPr>
-          <w:rFonts w:ascii="Georgia" w:hAnsi="Georgia"/>
-        </w:rPr>
-        <w:t xml:space="preserve"> study of the </w:t>
-      </w:r>
-      <w:r>
-        <w:rPr>
-          <w:rFonts w:ascii="Georgia" w:hAnsi="Georgia"/>
-        </w:rPr>
-        <w:t>dynamics of animal movement</w:t>
-      </w:r>
-      <w:r>
-        <w:rPr>
-          <w:rFonts w:ascii="Georgia" w:hAnsi="Georgia"/>
-        </w:rPr>
-        <w:t xml:space="preserve">. </w:t>
-      </w:r>
-    </w:p>
-    <w:p>
-      <w:pPr>
-        <w:rPr>
-          <w:rFonts w:ascii="Georgia" w:hAnsi="Georgia"/>
-        </w:rPr>
-      </w:pPr>
-      <w:r>
-        <w:rPr>
-          <w:rFonts w:ascii="Georgia" w:hAnsi="Georgia"/>
-        </w:rPr>
-        <w:t xml:space="preserve">In the case of animal movement, there are a series of questions such a simulation enables right away. </w:t>
-      </w:r>
-      <w:r>
-        <w:rPr>
-          <w:rFonts w:ascii="Georgia" w:hAnsi="Georgia"/>
-        </w:rPr>
-        <w:t xml:space="preserve">First, assuming an initial uniform distribution across space, where would animals tend to congregate? Are there times or places in which animals are more or less likely to move from an area they are currently occupying? </w:t>
-      </w:r>
-      <w:r>
-        <w:rPr>
-          <w:rFonts w:ascii="Georgia" w:hAnsi="Georgia"/>
-        </w:rPr>
-        <w:t xml:space="preserve">Is there directivity to this movement? </w:t>
-      </w:r>
-      <w:r>
-        <w:rPr>
-          <w:rFonts w:ascii="Georgia" w:hAnsi="Georgia"/>
-        </w:rPr>
-        <w:t>In each of these cases one learns by studying how the system redistributions itself. As such we will hereafter refer to these simulations as species redistribution models (SRMs).</w:t>
-      </w:r>
-    </w:p>
-    <w:p>
-      <w:pPr>
-        <w:rPr>
-          <w:rFonts w:ascii="Georgia" w:hAnsi="Georgia"/>
-        </w:rPr>
-      </w:pPr>
-      <w:r>
-        <w:rPr>
-          <w:rFonts w:ascii="Georgia" w:hAnsi="Georgia"/>
-        </w:rPr>
-        <w:t xml:space="preserve">Applied specifically to Pacific salmon, SRMs </w:t>
-      </w:r>
-      <w:r>
-        <w:rPr>
-          <w:rFonts w:ascii="Georgia" w:hAnsi="Georgia"/>
-        </w:rPr>
-        <w:t>c</w:t>
-      </w:r>
-      <w:r>
-        <w:rPr>
-          <w:rFonts w:ascii="Georgia" w:hAnsi="Georgia"/>
-        </w:rPr>
-        <w:t>ould not only improve our</w:t>
-      </w:r>
-      <w:r>
-        <w:rPr>
-          <w:rFonts w:ascii="Georgia" w:hAnsi="Georgia"/>
-        </w:rPr>
-        <w:t xml:space="preserve"> understanding of </w:t>
-      </w:r>
-      <w:r>
-        <w:rPr>
-          <w:rFonts w:ascii="Georgia" w:hAnsi="Georgia"/>
-        </w:rPr>
-        <w:t>Pacific salmon marine ecology</w:t>
-      </w:r>
-      <w:r>
-        <w:rPr>
-          <w:rFonts w:ascii="Georgia" w:hAnsi="Georgia"/>
-        </w:rPr>
-        <w:t>,</w:t>
-      </w:r>
-      <w:r>
-        <w:rPr>
-          <w:rFonts w:ascii="Georgia" w:hAnsi="Georgia"/>
-        </w:rPr>
-        <w:t xml:space="preserve"> but</w:t>
-      </w:r>
-      <w:r>
-        <w:rPr>
-          <w:rFonts w:ascii="Georgia" w:hAnsi="Georgia"/>
-        </w:rPr>
-        <w:t xml:space="preserve"> </w:t>
-      </w:r>
-      <w:r>
-        <w:rPr>
-          <w:rFonts w:ascii="Georgia" w:hAnsi="Georgia"/>
-        </w:rPr>
-        <w:t xml:space="preserve">answer questions </w:t>
-      </w:r>
-      <w:r>
-        <w:rPr>
-          <w:rFonts w:ascii="Georgia" w:hAnsi="Georgia"/>
-        </w:rPr>
-        <w:t>having a</w:t>
-      </w:r>
-      <w:r>
-        <w:rPr>
-          <w:rFonts w:ascii="Georgia" w:hAnsi="Georgia"/>
-        </w:rPr>
-        <w:t xml:space="preserve"> direct impact </w:t>
-      </w:r>
-      <w:r>
-        <w:rPr>
-          <w:rFonts w:ascii="Georgia" w:hAnsi="Georgia"/>
-        </w:rPr>
-        <w:t xml:space="preserve">on </w:t>
-      </w:r>
-      <w:r>
-        <w:rPr>
-          <w:rFonts w:ascii="Georgia" w:hAnsi="Georgia"/>
-        </w:rPr>
-        <w:t xml:space="preserve">their </w:t>
-      </w:r>
-      <w:r>
-        <w:rPr>
-          <w:rFonts w:ascii="Georgia" w:hAnsi="Georgia"/>
-        </w:rPr>
-        <w:t>bycatch</w:t>
-      </w:r>
-      <w:r>
-        <w:rPr>
-          <w:rFonts w:ascii="Georgia" w:hAnsi="Georgia"/>
-        </w:rPr>
-        <w:t>.</w:t>
-      </w:r>
-      <w:r>
-        <w:rPr>
-          <w:rFonts w:ascii="Georgia" w:hAnsi="Georgia"/>
-        </w:rPr>
-        <w:t xml:space="preserve"> </w:t>
-      </w:r>
-      <w:r>
-        <w:rPr>
-          <w:rFonts w:ascii="Georgia" w:hAnsi="Georgia"/>
-        </w:rPr>
-        <w:t>For example, t</w:t>
-      </w:r>
-      <w:r>
-        <w:rPr>
-          <w:rFonts w:ascii="Georgia" w:hAnsi="Georgia"/>
-        </w:rPr>
-        <w:t>he Gulf of Alaska hosts a walleye pollock (</w:t>
-      </w:r>
-      <w:r>
-        <w:rPr>
-          <w:rFonts w:ascii="Georgia" w:hAnsi="Georgia"/>
-          <w:i/>
-          <w:iCs/>
-        </w:rPr>
-        <w:t>Gadus chalcogrammus</w:t>
-      </w:r>
+        <w:t>chalcogrammus</w:t>
+      </w:r>
+      <w:proofErr w:type="spellEnd"/>
       <w:r>
         <w:rPr>
           <w:rFonts w:ascii="Georgia" w:hAnsi="Georgia"/>
@@ -1244,7 +727,7 @@
           <w:szCs w:val="36"/>
         </w:rPr>
         <w:lastRenderedPageBreak/>
-        <w:t>Goals</w:t>
+        <w:t>Objectives</w:t>
       </w:r>
     </w:p>
     <w:p>
@@ -1259,7 +742,7 @@
           <w:b/>
           <w:bCs/>
         </w:rPr>
-        <w:t>G</w:t>
+        <w:t>O</w:t>
       </w:r>
       <w:r>
         <w:rPr>
@@ -1309,100 +792,120 @@
           <w:b/>
           <w:bCs/>
         </w:rPr>
-        <w:t xml:space="preserve">G1.2: </w:t>
-      </w:r>
-      <w:r>
-        <w:rPr>
-          <w:rFonts w:ascii="Georgia" w:hAnsi="Georgia"/>
-        </w:rPr>
-        <w:t>Build a</w:t>
-      </w:r>
-      <w:r>
-        <w:rPr>
-          <w:rFonts w:ascii="Georgia" w:hAnsi="Georgia"/>
-        </w:rPr>
-        <w:t xml:space="preserve"> migration classifier </w:t>
-      </w:r>
-      <w:r>
-        <w:rPr>
-          <w:rFonts w:ascii="Georgia" w:hAnsi="Georgia"/>
-        </w:rPr>
-        <w:t xml:space="preserve">that can </w:t>
-      </w:r>
-      <w:r>
-        <w:rPr>
-          <w:rFonts w:ascii="Georgia" w:hAnsi="Georgia"/>
-        </w:rPr>
-        <w:t xml:space="preserve">accurately distinguish </w:t>
-      </w:r>
-      <w:r>
-        <w:rPr>
-          <w:rFonts w:ascii="Georgia" w:hAnsi="Georgia"/>
-        </w:rPr>
-        <w:t xml:space="preserve">spawning </w:t>
-      </w:r>
-      <w:r>
-        <w:rPr>
-          <w:rFonts w:ascii="Georgia" w:hAnsi="Georgia"/>
-        </w:rPr>
-        <w:t>migration from non-</w:t>
-      </w:r>
-      <w:r>
-        <w:rPr>
-          <w:rFonts w:ascii="Georgia" w:hAnsi="Georgia"/>
-        </w:rPr>
-        <w:t xml:space="preserve">spawning </w:t>
-      </w:r>
-      <w:r>
-        <w:rPr>
-          <w:rFonts w:ascii="Georgia" w:hAnsi="Georgia"/>
-        </w:rPr>
-        <w:t xml:space="preserve">migration periods </w:t>
-      </w:r>
-      <w:r>
-        <w:rPr>
-          <w:rFonts w:ascii="Georgia" w:hAnsi="Georgia"/>
-        </w:rPr>
-        <w:t>to</w:t>
-      </w:r>
-      <w:r>
-        <w:rPr>
-          <w:rFonts w:ascii="Georgia" w:hAnsi="Georgia"/>
-        </w:rPr>
-        <w:t xml:space="preserve"> </w:t>
-      </w:r>
-      <w:r>
-        <w:rPr>
-          <w:rFonts w:ascii="Georgia" w:hAnsi="Georgia"/>
-        </w:rPr>
-        <w:t>enable building a training dataset</w:t>
-      </w:r>
-      <w:r>
-        <w:rPr>
-          <w:rFonts w:ascii="Georgia" w:hAnsi="Georgia"/>
-        </w:rPr>
-        <w:t xml:space="preserve"> for G1</w:t>
-      </w:r>
-      <w:r>
-        <w:rPr>
-          <w:rFonts w:ascii="Georgia" w:hAnsi="Georgia"/>
-        </w:rPr>
-        <w:t>.</w:t>
-      </w:r>
-    </w:p>
-    <w:p>
-      <w:pPr>
-        <w:rPr>
-          <w:rFonts w:ascii="Georgia" w:hAnsi="Georgia"/>
-        </w:rPr>
-      </w:pPr>
+        <w:t>O</w:t>
+      </w:r>
       <w:r>
         <w:rPr>
           <w:rFonts w:ascii="Georgia" w:hAnsi="Georgia"/>
           <w:b/>
           <w:bCs/>
         </w:rPr>
-        <w:t>G</w:t>
+        <w:t xml:space="preserve">1.2: </w:t>
+      </w:r>
+      <w:r>
+        <w:rPr>
+          <w:rFonts w:ascii="Georgia" w:hAnsi="Georgia"/>
+        </w:rPr>
+        <w:t>Build a</w:t>
+      </w:r>
+      <w:r>
+        <w:rPr>
+          <w:rFonts w:ascii="Georgia" w:hAnsi="Georgia"/>
+        </w:rPr>
+        <w:t xml:space="preserve"> migration classifier </w:t>
+      </w:r>
+      <w:r>
+        <w:rPr>
+          <w:rFonts w:ascii="Georgia" w:hAnsi="Georgia"/>
+        </w:rPr>
+        <w:t xml:space="preserve">that can </w:t>
+      </w:r>
+      <w:r>
+        <w:rPr>
+          <w:rFonts w:ascii="Georgia" w:hAnsi="Georgia"/>
+        </w:rPr>
+        <w:t xml:space="preserve">accurately distinguish </w:t>
+      </w:r>
+      <w:r>
+        <w:rPr>
+          <w:rFonts w:ascii="Georgia" w:hAnsi="Georgia"/>
+        </w:rPr>
+        <w:t xml:space="preserve">spawning </w:t>
+      </w:r>
+      <w:r>
+        <w:rPr>
+          <w:rFonts w:ascii="Georgia" w:hAnsi="Georgia"/>
+        </w:rPr>
+        <w:t>migration from non-</w:t>
+      </w:r>
+      <w:r>
+        <w:rPr>
+          <w:rFonts w:ascii="Georgia" w:hAnsi="Georgia"/>
+        </w:rPr>
+        <w:t xml:space="preserve">spawning </w:t>
+      </w:r>
+      <w:r>
+        <w:rPr>
+          <w:rFonts w:ascii="Georgia" w:hAnsi="Georgia"/>
+        </w:rPr>
+        <w:t xml:space="preserve">migration periods </w:t>
+      </w:r>
+      <w:r>
+        <w:rPr>
+          <w:rFonts w:ascii="Georgia" w:hAnsi="Georgia"/>
+        </w:rPr>
+        <w:t>to</w:t>
+      </w:r>
+      <w:r>
+        <w:rPr>
+          <w:rFonts w:ascii="Georgia" w:hAnsi="Georgia"/>
+        </w:rPr>
+        <w:t xml:space="preserve"> </w:t>
+      </w:r>
+      <w:r>
+        <w:rPr>
+          <w:rFonts w:ascii="Georgia" w:hAnsi="Georgia"/>
+        </w:rPr>
+        <w:t>enable building a training dataset</w:t>
+      </w:r>
+      <w:r>
+        <w:rPr>
+          <w:rFonts w:ascii="Georgia" w:hAnsi="Georgia"/>
+        </w:rPr>
+        <w:t xml:space="preserve"> for </w:t>
+      </w:r>
+      <w:r>
+        <w:rPr>
+          <w:rFonts w:ascii="Georgia" w:hAnsi="Georgia"/>
+        </w:rPr>
+        <w:t>O</w:t>
+      </w:r>
+      <w:r>
+        <w:rPr>
+          <w:rFonts w:ascii="Georgia" w:hAnsi="Georgia"/>
+        </w:rPr>
+        <w:t>1</w:t>
+      </w:r>
+      <w:r>
+        <w:rPr>
+          <w:rFonts w:ascii="Georgia" w:hAnsi="Georgia"/>
+        </w:rPr>
+        <w:t>.</w:t>
+      </w:r>
+    </w:p>
+    <w:p>
+      <w:pPr>
+        <w:rPr>
+          <w:rFonts w:ascii="Georgia" w:hAnsi="Georgia"/>
+        </w:rPr>
+      </w:pPr>
+      <w:r>
+        <w:rPr>
+          <w:rFonts w:ascii="Georgia" w:hAnsi="Georgia"/>
+          <w:b/>
+          <w:bCs/>
+        </w:rPr>
+        <w:t>O</w:t>
       </w:r>
       <w:r>
         <w:rPr>
@@ -1665,15 +1168,147 @@
           <w:i/>
           <w:iCs/>
         </w:rPr>
-        <w:t>Overview of the methodological pipeline from raw PSAT tag data to spatial bycatch risk maps. A sequential chain of filtering, feature enrichment, and model training steps converges on a movement probability model whose density-tracking output — the attractor index — is combined with bycatch catch records to train a decision tree and produce spatially interpretable risk maps. Input data sources (green) are distinguished from analytical intermediates (blue-grey) and the final output (amber).</w:t>
-      </w:r>
-    </w:p>
-    <w:p>
-      <w:pPr>
-        <w:rPr>
-          <w:rFonts w:ascii="Georgia" w:hAnsi="Georgia"/>
-        </w:rPr>
-      </w:pPr>
+        <w:t>Overview of the methodological pipeline from raw PSAT tag data to spatial bycatch risk maps. A sequential chain of filtering, feature enrichment, and model training steps converges on a movement probability model whose density-tracking output — the attractor index — is combined with bycatch records to train a decision tree and produce spatially interpretable risk maps. Input data sources (green) are distinguished from analytical intermediates (</w:t>
+      </w:r>
+      <w:proofErr w:type="gramStart"/>
+      <w:r>
+        <w:rPr>
+          <w:rFonts w:ascii="Georgia" w:hAnsi="Georgia"/>
+          <w:i/>
+          <w:iCs/>
+        </w:rPr>
+        <w:t>blue-grey</w:t>
+      </w:r>
+      <w:proofErr w:type="gramEnd"/>
+      <w:r>
+        <w:rPr>
+          <w:rFonts w:ascii="Georgia" w:hAnsi="Georgia"/>
+          <w:i/>
+          <w:iCs/>
+        </w:rPr>
+        <w:t>) and the final output (amber).</w:t>
+      </w:r>
+    </w:p>
+    <w:p>
+      <w:pPr>
+        <w:rPr>
+          <w:rFonts w:ascii="Georgia" w:hAnsi="Georgia"/>
+          <w:i/>
+          <w:iCs/>
+        </w:rPr>
+      </w:pPr>
+      <w:r>
+        <w:rPr>
+          <w:rFonts w:ascii="Georgia" w:hAnsi="Georgia"/>
+          <w:i/>
+          <w:iCs/>
+        </w:rPr>
+        <w:t>Overview</w:t>
+      </w:r>
+    </w:p>
+    <w:p>
+      <w:pPr>
+        <w:rPr>
+          <w:rFonts w:ascii="Georgia" w:hAnsi="Georgia"/>
+        </w:rPr>
+      </w:pPr>
+      <w:r>
+        <w:rPr>
+          <w:rFonts w:ascii="Georgia" w:hAnsi="Georgia"/>
+        </w:rPr>
+        <w:t xml:space="preserve">The analysis proceeds in five steps, each building on the last (Figure 1). First, we prepare the tag data. We convert daily position estimates to grid cells and remove data from the first week after tagging, when handling stress may still be affecting behavior, and data recorded after a fish died. Second, we train a classifier to identify and remove periods when fish were migrating back to their home rivers to spawn. Third, we pair each </w:t>
+      </w:r>
+      <w:r>
+        <w:rPr>
+          <w:rFonts w:ascii="Georgia" w:hAnsi="Georgia"/>
+        </w:rPr>
+        <w:lastRenderedPageBreak/>
+        <w:t xml:space="preserve">remaining daily movement with the environmental conditions at the destination the fish chose and at every destination it could have chosen. Fourth, we train </w:t>
+      </w:r>
+      <w:r>
+        <w:rPr>
+          <w:rFonts w:ascii="Georgia" w:hAnsi="Georgia"/>
+        </w:rPr>
+        <w:t>a</w:t>
+      </w:r>
+      <w:r>
+        <w:rPr>
+          <w:rFonts w:ascii="Georgia" w:hAnsi="Georgia"/>
+        </w:rPr>
+        <w:t xml:space="preserve"> movement model on these choices and use it to build daily transition probabilities across the Gulf. Fifth, we simulate how an evenly spread population redistributes over one to four weeks. The resulting density in each cell is an "attractor index" </w:t>
+      </w:r>
+      <w:r>
+        <w:rPr>
+          <w:rFonts w:ascii="Georgia" w:hAnsi="Georgia"/>
+        </w:rPr>
+        <w:t>that</w:t>
+      </w:r>
+      <w:r>
+        <w:rPr>
+          <w:rFonts w:ascii="Georgia" w:hAnsi="Georgia"/>
+        </w:rPr>
+        <w:t xml:space="preserve"> </w:t>
+      </w:r>
+      <w:r>
+        <w:rPr>
+          <w:rFonts w:ascii="Georgia" w:hAnsi="Georgia"/>
+        </w:rPr>
+        <w:t xml:space="preserve">we </w:t>
+      </w:r>
+      <w:r>
+        <w:rPr>
+          <w:rFonts w:ascii="Georgia" w:hAnsi="Georgia"/>
+        </w:rPr>
+        <w:t>combine with pollock fleet bycatch records to train a simple decision tree</w:t>
+      </w:r>
+      <w:r>
+        <w:rPr>
+          <w:rFonts w:ascii="Georgia" w:hAnsi="Georgia"/>
+        </w:rPr>
+        <w:t xml:space="preserve"> that </w:t>
+      </w:r>
+      <w:r>
+        <w:rPr>
+          <w:rFonts w:ascii="Georgia" w:hAnsi="Georgia"/>
+        </w:rPr>
+        <w:t>judges which of two nearby fishing locations carries lower bycatch risk</w:t>
+      </w:r>
+      <w:r>
+        <w:rPr>
+          <w:rFonts w:ascii="Georgia" w:hAnsi="Georgia"/>
+        </w:rPr>
+        <w:t>. Finally, we summarize its predictions</w:t>
+      </w:r>
+      <w:r>
+        <w:rPr>
+          <w:rFonts w:ascii="Georgia" w:hAnsi="Georgia"/>
+        </w:rPr>
+        <w:t xml:space="preserve"> </w:t>
+      </w:r>
+      <w:r>
+        <w:rPr>
+          <w:rFonts w:ascii="Georgia" w:hAnsi="Georgia"/>
+        </w:rPr>
+        <w:t>in terms of</w:t>
+      </w:r>
+      <w:r>
+        <w:rPr>
+          <w:rFonts w:ascii="Georgia" w:hAnsi="Georgia"/>
+        </w:rPr>
+        <w:t xml:space="preserve"> low, medium, and </w:t>
+      </w:r>
+      <w:r>
+        <w:rPr>
+          <w:rFonts w:ascii="Georgia" w:hAnsi="Georgia"/>
+        </w:rPr>
+        <w:t>high-risk</w:t>
+      </w:r>
+      <w:r>
+        <w:rPr>
+          <w:rFonts w:ascii="Georgia" w:hAnsi="Georgia"/>
+        </w:rPr>
+        <w:t xml:space="preserve"> zones on a map.</w:t>
+      </w:r>
     </w:p>
     <w:p>
       <w:pPr>
@@ -1706,65 +1341,99 @@
         <w:rPr>
           <w:rFonts w:ascii="Georgia" w:hAnsi="Georgia"/>
         </w:rPr>
-        <w:t xml:space="preserve">Pop-up satellite tag data from Chinook salmon in the Gulf of Alaska will serve as the foundation for this analysis. Existing tag data from Seitz and Courtney (2024) will </w:t>
-      </w:r>
+        <w:t>Pop-up satellite tag data from Chinook salmon in the Gulf of Alaska will serve as the foundation for this analysis. Existing tag data from Seitz and Courtney (2024) will provide the core dataset, with fish captured by hook and line across multiple locations: Dutch Harbor, AK (n=20), Chignik, AK (n=16), Craig, AK (n=8), Homer, AK (n=20), Kodiak, AK (n=13), Yakutat, AK (n=16), Sitka, AK (n=15), and Central Bering Sea (n=3). Only healthy individuals meeting minimum size criteria (62-100cm fork length) were selected for tagging, and pop-up satellite archival tags were attached following established protocols (Seitz, 2024). Tagged fish were released at their capture locations.</w:t>
+      </w:r>
+    </w:p>
+    <w:p>
+      <w:pPr>
+        <w:rPr>
+          <w:rFonts w:ascii="Georgia" w:hAnsi="Georgia"/>
+        </w:rPr>
+      </w:pPr>
+      <w:r>
+        <w:rPr>
+          <w:rFonts w:ascii="Georgia" w:hAnsi="Georgia"/>
+        </w:rPr>
+        <w:t xml:space="preserve">From these deployed tags, time-series depth, temperature, and ambient light data </w:t>
+      </w:r>
+      <w:r>
+        <w:rPr>
+          <w:rFonts w:ascii="Georgia" w:hAnsi="Georgia"/>
+        </w:rPr>
+        <w:t>were</w:t>
+      </w:r>
+      <w:r>
+        <w:rPr>
+          <w:rFonts w:ascii="Georgia" w:hAnsi="Georgia"/>
+        </w:rPr>
+        <w:t xml:space="preserve"> collected once the tags surfaced. Tags were programmed to release from the fish, surface, and transmit collected data over satellite, with data transmitted in time-series format at </w:t>
+      </w:r>
+      <w:proofErr w:type="gramStart"/>
+      <w:r>
+        <w:rPr>
+          <w:rFonts w:ascii="Georgia" w:hAnsi="Georgia"/>
+        </w:rPr>
+        <w:t>15 minute</w:t>
+      </w:r>
+      <w:proofErr w:type="gramEnd"/>
+      <w:r>
+        <w:rPr>
+          <w:rFonts w:ascii="Georgia" w:hAnsi="Georgia"/>
+        </w:rPr>
+        <w:t xml:space="preserve"> intervals. These measurements enabled light-based geolocation (using sunrise and sunset events along with a GMT clock to estimate position) with temperature-based corrections that refined estimates by matching recorded temperatures to known sea surface temperature fields. The exact algorithm used is a proprietary algorithm from Wildlife Computers (Wildlife Computers, 2025) that produces likely paths for individual fish. </w:t>
+      </w:r>
+    </w:p>
+    <w:p>
+      <w:pPr>
+        <w:rPr>
+          <w:rFonts w:ascii="Georgia" w:hAnsi="Georgia"/>
+        </w:rPr>
+      </w:pPr>
+      <w:r>
+        <w:rPr>
+          <w:rFonts w:ascii="Georgia" w:hAnsi="Georgia"/>
+        </w:rPr>
+        <w:t xml:space="preserve">We will then transform these positions to a spatial grid. Using the likely path estimates, an estimate of location for each day will be derived as the central tendency of those paths. Position estimates will then be converted to Uber H3 hexagonal grid cells at resolution 4 (~26-km edge length), a hierarchical spatial indexing system that provides a spatial grid across the globe. Aggregation to H3 resolution 4 accommodates geolocation uncertainty while maintaining meaningful spatial resolution, creating </w:t>
+      </w:r>
+      <w:proofErr w:type="gramStart"/>
+      <w:r>
+        <w:rPr>
+          <w:rFonts w:ascii="Georgia" w:hAnsi="Georgia"/>
+        </w:rPr>
+        <w:t>spatially-standardized</w:t>
+      </w:r>
+      <w:proofErr w:type="gramEnd"/>
+      <w:r>
+        <w:rPr>
+          <w:rFonts w:ascii="Georgia" w:hAnsi="Georgia"/>
+        </w:rPr>
+        <w:t xml:space="preserve"> movement tracks.</w:t>
+      </w:r>
+    </w:p>
+    <w:p>
+      <w:pPr>
+        <w:rPr>
+          <w:rFonts w:ascii="Georgia" w:hAnsi="Georgia"/>
+        </w:rPr>
+      </w:pPr>
+      <w:r>
+        <w:rPr>
+          <w:rFonts w:ascii="Georgia" w:hAnsi="Georgia"/>
+        </w:rPr>
+        <w:t>With gridded positions established, tag records will be filtered to retain only post-acclimation movement data. Fish behavior immediately following tagging may reflect handling stress rather than natural movement. All movement data from the first seven days post-deployment will be excluded from analysis to allow fish to return to normal behavioral patterns.</w:t>
+      </w:r>
+    </w:p>
+    <w:p>
+      <w:pPr>
+        <w:rPr>
+          <w:rFonts w:ascii="Georgia" w:hAnsi="Georgia"/>
+        </w:rPr>
+      </w:pPr>
       <w:r>
         <w:rPr>
           <w:rFonts w:ascii="Georgia" w:hAnsi="Georgia"/>
         </w:rPr>
         <w:lastRenderedPageBreak/>
-        <w:t>provide the core dataset, with fish captured by hook and line across multiple locations: Dutch Harbor, AK (n=20), Chignik, AK (n=16), Craig, AK (n=8), Homer, AK (n=20), Kodiak, AK (n=13), Yakutat, AK (n=16), Sitka, AK (n=15), and Central Bering Sea (n=3). Only healthy individuals meeting minimum size criteria (62-100cm fork length) were selected for tagging, and pop-up satellite archival tags were attached following established protocols (Seitz, 2024). Tagged fish were released at their capture locations.</w:t>
-      </w:r>
-    </w:p>
-    <w:p>
-      <w:pPr>
-        <w:rPr>
-          <w:rFonts w:ascii="Georgia" w:hAnsi="Georgia"/>
-        </w:rPr>
-      </w:pPr>
-      <w:r>
-        <w:rPr>
-          <w:rFonts w:ascii="Georgia" w:hAnsi="Georgia"/>
-        </w:rPr>
-        <w:t xml:space="preserve">From these deployed tags, time-series depth, temperature, and ambient light data was collected once the tags surfaced. Tags were programmed to release from the fish, surface, and transmit collected data over satellite, with data transmitted in time-series format at 15 minute intervals. These measurements enabled light-based geolocation (using sunrise and sunset events along with a GMT clock to estimate position) with temperature-based corrections that refined estimates by matching recorded temperatures to known sea surface temperature fields. The exact algorithm used is a proprietary algorithm from Wildlife Computers (Wildlife Computers, 2025) that produces likely paths for individual fish. </w:t>
-      </w:r>
-    </w:p>
-    <w:p>
-      <w:pPr>
-        <w:rPr>
-          <w:rFonts w:ascii="Georgia" w:hAnsi="Georgia"/>
-        </w:rPr>
-      </w:pPr>
-      <w:r>
-        <w:rPr>
-          <w:rFonts w:ascii="Georgia" w:hAnsi="Georgia"/>
-        </w:rPr>
-        <w:t>We will then transform these positions to a spatial grid. Using the likely path estimates, an estimate of location for each day will be derived as the central tendency of those paths. Position estimates will then be converted to Uber H3 hexagonal grid cells at resolution 4 (~26-km edge length), a hierarchical spatial indexing system that provides a spatial grid across the globe. Aggregation to H3 resolution 4 accommodates geolocation uncertainty while maintaining meaningful spatial resolution, creating spatially-standardized movement tracks.</w:t>
-      </w:r>
-    </w:p>
-    <w:p>
-      <w:pPr>
-        <w:rPr>
-          <w:rFonts w:ascii="Georgia" w:hAnsi="Georgia"/>
-        </w:rPr>
-      </w:pPr>
-      <w:r>
-        <w:rPr>
-          <w:rFonts w:ascii="Georgia" w:hAnsi="Georgia"/>
-        </w:rPr>
-        <w:t>With gridded positions established, tag records will be filtered to retain only post-acclimation movement data. Fish behavior immediately following tagging may reflect handling stress rather than natural movement. All movement data from the first seven days post-deployment will be excluded from analysis to allow fish to return to normal behavioral patterns.</w:t>
-      </w:r>
-    </w:p>
-    <w:p>
-      <w:pPr>
-        <w:rPr>
-          <w:rFonts w:ascii="Georgia" w:hAnsi="Georgia"/>
-        </w:rPr>
-      </w:pPr>
-      <w:r>
-        <w:rPr>
-          <w:rFonts w:ascii="Georgia" w:hAnsi="Georgia"/>
-        </w:rPr>
         <w:t xml:space="preserve">Post-mortality records must also be screened and removed from the movement dataset. Constant depth readings (no variation in pressure measurements) indicate mortality with the tag either on the seafloor or at the surface (Seitz, 2019). Temperature stabilizing at the internal body temperature of known salmon predators — differing from ambient water temperature — indicates predation mortality. Michael Courtney and Andrew Seitz will aid in identifying which predator body temperatures to use based on their previous Chinook salmon mortality research (Seitz, 2019). Each fish's track will be scanned to identify mortality transition points based on these indicators, and any data following a detected mortality will be excluded from the dataset. </w:t>
       </w:r>
     </w:p>
@@ -1778,14 +1447,7 @@
         <w:rPr>
           <w:rFonts w:ascii="Georgia" w:hAnsi="Georgia"/>
         </w:rPr>
-        <w:t xml:space="preserve">These validated trajectories will be visualized alongside a summary of data retention across filtering steps. A map showing all validated movement trajectories will </w:t>
-      </w:r>
-      <w:r>
-        <w:rPr>
-          <w:rFonts w:ascii="Georgia" w:hAnsi="Georgia"/>
-        </w:rPr>
-        <w:lastRenderedPageBreak/>
-        <w:t>demonstrate geospatial coverage across the Gulf of Alaska. A summary table will report data retention: total tags deployed, tags recovered, data points before/after acclimation filter, and data points before/after mortality filter. Individual-level statistics will show the distribution of track durations and data point counts per fish, demonstrating spatial extent of data and quantifying impact of quality control steps.</w:t>
+        <w:t>These validated trajectories will be visualized alongside a summary of data retention across filtering steps. A map showing all validated movement trajectories will demonstrate geospatial coverage across the Gulf of Alaska. A summary table will report data retention: total tags deployed, tags recovered, data points before/after acclimation filter, and data points before/after mortality filter. Individual-level statistics will show the distribution of track durations and data point counts per fish, demonstrating spatial extent of data and quantifying impact of quality control steps.</w:t>
       </w:r>
     </w:p>
     <w:p>
@@ -1865,27 +1527,65 @@
         <w:rPr>
           <w:rFonts w:ascii="Georgia" w:hAnsi="Georgia"/>
         </w:rPr>
-        <w:t>From these labeled examples, temporal movement features will be derived using bidirectional time windows that examine both forward and backward in time from the point of interest. Window sizes will be constrained to one week or less to help retain data from fish with shorter tagging periods. Features will be extracted from movement data only (no environmental features), as migration should be identifiable from the nature of the movement alone. Feature types will include momentum (sustained directional movement), behavioral consistency (erratic versus steady patterns), and temporal continuity (persistence across the window).</w:t>
-      </w:r>
-    </w:p>
-    <w:p>
-      <w:pPr>
-        <w:rPr>
-          <w:rFonts w:ascii="Georgia" w:hAnsi="Georgia"/>
-        </w:rPr>
-      </w:pPr>
-      <w:r>
-        <w:rPr>
-          <w:rFonts w:ascii="Georgia" w:hAnsi="Georgia"/>
-        </w:rPr>
-        <w:t xml:space="preserve">A supervised classifier will then be trained to predict migration periods from these movement features. The model will be constructed to predict the probability that a specific step is part of a migration given features from the bidirectional temporal window. A classification threshold (operating point) will be selected where false negatives (migration points incorrectly labeled as non-migration) are expected to be below 5% on the validation dataset. The true negative rate (non-migration points correctly labeled) at that threshold will then be evaluated - higher is better, as it means more non-migration samples are retained without accidentally including migration data. Class balancing will be applied during training to ensure equal representation of </w:t>
+        <w:t xml:space="preserve">From these labeled examples, temporal </w:t>
+      </w:r>
+      <w:r>
+        <w:rPr>
+          <w:rFonts w:ascii="Georgia" w:hAnsi="Georgia"/>
+        </w:rPr>
+        <w:t xml:space="preserve">statistics of </w:t>
+      </w:r>
+      <w:r>
+        <w:rPr>
+          <w:rFonts w:ascii="Georgia" w:hAnsi="Georgia"/>
+        </w:rPr>
+        <w:t xml:space="preserve">movement </w:t>
+      </w:r>
+      <w:r>
+        <w:rPr>
+          <w:rFonts w:ascii="Georgia" w:hAnsi="Georgia"/>
+        </w:rPr>
+        <w:t xml:space="preserve">used as features in the model </w:t>
+      </w:r>
+      <w:r>
+        <w:rPr>
+          <w:rFonts w:ascii="Georgia" w:hAnsi="Georgia"/>
+        </w:rPr>
+        <w:t xml:space="preserve">will be derived using bidirectional time windows that examine both forward and backward in time from the point of interest. Window sizes will be constrained to one week or less to help retain data from fish with shorter tagging periods. Features will be extracted from movement data only (no environmental features), as migration should be identifiable from the nature of the movement alone. Feature types will include </w:t>
       </w:r>
       <w:r>
         <w:rPr>
           <w:rFonts w:ascii="Georgia" w:hAnsi="Georgia"/>
         </w:rPr>
         <w:lastRenderedPageBreak/>
-        <w:t>migration and non-migration periods. Candidate models will include random forests, gradient-boosted trees (XGBoost), and neural networks, with flexibility to explore other architectures if needed.</w:t>
+        <w:t>momentum (sustained directional movement), behavioral consistency (erratic versus steady patterns), and temporal continuity (persistence across the window).</w:t>
+      </w:r>
+    </w:p>
+    <w:p>
+      <w:pPr>
+        <w:rPr>
+          <w:rFonts w:ascii="Georgia" w:hAnsi="Georgia"/>
+        </w:rPr>
+      </w:pPr>
+      <w:r>
+        <w:rPr>
+          <w:rFonts w:ascii="Georgia" w:hAnsi="Georgia"/>
+        </w:rPr>
+        <w:t>A supervised classifier will then be trained to predict migration periods from these movement features. The model will be constructed to predict the probability that a specific step is part of a migration given features from the bidirectional temporal window. A classification threshold (operating point) will be selected where false negatives (migration points incorrectly labeled as non-migration) are expected to be below 5% on the validation dataset. The true negative rate (non-migration points correctly labeled) at that threshold will then be evaluated - higher is better, as it means more non-migration samples are retained without accidentally including migration data. Class balancing will be applied during training to ensure equal representation of migration and non-migration periods. Candidate models will include random forests, gradient-boosted trees (</w:t>
+      </w:r>
+      <w:proofErr w:type="spellStart"/>
+      <w:r>
+        <w:rPr>
+          <w:rFonts w:ascii="Georgia" w:hAnsi="Georgia"/>
+        </w:rPr>
+        <w:t>XGBoost</w:t>
+      </w:r>
+      <w:proofErr w:type="spellEnd"/>
+      <w:r>
+        <w:rPr>
+          <w:rFonts w:ascii="Georgia" w:hAnsi="Georgia"/>
+        </w:rPr>
+        <w:t>), and neural networks, with flexibility to explore other architectures if needed.</w:t>
       </w:r>
     </w:p>
     <w:p>
@@ -1972,27 +1672,69 @@
         <w:rPr>
           <w:rFonts w:ascii="Georgia" w:hAnsi="Georgia"/>
         </w:rPr>
-        <w:t>With validated non-migratory movement data in hand, a comprehensive list of candidate environmental features that could be used in movement modeling will be developed and categorized. An exhaustive feature list will be compiled from published literature and expert panel input (Andrew Seitz, Michael Courtney, Curry Cunningham) to ensure consideration of features beyond those typically used. Features will be categorized as: stationary (unchanging features like bathymetry), temporal (features that vary with time like temperature), or stateful (features that accumulate or have memory like productivity). Such features will be pulled from ocean models and remote sensing platforms such as Copernicus Marine Service and Google Earth. All features will be standardized to Uber H3 resolution 4 and daily temporal resolution for joining with the movement data.</w:t>
-      </w:r>
-    </w:p>
-    <w:p>
-      <w:pPr>
-        <w:rPr>
-          <w:rFonts w:ascii="Georgia" w:hAnsi="Georgia"/>
-        </w:rPr>
-      </w:pPr>
-      <w:r>
-        <w:rPr>
-          <w:rFonts w:ascii="Georgia" w:hAnsi="Georgia"/>
-        </w:rPr>
-        <w:t xml:space="preserve">This initial feature set will then be clustered by information content using vector embedding analysis. Highly correlated features can cause overfitting, so dimensionality reduction techniques will be used to identify redundant information. Vector embeddings use neural networks to learn non-linear relationships between features, unlike PCA (Principal Component Analysis) which only captures linear relationships. Embeddings will reduce the exhaustive feature set to a smaller set, allowing for more efficient </w:t>
+        <w:t>With validated non-migratory movement data in hand, a comprehensive list of candidate environmental features that could be used in movement modeling will be developed and categorized. An exhaustive feature list will be compiled from published literature and expert panel input (</w:t>
+      </w:r>
+      <w:r>
+        <w:rPr>
+          <w:rFonts w:ascii="Georgia" w:hAnsi="Georgia"/>
+        </w:rPr>
+        <w:t>Camrin Braun</w:t>
+      </w:r>
+      <w:r>
+        <w:rPr>
+          <w:rFonts w:ascii="Georgia" w:hAnsi="Georgia"/>
+        </w:rPr>
+        <w:t>,</w:t>
+      </w:r>
+      <w:r>
+        <w:rPr>
+          <w:rFonts w:ascii="Georgia" w:hAnsi="Georgia"/>
+        </w:rPr>
+        <w:t xml:space="preserve"> </w:t>
+      </w:r>
+      <w:r>
+        <w:rPr>
+          <w:rFonts w:ascii="Georgia" w:hAnsi="Georgia"/>
+        </w:rPr>
+        <w:t>Michael Courtney, Curry Cunningham</w:t>
+      </w:r>
+      <w:r>
+        <w:rPr>
+          <w:rFonts w:ascii="Georgia" w:hAnsi="Georgia"/>
+        </w:rPr>
+        <w:t xml:space="preserve">, Hannah Myers, </w:t>
+      </w:r>
+      <w:r>
+        <w:rPr>
+          <w:rFonts w:ascii="Georgia" w:hAnsi="Georgia"/>
+        </w:rPr>
+        <w:t>Andrew Seitz</w:t>
+      </w:r>
+      <w:r>
+        <w:rPr>
+          <w:rFonts w:ascii="Georgia" w:hAnsi="Georgia"/>
+        </w:rPr>
+        <w:t xml:space="preserve">) to ensure consideration of features beyond those typically used. Features will be categorized as: stationary (unchanging features like bathymetry), </w:t>
       </w:r>
       <w:r>
         <w:rPr>
           <w:rFonts w:ascii="Georgia" w:hAnsi="Georgia"/>
         </w:rPr>
         <w:lastRenderedPageBreak/>
-        <w:t>exploration of the feature space. However, embedded features lose their physical interpretability. To restore interpretability, original features that best predict the embedded features will be identified. These representative features will become the modeling candidates.</w:t>
+        <w:t>temporal (features that vary with time like temperature), or stateful (features that accumulate or have memory like productivity). Such features will be pulled from ocean models and remote sensing platforms such as Copernicus Marine Service and Google Earth. All features will be standardized to Uber H3 resolution 4 and daily temporal resolution for joining with the movement data.</w:t>
+      </w:r>
+    </w:p>
+    <w:p>
+      <w:pPr>
+        <w:rPr>
+          <w:rFonts w:ascii="Georgia" w:hAnsi="Georgia"/>
+        </w:rPr>
+      </w:pPr>
+      <w:r>
+        <w:rPr>
+          <w:rFonts w:ascii="Georgia" w:hAnsi="Georgia"/>
+        </w:rPr>
+        <w:t>This initial feature set will then be clustered by information content using vector embedding analysis. Highly correlated features can cause overfitting, so dimensionality reduction techniques will be used to identify redundant information. Vector embeddings use neural networks to learn non-linear relationships between features, unlike PCA (Principal Component Analysis) which only captures linear relationships. Embeddings will reduce the exhaustive feature set to a smaller set, allowing for more efficient exploration of the feature space. However, embedded features lose their physical interpretability. To restore interpretability, original features that best predict the embedded features will be identified. These representative features will become the modeling candidates.</w:t>
       </w:r>
     </w:p>
     <w:p>
@@ -2018,20 +1760,72 @@
         <w:rPr>
           <w:rFonts w:ascii="Georgia" w:hAnsi="Georgia"/>
         </w:rPr>
-        <w:t>Movement data will then be resampled to ensure balance across space, time, and individual fish. The study area will be divided into four spatial regions: Aleutian Island Chain and Alaska Peninsula, Kodiak to Yakutat, Southeast Alaska (to British Columbia border), and British Columbia and south. These spatial regions correspond with typical fisheries management boundaries in the Gulf of Alaska. Each spatial region will be further divided into seasonal blocks (Winter, Spring, Summer, Fall) as Chinook salmon behavior varies seasonally (Gietzmann-Sanders, in review; Seitz, 2024). Finer temporal resolution would likely spread data too thinly. Samples will be collected into each space-time block with equal representation across all blocks (as possible). Within each block, data from each individual will be resampled with replacement to ensure all individuals in each area/time are equally represented.</w:t>
-      </w:r>
-    </w:p>
-    <w:p>
-      <w:pPr>
-        <w:rPr>
-          <w:rFonts w:ascii="Georgia" w:hAnsi="Georgia"/>
-        </w:rPr>
-      </w:pPr>
-      <w:r>
-        <w:rPr>
-          <w:rFonts w:ascii="Georgia" w:hAnsi="Georgia"/>
-        </w:rPr>
-        <w:t>From these balanced observations, examples will be created and joined to features to produce the final dataset. First, the 90th percentile range of movement per day per fish will be calculated. Then, training samples from each movement will include: origin location, actual destination, and all potential destinations (H3 resolution 4 cells) within the 90th percentile daily range to capture realistic movement options. Actual destinations will be labeled as "selected". These positions and times will then be joined to the corresponding features described above.</w:t>
+        <w:t>Movement data will then be resampled to ensure balance across space, time, and individual fish. The study area will be divided into four spatial regions: Aleutian Island Chain and Alaska Peninsula, Kodiak to Yakutat, Southeast Alaska (to British Columbia border), and British Columbia and south. These spatial regions correspond with typical fisheries management boundaries in the Gulf of Alaska. Each spatial region will be further divided into seasonal blocks (Winter, Spring, Summer, Fall) as Chinook salmon behavior varies seasonally (Gietzmann-Sanders</w:t>
+      </w:r>
+      <w:r>
+        <w:rPr>
+          <w:rFonts w:ascii="Georgia" w:hAnsi="Georgia"/>
+        </w:rPr>
+        <w:t xml:space="preserve"> et al., 2026</w:t>
+      </w:r>
+      <w:r>
+        <w:rPr>
+          <w:rFonts w:ascii="Georgia" w:hAnsi="Georgia"/>
+        </w:rPr>
+        <w:t xml:space="preserve">; Seitz, 2024). Finer temporal resolution would likely spread data too thinly. Samples will be collected into each space-time block with equal representation across all blocks (as possible). Within each block, data from </w:t>
+      </w:r>
+      <w:proofErr w:type="gramStart"/>
+      <w:r>
+        <w:rPr>
+          <w:rFonts w:ascii="Georgia" w:hAnsi="Georgia"/>
+        </w:rPr>
+        <w:t>each individual</w:t>
+      </w:r>
+      <w:proofErr w:type="gramEnd"/>
+      <w:r>
+        <w:rPr>
+          <w:rFonts w:ascii="Georgia" w:hAnsi="Georgia"/>
+        </w:rPr>
+        <w:t xml:space="preserve"> will be resampled with replacement to ensure all individuals in each area/time are equally represented.</w:t>
+      </w:r>
+    </w:p>
+    <w:p>
+      <w:pPr>
+        <w:rPr>
+          <w:rFonts w:ascii="Georgia" w:hAnsi="Georgia"/>
+        </w:rPr>
+      </w:pPr>
+      <w:r>
+        <w:rPr>
+          <w:rFonts w:ascii="Georgia" w:hAnsi="Georgia"/>
+        </w:rPr>
+        <w:t xml:space="preserve">From these balanced observations, examples will be created and joined to features to produce the final dataset. First, the 90th percentile range of movement per day per fish will be calculated. Then, training samples from each movement will </w:t>
+      </w:r>
+      <w:proofErr w:type="gramStart"/>
+      <w:r>
+        <w:rPr>
+          <w:rFonts w:ascii="Georgia" w:hAnsi="Georgia"/>
+        </w:rPr>
+        <w:t>include:</w:t>
+      </w:r>
+      <w:proofErr w:type="gramEnd"/>
+      <w:r>
+        <w:rPr>
+          <w:rFonts w:ascii="Georgia" w:hAnsi="Georgia"/>
+        </w:rPr>
+        <w:t xml:space="preserve"> origin location, actual destination, and all potential destinations (H3 resolution 4 cells) within the 90th percentile daily range to capture realistic movement options. Actual destinations will be labeled as "selected</w:t>
+      </w:r>
+      <w:r>
+        <w:rPr>
+          <w:rFonts w:ascii="Georgia" w:hAnsi="Georgia"/>
+        </w:rPr>
+        <w:t>.</w:t>
+      </w:r>
+      <w:r>
+        <w:rPr>
+          <w:rFonts w:ascii="Georgia" w:hAnsi="Georgia"/>
+        </w:rPr>
+        <w:t>" These positions and times will then be joined to the corresponding features described above.</w:t>
       </w:r>
     </w:p>
     <w:p>
@@ -2072,89 +1866,133 @@
         <w:rPr>
           <w:rFonts w:ascii="Georgia" w:hAnsi="Georgia"/>
         </w:rPr>
-        <w:t xml:space="preserve">The movement model will be posed as a classification problem, predicting where a fish will go based on the environmental features at potential destinations (including staying in place). Classification models output the probability of selecting each destination, which can be used to build a transition matrix (a table showing the probability of moving from any location to any other location). This transition matrix reveals how fish density at any point in the grid will redistribute in the next timestep - exactly what is needed for tracking population distribution. Note that this approach is more </w:t>
-      </w:r>
+        <w:t>The movement model will be posed as a classification problem, predicting where a fish will go based on the environmental features at potential destinations (including staying in place). Classification models output the probability of selecting each destination, which can be used to build a transition matrix (a table showing the probability of moving from any location to any other location). This transition matrix reveals how fish density at any point in the grid will redistribute in the next timestep - exactly what is needed for tracking population distribution. Note that this approach is more computationally efficient than traditional particle tracking, which simulates many individual fish trajectories. Instead of tracing thousands of individual movements, we will be able to trace overall density shifts through time.</w:t>
+      </w:r>
+    </w:p>
+    <w:p>
+      <w:pPr>
+        <w:rPr>
+          <w:rFonts w:ascii="Georgia" w:hAnsi="Georgia"/>
+        </w:rPr>
+      </w:pPr>
+      <w:r>
+        <w:rPr>
+          <w:rFonts w:ascii="Georgia" w:hAnsi="Georgia"/>
+        </w:rPr>
+        <w:t>A log-odds modeling framework will be used to build these movement models. With many potential destinations, each having its own environmental features, the total number of model inputs grows very large. High-dimensional feature spaces require exponentially more data to fit effectively - a problem known as the "curse of dimensionality" (</w:t>
+      </w:r>
+      <w:proofErr w:type="spellStart"/>
+      <w:r>
+        <w:rPr>
+          <w:rFonts w:ascii="Georgia" w:hAnsi="Georgia"/>
+        </w:rPr>
+        <w:t>Verleysen</w:t>
+      </w:r>
+      <w:proofErr w:type="spellEnd"/>
+      <w:r>
+        <w:rPr>
+          <w:rFonts w:ascii="Georgia" w:hAnsi="Georgia"/>
+        </w:rPr>
+        <w:t>, 2005). Log-odds models address this by evaluating each destination's features independently rather than jointly, reducing dimensionality from (features × destinations) to just (features). This dramatically reduces data requirements and overfitting risk</w:t>
+      </w:r>
+      <w:r>
+        <w:rPr>
+          <w:rFonts w:ascii="Georgia" w:hAnsi="Georgia"/>
+        </w:rPr>
+        <w:t xml:space="preserve">. </w:t>
+      </w:r>
+      <w:r>
+        <w:rPr>
+          <w:rFonts w:ascii="Georgia" w:hAnsi="Georgia"/>
+        </w:rPr>
+        <w:t>The mimic framework (Gietzmann-Sanders</w:t>
+      </w:r>
+      <w:r>
+        <w:rPr>
+          <w:rFonts w:ascii="Georgia" w:hAnsi="Georgia"/>
+        </w:rPr>
+        <w:t xml:space="preserve"> et al.</w:t>
+      </w:r>
+      <w:r>
+        <w:rPr>
+          <w:rFonts w:ascii="Georgia" w:hAnsi="Georgia"/>
+        </w:rPr>
+        <w:t xml:space="preserve">, </w:t>
+      </w:r>
+      <w:r>
+        <w:rPr>
+          <w:rFonts w:ascii="Georgia" w:hAnsi="Georgia"/>
+        </w:rPr>
+        <w:t>2026</w:t>
+      </w:r>
+      <w:r>
+        <w:rPr>
+          <w:rFonts w:ascii="Georgia" w:hAnsi="Georgia"/>
+        </w:rPr>
+        <w:t>), which implements log-odds modeling for choice prediction, will be employed.</w:t>
+      </w:r>
+    </w:p>
+    <w:p>
+      <w:pPr>
+        <w:rPr>
+          <w:rFonts w:ascii="Georgia" w:hAnsi="Georgia"/>
+        </w:rPr>
+      </w:pPr>
+      <w:r>
+        <w:rPr>
+          <w:rFonts w:ascii="Georgia" w:hAnsi="Georgia"/>
+        </w:rPr>
+        <w:t>As the first step, input data will be reorganized in preparation for training. Data will be split into training, testing, and validation sets. Each individual fish will be assigned to only one set (no fish split across sets), preventing data leakage where the model learns patterns from the same fish on which it will be tested. Contrast resampling (Gietzmann-Sanders</w:t>
+      </w:r>
+      <w:r>
+        <w:rPr>
+          <w:rFonts w:ascii="Georgia" w:hAnsi="Georgia"/>
+        </w:rPr>
+        <w:t xml:space="preserve"> et al.</w:t>
+      </w:r>
+      <w:r>
+        <w:rPr>
+          <w:rFonts w:ascii="Georgia" w:hAnsi="Georgia"/>
+        </w:rPr>
+        <w:t xml:space="preserve">, </w:t>
+      </w:r>
+      <w:r>
+        <w:rPr>
+          <w:rFonts w:ascii="Georgia" w:hAnsi="Georgia"/>
+        </w:rPr>
+        <w:t>2026</w:t>
+      </w:r>
+      <w:r>
+        <w:rPr>
+          <w:rFonts w:ascii="Georgia" w:hAnsi="Georgia"/>
+        </w:rPr>
+        <w:t>), a technique required for log-odds modeling that structures data as pairwise comparisons, will be employed. If high biases towards specific regions/times in any of the datasets are observed after this step, unbiasing may be skipped earlier and applied at this point instead.</w:t>
+      </w:r>
+    </w:p>
+    <w:p>
+      <w:pPr>
+        <w:rPr>
+          <w:rFonts w:ascii="Georgia" w:hAnsi="Georgia"/>
+        </w:rPr>
+      </w:pPr>
+      <w:r>
+        <w:rPr>
+          <w:rFonts w:ascii="Georgia" w:hAnsi="Georgia"/>
+        </w:rPr>
+        <w:t>Models will then be trained and hyperparameter tuned across the feature set. Hyperparameter tuning (adjusting model settings like learning rate and network size) will be driven by performance on the validation set. The test set is held out until final evaluation to provide an unbiased estimate of model performance. Performance will be measured by negative log likelihood (how well the model's predicted probabilities match observed movements). The model that performs best on the validation set will be selected.</w:t>
+      </w:r>
+    </w:p>
+    <w:p>
+      <w:pPr>
+        <w:rPr>
+          <w:rFonts w:ascii="Georgia" w:hAnsi="Georgia"/>
+        </w:rPr>
+      </w:pPr>
       <w:r>
         <w:rPr>
           <w:rFonts w:ascii="Georgia" w:hAnsi="Georgia"/>
         </w:rPr>
         <w:lastRenderedPageBreak/>
-        <w:t>computationally efficient than traditional particle tracking, which simulates many individual fish trajectories. Instead of tracing thousands of individual movements, we will be able to trace overall density shifts through time.</w:t>
-      </w:r>
-    </w:p>
-    <w:p>
-      <w:pPr>
-        <w:rPr>
-          <w:rFonts w:ascii="Georgia" w:hAnsi="Georgia"/>
-        </w:rPr>
-      </w:pPr>
-      <w:r>
-        <w:rPr>
-          <w:rFonts w:ascii="Georgia" w:hAnsi="Georgia"/>
-        </w:rPr>
-        <w:t>A log-odds modeling framework will be used to build these movement models. With many potential destinations, each having its own environmental features, the total number of model inputs grows very large. High-dimensional feature spaces require exponentially more data to fit effectively - a problem known as the "curse of dimensionality" (Verleysen, 2005). Log-odds models address this by evaluating each destination's features independently rather than jointly, reducing dimensionality from (features × destinations) to just (features). This dramatically reduces data requirements and overfitting risk</w:t>
-      </w:r>
-      <w:r>
-        <w:rPr>
-          <w:rFonts w:ascii="Georgia" w:hAnsi="Georgia"/>
-        </w:rPr>
-        <w:t xml:space="preserve">. </w:t>
-      </w:r>
-      <w:r>
-        <w:rPr>
-          <w:rFonts w:ascii="Georgia" w:hAnsi="Georgia"/>
-        </w:rPr>
-        <w:t xml:space="preserve">The mimic framework (Gietzmann-Sanders, </w:t>
-      </w:r>
-      <w:r>
-        <w:rPr>
-          <w:rFonts w:ascii="Georgia" w:hAnsi="Georgia"/>
-        </w:rPr>
-        <w:t>2026</w:t>
-      </w:r>
-      <w:r>
-        <w:rPr>
-          <w:rFonts w:ascii="Georgia" w:hAnsi="Georgia"/>
-        </w:rPr>
-        <w:t>), which implements log-odds modeling for choice prediction, will be employed.</w:t>
-      </w:r>
-    </w:p>
-    <w:p>
-      <w:pPr>
-        <w:rPr>
-          <w:rFonts w:ascii="Georgia" w:hAnsi="Georgia"/>
-        </w:rPr>
-      </w:pPr>
-      <w:r>
-        <w:rPr>
-          <w:rFonts w:ascii="Georgia" w:hAnsi="Georgia"/>
-        </w:rPr>
-        <w:t>As the first step, input data will be reorganized in preparation for training. Data will be split into training, testing, and validation sets. Each individual fish will be assigned to only one set (no fish split across sets), preventing data leakage where the model learns patterns from the same fish on which it will be tested. Contrast resampling (Gietzmann-Sanders, in review), a technique required for log-odds modeling that structures data as pairwise comparisons, will be employed. If high biases towards specific regions/times in any of the datasets are observed after this step, unbiasing may be skipped earlier and applied at this point instead.</w:t>
-      </w:r>
-    </w:p>
-    <w:p>
-      <w:pPr>
-        <w:rPr>
-          <w:rFonts w:ascii="Georgia" w:hAnsi="Georgia"/>
-        </w:rPr>
-      </w:pPr>
-      <w:r>
-        <w:rPr>
-          <w:rFonts w:ascii="Georgia" w:hAnsi="Georgia"/>
-        </w:rPr>
-        <w:t>Models will then be trained and hyperparameter tuned across the feature set. Hyperparameter tuning (adjusting model settings like learning rate and network size) will be driven by performance on the validation set. The test set is held out until final evaluation to provide an unbiased estimate of model performance. Performance will be measured by negative log likelihood (how well the model's predicted probabilities match observed movements). The model that performs best on the validation set will be selected.</w:t>
-      </w:r>
-    </w:p>
-    <w:p>
-      <w:pPr>
-        <w:rPr>
-          <w:rFonts w:ascii="Georgia" w:hAnsi="Georgia"/>
-        </w:rPr>
-      </w:pPr>
-      <w:r>
-        <w:rPr>
-          <w:rFonts w:ascii="Georgia" w:hAnsi="Georgia"/>
-        </w:rPr>
         <w:t>Feature predictivity will then be assessed by training models with incrementally added features. Starting with a null model (predicting movement without any features), features will be added one at a time. At each step, models with each remaining feature will be fit and the one that improves validation performance most will be selected. This will be continued until the full model is reached. This incremental approach quantifies how much predictive power each feature contributes beyond features already included. Each incremental model will be evaluated on the held-out test set for final performance assessment, and the most predictive model across the test set will be selected for subsequent analyses.</w:t>
       </w:r>
     </w:p>
@@ -2168,14 +2006,7 @@
         <w:rPr>
           <w:rFonts w:ascii="Georgia" w:hAnsi="Georgia"/>
         </w:rPr>
-        <w:t xml:space="preserve">Performance metrics will be summarized across selected and incremental models. A performance table will compare predictive accuracy across the incremental models. </w:t>
-      </w:r>
-      <w:r>
-        <w:rPr>
-          <w:rFonts w:ascii="Georgia" w:hAnsi="Georgia"/>
-        </w:rPr>
-        <w:lastRenderedPageBreak/>
-        <w:t>Metrics will include training, validation, and testing set performance for the models to identify generalization (ability to predict on new data).</w:t>
+        <w:t>Performance metrics will be summarized across selected and incremental models. A performance table will compare predictive accuracy across the incremental models. Metrics will include training, validation, and testing set performance for the models to identify generalization (ability to predict on new data).</w:t>
       </w:r>
     </w:p>
     <w:p>
@@ -2229,53 +2060,283 @@
         <w:rPr>
           <w:rFonts w:ascii="Georgia" w:hAnsi="Georgia"/>
         </w:rPr>
-        <w:t>Catch data from the Gulf of Alaska pollock (Gadus chalcogrammus) fleet will be processed and standardized for risk modeling. Bycatch will be binned to Uber H3 resolution 4 and daily temporal resolution to match the movement model's spatiotemporal scale. Two standardization approaches will be used: by effort alone (standard CPUE, or catch-per-unit-effort), and by effort weighted by depth-occupancy likelihood (how often fish are predicted to be at trawl depths) (Gietzmann-Sanders, in review). Depth weighting accounts for pollock trawls occurring primarily near the seafloor (De Robertis, 2006). From this, two datasets will be created: a binary catch/no-catch dataset to test whether any amount of bycatch can be predicted, and a normalized catch quantity dataset to test whether bycatch levels can be differentiated.</w:t>
-      </w:r>
-    </w:p>
-    <w:p>
-      <w:pPr>
-        <w:rPr>
-          <w:rFonts w:ascii="Georgia" w:hAnsi="Georgia"/>
-        </w:rPr>
-      </w:pPr>
-      <w:r>
-        <w:rPr>
-          <w:rFonts w:ascii="Georgia" w:hAnsi="Georgia"/>
-        </w:rPr>
-        <w:t>Bycatch data coverage and characteristics across space and time will be summarized. A summary table will show the number of fishing events, spatial coverage, and temporal coverage. Maps will show the distribution of bycatch events across the Gulf of Alaska, demonstrating data availability for training the risk model and identifying coverage gaps that may limit prediction reliability in certain regions or time periods.</w:t>
-      </w:r>
-    </w:p>
-    <w:p>
-      <w:pPr>
-        <w:rPr>
-          <w:rFonts w:ascii="Georgia" w:hAnsi="Georgia"/>
-        </w:rPr>
-      </w:pPr>
-      <w:r>
-        <w:rPr>
-          <w:rFonts w:ascii="Georgia" w:hAnsi="Georgia"/>
-        </w:rPr>
-        <w:t xml:space="preserve">Movement probability matrices will be generated and density tracking used to identify zones of accumulation. Model features will be computed across the entire Gulf of Alaska for trawl data time periods ±1 month to enable rolling window analysis. These model features will be used to predict transition matrices per day. For each time point in the bycatch data, the analysis will move back 1 week and start with a uniform initial distribution (equal probability across all cells). This distribution will then be propagated forward using the transition matrices, revealing likely areas of fish accumulation. Specifically, the resulting density per H3 cell will be used as an "attractor index" for that cell (higher values indicating areas more likely to attract fish). This process will be repeated for 2 weeks prior, 3 weeks, and 4 weeks to assess performance across different time horizons (week to month), with flexibility to adjust windows based on findings. </w:t>
+        <w:t>Catch data from the Gulf of Alaska pollock (</w:t>
+      </w:r>
+      <w:r>
+        <w:rPr>
+          <w:rFonts w:ascii="Georgia" w:hAnsi="Georgia"/>
+          <w:i/>
+          <w:iCs/>
+        </w:rPr>
+        <w:t xml:space="preserve">Gadus </w:t>
+      </w:r>
+      <w:proofErr w:type="spellStart"/>
+      <w:r>
+        <w:rPr>
+          <w:rFonts w:ascii="Georgia" w:hAnsi="Georgia"/>
+          <w:i/>
+          <w:iCs/>
+        </w:rPr>
+        <w:t>chalcogrammus</w:t>
+      </w:r>
+      <w:proofErr w:type="spellEnd"/>
+      <w:r>
+        <w:rPr>
+          <w:rFonts w:ascii="Georgia" w:hAnsi="Georgia"/>
+        </w:rPr>
+        <w:t xml:space="preserve">) fleet will be processed and standardized for </w:t>
+      </w:r>
+      <w:r>
+        <w:rPr>
+          <w:rFonts w:ascii="Georgia" w:hAnsi="Georgia"/>
+        </w:rPr>
+        <w:t>modeling bycatch risk of Chinook salmon</w:t>
+      </w:r>
+      <w:r>
+        <w:rPr>
+          <w:rFonts w:ascii="Georgia" w:hAnsi="Georgia"/>
+        </w:rPr>
+        <w:t xml:space="preserve">. Bycatch </w:t>
+      </w:r>
+      <w:r>
+        <w:rPr>
+          <w:rFonts w:ascii="Georgia" w:hAnsi="Georgia"/>
+        </w:rPr>
+        <w:t xml:space="preserve">events </w:t>
+      </w:r>
+      <w:r>
+        <w:rPr>
+          <w:rFonts w:ascii="Georgia" w:hAnsi="Georgia"/>
+        </w:rPr>
+        <w:t>will be binned to Uber H3 resolution 4 and daily temporal resolution to match the movement model's spatiotemporal scale. Two standardization approaches will be used: by effort alone (standard CPUE, or catch-per-unit-effort), and by effort weighted by depth-occupancy likelihood (how often fish are predicted to be at trawl depths) (Gietzmann-Sanders</w:t>
+      </w:r>
+      <w:r>
+        <w:rPr>
+          <w:rFonts w:ascii="Georgia" w:hAnsi="Georgia"/>
+        </w:rPr>
+        <w:t xml:space="preserve"> et al.</w:t>
+      </w:r>
+      <w:r>
+        <w:rPr>
+          <w:rFonts w:ascii="Georgia" w:hAnsi="Georgia"/>
+        </w:rPr>
+        <w:t xml:space="preserve">, </w:t>
+      </w:r>
+      <w:r>
+        <w:rPr>
+          <w:rFonts w:ascii="Georgia" w:hAnsi="Georgia"/>
+        </w:rPr>
+        <w:t>2026</w:t>
+      </w:r>
+      <w:r>
+        <w:rPr>
+          <w:rFonts w:ascii="Georgia" w:hAnsi="Georgia"/>
+        </w:rPr>
+        <w:t xml:space="preserve">). Depth weighting accounts for pollock trawls occurring primarily near the seafloor (De Robertis, 2006). From this, two datasets will be created: a binary catch/no-catch dataset to test whether any amount of bycatch can be predicted, and a normalized catch quantity dataset to test whether bycatch levels </w:t>
+      </w:r>
+      <w:r>
+        <w:rPr>
+          <w:rFonts w:ascii="Georgia" w:hAnsi="Georgia"/>
+        </w:rPr>
+        <w:t xml:space="preserve">in terms of fish caught </w:t>
+      </w:r>
+      <w:r>
+        <w:rPr>
+          <w:rFonts w:ascii="Georgia" w:hAnsi="Georgia"/>
+        </w:rPr>
+        <w:t>can be differentiated.</w:t>
+      </w:r>
+    </w:p>
+    <w:p>
+      <w:pPr>
+        <w:rPr>
+          <w:rFonts w:ascii="Georgia" w:hAnsi="Georgia"/>
+        </w:rPr>
+      </w:pPr>
+      <w:r>
+        <w:rPr>
+          <w:rFonts w:ascii="Georgia" w:hAnsi="Georgia"/>
+        </w:rPr>
+        <w:t xml:space="preserve">Bycatch data coverage and characteristics across space and time will be summarized. A summary table will show the number of fishing events, spatial coverage, and temporal coverage. Maps will show the distribution of bycatch events across the Gulf of Alaska, </w:t>
       </w:r>
       <w:r>
         <w:rPr>
           <w:rFonts w:ascii="Georgia" w:hAnsi="Georgia"/>
         </w:rPr>
         <w:lastRenderedPageBreak/>
-        <w:t>Each trawl event will ultimately be paired with attractor indices derived from these 1, 2, 3, and 4-week time windows.</w:t>
-      </w:r>
-    </w:p>
-    <w:p>
-      <w:pPr>
-        <w:rPr>
-          <w:rFonts w:ascii="Georgia" w:hAnsi="Georgia"/>
-        </w:rPr>
-      </w:pPr>
-      <w:r>
-        <w:rPr>
-          <w:rFonts w:ascii="Georgia" w:hAnsi="Georgia"/>
-        </w:rPr>
-        <w:t>Training data will then be constructed from paired fishing events. Given that attractor indices only have meaning relative to other nearby H3 cells, fishing events that are reasonably close in space and time (constrained by data availability) will be paired. Equal representation of three outcomes will be sought: both events have bycatch, only one has bycatch, and neither has bycatch. This balance prevents the model from defaulting to always predicting risk differences, ensuring it can identify when risk levels are actually similar. These pairs will then be divided into training, validation, and testing sets.</w:t>
+        <w:t>demonstrating data availability for training the risk model and identifying coverage gaps that may limit prediction reliability in certain regions or time periods.</w:t>
+      </w:r>
+    </w:p>
+    <w:p>
+      <w:pPr>
+        <w:rPr>
+          <w:rFonts w:ascii="Georgia" w:hAnsi="Georgia"/>
+        </w:rPr>
+      </w:pPr>
+      <w:r>
+        <w:rPr>
+          <w:rFonts w:ascii="Georgia" w:hAnsi="Georgia"/>
+        </w:rPr>
+        <w:t xml:space="preserve">Movement probability matrices </w:t>
+      </w:r>
+      <w:r>
+        <w:rPr>
+          <w:rFonts w:ascii="Georgia" w:hAnsi="Georgia"/>
+        </w:rPr>
+        <w:t xml:space="preserve">for Chinook salmon </w:t>
+      </w:r>
+      <w:r>
+        <w:rPr>
+          <w:rFonts w:ascii="Georgia" w:hAnsi="Georgia"/>
+        </w:rPr>
+        <w:t xml:space="preserve">will be generated and used to identify zones of accumulation. </w:t>
+      </w:r>
+      <w:r>
+        <w:rPr>
+          <w:rFonts w:ascii="Georgia" w:hAnsi="Georgia"/>
+        </w:rPr>
+        <w:t>First, m</w:t>
+      </w:r>
+      <w:r>
+        <w:rPr>
+          <w:rFonts w:ascii="Georgia" w:hAnsi="Georgia"/>
+        </w:rPr>
+        <w:t xml:space="preserve">odel features </w:t>
+      </w:r>
+      <w:r>
+        <w:rPr>
+          <w:rFonts w:ascii="Georgia" w:hAnsi="Georgia"/>
+        </w:rPr>
+        <w:t xml:space="preserve">identified in the prior section </w:t>
+      </w:r>
+      <w:r>
+        <w:rPr>
+          <w:rFonts w:ascii="Georgia" w:hAnsi="Georgia"/>
+        </w:rPr>
+        <w:t xml:space="preserve">will be computed across the entire Gulf of Alaska for trawl data time periods ±1 month to enable rolling window analysis. </w:t>
+      </w:r>
+      <w:r>
+        <w:rPr>
+          <w:rFonts w:ascii="Georgia" w:hAnsi="Georgia"/>
+        </w:rPr>
+        <w:t>Then the model</w:t>
+      </w:r>
+      <w:r>
+        <w:rPr>
+          <w:rFonts w:ascii="Georgia" w:hAnsi="Georgia"/>
+        </w:rPr>
+        <w:t xml:space="preserve"> will be used to predict transition matrices </w:t>
+      </w:r>
+      <w:r>
+        <w:rPr>
+          <w:rFonts w:ascii="Georgia" w:hAnsi="Georgia"/>
+        </w:rPr>
+        <w:t>for each day in the accumulated dataset</w:t>
+      </w:r>
+      <w:r>
+        <w:rPr>
+          <w:rFonts w:ascii="Georgia" w:hAnsi="Georgia"/>
+        </w:rPr>
+        <w:t xml:space="preserve">. </w:t>
+      </w:r>
+      <w:r>
+        <w:rPr>
+          <w:rFonts w:ascii="Georgia" w:hAnsi="Georgia"/>
+        </w:rPr>
+        <w:t xml:space="preserve">Using these transition </w:t>
+      </w:r>
+      <w:r>
+        <w:rPr>
+          <w:rFonts w:ascii="Georgia" w:hAnsi="Georgia"/>
+        </w:rPr>
+        <w:t>matrices,</w:t>
+      </w:r>
+      <w:r>
+        <w:rPr>
+          <w:rFonts w:ascii="Georgia" w:hAnsi="Georgia"/>
+        </w:rPr>
+        <w:t xml:space="preserve"> we will take each time point in the bycatch data and, starting one week prior to that time point predict the movement of a uniform distribution of fish across the study region. This will </w:t>
+      </w:r>
+      <w:r>
+        <w:rPr>
+          <w:rFonts w:ascii="Georgia" w:hAnsi="Georgia"/>
+        </w:rPr>
+        <w:t>reveal</w:t>
+      </w:r>
+      <w:r>
+        <w:rPr>
+          <w:rFonts w:ascii="Georgia" w:hAnsi="Georgia"/>
+        </w:rPr>
+        <w:t>, for each timepoint in the bycatch data, the</w:t>
+      </w:r>
+      <w:r>
+        <w:rPr>
+          <w:rFonts w:ascii="Georgia" w:hAnsi="Georgia"/>
+        </w:rPr>
+        <w:t xml:space="preserve"> likely areas of fish accumulation. </w:t>
+      </w:r>
+      <w:r>
+        <w:rPr>
+          <w:rFonts w:ascii="Georgia" w:hAnsi="Georgia"/>
+        </w:rPr>
+        <w:t>The</w:t>
+      </w:r>
+      <w:r>
+        <w:rPr>
+          <w:rFonts w:ascii="Georgia" w:hAnsi="Georgia"/>
+        </w:rPr>
+        <w:t xml:space="preserve"> resulting density per H3 cell</w:t>
+      </w:r>
+      <w:r>
+        <w:rPr>
+          <w:rFonts w:ascii="Georgia" w:hAnsi="Georgia"/>
+        </w:rPr>
+        <w:t>, per time point</w:t>
+      </w:r>
+      <w:r>
+        <w:rPr>
+          <w:rFonts w:ascii="Georgia" w:hAnsi="Georgia"/>
+        </w:rPr>
+        <w:t xml:space="preserve"> will be used as an "attractor index" for that cell </w:t>
+      </w:r>
+      <w:r>
+        <w:rPr>
+          <w:rFonts w:ascii="Georgia" w:hAnsi="Georgia"/>
+        </w:rPr>
+        <w:t xml:space="preserve">and time point </w:t>
+      </w:r>
+      <w:r>
+        <w:rPr>
+          <w:rFonts w:ascii="Georgia" w:hAnsi="Georgia"/>
+        </w:rPr>
+        <w:t>(higher values indicating areas more likely to attract fish). This process will be repeated for 2 weeks prior, 3 weeks, and 4 weeks to assess performance across different time horizons (week to month), with flexibility to adjust windows based on findings. Each trawl event will ultimately be paired with attractor indices derived from these 1, 2, 3, and 4-week time windows.</w:t>
+      </w:r>
+    </w:p>
+    <w:p>
+      <w:pPr>
+        <w:rPr>
+          <w:rFonts w:ascii="Georgia" w:hAnsi="Georgia"/>
+        </w:rPr>
+      </w:pPr>
+      <w:r>
+        <w:rPr>
+          <w:rFonts w:ascii="Georgia" w:hAnsi="Georgia"/>
+        </w:rPr>
+        <w:t xml:space="preserve">Training data will then be constructed from paired fishing events. Given that attractor indices only have meaning relative to other nearby H3 cells, fishing events that are reasonably close in space and time (constrained by data availability) will be paired. Equal representation of three outcomes will be sought: both events have bycatch, only one has bycatch, and neither has bycatch. This balance prevents the model from defaulting to always predicting risk differences, ensuring it can identify when risk levels are </w:t>
+      </w:r>
+      <w:proofErr w:type="gramStart"/>
+      <w:r>
+        <w:rPr>
+          <w:rFonts w:ascii="Georgia" w:hAnsi="Georgia"/>
+        </w:rPr>
+        <w:t>actually similar</w:t>
+      </w:r>
+      <w:proofErr w:type="gramEnd"/>
+      <w:r>
+        <w:rPr>
+          <w:rFonts w:ascii="Georgia" w:hAnsi="Georgia"/>
+        </w:rPr>
+        <w:t>. These pairs will then be divided into training, validation, and testing sets.</w:t>
       </w:r>
     </w:p>
     <w:p>
@@ -2301,20 +2362,45 @@
         <w:rPr>
           <w:rFonts w:ascii="Georgia" w:hAnsi="Georgia"/>
         </w:rPr>
-        <w:t>Bycatch risk model performance will then be evaluated on the held-out testing data. Performance metrics comparing predictions to observed bycatch on the testing set will be reported. Results will be reported relative to a 50/50 random baseline, representing the null hypothesis (what would be expected if the model had no predictive ability). This will demonstrate whether the model provides meaningful risk predictions beyond chance.</w:t>
-      </w:r>
-    </w:p>
-    <w:p>
-      <w:pPr>
-        <w:rPr>
-          <w:rFonts w:ascii="Georgia" w:hAnsi="Georgia"/>
-        </w:rPr>
-      </w:pPr>
-      <w:r>
-        <w:rPr>
-          <w:rFonts w:ascii="Georgia" w:hAnsi="Georgia"/>
-        </w:rPr>
-        <w:t>Assuming the model is predictive, interpretable spatial risk maps will be generated for specific time periods. The model will generate pairwise distances (difference in assigned probabilities) between all cells, which will be used to group similar areas. Agglomerative clustering (a method that progressively merges similar items) will group cells with similar risk levels using these distances, with flexibility to explore alternative clustering methods if needed. Clusters will be assigned colors to create discrete risk zones (minimally green/yellow/red for low/medium/high risk) that are immediately interpretable for decision-making. These visualizations will demonstrate the spatial structure of bycatch risk as predicted from movement patterns.</w:t>
+        <w:t xml:space="preserve">Bycatch risk model performance will then be evaluated on the held-out testing data. Performance metrics comparing predictions to observed bycatch on the testing set will be reported. Results will be reported relative to a 50/50 random baseline, representing the null hypothesis (what would be expected if the model had no predictive ability). This </w:t>
+      </w:r>
+      <w:r>
+        <w:rPr>
+          <w:rFonts w:ascii="Georgia" w:hAnsi="Georgia"/>
+        </w:rPr>
+        <w:lastRenderedPageBreak/>
+        <w:t>will demonstrate whether the model provides meaningful risk predictions beyond chance.</w:t>
+      </w:r>
+    </w:p>
+    <w:p>
+      <w:pPr>
+        <w:rPr>
+          <w:rFonts w:ascii="Georgia" w:hAnsi="Georgia"/>
+        </w:rPr>
+      </w:pPr>
+      <w:r>
+        <w:rPr>
+          <w:rFonts w:ascii="Georgia" w:hAnsi="Georgia"/>
+        </w:rPr>
+        <w:t xml:space="preserve">Assuming the model is predictive, interpretable spatial risk maps will be generated for specific time periods. The model will generate pairwise distances (difference in assigned probabilities) between all cells, which will be used to group similar areas. Agglomerative clustering (a method that progressively merges similar items) will group cells with similar risk levels using these distances, with flexibility to explore alternative clustering methods if needed. Clusters will be assigned colors </w:t>
+      </w:r>
+      <w:r>
+        <w:rPr>
+          <w:rFonts w:ascii="Georgia" w:hAnsi="Georgia"/>
+        </w:rPr>
+        <w:t xml:space="preserve">that will be painted onto a map </w:t>
+      </w:r>
+      <w:r>
+        <w:rPr>
+          <w:rFonts w:ascii="Georgia" w:hAnsi="Georgia"/>
+        </w:rPr>
+        <w:t xml:space="preserve">of the Gulf of Alaska </w:t>
+      </w:r>
+      <w:r>
+        <w:rPr>
+          <w:rFonts w:ascii="Georgia" w:hAnsi="Georgia"/>
+        </w:rPr>
+        <w:t>to create discrete risk zones (minimally green/yellow/red for low/medium/high risk) that are immediately interpretable for decision-making. These visualizations will demonstrate the spatial structure of bycatch risk as predicted from movement patterns.</w:t>
       </w:r>
     </w:p>
     <w:p>
@@ -2353,7 +2439,6 @@
           <w:sz w:val="36"/>
           <w:szCs w:val="36"/>
         </w:rPr>
-        <w:lastRenderedPageBreak/>
         <w:t>References</w:t>
       </w:r>
     </w:p>
@@ -2367,7 +2452,21 @@
         <w:rPr>
           <w:rFonts w:ascii="Georgia" w:hAnsi="Georgia"/>
         </w:rPr>
-        <w:t>Adams J, Kaplan IC, Chasco B, Marshall KN, Acevedo-Gutiérrez A, Ward EJ. A century of Chinook salmon consumption by marine mammal predators in the Northeast Pacific Ocean. Ecological Informatics. 2016 July;34:44–51.</w:t>
+        <w:t xml:space="preserve">Adams J, Kaplan IC, Chasco B, Marshall KN, Acevedo-Gutiérrez A, Ward EJ. A century of Chinook salmon consumption by marine mammal predators in the Northeast Pacific Ocean. Ecological Informatics. 2016 </w:t>
+      </w:r>
+      <w:proofErr w:type="gramStart"/>
+      <w:r>
+        <w:rPr>
+          <w:rFonts w:ascii="Georgia" w:hAnsi="Georgia"/>
+        </w:rPr>
+        <w:t>July;34:44</w:t>
+      </w:r>
+      <w:proofErr w:type="gramEnd"/>
+      <w:r>
+        <w:rPr>
+          <w:rFonts w:ascii="Georgia" w:hAnsi="Georgia"/>
+        </w:rPr>
+        <w:t>–51.</w:t>
       </w:r>
     </w:p>
     <w:p>
@@ -2394,7 +2493,21 @@
         <w:rPr>
           <w:rFonts w:ascii="Georgia" w:hAnsi="Georgia"/>
         </w:rPr>
-        <w:t xml:space="preserve"> spp.) Fisheries. BioScience. 2021 Feb 15;71(2):186–204.</w:t>
+        <w:t xml:space="preserve"> spp.) Fisheries. </w:t>
+      </w:r>
+      <w:proofErr w:type="spellStart"/>
+      <w:r>
+        <w:rPr>
+          <w:rFonts w:ascii="Georgia" w:hAnsi="Georgia"/>
+        </w:rPr>
+        <w:t>BioScience</w:t>
+      </w:r>
+      <w:proofErr w:type="spellEnd"/>
+      <w:r>
+        <w:rPr>
+          <w:rFonts w:ascii="Georgia" w:hAnsi="Georgia"/>
+        </w:rPr>
+        <w:t>. 2021 Feb 15;71(2):186–204.</w:t>
       </w:r>
     </w:p>
     <w:p>
@@ -2446,32 +2559,89 @@
         <w:rPr>
           <w:rFonts w:ascii="Georgia" w:hAnsi="Georgia"/>
         </w:rPr>
-        <w:t>Fall J, Godduhn A, Halas G, et al. Alaska Subsistence and Personal Use Salmon Fisheries 2016 Annual Report. 2016.</w:t>
-      </w:r>
-    </w:p>
-    <w:p>
-      <w:pPr>
-        <w:rPr>
-          <w:rFonts w:ascii="Georgia" w:hAnsi="Georgia"/>
-        </w:rPr>
-      </w:pPr>
-      <w:r>
-        <w:rPr>
-          <w:rFonts w:ascii="Georgia" w:hAnsi="Georgia"/>
-        </w:rPr>
-        <w:t>Freshwater C, Anderson SC, Beacham TD, Luedke W, Wor C, King J. An integrated model of seasonal changes in stock composition and abundance with an application to Chinook salmon. PeerJ. 2021 Apr 20;9:e11163.</w:t>
-      </w:r>
-    </w:p>
-    <w:p>
-      <w:pPr>
-        <w:rPr>
-          <w:rFonts w:ascii="Georgia" w:hAnsi="Georgia"/>
-        </w:rPr>
-      </w:pPr>
-      <w:r>
-        <w:rPr>
-          <w:rFonts w:ascii="Georgia" w:hAnsi="Georgia"/>
-        </w:rPr>
+        <w:t xml:space="preserve">Fall J, </w:t>
+      </w:r>
+      <w:proofErr w:type="spellStart"/>
+      <w:r>
+        <w:rPr>
+          <w:rFonts w:ascii="Georgia" w:hAnsi="Georgia"/>
+        </w:rPr>
+        <w:t>Godduhn</w:t>
+      </w:r>
+      <w:proofErr w:type="spellEnd"/>
+      <w:r>
+        <w:rPr>
+          <w:rFonts w:ascii="Georgia" w:hAnsi="Georgia"/>
+        </w:rPr>
+        <w:t xml:space="preserve"> A, Halas G, et al. Alaska Subsistence and Personal Use Salmon Fisheries 2016 Annual Report. 2016.</w:t>
+      </w:r>
+    </w:p>
+    <w:p>
+      <w:pPr>
+        <w:rPr>
+          <w:rFonts w:ascii="Georgia" w:hAnsi="Georgia"/>
+        </w:rPr>
+      </w:pPr>
+      <w:r>
+        <w:rPr>
+          <w:rFonts w:ascii="Georgia" w:hAnsi="Georgia"/>
+        </w:rPr>
+        <w:t xml:space="preserve">Freshwater C, Anderson SC, Beacham TD, Luedke W, </w:t>
+      </w:r>
+      <w:proofErr w:type="spellStart"/>
+      <w:r>
+        <w:rPr>
+          <w:rFonts w:ascii="Georgia" w:hAnsi="Georgia"/>
+        </w:rPr>
+        <w:t>Wor</w:t>
+      </w:r>
+      <w:proofErr w:type="spellEnd"/>
+      <w:r>
+        <w:rPr>
+          <w:rFonts w:ascii="Georgia" w:hAnsi="Georgia"/>
+        </w:rPr>
+        <w:t xml:space="preserve"> C, King J. An integrated model of seasonal changes in stock composition and abundance with an application to Chinook salmon. </w:t>
+      </w:r>
+      <w:proofErr w:type="spellStart"/>
+      <w:r>
+        <w:rPr>
+          <w:rFonts w:ascii="Georgia" w:hAnsi="Georgia"/>
+        </w:rPr>
+        <w:t>PeerJ</w:t>
+      </w:r>
+      <w:proofErr w:type="spellEnd"/>
+      <w:r>
+        <w:rPr>
+          <w:rFonts w:ascii="Georgia" w:hAnsi="Georgia"/>
+        </w:rPr>
+        <w:t>. 2021 Apr 20;</w:t>
+      </w:r>
+      <w:proofErr w:type="gramStart"/>
+      <w:r>
+        <w:rPr>
+          <w:rFonts w:ascii="Georgia" w:hAnsi="Georgia"/>
+        </w:rPr>
+        <w:t>9:e</w:t>
+      </w:r>
+      <w:proofErr w:type="gramEnd"/>
+      <w:r>
+        <w:rPr>
+          <w:rFonts w:ascii="Georgia" w:hAnsi="Georgia"/>
+        </w:rPr>
+        <w:t>11163.</w:t>
+      </w:r>
+    </w:p>
+    <w:p>
+      <w:pPr>
+        <w:rPr>
+          <w:rFonts w:ascii="Georgia" w:hAnsi="Georgia"/>
+        </w:rPr>
+      </w:pPr>
+      <w:r>
+        <w:rPr>
+          <w:rFonts w:ascii="Georgia" w:hAnsi="Georgia"/>
+        </w:rPr>
+        <w:lastRenderedPageBreak/>
         <w:t>Gende SM, Quinn TP, Willson MF, Heintz R, Scott TM. Magnitude and Fate of Salmon-Derived Nutrients and Energy in a Coastal Stream Ecosystem. Journal of Freshwater Ecology. 2004 Mar;19(1):149–60.</w:t>
       </w:r>
     </w:p>
@@ -2511,7 +2681,21 @@
         <w:rPr>
           <w:rFonts w:ascii="Georgia" w:hAnsi="Georgia"/>
         </w:rPr>
-        <w:t>Myers KW, Aydin KY, Walker RV, Fowler S, Dahlberg ML. Known ocean ranges of stocks of Pacific salmon and steelhead as shown by tagging experiments, 1956–1995. NPAFC Doc. 2007;327.</w:t>
+        <w:t xml:space="preserve">Myers KW, Aydin KY, Walker RV, Fowler S, Dahlberg </w:t>
+      </w:r>
+      <w:proofErr w:type="gramStart"/>
+      <w:r>
+        <w:rPr>
+          <w:rFonts w:ascii="Georgia" w:hAnsi="Georgia"/>
+        </w:rPr>
+        <w:t>ML. Known ocean</w:t>
+      </w:r>
+      <w:proofErr w:type="gramEnd"/>
+      <w:r>
+        <w:rPr>
+          <w:rFonts w:ascii="Georgia" w:hAnsi="Georgia"/>
+        </w:rPr>
+        <w:t xml:space="preserve"> ranges of stocks of Pacific salmon and steelhead as shown by tagging experiments, 1956–1995. NPAFC Doc. 2007;327.</w:t>
       </w:r>
     </w:p>
     <w:p>
@@ -2546,7 +2730,6 @@
         <w:rPr>
           <w:rFonts w:ascii="Georgia" w:hAnsi="Georgia"/>
         </w:rPr>
-        <w:lastRenderedPageBreak/>
         <w:t xml:space="preserve">North Pacific Fishery Management Council. Fisheries management plan for the groundfish fisheries of the Gulf of Alaska [Internet]. 2024 [cited 2026 </w:t>
       </w:r>
       <w:r>
@@ -2628,7 +2811,21 @@
         <w:rPr>
           <w:rFonts w:ascii="Georgia" w:hAnsi="Georgia"/>
         </w:rPr>
-        <w:t>Seitz AC, Courtney MB, Evans MD, Manishin K. Pop-up satellite archival tags reveal evidence of intense predation on large immature Chinook salmon (</w:t>
+        <w:t xml:space="preserve">Seitz AC, Courtney MB, Evans MD, Manishin K. Pop-up satellite archival tags reveal evidence of intense predation on </w:t>
+      </w:r>
+      <w:proofErr w:type="gramStart"/>
+      <w:r>
+        <w:rPr>
+          <w:rFonts w:ascii="Georgia" w:hAnsi="Georgia"/>
+        </w:rPr>
+        <w:t>large immature</w:t>
+      </w:r>
+      <w:proofErr w:type="gramEnd"/>
+      <w:r>
+        <w:rPr>
+          <w:rFonts w:ascii="Georgia" w:hAnsi="Georgia"/>
+        </w:rPr>
+        <w:t xml:space="preserve"> Chinook salmon (</w:t>
       </w:r>
       <w:r>
         <w:rPr>
@@ -2642,7 +2839,21 @@
         <w:rPr>
           <w:rFonts w:ascii="Georgia" w:hAnsi="Georgia"/>
         </w:rPr>
-        <w:t>) in the North Pacific Ocean. Can J Fish Aquat Sci. 2019 Sept;76(9):1608–15.</w:t>
+        <w:t xml:space="preserve">) in the North Pacific Ocean. Can J Fish </w:t>
+      </w:r>
+      <w:proofErr w:type="spellStart"/>
+      <w:r>
+        <w:rPr>
+          <w:rFonts w:ascii="Georgia" w:hAnsi="Georgia"/>
+        </w:rPr>
+        <w:t>Aquat</w:t>
+      </w:r>
+      <w:proofErr w:type="spellEnd"/>
+      <w:r>
+        <w:rPr>
+          <w:rFonts w:ascii="Georgia" w:hAnsi="Georgia"/>
+        </w:rPr>
+        <w:t xml:space="preserve"> Sci. 2019 Sept;76(9):1608–15.</w:t>
       </w:r>
     </w:p>
     <w:p>
@@ -2665,30 +2876,69 @@
           <w:lang w:val="de-DE"/>
         </w:rPr>
       </w:pPr>
-      <w:r>
-        <w:rPr>
-          <w:rFonts w:ascii="Georgia" w:hAnsi="Georgia"/>
-        </w:rPr>
-        <w:t xml:space="preserve">Verleysen M, François D. The Curse of Dimensionality in Data Mining and Time Series Prediction. In: Cabestany J, Prieto A, Sandoval F, editors. Computational Intelligence and Bioinspired Systems. </w:t>
+      <w:proofErr w:type="spellStart"/>
+      <w:r>
+        <w:rPr>
+          <w:rFonts w:ascii="Georgia" w:hAnsi="Georgia"/>
+        </w:rPr>
+        <w:t>Verleysen</w:t>
+      </w:r>
+      <w:proofErr w:type="spellEnd"/>
+      <w:r>
+        <w:rPr>
+          <w:rFonts w:ascii="Georgia" w:hAnsi="Georgia"/>
+        </w:rPr>
+        <w:t xml:space="preserve"> M, François D. The Curse of Dimensionality in Data Mining and Time Series Prediction. In: </w:t>
+      </w:r>
+      <w:proofErr w:type="spellStart"/>
+      <w:r>
+        <w:rPr>
+          <w:rFonts w:ascii="Georgia" w:hAnsi="Georgia"/>
+        </w:rPr>
+        <w:t>Cabestany</w:t>
+      </w:r>
+      <w:proofErr w:type="spellEnd"/>
+      <w:r>
+        <w:rPr>
+          <w:rFonts w:ascii="Georgia" w:hAnsi="Georgia"/>
+        </w:rPr>
+        <w:t xml:space="preserve"> J, Prieto A, Sandoval F, editors. Computational Intelligence and Bioinspired Systems. </w:t>
       </w:r>
       <w:r>
         <w:rPr>
           <w:rFonts w:ascii="Georgia" w:hAnsi="Georgia"/>
           <w:lang w:val="de-DE"/>
         </w:rPr>
-        <w:t>Berlin, Heidelberg: Springer Berlin Heidelberg; 2005. p. 758–70. (Lecture Notes in Computer Science; vol. 3512).</w:t>
-      </w:r>
-    </w:p>
-    <w:p>
-      <w:pPr>
-        <w:rPr>
-          <w:rFonts w:ascii="Georgia" w:hAnsi="Georgia"/>
-        </w:rPr>
-      </w:pPr>
-      <w:r>
-        <w:rPr>
-          <w:rFonts w:ascii="Georgia" w:hAnsi="Georgia"/>
-        </w:rPr>
+        <w:t>Berlin, Heidelberg: Springer Berlin Heidelberg; 2005. p. 758–70. (</w:t>
+      </w:r>
+      <w:proofErr w:type="spellStart"/>
+      <w:r>
+        <w:rPr>
+          <w:rFonts w:ascii="Georgia" w:hAnsi="Georgia"/>
+          <w:lang w:val="de-DE"/>
+        </w:rPr>
+        <w:t>Lecture</w:t>
+      </w:r>
+      <w:proofErr w:type="spellEnd"/>
+      <w:r>
+        <w:rPr>
+          <w:rFonts w:ascii="Georgia" w:hAnsi="Georgia"/>
+          <w:lang w:val="de-DE"/>
+        </w:rPr>
+        <w:t xml:space="preserve"> Notes in Computer Science; vol. 3512).</w:t>
+      </w:r>
+    </w:p>
+    <w:p>
+      <w:pPr>
+        <w:rPr>
+          <w:rFonts w:ascii="Georgia" w:hAnsi="Georgia"/>
+        </w:rPr>
+      </w:pPr>
+      <w:r>
+        <w:rPr>
+          <w:rFonts w:ascii="Georgia" w:hAnsi="Georgia"/>
+        </w:rPr>
+        <w:lastRenderedPageBreak/>
         <w:t>Weitkamp LA. Marine Distributions of Chinook Salmon from the West Coast of North America Determined by Coded Wire Tag Recoveries. Trans Am Fish Soc. 2010 Jan;139(1):147–70.</w:t>
       </w:r>
     </w:p>
@@ -2716,33 +2966,75 @@
         <w:rPr>
           <w:rFonts w:ascii="Georgia" w:hAnsi="Georgia"/>
         </w:rPr>
-        <w:t>) ocean migration patterns: insight from marine coded-wire tag recoveries. Can J Fish Aquat Sci. 2002 July 1;59(7):1100–15.</w:t>
-      </w:r>
-    </w:p>
-    <w:p>
-      <w:pPr>
-        <w:rPr>
-          <w:rFonts w:ascii="Georgia" w:hAnsi="Georgia"/>
-        </w:rPr>
-      </w:pPr>
-      <w:r>
-        <w:rPr>
-          <w:rFonts w:ascii="Georgia" w:hAnsi="Georgia"/>
-        </w:rPr>
-        <w:t>Wells BK, Huff DD, Quinn TP, Santora JA, Gomes DGE, Vasbinder K, et al. When, where, and why salmon become vulnerable to predation. ICES Journal of Marine Science. 2025 Sept 2;82(9):fsaf162.</w:t>
-      </w:r>
-    </w:p>
-    <w:p>
-      <w:pPr>
-        <w:rPr>
-          <w:rFonts w:ascii="Georgia" w:hAnsi="Georgia"/>
-        </w:rPr>
-      </w:pPr>
-      <w:r>
-        <w:rPr>
-          <w:rFonts w:ascii="Georgia" w:hAnsi="Georgia"/>
-        </w:rPr>
-        <w:t>Wildlife Computers. Minipat. 2025.</w:t>
+        <w:t xml:space="preserve">) ocean migration patterns: insight from marine coded-wire tag recoveries. Can J Fish </w:t>
+      </w:r>
+      <w:proofErr w:type="spellStart"/>
+      <w:r>
+        <w:rPr>
+          <w:rFonts w:ascii="Georgia" w:hAnsi="Georgia"/>
+        </w:rPr>
+        <w:t>Aquat</w:t>
+      </w:r>
+      <w:proofErr w:type="spellEnd"/>
+      <w:r>
+        <w:rPr>
+          <w:rFonts w:ascii="Georgia" w:hAnsi="Georgia"/>
+        </w:rPr>
+        <w:t xml:space="preserve"> Sci. 2002 July 1;59(7):1100–15.</w:t>
+      </w:r>
+    </w:p>
+    <w:p>
+      <w:pPr>
+        <w:rPr>
+          <w:rFonts w:ascii="Georgia" w:hAnsi="Georgia"/>
+        </w:rPr>
+      </w:pPr>
+      <w:r>
+        <w:rPr>
+          <w:rFonts w:ascii="Georgia" w:hAnsi="Georgia"/>
+        </w:rPr>
+        <w:t>Wells BK, Huff DD, Quinn TP, Santora JA, Gomes DGE, Vasbinder K, et al. When, where, and why salmon become vulnerable to predation. ICES Journal of Marine Science. 2025 Sept 2;82(9</w:t>
+      </w:r>
+      <w:proofErr w:type="gramStart"/>
+      <w:r>
+        <w:rPr>
+          <w:rFonts w:ascii="Georgia" w:hAnsi="Georgia"/>
+        </w:rPr>
+        <w:t>):fsaf</w:t>
+      </w:r>
+      <w:proofErr w:type="gramEnd"/>
+      <w:r>
+        <w:rPr>
+          <w:rFonts w:ascii="Georgia" w:hAnsi="Georgia"/>
+        </w:rPr>
+        <w:t>162.</w:t>
+      </w:r>
+    </w:p>
+    <w:p>
+      <w:pPr>
+        <w:rPr>
+          <w:rFonts w:ascii="Georgia" w:hAnsi="Georgia"/>
+        </w:rPr>
+      </w:pPr>
+      <w:r>
+        <w:rPr>
+          <w:rFonts w:ascii="Georgia" w:hAnsi="Georgia"/>
+        </w:rPr>
+        <w:t xml:space="preserve">Wildlife Computers. </w:t>
+      </w:r>
+      <w:proofErr w:type="spellStart"/>
+      <w:r>
+        <w:rPr>
+          <w:rFonts w:ascii="Georgia" w:hAnsi="Georgia"/>
+        </w:rPr>
+        <w:t>Minipat</w:t>
+      </w:r>
+      <w:proofErr w:type="spellEnd"/>
+      <w:r>
+        <w:rPr>
+          <w:rFonts w:ascii="Georgia" w:hAnsi="Georgia"/>
+        </w:rPr>
+        <w:t>. 2025.</w:t>
       </w:r>
     </w:p>
     <w:p>

--- a/docs/Proposal.docx
+++ b/docs/Proposal.docx
@@ -81,15 +81,47 @@
       <w:pPr>
         <w:rPr>
           <w:rFonts w:ascii="Georgia" w:hAnsi="Georgia"/>
+        </w:rPr>
+      </w:pPr>
+      <w:r>
+        <w:rPr>
+          <w:rFonts w:ascii="Georgia" w:hAnsi="Georgia"/>
+        </w:rPr>
+        <w:t>The marine environment is host to wide array of species for which broad scale movement is a central aspect of their lives. Blue marlin (</w:t>
+      </w:r>
+      <w:r>
+        <w:rPr>
+          <w:rFonts w:ascii="Georgia" w:hAnsi="Georgia"/>
           <w:i/>
           <w:iCs/>
         </w:rPr>
-      </w:pPr>
-      <w:r>
-        <w:rPr>
-          <w:rFonts w:ascii="Georgia" w:hAnsi="Georgia"/>
-        </w:rPr>
-        <w:t>The marine environment is host to wide array of species for which broad scale movement is a central aspect of their lives. Blue marlin (</w:t>
+        <w:t>Makaira nigricans</w:t>
+      </w:r>
+      <w:r>
+        <w:rPr>
+          <w:rFonts w:ascii="Georgia" w:hAnsi="Georgia"/>
+        </w:rPr>
+        <w:t>) in the North Atlantic shift southward during winter months, ostensibly tracking more valuable foraging grounds (</w:t>
+      </w:r>
+      <w:proofErr w:type="spellStart"/>
+      <w:r>
+        <w:rPr>
+          <w:rFonts w:ascii="Georgia" w:hAnsi="Georgia"/>
+        </w:rPr>
+        <w:t>Andrzejaczek</w:t>
+      </w:r>
+      <w:proofErr w:type="spellEnd"/>
+      <w:r>
+        <w:rPr>
+          <w:rFonts w:ascii="Georgia" w:hAnsi="Georgia"/>
+        </w:rPr>
+        <w:t xml:space="preserve">, 2023). Cephalopod species that live along shelf fronts make excursions over the shelf to feed (Boyle, 2005). </w:t>
+      </w:r>
+      <w:r>
+        <w:rPr>
+          <w:rFonts w:ascii="Georgia" w:hAnsi="Georgia"/>
+        </w:rPr>
+        <w:t>Chinook salmon (</w:t>
       </w:r>
       <w:r>
         <w:rPr>
@@ -97,33 +129,7 @@
           <w:i/>
           <w:iCs/>
         </w:rPr>
-        <w:t>Makaira nigricans</w:t>
-      </w:r>
-      <w:r>
-        <w:rPr>
-          <w:rFonts w:ascii="Georgia" w:hAnsi="Georgia"/>
-        </w:rPr>
-        <w:t>) in the North Atlantic shift southward during winter months, ostensibly tracking more valuable foraging grounds (</w:t>
-      </w:r>
-      <w:proofErr w:type="spellStart"/>
-      <w:r>
-        <w:rPr>
-          <w:rFonts w:ascii="Georgia" w:hAnsi="Georgia"/>
-        </w:rPr>
-        <w:t>Andrzejaczek</w:t>
-      </w:r>
-      <w:proofErr w:type="spellEnd"/>
-      <w:r>
-        <w:rPr>
-          <w:rFonts w:ascii="Georgia" w:hAnsi="Georgia"/>
-        </w:rPr>
-        <w:t xml:space="preserve">, 2023). Cephalopod species that live along shelf fronts make excursions over the shelf to feed (Boyle, 2005). </w:t>
-      </w:r>
-      <w:r>
-        <w:rPr>
-          <w:rFonts w:ascii="Georgia" w:hAnsi="Georgia"/>
-        </w:rPr>
-        <w:t>Chinook salmon (</w:t>
+        <w:t xml:space="preserve">Oncorhynchus </w:t>
       </w:r>
       <w:r>
         <w:rPr>
@@ -131,7 +137,49 @@
           <w:i/>
           <w:iCs/>
         </w:rPr>
-        <w:t xml:space="preserve">Oncorhynchus </w:t>
+        <w:t>tshawytscha</w:t>
+      </w:r>
+      <w:r>
+        <w:rPr>
+          <w:rFonts w:ascii="Georgia" w:hAnsi="Georgia"/>
+        </w:rPr>
+        <w:t xml:space="preserve">) follow the North American coastline from their natal rivers in California up and into the Gulf of Alaska </w:t>
+      </w:r>
+      <w:r>
+        <w:rPr>
+          <w:rFonts w:ascii="Georgia" w:hAnsi="Georgia"/>
+        </w:rPr>
+        <w:t xml:space="preserve">(Riddell, 2018) and can travel distances exceeding 50km a day </w:t>
+      </w:r>
+      <w:r>
+        <w:rPr>
+          <w:rFonts w:ascii="Georgia" w:hAnsi="Georgia"/>
+        </w:rPr>
+        <w:t>(</w:t>
+      </w:r>
+      <w:r>
+        <w:rPr>
+          <w:rFonts w:ascii="Georgia" w:hAnsi="Georgia"/>
+        </w:rPr>
+        <w:t>Seitz, 2024</w:t>
+      </w:r>
+      <w:r>
+        <w:rPr>
+          <w:rFonts w:ascii="Georgia" w:hAnsi="Georgia"/>
+        </w:rPr>
+        <w:t xml:space="preserve">). </w:t>
+      </w:r>
+      <w:r>
+        <w:rPr>
+          <w:rFonts w:ascii="Georgia" w:hAnsi="Georgia"/>
+        </w:rPr>
+        <w:t xml:space="preserve">Blue </w:t>
+      </w:r>
+      <w:r>
+        <w:rPr>
+          <w:rFonts w:ascii="Georgia" w:hAnsi="Georgia"/>
+        </w:rPr>
+        <w:t>(</w:t>
       </w:r>
       <w:r>
         <w:rPr>
@@ -139,37 +187,25 @@
           <w:i/>
           <w:iCs/>
         </w:rPr>
-        <w:t>tshawytscha</w:t>
-      </w:r>
-      <w:r>
-        <w:rPr>
-          <w:rFonts w:ascii="Georgia" w:hAnsi="Georgia"/>
-        </w:rPr>
-        <w:t xml:space="preserve">) follow the North American coastline from their natal rivers in California up and into the Gulf of Alaska </w:t>
-      </w:r>
-      <w:r>
-        <w:rPr>
-          <w:rFonts w:ascii="Georgia" w:hAnsi="Georgia"/>
-        </w:rPr>
-        <w:t xml:space="preserve">(Riddell, 2018) and can travel distances exceeding 50km a day </w:t>
+        <w:t>Balaenoptera musculus</w:t>
+      </w:r>
+      <w:r>
+        <w:rPr>
+          <w:rFonts w:ascii="Georgia" w:hAnsi="Georgia"/>
+        </w:rPr>
+        <w:t xml:space="preserve">) </w:t>
+      </w:r>
+      <w:r>
+        <w:rPr>
+          <w:rFonts w:ascii="Georgia" w:hAnsi="Georgia"/>
+        </w:rPr>
+        <w:t xml:space="preserve">and Fin </w:t>
       </w:r>
       <w:r>
         <w:rPr>
           <w:rFonts w:ascii="Georgia" w:hAnsi="Georgia"/>
         </w:rPr>
         <w:t>(</w:t>
-      </w:r>
-      <w:r>
-        <w:rPr>
-          <w:rFonts w:ascii="Georgia" w:hAnsi="Georgia"/>
-        </w:rPr>
-        <w:t>CITE</w:t>
-      </w:r>
-      <w:r>
-        <w:rPr>
-          <w:rFonts w:ascii="Georgia" w:hAnsi="Georgia"/>
-        </w:rPr>
-        <w:t xml:space="preserve">). </w:t>
       </w:r>
       <w:r>
         <w:rPr>
@@ -177,90 +213,350 @@
           <w:i/>
           <w:iCs/>
         </w:rPr>
-        <w:t xml:space="preserve">Find studies on cetaceans and sharks moving about for non-migration reasons. </w:t>
-      </w:r>
-    </w:p>
-    <w:p>
-      <w:pPr>
-        <w:rPr>
-          <w:rFonts w:ascii="Georgia" w:hAnsi="Georgia"/>
-        </w:rPr>
-      </w:pPr>
-      <w:r>
-        <w:rPr>
-          <w:rFonts w:ascii="Georgia" w:hAnsi="Georgia"/>
-        </w:rPr>
-        <w:t xml:space="preserve">Understanding what drives these movements is essential to both understanding the ecology of these species and its overlap with human activities. Given that movement has evolved as a central aspect of these species’ lives it must also be central to their ecology and so only by understanding why it is they do what they do can we understand the </w:t>
-      </w:r>
-      <w:r>
-        <w:rPr>
-          <w:rFonts w:ascii="Georgia" w:hAnsi="Georgia"/>
-        </w:rPr>
-        <w:t xml:space="preserve">associated benefits and risks created by the behavior. In so doing we can also better understand the ways in which human activities might exacerbate risks or remove benefits. </w:t>
-      </w:r>
-    </w:p>
-    <w:p>
-      <w:pPr>
-        <w:rPr>
-          <w:rFonts w:ascii="Georgia" w:hAnsi="Georgia"/>
-        </w:rPr>
-      </w:pPr>
-      <w:r>
-        <w:rPr>
-          <w:rFonts w:ascii="Georgia" w:hAnsi="Georgia"/>
-        </w:rPr>
-        <w:t xml:space="preserve">Building such understanding is equivalent to developing models of how distributions of animals change over time. Specifically, such a model would be able to take an initial distribution of a set of animals and accurately predict the redistribution of those animals over time. Such a species redistribution model </w:t>
-      </w:r>
-      <w:r>
-        <w:rPr>
-          <w:rFonts w:ascii="Georgia" w:hAnsi="Georgia"/>
-        </w:rPr>
-        <w:t xml:space="preserve">(SRM) </w:t>
-      </w:r>
-      <w:r>
-        <w:rPr>
-          <w:rFonts w:ascii="Georgia" w:hAnsi="Georgia"/>
-        </w:rPr>
-        <w:t xml:space="preserve">would then provide a means to put specific predictions about what drives animal movements to the test. </w:t>
-      </w:r>
-    </w:p>
-    <w:p>
-      <w:pPr>
-        <w:rPr>
-          <w:rFonts w:ascii="Georgia" w:hAnsi="Georgia"/>
-        </w:rPr>
-      </w:pPr>
-      <w:r>
-        <w:rPr>
-          <w:rFonts w:ascii="Georgia" w:hAnsi="Georgia"/>
-        </w:rPr>
-        <w:t xml:space="preserve">One strategy for building such models involves splitting the problem into two parts – local movement integrated over assumed density. </w:t>
-      </w:r>
-      <w:r>
-        <w:rPr>
-          <w:rFonts w:ascii="Georgia" w:hAnsi="Georgia"/>
-        </w:rPr>
-        <w:t xml:space="preserve">If a region of interest is segmented into a discrete grid and a model is built that describes the transition probabilities between these grid points at each timestep then the overall SRM simply decomposes into taking the initial per grid density, passing it through these transition probabilities, summing over the grid points, and repeating the process for as many timesteps are necessary. </w:t>
-      </w:r>
-    </w:p>
-    <w:p>
-      <w:pPr>
-        <w:rPr>
-          <w:rFonts w:ascii="Georgia" w:hAnsi="Georgia"/>
-        </w:rPr>
-      </w:pPr>
-      <w:r>
-        <w:rPr>
-          <w:rFonts w:ascii="Georgia" w:hAnsi="Georgia"/>
-        </w:rPr>
-        <w:t xml:space="preserve">In the case of animal movement, there are a series of questions such a simulation enables right away. First, assuming an initial uniform distribution across space, where would animals tend to congregate? Are there times or places in which animals are more or less likely to move from an area they are currently occupying? Is there directivity to </w:t>
-      </w:r>
+        <w:t>Balaenoptera physalus</w:t>
+      </w:r>
+      <w:r>
+        <w:rPr>
+          <w:rFonts w:ascii="Georgia" w:hAnsi="Georgia"/>
+        </w:rPr>
+        <w:t xml:space="preserve">) </w:t>
+      </w:r>
+      <w:r>
+        <w:rPr>
+          <w:rFonts w:ascii="Georgia" w:hAnsi="Georgia"/>
+        </w:rPr>
+        <w:t xml:space="preserve">whales tagged off the coast of California dispersed </w:t>
+      </w:r>
+      <w:r>
+        <w:rPr>
+          <w:rFonts w:ascii="Georgia" w:hAnsi="Georgia"/>
+        </w:rPr>
+        <w:t xml:space="preserve">within 30 days </w:t>
+      </w:r>
+      <w:r>
+        <w:rPr>
+          <w:rFonts w:ascii="Georgia" w:hAnsi="Georgia"/>
+        </w:rPr>
+        <w:t xml:space="preserve">as far north as </w:t>
+      </w:r>
+      <w:r>
+        <w:rPr>
+          <w:rFonts w:ascii="Georgia" w:hAnsi="Georgia"/>
+        </w:rPr>
+        <w:t>Cape Mendocino in northern California</w:t>
+      </w:r>
+      <w:r>
+        <w:rPr>
+          <w:rFonts w:ascii="Georgia" w:hAnsi="Georgia"/>
+        </w:rPr>
+        <w:t xml:space="preserve"> </w:t>
+      </w:r>
+      <w:r>
+        <w:rPr>
+          <w:rFonts w:ascii="Georgia" w:hAnsi="Georgia"/>
+        </w:rPr>
+        <w:t>and as far south as</w:t>
+      </w:r>
+      <w:r>
+        <w:rPr>
+          <w:rFonts w:ascii="Georgia" w:hAnsi="Georgia"/>
+        </w:rPr>
+        <w:t xml:space="preserve"> Baja California, Mexico while foraging</w:t>
+      </w:r>
+      <w:r>
+        <w:rPr>
+          <w:rFonts w:ascii="Georgia" w:hAnsi="Georgia"/>
+        </w:rPr>
+        <w:t xml:space="preserve"> (Irvine, 2019).</w:t>
+      </w:r>
+      <w:r>
+        <w:rPr>
+          <w:rFonts w:ascii="Georgia" w:hAnsi="Georgia"/>
+        </w:rPr>
+        <w:t xml:space="preserve"> </w:t>
+      </w:r>
+      <w:r>
+        <w:rPr>
+          <w:rFonts w:ascii="Georgia" w:hAnsi="Georgia"/>
+        </w:rPr>
+        <w:t xml:space="preserve">Broadscale movements within the marine environment are a common strategy employed across a wide variety of different clades. </w:t>
+      </w:r>
+    </w:p>
+    <w:p>
+      <w:pPr>
+        <w:rPr>
+          <w:rFonts w:ascii="Georgia" w:hAnsi="Georgia"/>
+        </w:rPr>
+      </w:pPr>
+      <w:r>
+        <w:rPr>
+          <w:rFonts w:ascii="Georgia" w:hAnsi="Georgia"/>
+        </w:rPr>
+        <w:t xml:space="preserve">Given the central nature of movement </w:t>
+      </w:r>
+      <w:r>
+        <w:rPr>
+          <w:rFonts w:ascii="Georgia" w:hAnsi="Georgia"/>
+        </w:rPr>
+        <w:t>in</w:t>
+      </w:r>
+      <w:r>
+        <w:rPr>
+          <w:rFonts w:ascii="Georgia" w:hAnsi="Georgia"/>
+        </w:rPr>
+        <w:t xml:space="preserve"> these species’ lives, understanding why they move as they do is critical to illuminating their ecology and any related anthropogenic risks. Through movement animals can utilize a much broader spatial scope than they could in stasis. However, efficient use of such a space is only possible through strategies that must have coevolved with the species themselves. </w:t>
+      </w:r>
+      <w:r>
+        <w:rPr>
+          <w:rFonts w:ascii="Georgia" w:hAnsi="Georgia"/>
+        </w:rPr>
+        <w:t xml:space="preserve">It is in understanding these strategies that we get closer to understanding the ecology of these animals as well as the risks human activities may pose to their effectiveness. </w:t>
+      </w:r>
+    </w:p>
+    <w:p>
+      <w:pPr>
+        <w:rPr>
+          <w:rFonts w:ascii="Georgia" w:hAnsi="Georgia"/>
+        </w:rPr>
+      </w:pPr>
+      <w:r>
+        <w:rPr>
+          <w:rFonts w:ascii="Georgia" w:hAnsi="Georgia"/>
+        </w:rPr>
+        <w:t xml:space="preserve">The route to successful understanding is effective prediction and that requires building models. Specifically, a model would need to take an initial distribution of animals in space and provide a prediction of the evolution of that distribution over time. Species redistribution models (SRM) of this kind would </w:t>
+      </w:r>
+      <w:r>
+        <w:rPr>
+          <w:rFonts w:ascii="Georgia" w:hAnsi="Georgia"/>
+        </w:rPr>
+        <w:t xml:space="preserve">then </w:t>
+      </w:r>
+      <w:r>
+        <w:rPr>
+          <w:rFonts w:ascii="Georgia" w:hAnsi="Georgia"/>
+        </w:rPr>
+        <w:t xml:space="preserve">provide a means to put specific </w:t>
+      </w:r>
+      <w:r>
+        <w:rPr>
+          <w:rFonts w:ascii="Georgia" w:hAnsi="Georgia"/>
+        </w:rPr>
+        <w:t xml:space="preserve">hypotheses </w:t>
+      </w:r>
+      <w:r>
+        <w:rPr>
+          <w:rFonts w:ascii="Georgia" w:hAnsi="Georgia"/>
+        </w:rPr>
+        <w:t>about</w:t>
+      </w:r>
+      <w:r>
+        <w:rPr>
+          <w:rFonts w:ascii="Georgia" w:hAnsi="Georgia"/>
+        </w:rPr>
+        <w:t xml:space="preserve"> the </w:t>
+      </w:r>
+      <w:r>
+        <w:rPr>
+          <w:rFonts w:ascii="Georgia" w:hAnsi="Georgia"/>
+        </w:rPr>
+        <w:t>basis</w:t>
+      </w:r>
+      <w:r>
+        <w:rPr>
+          <w:rFonts w:ascii="Georgia" w:hAnsi="Georgia"/>
+        </w:rPr>
+        <w:t xml:space="preserve"> of animal movement</w:t>
+      </w:r>
+      <w:r>
+        <w:rPr>
+          <w:rFonts w:ascii="Georgia" w:hAnsi="Georgia"/>
+        </w:rPr>
+        <w:t xml:space="preserve"> </w:t>
+      </w:r>
+      <w:r>
+        <w:rPr>
+          <w:rFonts w:ascii="Georgia" w:hAnsi="Georgia"/>
+        </w:rPr>
+        <w:t>to the test.</w:t>
+      </w:r>
+      <w:r>
+        <w:rPr>
+          <w:rFonts w:ascii="Georgia" w:hAnsi="Georgia"/>
+        </w:rPr>
+        <w:t xml:space="preserve"> </w:t>
+      </w:r>
+    </w:p>
+    <w:p>
+      <w:pPr>
+        <w:rPr>
+          <w:rFonts w:ascii="Georgia" w:hAnsi="Georgia"/>
+        </w:rPr>
+      </w:pPr>
+      <w:r>
+        <w:rPr>
+          <w:rFonts w:ascii="Georgia" w:hAnsi="Georgia"/>
+        </w:rPr>
+        <w:t xml:space="preserve">One strategy for building </w:t>
+      </w:r>
+      <w:r>
+        <w:rPr>
+          <w:rFonts w:ascii="Georgia" w:hAnsi="Georgia"/>
+        </w:rPr>
+        <w:t>SRMs</w:t>
+      </w:r>
+      <w:r>
+        <w:rPr>
+          <w:rFonts w:ascii="Georgia" w:hAnsi="Georgia"/>
+        </w:rPr>
+        <w:t xml:space="preserve"> involves </w:t>
+      </w:r>
+      <w:r>
+        <w:rPr>
+          <w:rFonts w:ascii="Georgia" w:hAnsi="Georgia"/>
+        </w:rPr>
+        <w:t>the development of localized, context specific, movement matrices</w:t>
+      </w:r>
+      <w:r>
+        <w:rPr>
+          <w:rFonts w:ascii="Georgia" w:hAnsi="Georgia"/>
+        </w:rPr>
+        <w:t xml:space="preserve">. </w:t>
+      </w:r>
+      <w:r>
+        <w:rPr>
+          <w:rFonts w:ascii="Georgia" w:hAnsi="Georgia"/>
+        </w:rPr>
+        <w:t xml:space="preserve">If </w:t>
+      </w:r>
+      <w:r>
+        <w:rPr>
+          <w:rFonts w:ascii="Georgia" w:hAnsi="Georgia"/>
+        </w:rPr>
+        <w:t>a</w:t>
+      </w:r>
+      <w:r>
+        <w:rPr>
+          <w:rFonts w:ascii="Georgia" w:hAnsi="Georgia"/>
+        </w:rPr>
+        <w:t xml:space="preserve"> region </w:t>
+      </w:r>
+      <w:r>
+        <w:rPr>
+          <w:rFonts w:ascii="Georgia" w:hAnsi="Georgia"/>
+        </w:rPr>
+        <w:t>under study</w:t>
+      </w:r>
+      <w:r>
+        <w:rPr>
+          <w:rFonts w:ascii="Georgia" w:hAnsi="Georgia"/>
+        </w:rPr>
+        <w:t xml:space="preserve"> is segmented into a discrete grid</w:t>
+      </w:r>
+      <w:r>
+        <w:rPr>
+          <w:rFonts w:ascii="Georgia" w:hAnsi="Georgia"/>
+        </w:rPr>
+        <w:t>, one could build a model that predicts</w:t>
+      </w:r>
+      <w:r>
+        <w:rPr>
+          <w:rFonts w:ascii="Georgia" w:hAnsi="Georgia"/>
+        </w:rPr>
+        <w:t xml:space="preserve"> transition probabilities between </w:t>
+      </w:r>
+      <w:r>
+        <w:rPr>
+          <w:rFonts w:ascii="Georgia" w:hAnsi="Georgia"/>
+        </w:rPr>
+        <w:t xml:space="preserve">the points in that grid given the state of the environment at a particular point it time. Then the SRM </w:t>
+      </w:r>
+      <w:proofErr w:type="gramStart"/>
+      <w:r>
+        <w:rPr>
+          <w:rFonts w:ascii="Georgia" w:hAnsi="Georgia"/>
+        </w:rPr>
+        <w:t>would</w:t>
+      </w:r>
+      <w:proofErr w:type="gramEnd"/>
+      <w:r>
+        <w:rPr>
+          <w:rFonts w:ascii="Georgia" w:hAnsi="Georgia"/>
+        </w:rPr>
+        <w:t xml:space="preserve"> </w:t>
+      </w:r>
+      <w:r>
+        <w:rPr>
+          <w:rFonts w:ascii="Georgia" w:hAnsi="Georgia"/>
+        </w:rPr>
+        <w:t xml:space="preserve">consistent of simply </w:t>
+      </w:r>
+      <w:r>
+        <w:rPr>
+          <w:rFonts w:ascii="Georgia" w:hAnsi="Georgia"/>
+        </w:rPr>
+        <w:t>projecting</w:t>
+      </w:r>
+      <w:r>
+        <w:rPr>
+          <w:rFonts w:ascii="Georgia" w:hAnsi="Georgia"/>
+        </w:rPr>
+        <w:t xml:space="preserve"> the initial density </w:t>
+      </w:r>
+      <w:r>
+        <w:rPr>
+          <w:rFonts w:ascii="Georgia" w:hAnsi="Georgia"/>
+        </w:rPr>
+        <w:t>onto</w:t>
+      </w:r>
+      <w:r>
+        <w:rPr>
+          <w:rFonts w:ascii="Georgia" w:hAnsi="Georgia"/>
+        </w:rPr>
+        <w:t xml:space="preserve"> the grid and then transposing that distribution forward in time use the predicted transition probabilities at each timestep.</w:t>
+      </w:r>
+      <w:r>
+        <w:rPr>
+          <w:rFonts w:ascii="Georgia" w:hAnsi="Georgia"/>
+        </w:rPr>
+        <w:t xml:space="preserve"> </w:t>
+      </w:r>
+    </w:p>
+    <w:p>
+      <w:pPr>
+        <w:rPr>
+          <w:rFonts w:ascii="Georgia" w:hAnsi="Georgia"/>
+        </w:rPr>
+      </w:pPr>
       <w:r>
         <w:rPr>
           <w:rFonts w:ascii="Georgia" w:hAnsi="Georgia"/>
         </w:rPr>
         <w:lastRenderedPageBreak/>
-        <w:t xml:space="preserve">this movement? In each of these cases one learns by studying how the system redistributions itself. </w:t>
+        <w:t xml:space="preserve">Such a simulation could provide meaningful answers to important ecological questions straightaway without the need for gathering natural initial distributions. For example, the projection forward of a simple uniform distribution would enabling questions such as: Where should animals </w:t>
+      </w:r>
+      <w:r>
+        <w:rPr>
+          <w:rFonts w:ascii="Georgia" w:hAnsi="Georgia"/>
+        </w:rPr>
+        <w:t>tend to</w:t>
+      </w:r>
+      <w:r>
+        <w:rPr>
+          <w:rFonts w:ascii="Georgia" w:hAnsi="Georgia"/>
+        </w:rPr>
+        <w:t xml:space="preserve"> congregate?</w:t>
+      </w:r>
+      <w:r>
+        <w:rPr>
+          <w:rFonts w:ascii="Georgia" w:hAnsi="Georgia"/>
+        </w:rPr>
+        <w:t xml:space="preserve"> Are there times or places in which animals are more or less likely to move from an area they are currently occupying? Is there directivity to this movement? </w:t>
+      </w:r>
+      <w:r>
+        <w:rPr>
+          <w:rFonts w:ascii="Georgia" w:hAnsi="Georgia"/>
+        </w:rPr>
+        <w:t xml:space="preserve">How long does dispersion from a specific area take? </w:t>
       </w:r>
     </w:p>
     <w:p>
@@ -275,7 +571,267 @@
         <w:rPr>
           <w:rFonts w:ascii="Georgia" w:hAnsi="Georgia"/>
         </w:rPr>
-        <w:t>An advantage of this posing is that there already exists technology that provides the exact inputs required to build such localized movement models.</w:t>
+        <w:t>An</w:t>
+      </w:r>
+      <w:r>
+        <w:rPr>
+          <w:rFonts w:ascii="Georgia" w:hAnsi="Georgia"/>
+        </w:rPr>
+        <w:t>other</w:t>
+      </w:r>
+      <w:r>
+        <w:rPr>
+          <w:rFonts w:ascii="Georgia" w:hAnsi="Georgia"/>
+        </w:rPr>
+        <w:t xml:space="preserve"> advantage of this </w:t>
+      </w:r>
+      <w:r>
+        <w:rPr>
+          <w:rFonts w:ascii="Georgia" w:hAnsi="Georgia"/>
+        </w:rPr>
+        <w:t xml:space="preserve">strategy to building SRMs is that they would be built from data that either can already be collected or already exists. </w:t>
+      </w:r>
+      <w:r>
+        <w:rPr>
+          <w:rFonts w:ascii="Georgia" w:hAnsi="Georgia"/>
+        </w:rPr>
+        <w:t>Specifically, t</w:t>
+      </w:r>
+      <w:r>
+        <w:rPr>
+          <w:rFonts w:ascii="Georgia" w:hAnsi="Georgia"/>
+        </w:rPr>
+        <w:t xml:space="preserve">he data derived from </w:t>
+      </w:r>
+      <w:r>
+        <w:rPr>
+          <w:rFonts w:ascii="Georgia" w:hAnsi="Georgia"/>
+        </w:rPr>
+        <w:t xml:space="preserve">pop-up satellite </w:t>
+      </w:r>
+      <w:r>
+        <w:rPr>
+          <w:rFonts w:ascii="Georgia" w:hAnsi="Georgia"/>
+        </w:rPr>
+        <w:t xml:space="preserve">archival tags </w:t>
+      </w:r>
+      <w:r>
+        <w:rPr>
+          <w:rFonts w:ascii="Georgia" w:hAnsi="Georgia"/>
+        </w:rPr>
+        <w:t>(</w:t>
+      </w:r>
+      <w:r>
+        <w:rPr>
+          <w:rFonts w:ascii="Georgia" w:hAnsi="Georgia"/>
+        </w:rPr>
+        <w:t>PS</w:t>
+      </w:r>
+      <w:r>
+        <w:rPr>
+          <w:rFonts w:ascii="Georgia" w:hAnsi="Georgia"/>
+        </w:rPr>
+        <w:t xml:space="preserve">ATs) </w:t>
+      </w:r>
+      <w:r>
+        <w:rPr>
+          <w:rFonts w:ascii="Georgia" w:hAnsi="Georgia"/>
+        </w:rPr>
+        <w:t>are already in the exact form required by this modeling</w:t>
+      </w:r>
+      <w:r>
+        <w:rPr>
+          <w:rFonts w:ascii="Georgia" w:hAnsi="Georgia"/>
+        </w:rPr>
+        <w:t>.</w:t>
+      </w:r>
+      <w:r>
+        <w:rPr>
+          <w:rFonts w:ascii="Georgia" w:hAnsi="Georgia"/>
+        </w:rPr>
+        <w:t xml:space="preserve"> </w:t>
+      </w:r>
+      <w:r>
+        <w:rPr>
+          <w:rFonts w:ascii="Georgia" w:hAnsi="Georgia"/>
+        </w:rPr>
+        <w:t>PS</w:t>
+      </w:r>
+      <w:r>
+        <w:rPr>
+          <w:rFonts w:ascii="Georgia" w:hAnsi="Georgia"/>
+        </w:rPr>
+        <w:t xml:space="preserve">ATs operate by taking measurements of pressure, ambient light, </w:t>
+      </w:r>
+      <w:r>
+        <w:rPr>
+          <w:rFonts w:ascii="Georgia" w:hAnsi="Georgia"/>
+        </w:rPr>
+        <w:t xml:space="preserve">and </w:t>
+      </w:r>
+      <w:r>
+        <w:rPr>
+          <w:rFonts w:ascii="Georgia" w:hAnsi="Georgia"/>
+        </w:rPr>
+        <w:t xml:space="preserve">temperature while attached to an animal </w:t>
+      </w:r>
+      <w:r>
+        <w:rPr>
+          <w:rFonts w:ascii="Georgia" w:hAnsi="Georgia"/>
+        </w:rPr>
+        <w:t xml:space="preserve">before eventually </w:t>
+      </w:r>
+      <w:r>
+        <w:rPr>
+          <w:rFonts w:ascii="Georgia" w:hAnsi="Georgia"/>
+        </w:rPr>
+        <w:t>releasing</w:t>
+      </w:r>
+      <w:r>
+        <w:rPr>
+          <w:rFonts w:ascii="Georgia" w:hAnsi="Georgia"/>
+        </w:rPr>
+        <w:t xml:space="preserve">, surfacing, and ultimately transmitting those data through a satellite network. The data then enables light-based geolocation algorithms to provide estimates of daily tracks of the tagged animals. </w:t>
+      </w:r>
+      <w:r>
+        <w:rPr>
+          <w:rFonts w:ascii="Georgia" w:hAnsi="Georgia"/>
+        </w:rPr>
+        <w:t>Th</w:t>
+      </w:r>
+      <w:r>
+        <w:rPr>
+          <w:rFonts w:ascii="Georgia" w:hAnsi="Georgia"/>
+        </w:rPr>
+        <w:t>ese</w:t>
+      </w:r>
+      <w:r>
+        <w:rPr>
+          <w:rFonts w:ascii="Georgia" w:hAnsi="Georgia"/>
+        </w:rPr>
+        <w:t xml:space="preserve"> data </w:t>
+      </w:r>
+      <w:r>
+        <w:rPr>
+          <w:rFonts w:ascii="Georgia" w:hAnsi="Georgia"/>
+        </w:rPr>
+        <w:t>are</w:t>
+      </w:r>
+      <w:r>
+        <w:rPr>
+          <w:rFonts w:ascii="Georgia" w:hAnsi="Georgia"/>
+        </w:rPr>
+        <w:t xml:space="preserve"> exactly what is required to</w:t>
+      </w:r>
+      <w:r>
+        <w:rPr>
+          <w:rFonts w:ascii="Georgia" w:hAnsi="Georgia"/>
+        </w:rPr>
+        <w:t xml:space="preserve"> build predictive </w:t>
+      </w:r>
+      <w:r>
+        <w:rPr>
+          <w:rFonts w:ascii="Georgia" w:hAnsi="Georgia"/>
+        </w:rPr>
+        <w:t xml:space="preserve">models of </w:t>
+      </w:r>
+      <w:r>
+        <w:rPr>
+          <w:rFonts w:ascii="Georgia" w:hAnsi="Georgia"/>
+        </w:rPr>
+        <w:t xml:space="preserve">localized </w:t>
+      </w:r>
+      <w:r>
+        <w:rPr>
+          <w:rFonts w:ascii="Georgia" w:hAnsi="Georgia"/>
+        </w:rPr>
+        <w:t>movement</w:t>
+      </w:r>
+      <w:r>
+        <w:rPr>
+          <w:rFonts w:ascii="Georgia" w:hAnsi="Georgia"/>
+        </w:rPr>
+        <w:t xml:space="preserve">. </w:t>
+      </w:r>
+      <w:r>
+        <w:rPr>
+          <w:rFonts w:ascii="Georgia" w:hAnsi="Georgia"/>
+        </w:rPr>
+        <w:t xml:space="preserve">Each consecutive pair of days provides a decision – where the fish was and where it chose to go the following day. </w:t>
+      </w:r>
+      <w:r>
+        <w:rPr>
+          <w:rFonts w:ascii="Georgia" w:hAnsi="Georgia"/>
+        </w:rPr>
+        <w:t xml:space="preserve">It </w:t>
+      </w:r>
+      <w:r>
+        <w:rPr>
+          <w:rFonts w:ascii="Georgia" w:hAnsi="Georgia"/>
+        </w:rPr>
+        <w:t xml:space="preserve">also shows where the fish chose not to go. </w:t>
+      </w:r>
+      <w:r>
+        <w:rPr>
+          <w:rFonts w:ascii="Georgia" w:hAnsi="Georgia"/>
+        </w:rPr>
+        <w:t>That is, these data provide the ground truth for training the transition m</w:t>
+      </w:r>
+      <w:r>
+        <w:rPr>
+          <w:rFonts w:ascii="Georgia" w:hAnsi="Georgia"/>
+        </w:rPr>
+        <w:t xml:space="preserve">odels that ultimate power the SRM. </w:t>
+      </w:r>
+      <w:r>
+        <w:rPr>
+          <w:rFonts w:ascii="Georgia" w:hAnsi="Georgia"/>
+        </w:rPr>
+        <w:t xml:space="preserve"> </w:t>
+      </w:r>
+    </w:p>
+    <w:p>
+      <w:pPr>
+        <w:rPr>
+          <w:rFonts w:ascii="Georgia" w:hAnsi="Georgia"/>
+        </w:rPr>
+      </w:pPr>
+      <w:r>
+        <w:rPr>
+          <w:rFonts w:ascii="Georgia" w:hAnsi="Georgia"/>
+        </w:rPr>
+        <w:t>Given a</w:t>
+      </w:r>
+      <w:r>
+        <w:rPr>
+          <w:rFonts w:ascii="Georgia" w:hAnsi="Georgia"/>
+        </w:rPr>
+        <w:t xml:space="preserve"> large </w:t>
+      </w:r>
+      <w:r>
+        <w:rPr>
+          <w:rFonts w:ascii="Georgia" w:hAnsi="Georgia"/>
+        </w:rPr>
+        <w:t xml:space="preserve">collection of PSAT data already exists for Chinook salmon (Seitz, 2024), those data represent an ideal case study for this method of building SRMs. </w:t>
+      </w:r>
+    </w:p>
+    <w:p>
+      <w:pPr>
+        <w:rPr>
+          <w:rFonts w:ascii="Georgia" w:hAnsi="Georgia"/>
+        </w:rPr>
+      </w:pPr>
+      <w:r>
+        <w:rPr>
+          <w:rFonts w:ascii="Georgia" w:hAnsi="Georgia"/>
+        </w:rPr>
+        <w:t>Furthermore, construction of a successful Chinook salmon SRM could have direct value to fisheries in which they are bycatch. For example, t</w:t>
+      </w:r>
+      <w:r>
+        <w:rPr>
+          <w:rFonts w:ascii="Georgia" w:hAnsi="Georgia"/>
+        </w:rPr>
+        <w:t>he Gulf of Alaska hosts a walleye pollock (</w:t>
       </w:r>
       <w:r>
         <w:rPr>
@@ -283,303 +839,15 @@
           <w:i/>
           <w:iCs/>
         </w:rPr>
-        <w:t xml:space="preserve"> </w:t>
-      </w:r>
-      <w:r>
-        <w:rPr>
-          <w:rFonts w:ascii="Georgia" w:hAnsi="Georgia"/>
-        </w:rPr>
-        <w:t>Specifically, t</w:t>
-      </w:r>
-      <w:r>
-        <w:rPr>
-          <w:rFonts w:ascii="Georgia" w:hAnsi="Georgia"/>
-        </w:rPr>
-        <w:t xml:space="preserve">he data derived from pop-up satellite archival tags </w:t>
-      </w:r>
-      <w:r>
-        <w:rPr>
-          <w:rFonts w:ascii="Georgia" w:hAnsi="Georgia"/>
-        </w:rPr>
-        <w:t xml:space="preserve">(PSATs) </w:t>
-      </w:r>
-      <w:r>
-        <w:rPr>
-          <w:rFonts w:ascii="Georgia" w:hAnsi="Georgia"/>
-        </w:rPr>
-        <w:t xml:space="preserve">represent an excellent opportunity </w:t>
-      </w:r>
-      <w:r>
-        <w:rPr>
-          <w:rFonts w:ascii="Georgia" w:hAnsi="Georgia"/>
-        </w:rPr>
-        <w:t>for</w:t>
-      </w:r>
-      <w:r>
-        <w:rPr>
-          <w:rFonts w:ascii="Georgia" w:hAnsi="Georgia"/>
-        </w:rPr>
-        <w:t xml:space="preserve"> studying </w:t>
-      </w:r>
-      <w:r>
-        <w:rPr>
-          <w:rFonts w:ascii="Georgia" w:hAnsi="Georgia"/>
-        </w:rPr>
-        <w:t>such movements</w:t>
-      </w:r>
-      <w:r>
-        <w:rPr>
-          <w:rFonts w:ascii="Georgia" w:hAnsi="Georgia"/>
-        </w:rPr>
-        <w:t>.</w:t>
-      </w:r>
-      <w:r>
-        <w:rPr>
-          <w:rFonts w:ascii="Georgia" w:hAnsi="Georgia"/>
-        </w:rPr>
-        <w:t xml:space="preserve"> PSATs operate by taking measurements of pressure, ambient light, temperature and other relevant statistics while attached to an animal, releasing from the animal after a predetermined period or event has taken place, and then ultimately transmitted that data through a satellite constellation. This data can then be used with geolocation algorithms to provide an estimate of the animal’s movement over the course of the tag’s deployment. Providing movement data that is, importantly, independent from incidental recapture. </w:t>
-      </w:r>
-    </w:p>
-    <w:p>
-      <w:pPr>
-        <w:rPr>
-          <w:rFonts w:ascii="Georgia" w:hAnsi="Georgia"/>
-        </w:rPr>
-      </w:pPr>
-      <w:r>
-        <w:rPr>
-          <w:rFonts w:ascii="Georgia" w:hAnsi="Georgia"/>
-        </w:rPr>
-        <w:t>This data is then exactly what is required to</w:t>
-      </w:r>
-      <w:r>
-        <w:rPr>
-          <w:rFonts w:ascii="Georgia" w:hAnsi="Georgia"/>
-        </w:rPr>
-        <w:t xml:space="preserve"> build predictive </w:t>
-      </w:r>
-      <w:r>
-        <w:rPr>
-          <w:rFonts w:ascii="Georgia" w:hAnsi="Georgia"/>
-        </w:rPr>
-        <w:t xml:space="preserve">models of </w:t>
-      </w:r>
-      <w:r>
-        <w:rPr>
-          <w:rFonts w:ascii="Georgia" w:hAnsi="Georgia"/>
-        </w:rPr>
-        <w:t>movement</w:t>
-      </w:r>
-      <w:r>
-        <w:rPr>
-          <w:rFonts w:ascii="Georgia" w:hAnsi="Georgia"/>
-        </w:rPr>
-        <w:t xml:space="preserve">. </w:t>
-      </w:r>
-      <w:r>
-        <w:rPr>
-          <w:rFonts w:ascii="Georgia" w:hAnsi="Georgia"/>
-        </w:rPr>
-        <w:t xml:space="preserve">Each consecutive pair of days provides a decision – where the fish was and where it chose to go the following day. </w:t>
-      </w:r>
-      <w:r>
-        <w:rPr>
-          <w:rFonts w:ascii="Georgia" w:hAnsi="Georgia"/>
-        </w:rPr>
-        <w:t xml:space="preserve">It </w:t>
-      </w:r>
-      <w:r>
-        <w:rPr>
-          <w:rFonts w:ascii="Georgia" w:hAnsi="Georgia"/>
-        </w:rPr>
-        <w:t xml:space="preserve">also shows where the fish chose not to go. These can then be paired with environmental data </w:t>
-      </w:r>
-      <w:r>
-        <w:rPr>
-          <w:rFonts w:ascii="Georgia" w:hAnsi="Georgia"/>
-        </w:rPr>
-        <w:t xml:space="preserve">as well as other context to build models </w:t>
-      </w:r>
-      <w:r>
-        <w:rPr>
-          <w:rFonts w:ascii="Georgia" w:hAnsi="Georgia"/>
-        </w:rPr>
-        <w:t xml:space="preserve">that </w:t>
-      </w:r>
-      <w:r>
-        <w:rPr>
-          <w:rFonts w:ascii="Georgia" w:hAnsi="Georgia"/>
-        </w:rPr>
-        <w:t>attempt to</w:t>
-      </w:r>
-      <w:r>
-        <w:rPr>
-          <w:rFonts w:ascii="Georgia" w:hAnsi="Georgia"/>
-        </w:rPr>
-        <w:t xml:space="preserve"> </w:t>
-      </w:r>
-      <w:r>
-        <w:rPr>
-          <w:rFonts w:ascii="Georgia" w:hAnsi="Georgia"/>
-        </w:rPr>
-        <w:t xml:space="preserve">predict, given a position on one day, </w:t>
-      </w:r>
-      <w:r>
-        <w:rPr>
-          <w:rFonts w:ascii="Georgia" w:hAnsi="Georgia"/>
-        </w:rPr>
-        <w:t xml:space="preserve">the distribution of likely positions on the next. </w:t>
-      </w:r>
-    </w:p>
-    <w:p>
-      <w:pPr>
-        <w:rPr>
-          <w:rFonts w:ascii="Georgia" w:hAnsi="Georgia"/>
-        </w:rPr>
-      </w:pPr>
-      <w:proofErr w:type="gramStart"/>
-      <w:r>
-        <w:rPr>
-          <w:rFonts w:ascii="Georgia" w:hAnsi="Georgia"/>
-        </w:rPr>
-        <w:t>A large number of</w:t>
-      </w:r>
-      <w:proofErr w:type="gramEnd"/>
-      <w:r>
-        <w:rPr>
-          <w:rFonts w:ascii="Georgia" w:hAnsi="Georgia"/>
-        </w:rPr>
-        <w:t xml:space="preserve"> PSATs have already been deployed on Chinook salmon in a set of studies conducted by Seitz and Courtney et al (CITE) and not only </w:t>
-      </w:r>
-      <w:r>
-        <w:rPr>
-          <w:rFonts w:ascii="Georgia" w:hAnsi="Georgia"/>
-        </w:rPr>
-        <w:t>c</w:t>
-      </w:r>
-      <w:r>
-        <w:rPr>
-          <w:rFonts w:ascii="Georgia" w:hAnsi="Georgia"/>
-        </w:rPr>
-        <w:t xml:space="preserve">ould </w:t>
-      </w:r>
-      <w:r>
-        <w:rPr>
-          <w:rFonts w:ascii="Georgia" w:hAnsi="Georgia"/>
-        </w:rPr>
-        <w:t xml:space="preserve">SRMs </w:t>
-      </w:r>
-      <w:r>
-        <w:rPr>
-          <w:rFonts w:ascii="Georgia" w:hAnsi="Georgia"/>
-        </w:rPr>
-        <w:t>improve our</w:t>
-      </w:r>
-      <w:r>
-        <w:rPr>
-          <w:rFonts w:ascii="Georgia" w:hAnsi="Georgia"/>
-        </w:rPr>
-        <w:t xml:space="preserve"> understanding of </w:t>
-      </w:r>
-      <w:r>
-        <w:rPr>
-          <w:rFonts w:ascii="Georgia" w:hAnsi="Georgia"/>
-        </w:rPr>
-        <w:t>Pacific salmon marine ecology</w:t>
-      </w:r>
-      <w:r>
-        <w:rPr>
-          <w:rFonts w:ascii="Georgia" w:hAnsi="Georgia"/>
-        </w:rPr>
-        <w:t>,</w:t>
-      </w:r>
-      <w:r>
-        <w:rPr>
-          <w:rFonts w:ascii="Georgia" w:hAnsi="Georgia"/>
-        </w:rPr>
-        <w:t xml:space="preserve"> but</w:t>
-      </w:r>
-      <w:r>
-        <w:rPr>
-          <w:rFonts w:ascii="Georgia" w:hAnsi="Georgia"/>
-        </w:rPr>
-        <w:t xml:space="preserve"> </w:t>
-      </w:r>
-      <w:r>
-        <w:rPr>
-          <w:rFonts w:ascii="Georgia" w:hAnsi="Georgia"/>
-        </w:rPr>
-        <w:t xml:space="preserve">answer questions </w:t>
-      </w:r>
-      <w:r>
-        <w:rPr>
-          <w:rFonts w:ascii="Georgia" w:hAnsi="Georgia"/>
-        </w:rPr>
-        <w:t>having a</w:t>
-      </w:r>
-      <w:r>
-        <w:rPr>
-          <w:rFonts w:ascii="Georgia" w:hAnsi="Georgia"/>
-        </w:rPr>
-        <w:t xml:space="preserve"> direct impact </w:t>
-      </w:r>
-      <w:r>
-        <w:rPr>
-          <w:rFonts w:ascii="Georgia" w:hAnsi="Georgia"/>
-        </w:rPr>
-        <w:t xml:space="preserve">on </w:t>
-      </w:r>
-      <w:r>
-        <w:rPr>
-          <w:rFonts w:ascii="Georgia" w:hAnsi="Georgia"/>
-        </w:rPr>
-        <w:t xml:space="preserve">their </w:t>
-      </w:r>
-      <w:r>
-        <w:rPr>
-          <w:rFonts w:ascii="Georgia" w:hAnsi="Georgia"/>
-        </w:rPr>
-        <w:t>bycatch</w:t>
-      </w:r>
-      <w:r>
-        <w:rPr>
-          <w:rFonts w:ascii="Georgia" w:hAnsi="Georgia"/>
-        </w:rPr>
-        <w:t>.</w:t>
-      </w:r>
-      <w:r>
-        <w:rPr>
-          <w:rFonts w:ascii="Georgia" w:hAnsi="Georgia"/>
-        </w:rPr>
-        <w:t xml:space="preserve"> </w:t>
-      </w:r>
-      <w:r>
-        <w:rPr>
-          <w:rFonts w:ascii="Georgia" w:hAnsi="Georgia"/>
-        </w:rPr>
-        <w:t>For example, t</w:t>
-      </w:r>
-      <w:r>
-        <w:rPr>
-          <w:rFonts w:ascii="Georgia" w:hAnsi="Georgia"/>
-        </w:rPr>
-        <w:t>he Gulf of Alaska hosts a walleye pollock (</w:t>
-      </w:r>
+        <w:t xml:space="preserve">Gadus </w:t>
+      </w:r>
+      <w:proofErr w:type="spellStart"/>
       <w:r>
         <w:rPr>
           <w:rFonts w:ascii="Georgia" w:hAnsi="Georgia"/>
           <w:i/>
           <w:iCs/>
         </w:rPr>
-        <w:t xml:space="preserve">Gadus </w:t>
-      </w:r>
-      <w:proofErr w:type="spellStart"/>
-      <w:r>
-        <w:rPr>
-          <w:rFonts w:ascii="Georgia" w:hAnsi="Georgia"/>
-          <w:i/>
-          <w:iCs/>
-        </w:rPr>
         <w:t>chalcogrammus</w:t>
       </w:r>
       <w:proofErr w:type="spellEnd"/>
@@ -635,7 +903,19 @@
         <w:rPr>
           <w:rFonts w:ascii="Georgia" w:hAnsi="Georgia"/>
         </w:rPr>
-        <w:t xml:space="preserve">can all help inform the fleet’s efforts to avoid bycatch. </w:t>
+        <w:t xml:space="preserve">can all help inform the fleet’s efforts to avoid </w:t>
+      </w:r>
+      <w:r>
+        <w:rPr>
+          <w:rFonts w:ascii="Georgia" w:hAnsi="Georgia"/>
+        </w:rPr>
+        <w:t xml:space="preserve">such </w:t>
+      </w:r>
+      <w:r>
+        <w:rPr>
+          <w:rFonts w:ascii="Georgia" w:hAnsi="Georgia"/>
+        </w:rPr>
+        <w:t xml:space="preserve">bycatch. </w:t>
       </w:r>
     </w:p>
     <w:p>
@@ -660,19 +940,13 @@
         <w:rPr>
           <w:rFonts w:ascii="Georgia" w:hAnsi="Georgia"/>
         </w:rPr>
-        <w:t xml:space="preserve"> it is our goal to develop </w:t>
-      </w:r>
-      <w:r>
-        <w:rPr>
-          <w:rFonts w:ascii="Georgia" w:hAnsi="Georgia"/>
-        </w:rPr>
-        <w:t xml:space="preserve">an SRM using Chinook salmon </w:t>
-      </w:r>
-      <w:r>
-        <w:rPr>
-          <w:rFonts w:ascii="Georgia" w:hAnsi="Georgia"/>
-        </w:rPr>
-        <w:t xml:space="preserve">and bycatch in the Gulf of Alaska </w:t>
+        <w:t xml:space="preserve"> it is our goal to </w:t>
+      </w:r>
+      <w:r>
+        <w:rPr>
+          <w:rFonts w:ascii="Georgia" w:hAnsi="Georgia"/>
+        </w:rPr>
+        <w:t xml:space="preserve">explore the value of build transition model based SRMs using Chinook salmon in the Gulf of Alaska and their bycatch in the attendant pollock fishery </w:t>
       </w:r>
       <w:r>
         <w:rPr>
@@ -1678,13 +1952,7 @@
         <w:rPr>
           <w:rFonts w:ascii="Georgia" w:hAnsi="Georgia"/>
         </w:rPr>
-        <w:t>Camrin Braun</w:t>
-      </w:r>
-      <w:r>
-        <w:rPr>
-          <w:rFonts w:ascii="Georgia" w:hAnsi="Georgia"/>
-        </w:rPr>
-        <w:t>,</w:t>
+        <w:t>Camrin Braun,</w:t>
       </w:r>
       <w:r>
         <w:rPr>
@@ -2656,6 +2924,54 @@
           <w:rFonts w:ascii="Georgia" w:hAnsi="Georgia"/>
         </w:rPr>
         <w:t>Gietzmann-Sanders M, Courtney M, Seitz A, Cunningham CJ. A depth model for informing Chinook salmon bycatch risk in the Gulf of Alaska. Anim Biotelemetry. 2026 Apr 5;14(1):18. doi:10.1186/s40317-026-00456-2</w:t>
+      </w:r>
+    </w:p>
+    <w:p>
+      <w:pPr>
+        <w:rPr>
+          <w:rFonts w:ascii="Georgia" w:hAnsi="Georgia"/>
+        </w:rPr>
+      </w:pPr>
+      <w:r>
+        <w:rPr>
+          <w:rFonts w:ascii="Georgia" w:hAnsi="Georgia"/>
+          <w:lang w:val="de-DE"/>
+        </w:rPr>
+        <w:t xml:space="preserve">Irvine LM, Palacios DM, Lagerquist BA, Mate BR. </w:t>
+      </w:r>
+      <w:r>
+        <w:rPr>
+          <w:rFonts w:ascii="Georgia" w:hAnsi="Georgia"/>
+        </w:rPr>
+        <w:t xml:space="preserve">Scales of Blue and Fin Whale Feeding Behavior off California, USA, With Implications for Prey Patchiness. Front </w:t>
+      </w:r>
+      <w:proofErr w:type="spellStart"/>
+      <w:r>
+        <w:rPr>
+          <w:rFonts w:ascii="Georgia" w:hAnsi="Georgia"/>
+        </w:rPr>
+        <w:t>Ecol</w:t>
+      </w:r>
+      <w:proofErr w:type="spellEnd"/>
+      <w:r>
+        <w:rPr>
+          <w:rFonts w:ascii="Georgia" w:hAnsi="Georgia"/>
+        </w:rPr>
+        <w:t xml:space="preserve"> Evol. 2019 Sep </w:t>
+      </w:r>
+      <w:proofErr w:type="gramStart"/>
+      <w:r>
+        <w:rPr>
+          <w:rFonts w:ascii="Georgia" w:hAnsi="Georgia"/>
+        </w:rPr>
+        <w:t>10;7:338</w:t>
+      </w:r>
+      <w:proofErr w:type="gramEnd"/>
+      <w:r>
+        <w:rPr>
+          <w:rFonts w:ascii="Georgia" w:hAnsi="Georgia"/>
+        </w:rPr>
+        <w:t>. doi:10.3389/fevo.2019.00338</w:t>
       </w:r>
     </w:p>
     <w:p>
@@ -2902,7 +3218,14 @@
         <w:rPr>
           <w:rFonts w:ascii="Georgia" w:hAnsi="Georgia"/>
         </w:rPr>
-        <w:t xml:space="preserve"> J, Prieto A, Sandoval F, editors. Computational Intelligence and Bioinspired Systems. </w:t>
+        <w:t xml:space="preserve"> J, Prieto A, Sandoval F, editors. Computational Intelligence </w:t>
+      </w:r>
+      <w:r>
+        <w:rPr>
+          <w:rFonts w:ascii="Georgia" w:hAnsi="Georgia"/>
+        </w:rPr>
+        <w:lastRenderedPageBreak/>
+        <w:t xml:space="preserve">and Bioinspired Systems. </w:t>
       </w:r>
       <w:r>
         <w:rPr>
@@ -2938,7 +3261,6 @@
         <w:rPr>
           <w:rFonts w:ascii="Georgia" w:hAnsi="Georgia"/>
         </w:rPr>
-        <w:lastRenderedPageBreak/>
         <w:t>Weitkamp LA. Marine Distributions of Chinook Salmon from the West Coast of North America Determined by Coded Wire Tag Recoveries. Trans Am Fish Soc. 2010 Jan;139(1):147–70.</w:t>
       </w:r>
     </w:p>

--- a/docs/Proposal.docx
+++ b/docs/Proposal.docx
@@ -87,7 +87,19 @@
         <w:rPr>
           <w:rFonts w:ascii="Georgia" w:hAnsi="Georgia"/>
         </w:rPr>
-        <w:t>The marine environment is host to wide array of species for which broad scale movement is a central aspect of their lives. Blue marlin (</w:t>
+        <w:t xml:space="preserve">The marine environment is host to wide array of species for which broad scale movement is a central aspect of their lives. </w:t>
+      </w:r>
+      <w:r>
+        <w:rPr>
+          <w:rFonts w:ascii="Georgia" w:hAnsi="Georgia"/>
+        </w:rPr>
+        <w:t>For example, b</w:t>
+      </w:r>
+      <w:r>
+        <w:rPr>
+          <w:rFonts w:ascii="Georgia" w:hAnsi="Georgia"/>
+        </w:rPr>
+        <w:t>lue marlin (</w:t>
       </w:r>
       <w:r>
         <w:rPr>
@@ -149,7 +161,31 @@
         <w:rPr>
           <w:rFonts w:ascii="Georgia" w:hAnsi="Georgia"/>
         </w:rPr>
-        <w:t xml:space="preserve">(Riddell, 2018) and can travel distances exceeding 50km a day </w:t>
+        <w:t>(</w:t>
+      </w:r>
+      <w:r>
+        <w:rPr>
+          <w:rFonts w:ascii="Georgia" w:hAnsi="Georgia"/>
+        </w:rPr>
+        <w:t>Beamish</w:t>
+      </w:r>
+      <w:r>
+        <w:rPr>
+          <w:rFonts w:ascii="Georgia" w:hAnsi="Georgia"/>
+        </w:rPr>
+        <w:t>, 2018) and can travel distances exceeding 50</w:t>
+      </w:r>
+      <w:r>
+        <w:rPr>
+          <w:rFonts w:ascii="Georgia" w:hAnsi="Georgia"/>
+        </w:rPr>
+        <w:t xml:space="preserve"> </w:t>
+      </w:r>
+      <w:r>
+        <w:rPr>
+          <w:rFonts w:ascii="Georgia" w:hAnsi="Georgia"/>
+        </w:rPr>
+        <w:t xml:space="preserve">km a day </w:t>
       </w:r>
       <w:r>
         <w:rPr>
@@ -199,7 +235,19 @@
         <w:rPr>
           <w:rFonts w:ascii="Georgia" w:hAnsi="Georgia"/>
         </w:rPr>
-        <w:t xml:space="preserve">and Fin </w:t>
+        <w:t xml:space="preserve">and </w:t>
+      </w:r>
+      <w:r>
+        <w:rPr>
+          <w:rFonts w:ascii="Georgia" w:hAnsi="Georgia"/>
+        </w:rPr>
+        <w:t>f</w:t>
+      </w:r>
+      <w:r>
+        <w:rPr>
+          <w:rFonts w:ascii="Georgia" w:hAnsi="Georgia"/>
+        </w:rPr>
+        <w:t xml:space="preserve">in </w:t>
       </w:r>
       <w:r>
         <w:rPr>
@@ -225,19 +273,7 @@
         <w:rPr>
           <w:rFonts w:ascii="Georgia" w:hAnsi="Georgia"/>
         </w:rPr>
-        <w:t xml:space="preserve">whales tagged off the coast of California dispersed </w:t>
-      </w:r>
-      <w:r>
-        <w:rPr>
-          <w:rFonts w:ascii="Georgia" w:hAnsi="Georgia"/>
-        </w:rPr>
-        <w:t xml:space="preserve">within 30 days </w:t>
-      </w:r>
-      <w:r>
-        <w:rPr>
-          <w:rFonts w:ascii="Georgia" w:hAnsi="Georgia"/>
-        </w:rPr>
-        <w:t xml:space="preserve">as far north as </w:t>
+        <w:t xml:space="preserve">whales tagged off the coast of California as far north as </w:t>
       </w:r>
       <w:r>
         <w:rPr>
@@ -261,7 +297,19 @@
         <w:rPr>
           <w:rFonts w:ascii="Georgia" w:hAnsi="Georgia"/>
         </w:rPr>
-        <w:t xml:space="preserve"> Baja California, Mexico while foraging</w:t>
+        <w:t xml:space="preserve"> Baja California, Mexico </w:t>
+      </w:r>
+      <w:r>
+        <w:rPr>
+          <w:rFonts w:ascii="Georgia" w:hAnsi="Georgia"/>
+        </w:rPr>
+        <w:t xml:space="preserve">dispersed within 30 days </w:t>
+      </w:r>
+      <w:r>
+        <w:rPr>
+          <w:rFonts w:ascii="Georgia" w:hAnsi="Georgia"/>
+        </w:rPr>
+        <w:t>while foraging</w:t>
       </w:r>
       <w:r>
         <w:rPr>
@@ -279,75 +327,399 @@
         <w:rPr>
           <w:rFonts w:ascii="Georgia" w:hAnsi="Georgia"/>
         </w:rPr>
-        <w:t xml:space="preserve">Broadscale movements within the marine environment are a common strategy employed across a wide variety of different clades. </w:t>
-      </w:r>
-    </w:p>
-    <w:p>
-      <w:pPr>
-        <w:rPr>
-          <w:rFonts w:ascii="Georgia" w:hAnsi="Georgia"/>
-        </w:rPr>
-      </w:pPr>
-      <w:r>
-        <w:rPr>
-          <w:rFonts w:ascii="Georgia" w:hAnsi="Georgia"/>
-        </w:rPr>
-        <w:t xml:space="preserve">Given the central nature of movement </w:t>
-      </w:r>
-      <w:r>
-        <w:rPr>
-          <w:rFonts w:ascii="Georgia" w:hAnsi="Georgia"/>
-        </w:rPr>
-        <w:t>in</w:t>
-      </w:r>
-      <w:r>
-        <w:rPr>
-          <w:rFonts w:ascii="Georgia" w:hAnsi="Georgia"/>
-        </w:rPr>
-        <w:t xml:space="preserve"> these species’ lives, understanding why they move as they do is critical to illuminating their ecology and any related anthropogenic risks. Through movement animals can utilize a much broader spatial scope than they could in stasis. However, efficient use of such a space is only possible through strategies that must have coevolved with the species themselves. </w:t>
-      </w:r>
-      <w:r>
-        <w:rPr>
-          <w:rFonts w:ascii="Georgia" w:hAnsi="Georgia"/>
-        </w:rPr>
-        <w:t xml:space="preserve">It is in understanding these strategies that we get closer to understanding the ecology of these animals as well as the risks human activities may pose to their effectiveness. </w:t>
-      </w:r>
-    </w:p>
-    <w:p>
-      <w:pPr>
-        <w:rPr>
-          <w:rFonts w:ascii="Georgia" w:hAnsi="Georgia"/>
-        </w:rPr>
-      </w:pPr>
-      <w:r>
-        <w:rPr>
-          <w:rFonts w:ascii="Georgia" w:hAnsi="Georgia"/>
-        </w:rPr>
-        <w:t xml:space="preserve">The route to successful understanding is effective prediction and that requires building models. Specifically, a model would need to take an initial distribution of animals in space and provide a prediction of the evolution of that distribution over time. Species redistribution models (SRM) of this kind would </w:t>
-      </w:r>
-      <w:r>
-        <w:rPr>
-          <w:rFonts w:ascii="Georgia" w:hAnsi="Georgia"/>
-        </w:rPr>
-        <w:t xml:space="preserve">then </w:t>
-      </w:r>
-      <w:r>
-        <w:rPr>
-          <w:rFonts w:ascii="Georgia" w:hAnsi="Georgia"/>
-        </w:rPr>
-        <w:t xml:space="preserve">provide a means to put specific </w:t>
-      </w:r>
-      <w:r>
-        <w:rPr>
-          <w:rFonts w:ascii="Georgia" w:hAnsi="Georgia"/>
-        </w:rPr>
-        <w:t xml:space="preserve">hypotheses </w:t>
-      </w:r>
-      <w:r>
-        <w:rPr>
-          <w:rFonts w:ascii="Georgia" w:hAnsi="Georgia"/>
-        </w:rPr>
-        <w:t>about</w:t>
+        <w:t xml:space="preserve">Through </w:t>
+      </w:r>
+      <w:r>
+        <w:rPr>
+          <w:rFonts w:ascii="Georgia" w:hAnsi="Georgia"/>
+        </w:rPr>
+        <w:t xml:space="preserve">these </w:t>
+      </w:r>
+      <w:r>
+        <w:rPr>
+          <w:rFonts w:ascii="Georgia" w:hAnsi="Georgia"/>
+        </w:rPr>
+        <w:t>movement</w:t>
+      </w:r>
+      <w:r>
+        <w:rPr>
+          <w:rFonts w:ascii="Georgia" w:hAnsi="Georgia"/>
+        </w:rPr>
+        <w:t>s,</w:t>
+      </w:r>
+      <w:r>
+        <w:rPr>
+          <w:rFonts w:ascii="Georgia" w:hAnsi="Georgia"/>
+        </w:rPr>
+        <w:t xml:space="preserve"> animals can utilize a much broader spatial scope than they could in stasis.</w:t>
+      </w:r>
+      <w:r>
+        <w:rPr>
+          <w:rFonts w:ascii="Georgia" w:hAnsi="Georgia"/>
+        </w:rPr>
+        <w:t xml:space="preserve"> </w:t>
+      </w:r>
+    </w:p>
+    <w:p>
+      <w:pPr>
+        <w:rPr>
+          <w:rFonts w:ascii="Georgia" w:hAnsi="Georgia"/>
+        </w:rPr>
+      </w:pPr>
+      <w:r>
+        <w:rPr>
+          <w:rFonts w:ascii="Georgia" w:hAnsi="Georgia"/>
+        </w:rPr>
+        <w:t xml:space="preserve">Given the central nature of movement in </w:t>
+      </w:r>
+      <w:r>
+        <w:rPr>
+          <w:rFonts w:ascii="Georgia" w:hAnsi="Georgia"/>
+        </w:rPr>
+        <w:t xml:space="preserve">the lives of highly mobile marine species, </w:t>
+      </w:r>
+      <w:r>
+        <w:rPr>
+          <w:rFonts w:ascii="Georgia" w:hAnsi="Georgia"/>
+        </w:rPr>
+        <w:t xml:space="preserve">understanding </w:t>
+      </w:r>
+      <w:r>
+        <w:rPr>
+          <w:rFonts w:ascii="Georgia" w:hAnsi="Georgia"/>
+        </w:rPr>
+        <w:t xml:space="preserve">the proximate environmental </w:t>
+      </w:r>
+      <w:r>
+        <w:rPr>
+          <w:rFonts w:ascii="Georgia" w:hAnsi="Georgia"/>
+        </w:rPr>
+        <w:t>correlates</w:t>
+      </w:r>
+      <w:r>
+        <w:rPr>
+          <w:rFonts w:ascii="Georgia" w:hAnsi="Georgia"/>
+        </w:rPr>
+        <w:t xml:space="preserve"> of their movements enables a better characterization of their spatial ecology and </w:t>
+      </w:r>
+      <w:r>
+        <w:rPr>
+          <w:rFonts w:ascii="Georgia" w:hAnsi="Georgia"/>
+        </w:rPr>
+        <w:t>any related anthropogenic risks.</w:t>
+      </w:r>
+      <w:r>
+        <w:rPr>
+          <w:rFonts w:ascii="Georgia" w:hAnsi="Georgia"/>
+        </w:rPr>
+        <w:t xml:space="preserve"> Identification </w:t>
+      </w:r>
+      <w:r>
+        <w:rPr>
+          <w:rFonts w:ascii="Georgia" w:hAnsi="Georgia"/>
+        </w:rPr>
+        <w:t>of the relevant environmental correlates</w:t>
+      </w:r>
+      <w:r>
+        <w:rPr>
+          <w:rFonts w:ascii="Georgia" w:hAnsi="Georgia"/>
+        </w:rPr>
+        <w:t xml:space="preserve"> </w:t>
+      </w:r>
+      <w:r>
+        <w:rPr>
+          <w:rFonts w:ascii="Georgia" w:hAnsi="Georgia"/>
+        </w:rPr>
+        <w:t xml:space="preserve">requires a cyclic development process in which specific hypotheses are tested </w:t>
+      </w:r>
+      <w:r>
+        <w:rPr>
+          <w:rFonts w:ascii="Georgia" w:hAnsi="Georgia"/>
+        </w:rPr>
+        <w:t xml:space="preserve">through the development of movement models. </w:t>
+      </w:r>
+      <w:r>
+        <w:rPr>
+          <w:rFonts w:ascii="Georgia" w:hAnsi="Georgia"/>
+        </w:rPr>
+        <w:t>To be specific, s</w:t>
+      </w:r>
+      <w:r>
+        <w:rPr>
+          <w:rFonts w:ascii="Georgia" w:hAnsi="Georgia"/>
+        </w:rPr>
+        <w:t xml:space="preserve">uch models </w:t>
+      </w:r>
+      <w:r>
+        <w:rPr>
+          <w:rFonts w:ascii="Georgia" w:hAnsi="Georgia"/>
+        </w:rPr>
+        <w:t>would</w:t>
+      </w:r>
+      <w:r>
+        <w:rPr>
+          <w:rFonts w:ascii="Georgia" w:hAnsi="Georgia"/>
+        </w:rPr>
+        <w:t xml:space="preserve"> </w:t>
+      </w:r>
+      <w:r>
+        <w:rPr>
+          <w:rFonts w:ascii="Georgia" w:hAnsi="Georgia"/>
+        </w:rPr>
+        <w:t xml:space="preserve">need to be able to predict the development of a distribution of animals over time. </w:t>
+      </w:r>
+      <w:r>
+        <w:rPr>
+          <w:rFonts w:ascii="Georgia" w:hAnsi="Georgia"/>
+        </w:rPr>
+        <w:t>Such s</w:t>
+      </w:r>
+      <w:r>
+        <w:rPr>
+          <w:rFonts w:ascii="Georgia" w:hAnsi="Georgia"/>
+        </w:rPr>
+        <w:t xml:space="preserve">pecies </w:t>
+      </w:r>
+      <w:r>
+        <w:rPr>
+          <w:rFonts w:ascii="Georgia" w:hAnsi="Georgia"/>
+        </w:rPr>
+        <w:t>r</w:t>
+      </w:r>
+      <w:r>
+        <w:rPr>
+          <w:rFonts w:ascii="Georgia" w:hAnsi="Georgia"/>
+        </w:rPr>
+        <w:t xml:space="preserve">edistribution </w:t>
+      </w:r>
+      <w:r>
+        <w:rPr>
+          <w:rFonts w:ascii="Georgia" w:hAnsi="Georgia"/>
+        </w:rPr>
+        <w:t>m</w:t>
+      </w:r>
+      <w:r>
+        <w:rPr>
+          <w:rFonts w:ascii="Georgia" w:hAnsi="Georgia"/>
+        </w:rPr>
+        <w:t>odel</w:t>
+      </w:r>
+      <w:r>
+        <w:rPr>
+          <w:rFonts w:ascii="Georgia" w:hAnsi="Georgia"/>
+        </w:rPr>
+        <w:t>s</w:t>
+      </w:r>
+      <w:r>
+        <w:rPr>
+          <w:rFonts w:ascii="Georgia" w:hAnsi="Georgia"/>
+        </w:rPr>
+        <w:t xml:space="preserve"> (SRM) </w:t>
+      </w:r>
+      <w:r>
+        <w:rPr>
+          <w:rFonts w:ascii="Georgia" w:hAnsi="Georgia"/>
+        </w:rPr>
+        <w:t>would</w:t>
+      </w:r>
+      <w:r>
+        <w:rPr>
+          <w:rFonts w:ascii="Georgia" w:hAnsi="Georgia"/>
+        </w:rPr>
+        <w:t xml:space="preserve"> </w:t>
+      </w:r>
+      <w:r>
+        <w:rPr>
+          <w:rFonts w:ascii="Georgia" w:hAnsi="Georgia"/>
+        </w:rPr>
+        <w:t xml:space="preserve">then enable different scenarios of animal movement to be run, enabling tests of specific hypotheses. </w:t>
+      </w:r>
+    </w:p>
+    <w:p>
+      <w:pPr>
+        <w:rPr>
+          <w:rFonts w:ascii="Georgia" w:hAnsi="Georgia"/>
+        </w:rPr>
+      </w:pPr>
+      <w:r>
+        <w:rPr>
+          <w:rFonts w:ascii="Georgia" w:hAnsi="Georgia"/>
+        </w:rPr>
+        <w:t xml:space="preserve">One </w:t>
+      </w:r>
+      <w:r>
+        <w:rPr>
+          <w:rFonts w:ascii="Georgia" w:hAnsi="Georgia"/>
+        </w:rPr>
+        <w:t>approach</w:t>
+      </w:r>
+      <w:r>
+        <w:rPr>
+          <w:rFonts w:ascii="Georgia" w:hAnsi="Georgia"/>
+        </w:rPr>
+        <w:t xml:space="preserve"> </w:t>
+      </w:r>
+      <w:r>
+        <w:rPr>
+          <w:rFonts w:ascii="Georgia" w:hAnsi="Georgia"/>
+        </w:rPr>
+        <w:t>to</w:t>
+      </w:r>
+      <w:r>
+        <w:rPr>
+          <w:rFonts w:ascii="Georgia" w:hAnsi="Georgia"/>
+        </w:rPr>
+        <w:t xml:space="preserve"> building </w:t>
+      </w:r>
+      <w:r>
+        <w:rPr>
+          <w:rFonts w:ascii="Georgia" w:hAnsi="Georgia"/>
+        </w:rPr>
+        <w:t>SRMs</w:t>
+      </w:r>
+      <w:r>
+        <w:rPr>
+          <w:rFonts w:ascii="Georgia" w:hAnsi="Georgia"/>
+        </w:rPr>
+        <w:t xml:space="preserve"> involves </w:t>
+      </w:r>
+      <w:r>
+        <w:rPr>
+          <w:rFonts w:ascii="Georgia" w:hAnsi="Georgia"/>
+        </w:rPr>
+        <w:t>the development of localized, context specific, movement matrices</w:t>
+      </w:r>
+      <w:r>
+        <w:rPr>
+          <w:rFonts w:ascii="Georgia" w:hAnsi="Georgia"/>
+        </w:rPr>
+        <w:t xml:space="preserve">. </w:t>
+      </w:r>
+      <w:r>
+        <w:rPr>
+          <w:rFonts w:ascii="Georgia" w:hAnsi="Georgia"/>
+        </w:rPr>
+        <w:t xml:space="preserve">If </w:t>
+      </w:r>
+      <w:r>
+        <w:rPr>
+          <w:rFonts w:ascii="Georgia" w:hAnsi="Georgia"/>
+        </w:rPr>
+        <w:t>a</w:t>
+      </w:r>
+      <w:r>
+        <w:rPr>
+          <w:rFonts w:ascii="Georgia" w:hAnsi="Georgia"/>
+        </w:rPr>
+        <w:t xml:space="preserve"> study</w:t>
+      </w:r>
+      <w:r>
+        <w:rPr>
+          <w:rFonts w:ascii="Georgia" w:hAnsi="Georgia"/>
+        </w:rPr>
+        <w:t xml:space="preserve"> region is discret</w:t>
+      </w:r>
+      <w:r>
+        <w:rPr>
+          <w:rFonts w:ascii="Georgia" w:hAnsi="Georgia"/>
+        </w:rPr>
+        <w:t xml:space="preserve">ized into a </w:t>
+      </w:r>
+      <w:r>
+        <w:rPr>
+          <w:rFonts w:ascii="Georgia" w:hAnsi="Georgia"/>
+        </w:rPr>
+        <w:t>grid</w:t>
+      </w:r>
+      <w:r>
+        <w:rPr>
+          <w:rFonts w:ascii="Georgia" w:hAnsi="Georgia"/>
+        </w:rPr>
+        <w:t>, a model that predicts</w:t>
+      </w:r>
+      <w:r>
+        <w:rPr>
+          <w:rFonts w:ascii="Georgia" w:hAnsi="Georgia"/>
+        </w:rPr>
+        <w:t xml:space="preserve"> transition probabilities </w:t>
+      </w:r>
+      <w:r>
+        <w:rPr>
+          <w:rFonts w:ascii="Georgia" w:hAnsi="Georgia"/>
+        </w:rPr>
+        <w:t>among</w:t>
+      </w:r>
+      <w:r>
+        <w:rPr>
+          <w:rFonts w:ascii="Georgia" w:hAnsi="Georgia"/>
+        </w:rPr>
+        <w:t xml:space="preserve"> </w:t>
+      </w:r>
+      <w:r>
+        <w:rPr>
+          <w:rFonts w:ascii="Georgia" w:hAnsi="Georgia"/>
+        </w:rPr>
+        <w:t xml:space="preserve">the points in that grid </w:t>
+      </w:r>
+      <w:r>
+        <w:rPr>
+          <w:rFonts w:ascii="Georgia" w:hAnsi="Georgia"/>
+        </w:rPr>
+        <w:t>at a specific time could then be used to build an SRM</w:t>
+      </w:r>
+      <w:r>
+        <w:rPr>
+          <w:rFonts w:ascii="Georgia" w:hAnsi="Georgia"/>
+        </w:rPr>
+        <w:t xml:space="preserve">. </w:t>
+      </w:r>
+      <w:r>
+        <w:rPr>
+          <w:rFonts w:ascii="Georgia" w:hAnsi="Georgia"/>
+        </w:rPr>
+        <w:t>Specifically, t</w:t>
+      </w:r>
+      <w:r>
+        <w:rPr>
+          <w:rFonts w:ascii="Georgia" w:hAnsi="Georgia"/>
+        </w:rPr>
+        <w:t xml:space="preserve">he SRM </w:t>
+      </w:r>
+      <w:r>
+        <w:rPr>
+          <w:rFonts w:ascii="Georgia" w:hAnsi="Georgia"/>
+        </w:rPr>
+        <w:t xml:space="preserve">would </w:t>
+      </w:r>
+      <w:r>
+        <w:rPr>
+          <w:rFonts w:ascii="Georgia" w:hAnsi="Georgia"/>
+        </w:rPr>
+        <w:t xml:space="preserve">project </w:t>
+      </w:r>
+      <w:r>
+        <w:rPr>
+          <w:rFonts w:ascii="Georgia" w:hAnsi="Georgia"/>
+        </w:rPr>
+        <w:t>an</w:t>
+      </w:r>
+      <w:r>
+        <w:rPr>
+          <w:rFonts w:ascii="Georgia" w:hAnsi="Georgia"/>
+        </w:rPr>
+        <w:t xml:space="preserve"> initial distribution </w:t>
+      </w:r>
+      <w:r>
+        <w:rPr>
+          <w:rFonts w:ascii="Georgia" w:hAnsi="Georgia"/>
+        </w:rPr>
+        <w:t xml:space="preserve">of animals </w:t>
+      </w:r>
+      <w:r>
+        <w:rPr>
+          <w:rFonts w:ascii="Georgia" w:hAnsi="Georgia"/>
+        </w:rPr>
+        <w:t>onto</w:t>
       </w:r>
       <w:r>
         <w:rPr>
@@ -359,13 +731,43 @@
         <w:rPr>
           <w:rFonts w:ascii="Georgia" w:hAnsi="Georgia"/>
         </w:rPr>
-        <w:t>basis</w:t>
-      </w:r>
-      <w:r>
-        <w:rPr>
-          <w:rFonts w:ascii="Georgia" w:hAnsi="Georgia"/>
-        </w:rPr>
-        <w:t xml:space="preserve"> of animal movement</w:t>
+        <w:t xml:space="preserve">model’s </w:t>
+      </w:r>
+      <w:r>
+        <w:rPr>
+          <w:rFonts w:ascii="Georgia" w:hAnsi="Georgia"/>
+        </w:rPr>
+        <w:t xml:space="preserve">grid </w:t>
+      </w:r>
+      <w:r>
+        <w:rPr>
+          <w:rFonts w:ascii="Georgia" w:hAnsi="Georgia"/>
+        </w:rPr>
+        <w:t>and then use the model’s transition probabilities for individual animals at each timestep to</w:t>
+      </w:r>
+      <w:r>
+        <w:rPr>
+          <w:rFonts w:ascii="Georgia" w:hAnsi="Georgia"/>
+        </w:rPr>
+        <w:t xml:space="preserve"> transpos</w:t>
+      </w:r>
+      <w:r>
+        <w:rPr>
+          <w:rFonts w:ascii="Georgia" w:hAnsi="Georgia"/>
+        </w:rPr>
+        <w:t>e</w:t>
+      </w:r>
+      <w:r>
+        <w:rPr>
+          <w:rFonts w:ascii="Georgia" w:hAnsi="Georgia"/>
+        </w:rPr>
+        <w:t xml:space="preserve"> the</w:t>
+      </w:r>
+      <w:r>
+        <w:rPr>
+          <w:rFonts w:ascii="Georgia" w:hAnsi="Georgia"/>
+        </w:rPr>
+        <w:t xml:space="preserve"> distribution forward in time.</w:t>
       </w:r>
       <w:r>
         <w:rPr>
@@ -373,11 +775,54 @@
         </w:rPr>
         <w:t xml:space="preserve"> </w:t>
       </w:r>
-      <w:r>
-        <w:rPr>
-          <w:rFonts w:ascii="Georgia" w:hAnsi="Georgia"/>
-        </w:rPr>
-        <w:t>to the test.</w:t>
+    </w:p>
+    <w:p>
+      <w:pPr>
+        <w:rPr>
+          <w:rFonts w:ascii="Georgia" w:hAnsi="Georgia"/>
+        </w:rPr>
+      </w:pPr>
+      <w:r>
+        <w:rPr>
+          <w:rFonts w:ascii="Georgia" w:hAnsi="Georgia"/>
+        </w:rPr>
+        <w:t xml:space="preserve">Such a simulation </w:t>
+      </w:r>
+      <w:r>
+        <w:rPr>
+          <w:rFonts w:ascii="Georgia" w:hAnsi="Georgia"/>
+        </w:rPr>
+        <w:t>c</w:t>
+      </w:r>
+      <w:r>
+        <w:rPr>
+          <w:rFonts w:ascii="Georgia" w:hAnsi="Georgia"/>
+        </w:rPr>
+        <w:t>ould</w:t>
+      </w:r>
+      <w:r>
+        <w:rPr>
+          <w:rFonts w:ascii="Georgia" w:hAnsi="Georgia"/>
+        </w:rPr>
+        <w:t xml:space="preserve"> provide </w:t>
+      </w:r>
+      <w:r>
+        <w:rPr>
+          <w:rFonts w:ascii="Georgia" w:hAnsi="Georgia"/>
+        </w:rPr>
+        <w:t xml:space="preserve">immediate </w:t>
+      </w:r>
+      <w:r>
+        <w:rPr>
+          <w:rFonts w:ascii="Georgia" w:hAnsi="Georgia"/>
+        </w:rPr>
+        <w:t>answers to important</w:t>
+      </w:r>
+      <w:r>
+        <w:rPr>
+          <w:rFonts w:ascii="Georgia" w:hAnsi="Georgia"/>
+        </w:rPr>
+        <w:t xml:space="preserve"> movement</w:t>
       </w:r>
       <w:r>
         <w:rPr>
@@ -385,172 +830,90 @@
         </w:rPr>
         <w:t xml:space="preserve"> </w:t>
       </w:r>
-    </w:p>
-    <w:p>
-      <w:pPr>
-        <w:rPr>
-          <w:rFonts w:ascii="Georgia" w:hAnsi="Georgia"/>
-        </w:rPr>
-      </w:pPr>
-      <w:r>
-        <w:rPr>
-          <w:rFonts w:ascii="Georgia" w:hAnsi="Georgia"/>
-        </w:rPr>
-        <w:t xml:space="preserve">One strategy for building </w:t>
-      </w:r>
-      <w:r>
-        <w:rPr>
-          <w:rFonts w:ascii="Georgia" w:hAnsi="Georgia"/>
-        </w:rPr>
-        <w:t>SRMs</w:t>
-      </w:r>
-      <w:r>
-        <w:rPr>
-          <w:rFonts w:ascii="Georgia" w:hAnsi="Georgia"/>
-        </w:rPr>
-        <w:t xml:space="preserve"> involves </w:t>
-      </w:r>
-      <w:r>
-        <w:rPr>
-          <w:rFonts w:ascii="Georgia" w:hAnsi="Georgia"/>
-        </w:rPr>
-        <w:t>the development of localized, context specific, movement matrices</w:t>
-      </w:r>
-      <w:r>
-        <w:rPr>
-          <w:rFonts w:ascii="Georgia" w:hAnsi="Georgia"/>
-        </w:rPr>
-        <w:t xml:space="preserve">. </w:t>
-      </w:r>
-      <w:r>
-        <w:rPr>
-          <w:rFonts w:ascii="Georgia" w:hAnsi="Georgia"/>
-        </w:rPr>
-        <w:t xml:space="preserve">If </w:t>
-      </w:r>
-      <w:r>
-        <w:rPr>
-          <w:rFonts w:ascii="Georgia" w:hAnsi="Georgia"/>
-        </w:rPr>
-        <w:t>a</w:t>
-      </w:r>
-      <w:r>
-        <w:rPr>
-          <w:rFonts w:ascii="Georgia" w:hAnsi="Georgia"/>
-        </w:rPr>
-        <w:t xml:space="preserve"> region </w:t>
-      </w:r>
-      <w:r>
-        <w:rPr>
-          <w:rFonts w:ascii="Georgia" w:hAnsi="Georgia"/>
-        </w:rPr>
-        <w:t>under study</w:t>
-      </w:r>
-      <w:r>
-        <w:rPr>
-          <w:rFonts w:ascii="Georgia" w:hAnsi="Georgia"/>
-        </w:rPr>
-        <w:t xml:space="preserve"> is segmented into a discrete grid</w:t>
-      </w:r>
-      <w:r>
-        <w:rPr>
-          <w:rFonts w:ascii="Georgia" w:hAnsi="Georgia"/>
-        </w:rPr>
-        <w:t>, one could build a model that predicts</w:t>
-      </w:r>
-      <w:r>
-        <w:rPr>
-          <w:rFonts w:ascii="Georgia" w:hAnsi="Georgia"/>
-        </w:rPr>
-        <w:t xml:space="preserve"> transition probabilities between </w:t>
-      </w:r>
-      <w:r>
-        <w:rPr>
-          <w:rFonts w:ascii="Georgia" w:hAnsi="Georgia"/>
-        </w:rPr>
-        <w:t xml:space="preserve">the points in that grid given the state of the environment at a particular point it time. Then the SRM </w:t>
-      </w:r>
-      <w:proofErr w:type="gramStart"/>
-      <w:r>
-        <w:rPr>
-          <w:rFonts w:ascii="Georgia" w:hAnsi="Georgia"/>
-        </w:rPr>
-        <w:t>would</w:t>
-      </w:r>
-      <w:proofErr w:type="gramEnd"/>
-      <w:r>
-        <w:rPr>
-          <w:rFonts w:ascii="Georgia" w:hAnsi="Georgia"/>
-        </w:rPr>
-        <w:t xml:space="preserve"> </w:t>
-      </w:r>
-      <w:r>
-        <w:rPr>
-          <w:rFonts w:ascii="Georgia" w:hAnsi="Georgia"/>
-        </w:rPr>
-        <w:t xml:space="preserve">consistent of simply </w:t>
-      </w:r>
-      <w:r>
-        <w:rPr>
-          <w:rFonts w:ascii="Georgia" w:hAnsi="Georgia"/>
-        </w:rPr>
-        <w:t>projecting</w:t>
-      </w:r>
-      <w:r>
-        <w:rPr>
-          <w:rFonts w:ascii="Georgia" w:hAnsi="Georgia"/>
-        </w:rPr>
-        <w:t xml:space="preserve"> the initial density </w:t>
-      </w:r>
-      <w:r>
-        <w:rPr>
-          <w:rFonts w:ascii="Georgia" w:hAnsi="Georgia"/>
-        </w:rPr>
-        <w:t>onto</w:t>
-      </w:r>
-      <w:r>
-        <w:rPr>
-          <w:rFonts w:ascii="Georgia" w:hAnsi="Georgia"/>
-        </w:rPr>
-        <w:t xml:space="preserve"> the grid and then transposing that distribution forward in time use the predicted transition probabilities at each timestep.</w:t>
-      </w:r>
-      <w:r>
-        <w:rPr>
-          <w:rFonts w:ascii="Georgia" w:hAnsi="Georgia"/>
-        </w:rPr>
-        <w:t xml:space="preserve"> </w:t>
-      </w:r>
-    </w:p>
-    <w:p>
-      <w:pPr>
-        <w:rPr>
-          <w:rFonts w:ascii="Georgia" w:hAnsi="Georgia"/>
-        </w:rPr>
-      </w:pPr>
+      <w:r>
+        <w:rPr>
+          <w:rFonts w:ascii="Georgia" w:hAnsi="Georgia"/>
+        </w:rPr>
+        <w:t>ecologic</w:t>
+      </w:r>
+      <w:r>
+        <w:rPr>
+          <w:rFonts w:ascii="Georgia" w:hAnsi="Georgia"/>
+        </w:rPr>
+        <w:t xml:space="preserve"> questions without the need for gathering natural initial distributions</w:t>
+      </w:r>
+      <w:r>
+        <w:rPr>
+          <w:rFonts w:ascii="Georgia" w:hAnsi="Georgia"/>
+        </w:rPr>
+        <w:t xml:space="preserve"> of marine organisms</w:t>
+      </w:r>
+      <w:r>
+        <w:rPr>
+          <w:rFonts w:ascii="Georgia" w:hAnsi="Georgia"/>
+        </w:rPr>
+        <w:t>. For example, the projection forward of a simple uniform distribution would enabl</w:t>
+      </w:r>
+      <w:r>
+        <w:rPr>
+          <w:rFonts w:ascii="Georgia" w:hAnsi="Georgia"/>
+        </w:rPr>
+        <w:t>e answering such</w:t>
+      </w:r>
+      <w:r>
+        <w:rPr>
+          <w:rFonts w:ascii="Georgia" w:hAnsi="Georgia"/>
+        </w:rPr>
+        <w:t xml:space="preserve"> questions as: Where </w:t>
+      </w:r>
+      <w:r>
+        <w:rPr>
+          <w:rFonts w:ascii="Georgia" w:hAnsi="Georgia"/>
+        </w:rPr>
+        <w:t xml:space="preserve">will </w:t>
+      </w:r>
+      <w:r>
+        <w:rPr>
+          <w:rFonts w:ascii="Georgia" w:hAnsi="Georgia"/>
+        </w:rPr>
+        <w:t xml:space="preserve">animals </w:t>
+      </w:r>
+      <w:r>
+        <w:rPr>
+          <w:rFonts w:ascii="Georgia" w:hAnsi="Georgia"/>
+        </w:rPr>
+        <w:t>tend to</w:t>
+      </w:r>
+      <w:r>
+        <w:rPr>
+          <w:rFonts w:ascii="Georgia" w:hAnsi="Georgia"/>
+        </w:rPr>
+        <w:t xml:space="preserve"> congregate?</w:t>
+      </w:r>
+      <w:r>
+        <w:rPr>
+          <w:rFonts w:ascii="Georgia" w:hAnsi="Georgia"/>
+        </w:rPr>
+        <w:t xml:space="preserve"> Are there times or places in which animals are more or less likely to move from an area </w:t>
+      </w:r>
+      <w:r>
+        <w:rPr>
+          <w:rFonts w:ascii="Georgia" w:hAnsi="Georgia"/>
+        </w:rPr>
+        <w:t xml:space="preserve">that </w:t>
+      </w:r>
+      <w:r>
+        <w:rPr>
+          <w:rFonts w:ascii="Georgia" w:hAnsi="Georgia"/>
+        </w:rPr>
+        <w:t xml:space="preserve">they </w:t>
+      </w:r>
       <w:r>
         <w:rPr>
           <w:rFonts w:ascii="Georgia" w:hAnsi="Georgia"/>
         </w:rPr>
         <w:lastRenderedPageBreak/>
-        <w:t xml:space="preserve">Such a simulation could provide meaningful answers to important ecological questions straightaway without the need for gathering natural initial distributions. For example, the projection forward of a simple uniform distribution would enabling questions such as: Where should animals </w:t>
-      </w:r>
-      <w:r>
-        <w:rPr>
-          <w:rFonts w:ascii="Georgia" w:hAnsi="Georgia"/>
-        </w:rPr>
-        <w:t>tend to</w:t>
-      </w:r>
-      <w:r>
-        <w:rPr>
-          <w:rFonts w:ascii="Georgia" w:hAnsi="Georgia"/>
-        </w:rPr>
-        <w:t xml:space="preserve"> congregate?</w:t>
-      </w:r>
-      <w:r>
-        <w:rPr>
-          <w:rFonts w:ascii="Georgia" w:hAnsi="Georgia"/>
-        </w:rPr>
-        <w:t xml:space="preserve"> Are there times or places in which animals are more or less likely to move from an area they are currently occupying? Is there directivity to this movement? </w:t>
+        <w:t xml:space="preserve">are currently occupying? Is there directivity to this movement? </w:t>
       </w:r>
       <w:r>
         <w:rPr>
@@ -571,37 +934,67 @@
         <w:rPr>
           <w:rFonts w:ascii="Georgia" w:hAnsi="Georgia"/>
         </w:rPr>
-        <w:t>An</w:t>
-      </w:r>
-      <w:r>
-        <w:rPr>
-          <w:rFonts w:ascii="Georgia" w:hAnsi="Georgia"/>
-        </w:rPr>
-        <w:t>other</w:t>
-      </w:r>
-      <w:r>
-        <w:rPr>
-          <w:rFonts w:ascii="Georgia" w:hAnsi="Georgia"/>
-        </w:rPr>
-        <w:t xml:space="preserve"> advantage of this </w:t>
-      </w:r>
-      <w:r>
-        <w:rPr>
-          <w:rFonts w:ascii="Georgia" w:hAnsi="Georgia"/>
-        </w:rPr>
-        <w:t xml:space="preserve">strategy to building SRMs is that they would be built from data that either can already be collected or already exists. </w:t>
-      </w:r>
-      <w:r>
-        <w:rPr>
-          <w:rFonts w:ascii="Georgia" w:hAnsi="Georgia"/>
-        </w:rPr>
-        <w:t>Specifically, t</w:t>
-      </w:r>
-      <w:r>
-        <w:rPr>
-          <w:rFonts w:ascii="Georgia" w:hAnsi="Georgia"/>
-        </w:rPr>
-        <w:t xml:space="preserve">he data derived from </w:t>
+        <w:t>A</w:t>
+      </w:r>
+      <w:r>
+        <w:rPr>
+          <w:rFonts w:ascii="Georgia" w:hAnsi="Georgia"/>
+        </w:rPr>
+        <w:t xml:space="preserve"> critical</w:t>
+      </w:r>
+      <w:r>
+        <w:rPr>
+          <w:rFonts w:ascii="Georgia" w:hAnsi="Georgia"/>
+        </w:rPr>
+        <w:t xml:space="preserve"> </w:t>
+      </w:r>
+      <w:r>
+        <w:rPr>
+          <w:rFonts w:ascii="Georgia" w:hAnsi="Georgia"/>
+        </w:rPr>
+        <w:t xml:space="preserve">benefit </w:t>
+      </w:r>
+      <w:r>
+        <w:rPr>
+          <w:rFonts w:ascii="Georgia" w:hAnsi="Georgia"/>
+        </w:rPr>
+        <w:t xml:space="preserve">of </w:t>
+      </w:r>
+      <w:r>
+        <w:rPr>
+          <w:rFonts w:ascii="Georgia" w:hAnsi="Georgia"/>
+        </w:rPr>
+        <w:t xml:space="preserve">building SRMs is that </w:t>
+      </w:r>
+      <w:r>
+        <w:rPr>
+          <w:rFonts w:ascii="Georgia" w:hAnsi="Georgia"/>
+        </w:rPr>
+        <w:t xml:space="preserve">the technology to collect the </w:t>
+      </w:r>
+      <w:r>
+        <w:rPr>
+          <w:rFonts w:ascii="Georgia" w:hAnsi="Georgia"/>
+        </w:rPr>
+        <w:t xml:space="preserve">required </w:t>
+      </w:r>
+      <w:r>
+        <w:rPr>
+          <w:rFonts w:ascii="Georgia" w:hAnsi="Georgia"/>
+        </w:rPr>
+        <w:t xml:space="preserve">data exists and, in many cases, has already been extensively used. </w:t>
+      </w:r>
+      <w:r>
+        <w:rPr>
+          <w:rFonts w:ascii="Georgia" w:hAnsi="Georgia"/>
+        </w:rPr>
+        <w:t xml:space="preserve">Specifically, </w:t>
+      </w:r>
+      <w:r>
+        <w:rPr>
+          <w:rFonts w:ascii="Georgia" w:hAnsi="Georgia"/>
+        </w:rPr>
+        <w:t xml:space="preserve">one tool used on marine organisms called </w:t>
       </w:r>
       <w:r>
         <w:rPr>
@@ -637,7 +1030,254 @@
         <w:rPr>
           <w:rFonts w:ascii="Georgia" w:hAnsi="Georgia"/>
         </w:rPr>
-        <w:t>are already in the exact form required by this modeling</w:t>
+        <w:t xml:space="preserve">provide exactly the </w:t>
+      </w:r>
+      <w:r>
+        <w:rPr>
+          <w:rFonts w:ascii="Georgia" w:hAnsi="Georgia"/>
+        </w:rPr>
+        <w:t>types</w:t>
+      </w:r>
+      <w:r>
+        <w:rPr>
+          <w:rFonts w:ascii="Georgia" w:hAnsi="Georgia"/>
+        </w:rPr>
+        <w:t xml:space="preserve"> of data required </w:t>
+      </w:r>
+      <w:r>
+        <w:rPr>
+          <w:rFonts w:ascii="Georgia" w:hAnsi="Georgia"/>
+        </w:rPr>
+        <w:t>for</w:t>
+      </w:r>
+      <w:r>
+        <w:rPr>
+          <w:rFonts w:ascii="Georgia" w:hAnsi="Georgia"/>
+        </w:rPr>
+        <w:t xml:space="preserve"> this modeling </w:t>
+      </w:r>
+      <w:r>
+        <w:rPr>
+          <w:rFonts w:ascii="Georgia" w:hAnsi="Georgia"/>
+        </w:rPr>
+        <w:t>approach</w:t>
+      </w:r>
+      <w:r>
+        <w:rPr>
+          <w:rFonts w:ascii="Georgia" w:hAnsi="Georgia"/>
+        </w:rPr>
+        <w:t xml:space="preserve">. </w:t>
+      </w:r>
+      <w:r>
+        <w:rPr>
+          <w:rFonts w:ascii="Georgia" w:hAnsi="Georgia"/>
+        </w:rPr>
+        <w:t>PS</w:t>
+      </w:r>
+      <w:r>
+        <w:rPr>
+          <w:rFonts w:ascii="Georgia" w:hAnsi="Georgia"/>
+        </w:rPr>
+        <w:t xml:space="preserve">ATs operate by taking measurements of pressure, ambient light, </w:t>
+      </w:r>
+      <w:r>
+        <w:rPr>
+          <w:rFonts w:ascii="Georgia" w:hAnsi="Georgia"/>
+        </w:rPr>
+        <w:t xml:space="preserve">and </w:t>
+      </w:r>
+      <w:r>
+        <w:rPr>
+          <w:rFonts w:ascii="Georgia" w:hAnsi="Georgia"/>
+        </w:rPr>
+        <w:t xml:space="preserve">temperature while attached to an animal </w:t>
+      </w:r>
+      <w:r>
+        <w:rPr>
+          <w:rFonts w:ascii="Georgia" w:hAnsi="Georgia"/>
+        </w:rPr>
+        <w:t xml:space="preserve">before eventually </w:t>
+      </w:r>
+      <w:r>
+        <w:rPr>
+          <w:rFonts w:ascii="Georgia" w:hAnsi="Georgia"/>
+        </w:rPr>
+        <w:t>releasing</w:t>
+      </w:r>
+      <w:r>
+        <w:rPr>
+          <w:rFonts w:ascii="Georgia" w:hAnsi="Georgia"/>
+        </w:rPr>
+        <w:t xml:space="preserve">, surfacing, and ultimately transmitting those data through a satellite network. The data </w:t>
+      </w:r>
+      <w:r>
+        <w:rPr>
+          <w:rFonts w:ascii="Georgia" w:hAnsi="Georgia"/>
+        </w:rPr>
+        <w:t xml:space="preserve">collected </w:t>
+      </w:r>
+      <w:r>
+        <w:rPr>
+          <w:rFonts w:ascii="Georgia" w:hAnsi="Georgia"/>
+        </w:rPr>
+        <w:t>then enables light-based geolocation algorithms to provide</w:t>
+      </w:r>
+      <w:r>
+        <w:rPr>
+          <w:rFonts w:ascii="Georgia" w:hAnsi="Georgia"/>
+        </w:rPr>
+        <w:t xml:space="preserve"> reconstructed daily position estimates that can be assembled into estimated movement</w:t>
+      </w:r>
+      <w:r>
+        <w:rPr>
+          <w:rFonts w:ascii="Georgia" w:hAnsi="Georgia"/>
+        </w:rPr>
+        <w:t xml:space="preserve"> tra</w:t>
+      </w:r>
+      <w:r>
+        <w:rPr>
+          <w:rFonts w:ascii="Georgia" w:hAnsi="Georgia"/>
+        </w:rPr>
+        <w:t>jectories</w:t>
+      </w:r>
+      <w:r>
+        <w:rPr>
+          <w:rFonts w:ascii="Georgia" w:hAnsi="Georgia"/>
+        </w:rPr>
+        <w:t xml:space="preserve"> of the tagged animals. </w:t>
+      </w:r>
+      <w:r>
+        <w:rPr>
+          <w:rFonts w:ascii="Georgia" w:hAnsi="Georgia"/>
+        </w:rPr>
+        <w:t>These</w:t>
+      </w:r>
+      <w:r>
+        <w:rPr>
+          <w:rFonts w:ascii="Georgia" w:hAnsi="Georgia"/>
+        </w:rPr>
+        <w:t xml:space="preserve"> PSAT</w:t>
+      </w:r>
+      <w:r>
+        <w:rPr>
+          <w:rFonts w:ascii="Georgia" w:hAnsi="Georgia"/>
+        </w:rPr>
+        <w:t xml:space="preserve"> data are exactly what is needed to train localized, gridded decision models -</w:t>
+      </w:r>
+      <w:r>
+        <w:rPr>
+          <w:rFonts w:ascii="Georgia" w:hAnsi="Georgia"/>
+        </w:rPr>
+        <w:t xml:space="preserve"> </w:t>
+      </w:r>
+      <w:r>
+        <w:rPr>
+          <w:rFonts w:ascii="Georgia" w:hAnsi="Georgia"/>
+        </w:rPr>
+        <w:t>e</w:t>
+      </w:r>
+      <w:r>
+        <w:rPr>
+          <w:rFonts w:ascii="Georgia" w:hAnsi="Georgia"/>
+        </w:rPr>
+        <w:t xml:space="preserve">ach consecutive pair of days provides a decision – where the fish was and where it </w:t>
+      </w:r>
+      <w:r>
+        <w:rPr>
+          <w:rFonts w:ascii="Georgia" w:hAnsi="Georgia"/>
+        </w:rPr>
+        <w:t xml:space="preserve">did and did not </w:t>
+      </w:r>
+      <w:r>
+        <w:rPr>
+          <w:rFonts w:ascii="Georgia" w:hAnsi="Georgia"/>
+        </w:rPr>
+        <w:t>cho</w:t>
+      </w:r>
+      <w:r>
+        <w:rPr>
+          <w:rFonts w:ascii="Georgia" w:hAnsi="Georgia"/>
+        </w:rPr>
+        <w:t>o</w:t>
+      </w:r>
+      <w:r>
+        <w:rPr>
+          <w:rFonts w:ascii="Georgia" w:hAnsi="Georgia"/>
+        </w:rPr>
+        <w:t xml:space="preserve">se to go the following day. </w:t>
+      </w:r>
+      <w:r>
+        <w:rPr>
+          <w:rFonts w:ascii="Georgia" w:hAnsi="Georgia"/>
+        </w:rPr>
+        <w:t>Using these data the underlying models can be trained that then, through simulation</w:t>
+      </w:r>
+      <w:r>
+        <w:rPr>
+          <w:rFonts w:ascii="Georgia" w:hAnsi="Georgia"/>
+        </w:rPr>
+        <w:t>,</w:t>
+      </w:r>
+      <w:r>
+        <w:rPr>
+          <w:rFonts w:ascii="Georgia" w:hAnsi="Georgia"/>
+        </w:rPr>
+        <w:t xml:space="preserve"> provide the SRM.</w:t>
+      </w:r>
+    </w:p>
+    <w:p>
+      <w:pPr>
+        <w:rPr>
+          <w:rFonts w:ascii="Georgia" w:hAnsi="Georgia"/>
+        </w:rPr>
+      </w:pPr>
+      <w:r>
+        <w:rPr>
+          <w:rFonts w:ascii="Georgia" w:hAnsi="Georgia"/>
+        </w:rPr>
+        <w:t>A</w:t>
+      </w:r>
+      <w:r>
+        <w:rPr>
+          <w:rFonts w:ascii="Georgia" w:hAnsi="Georgia"/>
+        </w:rPr>
+        <w:t xml:space="preserve"> large </w:t>
+      </w:r>
+      <w:r>
+        <w:rPr>
+          <w:rFonts w:ascii="Georgia" w:hAnsi="Georgia"/>
+        </w:rPr>
+        <w:t>collection of PSAT data already exists for Chinook salmon</w:t>
+      </w:r>
+      <w:r>
+        <w:rPr>
+          <w:rFonts w:ascii="Georgia" w:hAnsi="Georgia"/>
+        </w:rPr>
+        <w:t xml:space="preserve"> in the Gulf of Alaska</w:t>
+      </w:r>
+      <w:r>
+        <w:rPr>
+          <w:rFonts w:ascii="Georgia" w:hAnsi="Georgia"/>
+        </w:rPr>
+        <w:t xml:space="preserve"> (Seitz, 2024), </w:t>
+      </w:r>
+      <w:r>
+        <w:rPr>
+          <w:rFonts w:ascii="Georgia" w:hAnsi="Georgia"/>
+        </w:rPr>
+        <w:t>providing</w:t>
+      </w:r>
+      <w:r>
+        <w:rPr>
+          <w:rFonts w:ascii="Georgia" w:hAnsi="Georgia"/>
+        </w:rPr>
+        <w:t xml:space="preserve"> an ideal case study for this </w:t>
+      </w:r>
+      <w:r>
+        <w:rPr>
+          <w:rFonts w:ascii="Georgia" w:hAnsi="Georgia"/>
+        </w:rPr>
+        <w:t>SRM approach</w:t>
       </w:r>
       <w:r>
         <w:rPr>
@@ -649,189 +1289,79 @@
         <w:rPr>
           <w:rFonts w:ascii="Georgia" w:hAnsi="Georgia"/>
         </w:rPr>
-        <w:t xml:space="preserve"> </w:t>
-      </w:r>
-      <w:r>
-        <w:rPr>
-          <w:rFonts w:ascii="Georgia" w:hAnsi="Georgia"/>
-        </w:rPr>
-        <w:t>PS</w:t>
-      </w:r>
-      <w:r>
-        <w:rPr>
-          <w:rFonts w:ascii="Georgia" w:hAnsi="Georgia"/>
-        </w:rPr>
-        <w:t xml:space="preserve">ATs operate by taking measurements of pressure, ambient light, </w:t>
-      </w:r>
-      <w:r>
-        <w:rPr>
-          <w:rFonts w:ascii="Georgia" w:hAnsi="Georgia"/>
-        </w:rPr>
-        <w:t xml:space="preserve">and </w:t>
-      </w:r>
-      <w:r>
-        <w:rPr>
-          <w:rFonts w:ascii="Georgia" w:hAnsi="Georgia"/>
-        </w:rPr>
-        <w:t xml:space="preserve">temperature while attached to an animal </w:t>
-      </w:r>
-      <w:r>
-        <w:rPr>
-          <w:rFonts w:ascii="Georgia" w:hAnsi="Georgia"/>
-        </w:rPr>
-        <w:t xml:space="preserve">before eventually </w:t>
-      </w:r>
-      <w:r>
-        <w:rPr>
-          <w:rFonts w:ascii="Georgia" w:hAnsi="Georgia"/>
-        </w:rPr>
-        <w:t>releasing</w:t>
-      </w:r>
-      <w:r>
-        <w:rPr>
-          <w:rFonts w:ascii="Georgia" w:hAnsi="Georgia"/>
-        </w:rPr>
-        <w:t xml:space="preserve">, surfacing, and ultimately transmitting those data through a satellite network. The data then enables light-based geolocation algorithms to provide estimates of daily tracks of the tagged animals. </w:t>
-      </w:r>
-      <w:r>
-        <w:rPr>
-          <w:rFonts w:ascii="Georgia" w:hAnsi="Georgia"/>
-        </w:rPr>
-        <w:t>Th</w:t>
-      </w:r>
-      <w:r>
-        <w:rPr>
-          <w:rFonts w:ascii="Georgia" w:hAnsi="Georgia"/>
-        </w:rPr>
-        <w:t>ese</w:t>
-      </w:r>
-      <w:r>
-        <w:rPr>
-          <w:rFonts w:ascii="Georgia" w:hAnsi="Georgia"/>
-        </w:rPr>
-        <w:t xml:space="preserve"> data </w:t>
-      </w:r>
-      <w:r>
-        <w:rPr>
-          <w:rFonts w:ascii="Georgia" w:hAnsi="Georgia"/>
-        </w:rPr>
-        <w:t>are</w:t>
-      </w:r>
-      <w:r>
-        <w:rPr>
-          <w:rFonts w:ascii="Georgia" w:hAnsi="Georgia"/>
-        </w:rPr>
-        <w:t xml:space="preserve"> exactly what is required to</w:t>
-      </w:r>
-      <w:r>
-        <w:rPr>
-          <w:rFonts w:ascii="Georgia" w:hAnsi="Georgia"/>
-        </w:rPr>
-        <w:t xml:space="preserve"> build predictive </w:t>
-      </w:r>
-      <w:r>
-        <w:rPr>
-          <w:rFonts w:ascii="Georgia" w:hAnsi="Georgia"/>
-        </w:rPr>
-        <w:t xml:space="preserve">models of </w:t>
-      </w:r>
-      <w:r>
-        <w:rPr>
-          <w:rFonts w:ascii="Georgia" w:hAnsi="Georgia"/>
-        </w:rPr>
-        <w:t xml:space="preserve">localized </w:t>
-      </w:r>
-      <w:r>
-        <w:rPr>
-          <w:rFonts w:ascii="Georgia" w:hAnsi="Georgia"/>
-        </w:rPr>
-        <w:t>movement</w:t>
-      </w:r>
-      <w:r>
-        <w:rPr>
-          <w:rFonts w:ascii="Georgia" w:hAnsi="Georgia"/>
-        </w:rPr>
-        <w:t xml:space="preserve">. </w:t>
-      </w:r>
-      <w:r>
-        <w:rPr>
-          <w:rFonts w:ascii="Georgia" w:hAnsi="Georgia"/>
-        </w:rPr>
-        <w:t xml:space="preserve">Each consecutive pair of days provides a decision – where the fish was and where it chose to go the following day. </w:t>
-      </w:r>
-      <w:r>
-        <w:rPr>
-          <w:rFonts w:ascii="Georgia" w:hAnsi="Georgia"/>
-        </w:rPr>
-        <w:t xml:space="preserve">It </w:t>
-      </w:r>
-      <w:r>
-        <w:rPr>
-          <w:rFonts w:ascii="Georgia" w:hAnsi="Georgia"/>
-        </w:rPr>
-        <w:t xml:space="preserve">also shows where the fish chose not to go. </w:t>
-      </w:r>
-      <w:r>
-        <w:rPr>
-          <w:rFonts w:ascii="Georgia" w:hAnsi="Georgia"/>
-        </w:rPr>
-        <w:t>That is, these data provide the ground truth for training the transition m</w:t>
-      </w:r>
-      <w:r>
-        <w:rPr>
-          <w:rFonts w:ascii="Georgia" w:hAnsi="Georgia"/>
-        </w:rPr>
-        <w:t xml:space="preserve">odels that ultimate power the SRM. </w:t>
-      </w:r>
-      <w:r>
-        <w:rPr>
-          <w:rFonts w:ascii="Georgia" w:hAnsi="Georgia"/>
-        </w:rPr>
-        <w:t xml:space="preserve"> </w:t>
-      </w:r>
-    </w:p>
-    <w:p>
-      <w:pPr>
-        <w:rPr>
-          <w:rFonts w:ascii="Georgia" w:hAnsi="Georgia"/>
-        </w:rPr>
-      </w:pPr>
-      <w:r>
-        <w:rPr>
-          <w:rFonts w:ascii="Georgia" w:hAnsi="Georgia"/>
-        </w:rPr>
-        <w:t>Given a</w:t>
-      </w:r>
-      <w:r>
-        <w:rPr>
-          <w:rFonts w:ascii="Georgia" w:hAnsi="Georgia"/>
-        </w:rPr>
-        <w:t xml:space="preserve"> large </w:t>
-      </w:r>
-      <w:r>
-        <w:rPr>
-          <w:rFonts w:ascii="Georgia" w:hAnsi="Georgia"/>
-        </w:rPr>
-        <w:t xml:space="preserve">collection of PSAT data already exists for Chinook salmon (Seitz, 2024), those data represent an ideal case study for this method of building SRMs. </w:t>
-      </w:r>
-    </w:p>
-    <w:p>
-      <w:pPr>
-        <w:rPr>
-          <w:rFonts w:ascii="Georgia" w:hAnsi="Georgia"/>
-        </w:rPr>
-      </w:pPr>
-      <w:r>
-        <w:rPr>
-          <w:rFonts w:ascii="Georgia" w:hAnsi="Georgia"/>
-        </w:rPr>
-        <w:t>Furthermore, construction of a successful Chinook salmon SRM could have direct value to fisheries in which they are bycatch. For example, t</w:t>
-      </w:r>
-      <w:r>
-        <w:rPr>
-          <w:rFonts w:ascii="Georgia" w:hAnsi="Georgia"/>
-        </w:rPr>
-        <w:t>he Gulf of Alaska hosts a walleye pollock (</w:t>
+        <w:t xml:space="preserve">  </w:t>
+      </w:r>
+      <w:r>
+        <w:rPr>
+          <w:rFonts w:ascii="Georgia" w:hAnsi="Georgia"/>
+        </w:rPr>
+        <w:t>C</w:t>
+      </w:r>
+      <w:r>
+        <w:rPr>
+          <w:rFonts w:ascii="Georgia" w:hAnsi="Georgia"/>
+        </w:rPr>
+        <w:t xml:space="preserve">onstruction of </w:t>
+      </w:r>
+      <w:r>
+        <w:rPr>
+          <w:rFonts w:ascii="Georgia" w:hAnsi="Georgia"/>
+        </w:rPr>
+        <w:t>such an</w:t>
+      </w:r>
+      <w:r>
+        <w:rPr>
+          <w:rFonts w:ascii="Georgia" w:hAnsi="Georgia"/>
+        </w:rPr>
+        <w:t xml:space="preserve"> SRM could have direct value to fisheries in which</w:t>
+      </w:r>
+      <w:r>
+        <w:rPr>
+          <w:rFonts w:ascii="Georgia" w:hAnsi="Georgia"/>
+        </w:rPr>
+        <w:t xml:space="preserve"> Chinook salmon</w:t>
+      </w:r>
+      <w:r>
+        <w:rPr>
+          <w:rFonts w:ascii="Georgia" w:hAnsi="Georgia"/>
+        </w:rPr>
+        <w:t xml:space="preserve"> are bycatch. </w:t>
+      </w:r>
+      <w:r>
+        <w:rPr>
+          <w:rFonts w:ascii="Georgia" w:hAnsi="Georgia"/>
+        </w:rPr>
+        <w:t xml:space="preserve">Chinook salmon from subpopulations originating across the North American Pacific coast migrate to the Gulf of Alaska to feed and grow before maturing and then migrating back to their natal rivers to spawn (Beamish, 2018). </w:t>
+      </w:r>
+      <w:r>
+        <w:rPr>
+          <w:rFonts w:ascii="Georgia" w:hAnsi="Georgia"/>
+        </w:rPr>
+        <w:t>While in</w:t>
+      </w:r>
+      <w:r>
+        <w:rPr>
+          <w:rFonts w:ascii="Georgia" w:hAnsi="Georgia"/>
+        </w:rPr>
+        <w:t xml:space="preserve"> t</w:t>
+      </w:r>
+      <w:r>
+        <w:rPr>
+          <w:rFonts w:ascii="Georgia" w:hAnsi="Georgia"/>
+        </w:rPr>
+        <w:t>he Gulf</w:t>
+      </w:r>
+      <w:r>
+        <w:rPr>
+          <w:rFonts w:ascii="Georgia" w:hAnsi="Georgia"/>
+        </w:rPr>
+        <w:t xml:space="preserve">, they intersect with Alaska’s </w:t>
+      </w:r>
+      <w:r>
+        <w:rPr>
+          <w:rFonts w:ascii="Georgia" w:hAnsi="Georgia"/>
+        </w:rPr>
+        <w:t>walleye pollock (</w:t>
       </w:r>
       <w:r>
         <w:rPr>
@@ -855,7 +1385,43 @@
         <w:rPr>
           <w:rFonts w:ascii="Georgia" w:hAnsi="Georgia"/>
         </w:rPr>
-        <w:t>) fishery in which Chinook salmon are listed as prohibited species catch (NPFMC, 2024). If the limits set for the fishery are exceeded, the fishery is closed</w:t>
+        <w:t>) fishery</w:t>
+      </w:r>
+      <w:r>
+        <w:rPr>
+          <w:rFonts w:ascii="Georgia" w:hAnsi="Georgia"/>
+        </w:rPr>
+        <w:t>. Due to concerns over the health of Chinook salmon populations,</w:t>
+      </w:r>
+      <w:r>
+        <w:rPr>
+          <w:rFonts w:ascii="Georgia" w:hAnsi="Georgia"/>
+        </w:rPr>
+        <w:t xml:space="preserve"> </w:t>
+      </w:r>
+      <w:r>
+        <w:rPr>
+          <w:rFonts w:ascii="Georgia" w:hAnsi="Georgia"/>
+        </w:rPr>
+        <w:t>the species is</w:t>
+      </w:r>
+      <w:r>
+        <w:rPr>
+          <w:rFonts w:ascii="Georgia" w:hAnsi="Georgia"/>
+        </w:rPr>
+        <w:t xml:space="preserve"> listed as prohibited species catch (NPFMC, 2024)</w:t>
+      </w:r>
+      <w:r>
+        <w:rPr>
+          <w:rFonts w:ascii="Georgia" w:hAnsi="Georgia"/>
+        </w:rPr>
+        <w:t xml:space="preserve"> and if</w:t>
+      </w:r>
+      <w:r>
+        <w:rPr>
+          <w:rFonts w:ascii="Georgia" w:hAnsi="Georgia"/>
+        </w:rPr>
+        <w:t xml:space="preserve"> the limits set for the fishery are exceeded, the fishery is closed</w:t>
       </w:r>
       <w:r>
         <w:rPr>
@@ -873,7 +1439,13 @@
         <w:rPr>
           <w:rFonts w:ascii="Georgia" w:hAnsi="Georgia"/>
         </w:rPr>
-        <w:t xml:space="preserve">Understanding </w:t>
+        <w:t>Therefore, u</w:t>
+      </w:r>
+      <w:r>
+        <w:rPr>
+          <w:rFonts w:ascii="Georgia" w:hAnsi="Georgia"/>
+        </w:rPr>
+        <w:t xml:space="preserve">nderstanding </w:t>
       </w:r>
       <w:r>
         <w:rPr>
@@ -903,7 +1475,19 @@
         <w:rPr>
           <w:rFonts w:ascii="Georgia" w:hAnsi="Georgia"/>
         </w:rPr>
-        <w:t xml:space="preserve">can all help inform the fleet’s efforts to avoid </w:t>
+        <w:t xml:space="preserve">can all help inform the </w:t>
+      </w:r>
+      <w:r>
+        <w:rPr>
+          <w:rFonts w:ascii="Georgia" w:hAnsi="Georgia"/>
+        </w:rPr>
+        <w:t xml:space="preserve">fishing </w:t>
+      </w:r>
+      <w:r>
+        <w:rPr>
+          <w:rFonts w:ascii="Georgia" w:hAnsi="Georgia"/>
+        </w:rPr>
+        <w:t xml:space="preserve">fleet’s efforts to avoid </w:t>
       </w:r>
       <w:r>
         <w:rPr>
@@ -917,13 +1501,6 @@
         </w:rPr>
         <w:t xml:space="preserve">bycatch. </w:t>
       </w:r>
-    </w:p>
-    <w:p>
-      <w:pPr>
-        <w:rPr>
-          <w:rFonts w:ascii="Georgia" w:hAnsi="Georgia"/>
-        </w:rPr>
-      </w:pPr>
       <w:r>
         <w:rPr>
           <w:rFonts w:ascii="Georgia" w:hAnsi="Georgia"/>
@@ -946,7 +1523,43 @@
         <w:rPr>
           <w:rFonts w:ascii="Georgia" w:hAnsi="Georgia"/>
         </w:rPr>
-        <w:t xml:space="preserve">explore the value of build transition model based SRMs using Chinook salmon in the Gulf of Alaska and their bycatch in the attendant pollock fishery </w:t>
+        <w:t xml:space="preserve">develop a SRM and </w:t>
+      </w:r>
+      <w:r>
+        <w:rPr>
+          <w:rFonts w:ascii="Georgia" w:hAnsi="Georgia"/>
+        </w:rPr>
+        <w:t xml:space="preserve">explore </w:t>
+      </w:r>
+      <w:r>
+        <w:rPr>
+          <w:rFonts w:ascii="Georgia" w:hAnsi="Georgia"/>
+        </w:rPr>
+        <w:t>its value</w:t>
+      </w:r>
+      <w:r>
+        <w:rPr>
+          <w:rFonts w:ascii="Georgia" w:hAnsi="Georgia"/>
+        </w:rPr>
+        <w:t xml:space="preserve"> for an applied conservation issue </w:t>
+      </w:r>
+      <w:r>
+        <w:rPr>
+          <w:rFonts w:ascii="Georgia" w:hAnsi="Georgia"/>
+        </w:rPr>
+        <w:t xml:space="preserve">using </w:t>
+      </w:r>
+      <w:r>
+        <w:rPr>
+          <w:rFonts w:ascii="Georgia" w:hAnsi="Georgia"/>
+        </w:rPr>
+        <w:t xml:space="preserve">immature, feeding </w:t>
+      </w:r>
+      <w:r>
+        <w:rPr>
+          <w:rFonts w:ascii="Georgia" w:hAnsi="Georgia"/>
+        </w:rPr>
+        <w:t xml:space="preserve">Chinook salmon in the Gulf of Alaska </w:t>
       </w:r>
       <w:r>
         <w:rPr>
@@ -1032,30 +1645,95 @@
           <w:b/>
           <w:bCs/>
         </w:rPr>
-        <w:t>:</w:t>
-      </w:r>
-      <w:r>
-        <w:rPr>
-          <w:rFonts w:ascii="Georgia" w:hAnsi="Georgia"/>
-        </w:rPr>
-        <w:t xml:space="preserve"> Develop a parsimonious and generalizable movement probability model that predicts </w:t>
-      </w:r>
-      <w:r>
-        <w:rPr>
-          <w:rFonts w:ascii="Georgia" w:hAnsi="Georgia"/>
-        </w:rPr>
-        <w:t xml:space="preserve">non-spawning migration, </w:t>
-      </w:r>
-      <w:r>
-        <w:rPr>
-          <w:rFonts w:ascii="Georgia" w:hAnsi="Georgia"/>
-        </w:rPr>
-        <w:t>Chinook salmon movement choices based on environmental features.</w:t>
-      </w:r>
-    </w:p>
-    <w:p>
-      <w:pPr>
-        <w:ind w:left="720"/>
+        <w:t xml:space="preserve">: </w:t>
+      </w:r>
+      <w:r>
+        <w:rPr>
+          <w:rFonts w:ascii="Georgia" w:hAnsi="Georgia"/>
+        </w:rPr>
+        <w:t>Build a</w:t>
+      </w:r>
+      <w:r>
+        <w:rPr>
+          <w:rFonts w:ascii="Georgia" w:hAnsi="Georgia"/>
+        </w:rPr>
+        <w:t xml:space="preserve"> migration classifier </w:t>
+      </w:r>
+      <w:r>
+        <w:rPr>
+          <w:rFonts w:ascii="Georgia" w:hAnsi="Georgia"/>
+        </w:rPr>
+        <w:t xml:space="preserve">that can </w:t>
+      </w:r>
+      <w:r>
+        <w:rPr>
+          <w:rFonts w:ascii="Georgia" w:hAnsi="Georgia"/>
+        </w:rPr>
+        <w:t xml:space="preserve">accurately distinguish </w:t>
+      </w:r>
+      <w:r>
+        <w:rPr>
+          <w:rFonts w:ascii="Georgia" w:hAnsi="Georgia"/>
+        </w:rPr>
+        <w:t xml:space="preserve">spawning </w:t>
+      </w:r>
+      <w:r>
+        <w:rPr>
+          <w:rFonts w:ascii="Georgia" w:hAnsi="Georgia"/>
+        </w:rPr>
+        <w:t>migration from non-</w:t>
+      </w:r>
+      <w:r>
+        <w:rPr>
+          <w:rFonts w:ascii="Georgia" w:hAnsi="Georgia"/>
+        </w:rPr>
+        <w:t xml:space="preserve">spawning </w:t>
+      </w:r>
+      <w:r>
+        <w:rPr>
+          <w:rFonts w:ascii="Georgia" w:hAnsi="Georgia"/>
+        </w:rPr>
+        <w:t>migration periods</w:t>
+      </w:r>
+      <w:r>
+        <w:rPr>
+          <w:rFonts w:ascii="Georgia" w:hAnsi="Georgia"/>
+        </w:rPr>
+        <w:t xml:space="preserve"> from PSATs attached to Chinook salmon</w:t>
+      </w:r>
+      <w:r>
+        <w:rPr>
+          <w:rFonts w:ascii="Georgia" w:hAnsi="Georgia"/>
+        </w:rPr>
+        <w:t xml:space="preserve"> </w:t>
+      </w:r>
+      <w:r>
+        <w:rPr>
+          <w:rFonts w:ascii="Georgia" w:hAnsi="Georgia"/>
+        </w:rPr>
+        <w:t>to</w:t>
+      </w:r>
+      <w:r>
+        <w:rPr>
+          <w:rFonts w:ascii="Georgia" w:hAnsi="Georgia"/>
+        </w:rPr>
+        <w:t xml:space="preserve"> </w:t>
+      </w:r>
+      <w:r>
+        <w:rPr>
+          <w:rFonts w:ascii="Georgia" w:hAnsi="Georgia"/>
+        </w:rPr>
+        <w:t>enable building a training dataset for O</w:t>
+      </w:r>
+      <w:r>
+        <w:rPr>
+          <w:rFonts w:ascii="Georgia" w:hAnsi="Georgia"/>
+        </w:rPr>
+        <w:t>2</w:t>
+      </w:r>
+    </w:p>
+    <w:p>
+      <w:pPr>
         <w:rPr>
           <w:rFonts w:ascii="Georgia" w:hAnsi="Georgia"/>
         </w:rPr>
@@ -1074,120 +1752,86 @@
           <w:b/>
           <w:bCs/>
         </w:rPr>
-        <w:t xml:space="preserve">1.2: </w:t>
-      </w:r>
-      <w:r>
-        <w:rPr>
-          <w:rFonts w:ascii="Georgia" w:hAnsi="Georgia"/>
-        </w:rPr>
-        <w:t>Build a</w:t>
-      </w:r>
-      <w:r>
-        <w:rPr>
-          <w:rFonts w:ascii="Georgia" w:hAnsi="Georgia"/>
-        </w:rPr>
-        <w:t xml:space="preserve"> migration classifier </w:t>
-      </w:r>
-      <w:r>
-        <w:rPr>
-          <w:rFonts w:ascii="Georgia" w:hAnsi="Georgia"/>
-        </w:rPr>
-        <w:t xml:space="preserve">that can </w:t>
-      </w:r>
-      <w:r>
-        <w:rPr>
-          <w:rFonts w:ascii="Georgia" w:hAnsi="Georgia"/>
-        </w:rPr>
-        <w:t xml:space="preserve">accurately distinguish </w:t>
-      </w:r>
-      <w:r>
-        <w:rPr>
-          <w:rFonts w:ascii="Georgia" w:hAnsi="Georgia"/>
-        </w:rPr>
-        <w:t xml:space="preserve">spawning </w:t>
-      </w:r>
-      <w:r>
-        <w:rPr>
-          <w:rFonts w:ascii="Georgia" w:hAnsi="Georgia"/>
-        </w:rPr>
-        <w:t>migration from non-</w:t>
-      </w:r>
-      <w:r>
-        <w:rPr>
-          <w:rFonts w:ascii="Georgia" w:hAnsi="Georgia"/>
-        </w:rPr>
-        <w:t xml:space="preserve">spawning </w:t>
-      </w:r>
-      <w:r>
-        <w:rPr>
-          <w:rFonts w:ascii="Georgia" w:hAnsi="Georgia"/>
-        </w:rPr>
-        <w:t xml:space="preserve">migration periods </w:t>
-      </w:r>
-      <w:r>
-        <w:rPr>
-          <w:rFonts w:ascii="Georgia" w:hAnsi="Georgia"/>
-        </w:rPr>
-        <w:t>to</w:t>
-      </w:r>
-      <w:r>
-        <w:rPr>
-          <w:rFonts w:ascii="Georgia" w:hAnsi="Georgia"/>
-        </w:rPr>
-        <w:t xml:space="preserve"> </w:t>
-      </w:r>
-      <w:r>
-        <w:rPr>
-          <w:rFonts w:ascii="Georgia" w:hAnsi="Georgia"/>
-        </w:rPr>
-        <w:t>enable building a training dataset</w:t>
-      </w:r>
-      <w:r>
-        <w:rPr>
-          <w:rFonts w:ascii="Georgia" w:hAnsi="Georgia"/>
-        </w:rPr>
-        <w:t xml:space="preserve"> for </w:t>
-      </w:r>
-      <w:r>
-        <w:rPr>
-          <w:rFonts w:ascii="Georgia" w:hAnsi="Georgia"/>
-        </w:rPr>
-        <w:t>O</w:t>
-      </w:r>
-      <w:r>
-        <w:rPr>
-          <w:rFonts w:ascii="Georgia" w:hAnsi="Georgia"/>
-        </w:rPr>
-        <w:t>1</w:t>
-      </w:r>
-      <w:r>
-        <w:rPr>
-          <w:rFonts w:ascii="Georgia" w:hAnsi="Georgia"/>
-        </w:rPr>
-        <w:t>.</w:t>
-      </w:r>
-    </w:p>
-    <w:p>
-      <w:pPr>
-        <w:rPr>
-          <w:rFonts w:ascii="Georgia" w:hAnsi="Georgia"/>
-        </w:rPr>
-      </w:pPr>
+        <w:t>2</w:t>
+      </w:r>
       <w:r>
         <w:rPr>
           <w:rFonts w:ascii="Georgia" w:hAnsi="Georgia"/>
           <w:b/>
           <w:bCs/>
         </w:rPr>
-        <w:t>O</w:t>
-      </w:r>
+        <w:t>:</w:t>
+      </w:r>
+      <w:r>
+        <w:rPr>
+          <w:rFonts w:ascii="Georgia" w:hAnsi="Georgia"/>
+        </w:rPr>
+        <w:t xml:space="preserve"> Develop a parsimonious and generalizable movement probability model that predicts </w:t>
+      </w:r>
+      <w:r>
+        <w:rPr>
+          <w:rFonts w:ascii="Georgia" w:hAnsi="Georgia"/>
+        </w:rPr>
+        <w:t xml:space="preserve">non-spawning migration </w:t>
+      </w:r>
+      <w:r>
+        <w:rPr>
+          <w:rFonts w:ascii="Georgia" w:hAnsi="Georgia"/>
+        </w:rPr>
+        <w:t xml:space="preserve">of large </w:t>
+      </w:r>
+      <w:r>
+        <w:rPr>
+          <w:rFonts w:ascii="Georgia" w:hAnsi="Georgia"/>
+        </w:rPr>
+        <w:t>Chinook salmon</w:t>
+      </w:r>
+      <w:r>
+        <w:rPr>
+          <w:rFonts w:ascii="Georgia" w:hAnsi="Georgia"/>
+        </w:rPr>
+        <w:t>, based on relationships between</w:t>
+      </w:r>
+      <w:r>
+        <w:rPr>
+          <w:rFonts w:ascii="Georgia" w:hAnsi="Georgia"/>
+        </w:rPr>
+        <w:t xml:space="preserve"> movement choices </w:t>
+      </w:r>
+      <w:r>
+        <w:rPr>
+          <w:rFonts w:ascii="Georgia" w:hAnsi="Georgia"/>
+        </w:rPr>
+        <w:t xml:space="preserve">and </w:t>
+      </w:r>
+      <w:r>
+        <w:rPr>
+          <w:rFonts w:ascii="Georgia" w:hAnsi="Georgia"/>
+        </w:rPr>
+        <w:t>environmental features.</w:t>
+      </w:r>
+    </w:p>
+    <w:p>
+      <w:pPr>
+        <w:rPr>
+          <w:rFonts w:ascii="Georgia" w:hAnsi="Georgia"/>
+        </w:rPr>
+      </w:pPr>
       <w:r>
         <w:rPr>
           <w:rFonts w:ascii="Georgia" w:hAnsi="Georgia"/>
           <w:b/>
           <w:bCs/>
         </w:rPr>
-        <w:t>2</w:t>
+        <w:t>O</w:t>
+      </w:r>
+      <w:r>
+        <w:rPr>
+          <w:rFonts w:ascii="Georgia" w:hAnsi="Georgia"/>
+          <w:b/>
+          <w:bCs/>
+        </w:rPr>
+        <w:t>3</w:t>
       </w:r>
       <w:r>
         <w:rPr>
@@ -1490,14 +2134,152 @@
         <w:rPr>
           <w:rFonts w:ascii="Georgia" w:hAnsi="Georgia"/>
         </w:rPr>
-        <w:t xml:space="preserve">The analysis proceeds in five steps, each building on the last (Figure 1). First, we prepare the tag data. We convert daily position estimates to grid cells and remove data from the first week after tagging, when handling stress may still be affecting behavior, and data recorded after a fish died. Second, we train a classifier to identify and remove periods when fish were migrating back to their home rivers to spawn. Third, we pair each </w:t>
+        <w:t xml:space="preserve">The analysis proceeds in five steps, each building on the last (Figure 1). First, we </w:t>
+      </w:r>
+      <w:r>
+        <w:rPr>
+          <w:rFonts w:ascii="Georgia" w:hAnsi="Georgia"/>
+        </w:rPr>
+        <w:t xml:space="preserve">will </w:t>
+      </w:r>
+      <w:r>
+        <w:rPr>
+          <w:rFonts w:ascii="Georgia" w:hAnsi="Georgia"/>
+        </w:rPr>
+        <w:t>prepare the tag data</w:t>
+      </w:r>
+      <w:r>
+        <w:rPr>
+          <w:rFonts w:ascii="Georgia" w:hAnsi="Georgia"/>
+        </w:rPr>
+        <w:t xml:space="preserve"> by</w:t>
+      </w:r>
+      <w:r>
+        <w:rPr>
+          <w:rFonts w:ascii="Georgia" w:hAnsi="Georgia"/>
+        </w:rPr>
+        <w:t xml:space="preserve"> convert</w:t>
+      </w:r>
+      <w:r>
+        <w:rPr>
+          <w:rFonts w:ascii="Georgia" w:hAnsi="Georgia"/>
+        </w:rPr>
+        <w:t>ing</w:t>
+      </w:r>
+      <w:r>
+        <w:rPr>
+          <w:rFonts w:ascii="Georgia" w:hAnsi="Georgia"/>
+        </w:rPr>
+        <w:t xml:space="preserve"> daily position estimates to grid cells and remov</w:t>
+      </w:r>
+      <w:r>
+        <w:rPr>
+          <w:rFonts w:ascii="Georgia" w:hAnsi="Georgia"/>
+        </w:rPr>
+        <w:t>e</w:t>
+      </w:r>
+      <w:r>
+        <w:rPr>
+          <w:rFonts w:ascii="Georgia" w:hAnsi="Georgia"/>
+        </w:rPr>
+        <w:t xml:space="preserve"> </w:t>
+      </w:r>
+      <w:r>
+        <w:rPr>
+          <w:rFonts w:ascii="Georgia" w:hAnsi="Georgia"/>
+        </w:rPr>
+        <w:t xml:space="preserve">data from the first week after tagging, when handling stress may affect behavior. Second, we </w:t>
+      </w:r>
+      <w:r>
+        <w:rPr>
+          <w:rFonts w:ascii="Georgia" w:hAnsi="Georgia"/>
+        </w:rPr>
+        <w:t xml:space="preserve">will </w:t>
+      </w:r>
+      <w:r>
+        <w:rPr>
+          <w:rFonts w:ascii="Georgia" w:hAnsi="Georgia"/>
+        </w:rPr>
+        <w:t>train a classifier to identify and remove periods when fish were migrating back to their home rivers to spawn</w:t>
+      </w:r>
+      <w:r>
+        <w:rPr>
+          <w:rFonts w:ascii="Georgia" w:hAnsi="Georgia"/>
+        </w:rPr>
+        <w:t xml:space="preserve"> as these periods likely exhibit very different behaviors than </w:t>
       </w:r>
       <w:r>
         <w:rPr>
           <w:rFonts w:ascii="Georgia" w:hAnsi="Georgia"/>
         </w:rPr>
         <w:lastRenderedPageBreak/>
-        <w:t xml:space="preserve">remaining daily movement with the environmental conditions at the destination the fish chose and at every destination it could have chosen. Fourth, we train </w:t>
+        <w:t>those expressed by immature</w:t>
+      </w:r>
+      <w:r>
+        <w:rPr>
+          <w:rFonts w:ascii="Georgia" w:hAnsi="Georgia"/>
+        </w:rPr>
+        <w:t xml:space="preserve"> feeding</w:t>
+      </w:r>
+      <w:r>
+        <w:rPr>
+          <w:rFonts w:ascii="Georgia" w:hAnsi="Georgia"/>
+        </w:rPr>
+        <w:t xml:space="preserve"> fish</w:t>
+      </w:r>
+      <w:r>
+        <w:rPr>
+          <w:rFonts w:ascii="Georgia" w:hAnsi="Georgia"/>
+        </w:rPr>
+        <w:t xml:space="preserve">. Third, we </w:t>
+      </w:r>
+      <w:r>
+        <w:rPr>
+          <w:rFonts w:ascii="Georgia" w:hAnsi="Georgia"/>
+        </w:rPr>
+        <w:t xml:space="preserve">will </w:t>
+      </w:r>
+      <w:r>
+        <w:rPr>
+          <w:rFonts w:ascii="Georgia" w:hAnsi="Georgia"/>
+        </w:rPr>
+        <w:t xml:space="preserve">pair each </w:t>
+      </w:r>
+      <w:r>
+        <w:rPr>
+          <w:rFonts w:ascii="Georgia" w:hAnsi="Georgia"/>
+        </w:rPr>
+        <w:t xml:space="preserve">of the </w:t>
+      </w:r>
+      <w:r>
+        <w:rPr>
+          <w:rFonts w:ascii="Georgia" w:hAnsi="Georgia"/>
+        </w:rPr>
+        <w:t>remaining daily movement</w:t>
+      </w:r>
+      <w:r>
+        <w:rPr>
+          <w:rFonts w:ascii="Georgia" w:hAnsi="Georgia"/>
+        </w:rPr>
+        <w:t>s</w:t>
+      </w:r>
+      <w:r>
+        <w:rPr>
+          <w:rFonts w:ascii="Georgia" w:hAnsi="Georgia"/>
+        </w:rPr>
+        <w:t xml:space="preserve"> with the environmental conditions at the destination the fish chose and at every destination it could have chosen. Fourth, we </w:t>
+      </w:r>
+      <w:r>
+        <w:rPr>
+          <w:rFonts w:ascii="Georgia" w:hAnsi="Georgia"/>
+        </w:rPr>
+        <w:t xml:space="preserve">will </w:t>
+      </w:r>
+      <w:r>
+        <w:rPr>
+          <w:rFonts w:ascii="Georgia" w:hAnsi="Georgia"/>
+        </w:rPr>
+        <w:t xml:space="preserve">train </w:t>
       </w:r>
       <w:r>
         <w:rPr>
@@ -1509,7 +2291,49 @@
         <w:rPr>
           <w:rFonts w:ascii="Georgia" w:hAnsi="Georgia"/>
         </w:rPr>
-        <w:t xml:space="preserve"> movement model on these choices and use it to build daily transition probabilities across the Gulf. Fifth, we simulate how an evenly spread population redistributes over one to four weeks. The resulting density in each cell is an "attractor index" </w:t>
+        <w:t xml:space="preserve"> movement model on these choices and use it to build daily transition probabilities across the Gulf</w:t>
+      </w:r>
+      <w:r>
+        <w:rPr>
+          <w:rFonts w:ascii="Georgia" w:hAnsi="Georgia"/>
+        </w:rPr>
+        <w:t xml:space="preserve"> of Alaska</w:t>
+      </w:r>
+      <w:r>
+        <w:rPr>
+          <w:rFonts w:ascii="Georgia" w:hAnsi="Georgia"/>
+        </w:rPr>
+        <w:t xml:space="preserve">. Fifth, we </w:t>
+      </w:r>
+      <w:r>
+        <w:rPr>
+          <w:rFonts w:ascii="Georgia" w:hAnsi="Georgia"/>
+        </w:rPr>
+        <w:t xml:space="preserve">will </w:t>
+      </w:r>
+      <w:r>
+        <w:rPr>
+          <w:rFonts w:ascii="Georgia" w:hAnsi="Georgia"/>
+        </w:rPr>
+        <w:t xml:space="preserve">simulate how an evenly spread population redistributes over one to four weeks. The resulting density in each cell </w:t>
+      </w:r>
+      <w:r>
+        <w:rPr>
+          <w:rFonts w:ascii="Georgia" w:hAnsi="Georgia"/>
+        </w:rPr>
+        <w:t>will b</w:t>
+      </w:r>
+      <w:r>
+        <w:rPr>
+          <w:rFonts w:ascii="Georgia" w:hAnsi="Georgia"/>
+        </w:rPr>
+        <w:t>e</w:t>
+      </w:r>
+      <w:r>
+        <w:rPr>
+          <w:rFonts w:ascii="Georgia" w:hAnsi="Georgia"/>
+        </w:rPr>
+        <w:t xml:space="preserve"> an "attractor index" </w:t>
       </w:r>
       <w:r>
         <w:rPr>
@@ -1527,13 +2351,49 @@
         <w:rPr>
           <w:rFonts w:ascii="Georgia" w:hAnsi="Georgia"/>
         </w:rPr>
-        <w:t xml:space="preserve">we </w:t>
-      </w:r>
-      <w:r>
-        <w:rPr>
-          <w:rFonts w:ascii="Georgia" w:hAnsi="Georgia"/>
-        </w:rPr>
-        <w:t>combine with pollock fleet bycatch records to train a simple decision tree</w:t>
+        <w:t>w</w:t>
+      </w:r>
+      <w:r>
+        <w:rPr>
+          <w:rFonts w:ascii="Georgia" w:hAnsi="Georgia"/>
+        </w:rPr>
+        <w:t>ill be</w:t>
+      </w:r>
+      <w:r>
+        <w:rPr>
+          <w:rFonts w:ascii="Georgia" w:hAnsi="Georgia"/>
+        </w:rPr>
+        <w:t xml:space="preserve"> </w:t>
+      </w:r>
+      <w:r>
+        <w:rPr>
+          <w:rFonts w:ascii="Georgia" w:hAnsi="Georgia"/>
+        </w:rPr>
+        <w:t>combine</w:t>
+      </w:r>
+      <w:r>
+        <w:rPr>
+          <w:rFonts w:ascii="Georgia" w:hAnsi="Georgia"/>
+        </w:rPr>
+        <w:t>d</w:t>
+      </w:r>
+      <w:r>
+        <w:rPr>
+          <w:rFonts w:ascii="Georgia" w:hAnsi="Georgia"/>
+        </w:rPr>
+        <w:t xml:space="preserve"> </w:t>
+      </w:r>
+      <w:r>
+        <w:rPr>
+          <w:rFonts w:ascii="Georgia" w:hAnsi="Georgia"/>
+        </w:rPr>
+        <w:t>with the walleye</w:t>
+      </w:r>
+      <w:r>
+        <w:rPr>
+          <w:rFonts w:ascii="Georgia" w:hAnsi="Georgia"/>
+        </w:rPr>
+        <w:t xml:space="preserve"> pollock fleet bycatch records to train a simple decision tree</w:t>
       </w:r>
       <w:r>
         <w:rPr>
@@ -1551,7 +2411,31 @@
         <w:rPr>
           <w:rFonts w:ascii="Georgia" w:hAnsi="Georgia"/>
         </w:rPr>
-        <w:t>. Finally, we summarize its predictions</w:t>
+        <w:t>. Finally, we</w:t>
+      </w:r>
+      <w:r>
+        <w:rPr>
+          <w:rFonts w:ascii="Georgia" w:hAnsi="Georgia"/>
+        </w:rPr>
+        <w:t xml:space="preserve"> will</w:t>
+      </w:r>
+      <w:r>
+        <w:rPr>
+          <w:rFonts w:ascii="Georgia" w:hAnsi="Georgia"/>
+        </w:rPr>
+        <w:t xml:space="preserve"> summarize </w:t>
+      </w:r>
+      <w:r>
+        <w:rPr>
+          <w:rFonts w:ascii="Georgia" w:hAnsi="Georgia"/>
+        </w:rPr>
+        <w:t>those</w:t>
+      </w:r>
+      <w:r>
+        <w:rPr>
+          <w:rFonts w:ascii="Georgia" w:hAnsi="Georgia"/>
+        </w:rPr>
+        <w:t xml:space="preserve"> predictions</w:t>
       </w:r>
       <w:r>
         <w:rPr>
@@ -1563,7 +2447,7 @@
         <w:rPr>
           <w:rFonts w:ascii="Georgia" w:hAnsi="Georgia"/>
         </w:rPr>
-        <w:t>in terms of</w:t>
+        <w:t>with</w:t>
       </w:r>
       <w:r>
         <w:rPr>
@@ -1615,7 +2499,105 @@
         <w:rPr>
           <w:rFonts w:ascii="Georgia" w:hAnsi="Georgia"/>
         </w:rPr>
-        <w:t>Pop-up satellite tag data from Chinook salmon in the Gulf of Alaska will serve as the foundation for this analysis. Existing tag data from Seitz and Courtney (2024) will provide the core dataset, with fish captured by hook and line across multiple locations: Dutch Harbor, AK (n=20), Chignik, AK (n=16), Craig, AK (n=8), Homer, AK (n=20), Kodiak, AK (n=13), Yakutat, AK (n=16), Sitka, AK (n=15), and Central Bering Sea (n=3). Only healthy individuals meeting minimum size criteria (62-100cm fork length) were selected for tagging, and pop-up satellite archival tags were attached following established protocols (Seitz, 2024). Tagged fish were released at their capture locations.</w:t>
+        <w:t xml:space="preserve">Pop-up satellite tag data from Chinook salmon in the Gulf of Alaska will serve as the foundation for this analysis. Existing </w:t>
+      </w:r>
+      <w:r>
+        <w:rPr>
+          <w:rFonts w:ascii="Georgia" w:hAnsi="Georgia"/>
+        </w:rPr>
+        <w:t>PSAT</w:t>
+      </w:r>
+      <w:r>
+        <w:rPr>
+          <w:rFonts w:ascii="Georgia" w:hAnsi="Georgia"/>
+        </w:rPr>
+        <w:t xml:space="preserve"> data will provide the core dataset, </w:t>
+      </w:r>
+      <w:r>
+        <w:rPr>
+          <w:rFonts w:ascii="Georgia" w:hAnsi="Georgia"/>
+        </w:rPr>
+        <w:t xml:space="preserve">with tags deployed </w:t>
+      </w:r>
+      <w:proofErr w:type="gramStart"/>
+      <w:r>
+        <w:rPr>
+          <w:rFonts w:ascii="Georgia" w:hAnsi="Georgia"/>
+        </w:rPr>
+        <w:t xml:space="preserve">at </w:t>
+      </w:r>
+      <w:r>
+        <w:rPr>
+          <w:rFonts w:ascii="Georgia" w:hAnsi="Georgia"/>
+        </w:rPr>
+        <w:t xml:space="preserve"> multiple</w:t>
+      </w:r>
+      <w:proofErr w:type="gramEnd"/>
+      <w:r>
+        <w:rPr>
+          <w:rFonts w:ascii="Georgia" w:hAnsi="Georgia"/>
+        </w:rPr>
+        <w:t xml:space="preserve"> locations</w:t>
+      </w:r>
+      <w:r>
+        <w:rPr>
+          <w:rFonts w:ascii="Georgia" w:hAnsi="Georgia"/>
+        </w:rPr>
+        <w:t xml:space="preserve"> throughout Alaska</w:t>
+      </w:r>
+      <w:r>
+        <w:rPr>
+          <w:rFonts w:ascii="Georgia" w:hAnsi="Georgia"/>
+        </w:rPr>
+        <w:t xml:space="preserve">: Dutch Harbor, AK (n=20), Chignik, AK (n=16), Craig, AK (n=8), Homer, AK (n=20), Kodiak, AK (n=13), Yakutat, AK (n=16), Sitka, AK (n=15), and Central Bering Sea (n=3). </w:t>
+      </w:r>
+      <w:r>
+        <w:rPr>
+          <w:rFonts w:ascii="Georgia" w:hAnsi="Georgia"/>
+        </w:rPr>
+        <w:t>Fish were captured on hook and line and o</w:t>
+      </w:r>
+      <w:r>
+        <w:rPr>
+          <w:rFonts w:ascii="Georgia" w:hAnsi="Georgia"/>
+        </w:rPr>
+        <w:t>nly healthy individuals meeting minimum size criteria (62-100cm fork length) were selected for tagging</w:t>
+      </w:r>
+      <w:r>
+        <w:rPr>
+          <w:rFonts w:ascii="Georgia" w:hAnsi="Georgia"/>
+        </w:rPr>
+        <w:t>.</w:t>
+      </w:r>
+      <w:r>
+        <w:rPr>
+          <w:rFonts w:ascii="Georgia" w:hAnsi="Georgia"/>
+        </w:rPr>
+        <w:t xml:space="preserve"> </w:t>
+      </w:r>
+      <w:r>
+        <w:rPr>
+          <w:rFonts w:ascii="Georgia" w:hAnsi="Georgia"/>
+        </w:rPr>
+        <w:t>PSAT</w:t>
+      </w:r>
+      <w:r>
+        <w:rPr>
+          <w:rFonts w:ascii="Georgia" w:hAnsi="Georgia"/>
+        </w:rPr>
+        <w:t>s were attached following established protocols (Seitz, 2024)</w:t>
+      </w:r>
+      <w:r>
+        <w:rPr>
+          <w:rFonts w:ascii="Georgia" w:hAnsi="Georgia"/>
+        </w:rPr>
+        <w:t xml:space="preserve"> and t</w:t>
+      </w:r>
+      <w:r>
+        <w:rPr>
+          <w:rFonts w:ascii="Georgia" w:hAnsi="Georgia"/>
+        </w:rPr>
+        <w:t>agged fish were released at their capture locations.</w:t>
       </w:r>
     </w:p>
     <w:p>
@@ -1640,7 +2622,19 @@
         <w:rPr>
           <w:rFonts w:ascii="Georgia" w:hAnsi="Georgia"/>
         </w:rPr>
-        <w:t xml:space="preserve"> collected once the tags surfaced. Tags were programmed to release from the fish, surface, and transmit collected data over satellite, with data transmitted in time-series format at </w:t>
+        <w:t xml:space="preserve"> collected </w:t>
+      </w:r>
+      <w:r>
+        <w:rPr>
+          <w:rFonts w:ascii="Georgia" w:hAnsi="Georgia"/>
+        </w:rPr>
+        <w:t>after</w:t>
+      </w:r>
+      <w:r>
+        <w:rPr>
+          <w:rFonts w:ascii="Georgia" w:hAnsi="Georgia"/>
+        </w:rPr>
+        <w:t xml:space="preserve"> the tags surfaced. Tags were programmed to release from the fish, surface, and transmit collected data over satellite, with data transmitted in time-series format at </w:t>
       </w:r>
       <w:proofErr w:type="gramStart"/>
       <w:r>
@@ -1654,7 +2648,19 @@
         <w:rPr>
           <w:rFonts w:ascii="Georgia" w:hAnsi="Georgia"/>
         </w:rPr>
-        <w:t xml:space="preserve"> intervals. These measurements enabled light-based geolocation (using sunrise and sunset events along with a GMT clock to estimate position) with temperature-based corrections that refined estimates by matching recorded temperatures to known sea surface temperature fields. The exact algorithm used is a proprietary algorithm from Wildlife Computers (Wildlife Computers, 2025) that produces likely paths for individual fish. </w:t>
+        <w:t xml:space="preserve"> intervals. These measurements enabled light-based geolocation (using sunrise and sunset events along with a GMT clock to estimate position) with temperature-based corrections that refined estimates by matching recorded temperatures to known sea surface temperature fields. The exact algorithm used is a proprietary algorithm from Wildlife Computers (Wildlife Computers, 2025) that produces likely </w:t>
+      </w:r>
+      <w:r>
+        <w:rPr>
+          <w:rFonts w:ascii="Georgia" w:hAnsi="Georgia"/>
+        </w:rPr>
+        <w:t xml:space="preserve">movement </w:t>
+      </w:r>
+      <w:r>
+        <w:rPr>
+          <w:rFonts w:ascii="Georgia" w:hAnsi="Georgia"/>
+        </w:rPr>
+        <w:t xml:space="preserve">paths for individual fish. </w:t>
       </w:r>
     </w:p>
     <w:p>
@@ -1694,21 +2700,98 @@
         <w:rPr>
           <w:rFonts w:ascii="Georgia" w:hAnsi="Georgia"/>
         </w:rPr>
-        <w:t>With gridded positions established, tag records will be filtered to retain only post-acclimation movement data. Fish behavior immediately following tagging may reflect handling stress rather than natural movement. All movement data from the first seven days post-deployment will be excluded from analysis to allow fish to return to normal behavioral patterns.</w:t>
-      </w:r>
-    </w:p>
-    <w:p>
-      <w:pPr>
-        <w:rPr>
-          <w:rFonts w:ascii="Georgia" w:hAnsi="Georgia"/>
-        </w:rPr>
-      </w:pPr>
+        <w:t>With gridded positions established, tag records will be filtered to retain only post-acclimation movement data</w:t>
+      </w:r>
+      <w:r>
+        <w:rPr>
+          <w:rFonts w:ascii="Georgia" w:hAnsi="Georgia"/>
+        </w:rPr>
+        <w:t xml:space="preserve"> of live Chinook salmon</w:t>
+      </w:r>
+      <w:r>
+        <w:rPr>
+          <w:rFonts w:ascii="Georgia" w:hAnsi="Georgia"/>
+        </w:rPr>
+        <w:t xml:space="preserve">. </w:t>
+      </w:r>
+      <w:r>
+        <w:rPr>
+          <w:rFonts w:ascii="Georgia" w:hAnsi="Georgia"/>
+        </w:rPr>
+        <w:t>B</w:t>
+      </w:r>
+      <w:r>
+        <w:rPr>
+          <w:rFonts w:ascii="Georgia" w:hAnsi="Georgia"/>
+        </w:rPr>
+        <w:t xml:space="preserve">ehavior immediately following tagging may reflect handling stress rather than natural movement. All movement data from the first seven days post-deployment will be excluded from analysis to allow fish to </w:t>
+      </w:r>
       <w:r>
         <w:rPr>
           <w:rFonts w:ascii="Georgia" w:hAnsi="Georgia"/>
         </w:rPr>
         <w:lastRenderedPageBreak/>
-        <w:t xml:space="preserve">Post-mortality records must also be screened and removed from the movement dataset. Constant depth readings (no variation in pressure measurements) indicate mortality with the tag either on the seafloor or at the surface (Seitz, 2019). Temperature stabilizing at the internal body temperature of known salmon predators — differing from ambient water temperature — indicates predation mortality. Michael Courtney and Andrew Seitz will aid in identifying which predator body temperatures to use based on their previous Chinook salmon mortality research (Seitz, 2019). Each fish's track will be scanned to identify mortality transition points based on these indicators, and any data following a detected mortality will be excluded from the dataset. </w:t>
+        <w:t xml:space="preserve">return to </w:t>
+      </w:r>
+      <w:r>
+        <w:rPr>
+          <w:rFonts w:ascii="Georgia" w:hAnsi="Georgia"/>
+        </w:rPr>
+        <w:t xml:space="preserve">assumed </w:t>
+      </w:r>
+      <w:r>
+        <w:rPr>
+          <w:rFonts w:ascii="Georgia" w:hAnsi="Georgia"/>
+        </w:rPr>
+        <w:t>normal behavioral patterns.</w:t>
+      </w:r>
+      <w:r>
+        <w:rPr>
+          <w:rFonts w:ascii="Georgia" w:hAnsi="Georgia"/>
+        </w:rPr>
+        <w:t xml:space="preserve"> In some cases, tagged Chinook salmon experience mortality, after which the PSAT still records data.  These p</w:t>
+      </w:r>
+      <w:r>
+        <w:rPr>
+          <w:rFonts w:ascii="Georgia" w:hAnsi="Georgia"/>
+        </w:rPr>
+        <w:t xml:space="preserve">ost-mortality records must also be screened and removed from the movement dataset. Constant depth readings (no variation in pressure measurements) indicate mortality with the tag either on the seafloor or at the surface (Seitz, 2019). </w:t>
+      </w:r>
+      <w:r>
+        <w:rPr>
+          <w:rFonts w:ascii="Georgia" w:hAnsi="Georgia"/>
+        </w:rPr>
+        <w:t>Additionally, t</w:t>
+      </w:r>
+      <w:r>
+        <w:rPr>
+          <w:rFonts w:ascii="Georgia" w:hAnsi="Georgia"/>
+        </w:rPr>
+        <w:t>emperature stabilizing at the internal body temperature of known salmon predators — differing from ambient water temperature — indicates predation mortality. Michael Courtney</w:t>
+      </w:r>
+      <w:r>
+        <w:rPr>
+          <w:rFonts w:ascii="Georgia" w:hAnsi="Georgia"/>
+        </w:rPr>
+        <w:t>,</w:t>
+      </w:r>
+      <w:r>
+        <w:rPr>
+          <w:rFonts w:ascii="Georgia" w:hAnsi="Georgia"/>
+        </w:rPr>
+        <w:t xml:space="preserve"> </w:t>
+      </w:r>
+      <w:r>
+        <w:rPr>
+          <w:rFonts w:ascii="Georgia" w:hAnsi="Georgia"/>
+        </w:rPr>
+        <w:t xml:space="preserve">Hannah Myers, and </w:t>
+      </w:r>
+      <w:r>
+        <w:rPr>
+          <w:rFonts w:ascii="Georgia" w:hAnsi="Georgia"/>
+        </w:rPr>
+        <w:t xml:space="preserve">Andrew Seitz will aid in identifying which predator body temperatures to use based on their previous Chinook salmon mortality research (Seitz, 2019). Each fish's track will be scanned to identify mortality transition points based on these indicators, and any data following a detected mortality will be excluded from the dataset. </w:t>
       </w:r>
     </w:p>
     <w:p>
@@ -1762,7 +2845,19 @@
         <w:rPr>
           <w:rFonts w:ascii="Georgia" w:hAnsi="Georgia"/>
         </w:rPr>
-        <w:t>Salmon homing migrations (return journeys to natal streams) must be separated from routine at-sea movements to avoid biasing our analysis of distribution preferences (Beamish, 2018). A model that distinguishes, across the dataset, between migration movements and non-migration movements will therefore be necessary.</w:t>
+        <w:t>Salmon homing migrations (return journeys to natal streams) must be separated from routine at-sea movements</w:t>
+      </w:r>
+      <w:r>
+        <w:rPr>
+          <w:rFonts w:ascii="Georgia" w:hAnsi="Georgia"/>
+        </w:rPr>
+        <w:t>, presumably for feeding and moving among feeding grounds,</w:t>
+      </w:r>
+      <w:r>
+        <w:rPr>
+          <w:rFonts w:ascii="Georgia" w:hAnsi="Georgia"/>
+        </w:rPr>
+        <w:t xml:space="preserve"> to avoid biasing our analysis of distribution preferences (Beamish, 2018). A model that distinguishes, across the dataset, between migration movements and non-migration movements will therefore be necessary.</w:t>
       </w:r>
     </w:p>
     <w:p>
@@ -1825,14 +2920,14 @@
         <w:rPr>
           <w:rFonts w:ascii="Georgia" w:hAnsi="Georgia"/>
         </w:rPr>
-        <w:t xml:space="preserve">will be derived using bidirectional time windows that examine both forward and backward in time from the point of interest. Window sizes will be constrained to one week or less to help retain data from fish with shorter tagging periods. Features will be extracted from movement data only (no environmental features), as migration should be identifiable from the nature of the movement alone. Feature types will include </w:t>
+        <w:t xml:space="preserve">will be derived using bidirectional time windows that examine both forward and backward in time from the point of interest. Window sizes will be constrained to one </w:t>
       </w:r>
       <w:r>
         <w:rPr>
           <w:rFonts w:ascii="Georgia" w:hAnsi="Georgia"/>
         </w:rPr>
         <w:lastRenderedPageBreak/>
-        <w:t>momentum (sustained directional movement), behavioral consistency (erratic versus steady patterns), and temporal continuity (persistence across the window).</w:t>
+        <w:t>week or less to help retain data from fish with shorter tagging periods. Features will be extracted from movement data only (no environmental features), as migration should be identifiable from the nature of the movement alone. Feature types will include momentum (sustained directional movement), behavioral consistency (erratic versus steady patterns), and temporal continuity (persistence across the window).</w:t>
       </w:r>
     </w:p>
     <w:p>
@@ -1946,7 +3041,14 @@
         <w:rPr>
           <w:rFonts w:ascii="Georgia" w:hAnsi="Georgia"/>
         </w:rPr>
-        <w:t>With validated non-migratory movement data in hand, a comprehensive list of candidate environmental features that could be used in movement modeling will be developed and categorized. An exhaustive feature list will be compiled from published literature and expert panel input (</w:t>
+        <w:t xml:space="preserve">With validated non-migratory movement data in hand, a comprehensive list of candidate environmental features that could be used in movement modeling will be developed and categorized. An exhaustive feature list will be compiled from published </w:t>
+      </w:r>
+      <w:r>
+        <w:rPr>
+          <w:rFonts w:ascii="Georgia" w:hAnsi="Georgia"/>
+        </w:rPr>
+        <w:lastRenderedPageBreak/>
+        <w:t>literature and expert panel input (</w:t>
       </w:r>
       <w:r>
         <w:rPr>
@@ -1982,106 +3084,106 @@
         <w:rPr>
           <w:rFonts w:ascii="Georgia" w:hAnsi="Georgia"/>
         </w:rPr>
-        <w:t xml:space="preserve">) to ensure consideration of features beyond those typically used. Features will be categorized as: stationary (unchanging features like bathymetry), </w:t>
+        <w:t>) to ensure consideration of features beyond those typically used. Features will be categorized as: stationary (unchanging features like bathymetry), temporal (features that vary with time like temperature), or stateful (features that accumulate or have memory like productivity). Such features will be pulled from ocean models and remote sensing platforms such as Copernicus Marine Service and Google Earth. All features will be standardized to Uber H3 resolution 4 and daily temporal resolution for joining with the movement data.</w:t>
+      </w:r>
+    </w:p>
+    <w:p>
+      <w:pPr>
+        <w:rPr>
+          <w:rFonts w:ascii="Georgia" w:hAnsi="Georgia"/>
+        </w:rPr>
+      </w:pPr>
+      <w:r>
+        <w:rPr>
+          <w:rFonts w:ascii="Georgia" w:hAnsi="Georgia"/>
+        </w:rPr>
+        <w:t>This initial feature set will then be clustered by information content using vector embedding analysis. Highly correlated features can cause overfitting, so dimensionality reduction techniques will be used to identify redundant information. Vector embeddings use neural networks to learn non-linear relationships between features, unlike PCA (Principal Component Analysis) which only captures linear relationships. Embeddings will reduce the exhaustive feature set to a smaller set, allowing for more efficient exploration of the feature space. However, embedded features lose their physical interpretability. To restore interpretability, original features that best predict the embedded features will be identified. These representative features will become the modeling candidates.</w:t>
+      </w:r>
+    </w:p>
+    <w:p>
+      <w:pPr>
+        <w:rPr>
+          <w:rFonts w:ascii="Georgia" w:hAnsi="Georgia"/>
+        </w:rPr>
+      </w:pPr>
+      <w:r>
+        <w:rPr>
+          <w:rFonts w:ascii="Georgia" w:hAnsi="Georgia"/>
+        </w:rPr>
+        <w:t>Representative features will be normalized and scaled for neural network compatibility. Neural networks learn by adjusting weights based on feature values; features with larger numeric ranges can dominate the learning process if not normalized. Features will be rescaled to [0,1] if non-negative (e.g., depth, distance) or [-1,1] if containing negative values (e.g., temperature anomalies), ensuring all features contribute equally during model training.</w:t>
+      </w:r>
+    </w:p>
+    <w:p>
+      <w:pPr>
+        <w:rPr>
+          <w:rFonts w:ascii="Georgia" w:hAnsi="Georgia"/>
+        </w:rPr>
+      </w:pPr>
+      <w:r>
+        <w:rPr>
+          <w:rFonts w:ascii="Georgia" w:hAnsi="Georgia"/>
+        </w:rPr>
+        <w:t>Movement data will then be resampled to ensure balance across space, time, and individual fish. The study area will be divided into four spatial regions: Aleutian Island Chain and Alaska Peninsula, Kodiak to Yakutat, Southeast Alaska (to British Columbia border), and British Columbia and south. These spatial regions correspond with typical fisheries management boundaries in the Gulf of Alaska. Each spatial region will be further divided into seasonal blocks (Winter, Spring, Summer, Fall) as Chinook salmon behavior varies seasonally (Gietzmann-Sanders</w:t>
+      </w:r>
+      <w:r>
+        <w:rPr>
+          <w:rFonts w:ascii="Georgia" w:hAnsi="Georgia"/>
+        </w:rPr>
+        <w:t xml:space="preserve"> et al., 2026</w:t>
+      </w:r>
+      <w:r>
+        <w:rPr>
+          <w:rFonts w:ascii="Georgia" w:hAnsi="Georgia"/>
+        </w:rPr>
+        <w:t xml:space="preserve">; Seitz, 2024). Finer temporal resolution would likely spread data too thinly. Samples will be collected into each space-time block with equal representation across all blocks (as possible). Within each block, data from </w:t>
+      </w:r>
+      <w:proofErr w:type="gramStart"/>
+      <w:r>
+        <w:rPr>
+          <w:rFonts w:ascii="Georgia" w:hAnsi="Georgia"/>
+        </w:rPr>
+        <w:t>each individual</w:t>
+      </w:r>
+      <w:proofErr w:type="gramEnd"/>
+      <w:r>
+        <w:rPr>
+          <w:rFonts w:ascii="Georgia" w:hAnsi="Georgia"/>
+        </w:rPr>
+        <w:t xml:space="preserve"> will be resampled with replacement to ensure all individuals in each area/time are equally represented.</w:t>
+      </w:r>
+    </w:p>
+    <w:p>
+      <w:pPr>
+        <w:rPr>
+          <w:rFonts w:ascii="Georgia" w:hAnsi="Georgia"/>
+        </w:rPr>
+      </w:pPr>
+      <w:r>
+        <w:rPr>
+          <w:rFonts w:ascii="Georgia" w:hAnsi="Georgia"/>
+        </w:rPr>
+        <w:t xml:space="preserve">From these balanced observations, examples will be created and joined to features to produce the final dataset. First, the 90th percentile range of movement per day per fish will be calculated. Then, training samples from each movement will </w:t>
+      </w:r>
+      <w:proofErr w:type="gramStart"/>
+      <w:r>
+        <w:rPr>
+          <w:rFonts w:ascii="Georgia" w:hAnsi="Georgia"/>
+        </w:rPr>
+        <w:t>include:</w:t>
+      </w:r>
+      <w:proofErr w:type="gramEnd"/>
+      <w:r>
+        <w:rPr>
+          <w:rFonts w:ascii="Georgia" w:hAnsi="Georgia"/>
+        </w:rPr>
+        <w:t xml:space="preserve"> origin location, actual destination, and all potential destinations (H3 resolution 4 cells) within </w:t>
       </w:r>
       <w:r>
         <w:rPr>
           <w:rFonts w:ascii="Georgia" w:hAnsi="Georgia"/>
         </w:rPr>
         <w:lastRenderedPageBreak/>
-        <w:t>temporal (features that vary with time like temperature), or stateful (features that accumulate or have memory like productivity). Such features will be pulled from ocean models and remote sensing platforms such as Copernicus Marine Service and Google Earth. All features will be standardized to Uber H3 resolution 4 and daily temporal resolution for joining with the movement data.</w:t>
-      </w:r>
-    </w:p>
-    <w:p>
-      <w:pPr>
-        <w:rPr>
-          <w:rFonts w:ascii="Georgia" w:hAnsi="Georgia"/>
-        </w:rPr>
-      </w:pPr>
-      <w:r>
-        <w:rPr>
-          <w:rFonts w:ascii="Georgia" w:hAnsi="Georgia"/>
-        </w:rPr>
-        <w:t>This initial feature set will then be clustered by information content using vector embedding analysis. Highly correlated features can cause overfitting, so dimensionality reduction techniques will be used to identify redundant information. Vector embeddings use neural networks to learn non-linear relationships between features, unlike PCA (Principal Component Analysis) which only captures linear relationships. Embeddings will reduce the exhaustive feature set to a smaller set, allowing for more efficient exploration of the feature space. However, embedded features lose their physical interpretability. To restore interpretability, original features that best predict the embedded features will be identified. These representative features will become the modeling candidates.</w:t>
-      </w:r>
-    </w:p>
-    <w:p>
-      <w:pPr>
-        <w:rPr>
-          <w:rFonts w:ascii="Georgia" w:hAnsi="Georgia"/>
-        </w:rPr>
-      </w:pPr>
-      <w:r>
-        <w:rPr>
-          <w:rFonts w:ascii="Georgia" w:hAnsi="Georgia"/>
-        </w:rPr>
-        <w:t>Representative features will be normalized and scaled for neural network compatibility. Neural networks learn by adjusting weights based on feature values; features with larger numeric ranges can dominate the learning process if not normalized. Features will be rescaled to [0,1] if non-negative (e.g., depth, distance) or [-1,1] if containing negative values (e.g., temperature anomalies), ensuring all features contribute equally during model training.</w:t>
-      </w:r>
-    </w:p>
-    <w:p>
-      <w:pPr>
-        <w:rPr>
-          <w:rFonts w:ascii="Georgia" w:hAnsi="Georgia"/>
-        </w:rPr>
-      </w:pPr>
-      <w:r>
-        <w:rPr>
-          <w:rFonts w:ascii="Georgia" w:hAnsi="Georgia"/>
-        </w:rPr>
-        <w:t>Movement data will then be resampled to ensure balance across space, time, and individual fish. The study area will be divided into four spatial regions: Aleutian Island Chain and Alaska Peninsula, Kodiak to Yakutat, Southeast Alaska (to British Columbia border), and British Columbia and south. These spatial regions correspond with typical fisheries management boundaries in the Gulf of Alaska. Each spatial region will be further divided into seasonal blocks (Winter, Spring, Summer, Fall) as Chinook salmon behavior varies seasonally (Gietzmann-Sanders</w:t>
-      </w:r>
-      <w:r>
-        <w:rPr>
-          <w:rFonts w:ascii="Georgia" w:hAnsi="Georgia"/>
-        </w:rPr>
-        <w:t xml:space="preserve"> et al., 2026</w:t>
-      </w:r>
-      <w:r>
-        <w:rPr>
-          <w:rFonts w:ascii="Georgia" w:hAnsi="Georgia"/>
-        </w:rPr>
-        <w:t xml:space="preserve">; Seitz, 2024). Finer temporal resolution would likely spread data too thinly. Samples will be collected into each space-time block with equal representation across all blocks (as possible). Within each block, data from </w:t>
-      </w:r>
-      <w:proofErr w:type="gramStart"/>
-      <w:r>
-        <w:rPr>
-          <w:rFonts w:ascii="Georgia" w:hAnsi="Georgia"/>
-        </w:rPr>
-        <w:t>each individual</w:t>
-      </w:r>
-      <w:proofErr w:type="gramEnd"/>
-      <w:r>
-        <w:rPr>
-          <w:rFonts w:ascii="Georgia" w:hAnsi="Georgia"/>
-        </w:rPr>
-        <w:t xml:space="preserve"> will be resampled with replacement to ensure all individuals in each area/time are equally represented.</w:t>
-      </w:r>
-    </w:p>
-    <w:p>
-      <w:pPr>
-        <w:rPr>
-          <w:rFonts w:ascii="Georgia" w:hAnsi="Georgia"/>
-        </w:rPr>
-      </w:pPr>
-      <w:r>
-        <w:rPr>
-          <w:rFonts w:ascii="Georgia" w:hAnsi="Georgia"/>
-        </w:rPr>
-        <w:t xml:space="preserve">From these balanced observations, examples will be created and joined to features to produce the final dataset. First, the 90th percentile range of movement per day per fish will be calculated. Then, training samples from each movement will </w:t>
-      </w:r>
-      <w:proofErr w:type="gramStart"/>
-      <w:r>
-        <w:rPr>
-          <w:rFonts w:ascii="Georgia" w:hAnsi="Georgia"/>
-        </w:rPr>
-        <w:t>include:</w:t>
-      </w:r>
-      <w:proofErr w:type="gramEnd"/>
-      <w:r>
-        <w:rPr>
-          <w:rFonts w:ascii="Georgia" w:hAnsi="Georgia"/>
-        </w:rPr>
-        <w:t xml:space="preserve"> origin location, actual destination, and all potential destinations (H3 resolution 4 cells) within the 90th percentile daily range to capture realistic movement options. Actual destinations will be labeled as "selected</w:t>
+        <w:t>the 90th percentile daily range to capture realistic movement options. Actual destinations will be labeled as "selected</w:t>
       </w:r>
       <w:r>
         <w:rPr>
@@ -2247,20 +3349,26 @@
         <w:rPr>
           <w:rFonts w:ascii="Georgia" w:hAnsi="Georgia"/>
         </w:rPr>
-        <w:t>Models will then be trained and hyperparameter tuned across the feature set. Hyperparameter tuning (adjusting model settings like learning rate and network size) will be driven by performance on the validation set. The test set is held out until final evaluation to provide an unbiased estimate of model performance. Performance will be measured by negative log likelihood (how well the model's predicted probabilities match observed movements). The model that performs best on the validation set will be selected.</w:t>
-      </w:r>
-    </w:p>
-    <w:p>
-      <w:pPr>
-        <w:rPr>
-          <w:rFonts w:ascii="Georgia" w:hAnsi="Georgia"/>
-        </w:rPr>
-      </w:pPr>
+        <w:t xml:space="preserve">Models will then be trained and hyperparameter tuned across the feature set. Hyperparameter tuning (adjusting model settings like learning rate and network size) will be driven by performance on the validation set. The test set is held out until final evaluation to provide an unbiased estimate of model performance. Performance will be measured by negative log likelihood (how well the model's predicted probabilities match </w:t>
+      </w:r>
       <w:r>
         <w:rPr>
           <w:rFonts w:ascii="Georgia" w:hAnsi="Georgia"/>
         </w:rPr>
         <w:lastRenderedPageBreak/>
+        <w:t>observed movements). The model that performs best on the validation set will be selected.</w:t>
+      </w:r>
+    </w:p>
+    <w:p>
+      <w:pPr>
+        <w:rPr>
+          <w:rFonts w:ascii="Georgia" w:hAnsi="Georgia"/>
+        </w:rPr>
+      </w:pPr>
+      <w:r>
+        <w:rPr>
+          <w:rFonts w:ascii="Georgia" w:hAnsi="Georgia"/>
+        </w:rPr>
         <w:t>Feature predictivity will then be assessed by training models with incrementally added features. Starting with a null model (predicting movement without any features), features will be added one at a time. At each step, models with each remaining feature will be fit and the one that improves validation performance most will be selected. This will be continued until the full model is reached. This incremental approach quantifies how much predictive power each feature contributes beyond features already included. Each incremental model will be evaluated on the held-out test set for final performance assessment, and the most predictive model across the test set will be selected for subsequent analyses.</w:t>
       </w:r>
     </w:p>
@@ -2287,7 +3395,19 @@
         <w:rPr>
           <w:rFonts w:ascii="Georgia" w:hAnsi="Georgia"/>
         </w:rPr>
-        <w:t>Relationships between environmental features, observed movements, and model predictions will be visualized. Plots will show how predicted movement probabilities vary with key environmental features to validate that model behavior matches ecological expectations. Comparison of predicted versus observed movement patterns across feature gradients will be included. These visualizations will allow better understanding of what the model is learning and how it relates to what is understood about the ecology and physiology of Chinook salmon.</w:t>
+        <w:t xml:space="preserve">Relationships </w:t>
+      </w:r>
+      <w:r>
+        <w:rPr>
+          <w:rFonts w:ascii="Georgia" w:hAnsi="Georgia"/>
+        </w:rPr>
+        <w:t>among</w:t>
+      </w:r>
+      <w:r>
+        <w:rPr>
+          <w:rFonts w:ascii="Georgia" w:hAnsi="Georgia"/>
+        </w:rPr>
+        <w:t xml:space="preserve"> environmental features, observed movements, and model predictions will be visualized. Plots will show how predicted movement probabilities vary with key environmental features to validate that model behavior matches ecological expectations. Comparison of predicted versus observed movement patterns across feature gradients will be included. These visualizations will allow better understanding of what the model is learning and how it relates to what is understood about the ecology and physiology of Chinook salmon.</w:t>
       </w:r>
     </w:p>
     <w:p>
@@ -2328,31 +3448,19 @@
         <w:rPr>
           <w:rFonts w:ascii="Georgia" w:hAnsi="Georgia"/>
         </w:rPr>
-        <w:t>Catch data from the Gulf of Alaska pollock (</w:t>
-      </w:r>
-      <w:r>
-        <w:rPr>
-          <w:rFonts w:ascii="Georgia" w:hAnsi="Georgia"/>
-          <w:i/>
-          <w:iCs/>
-        </w:rPr>
-        <w:t xml:space="preserve">Gadus </w:t>
-      </w:r>
-      <w:proofErr w:type="spellStart"/>
-      <w:r>
-        <w:rPr>
-          <w:rFonts w:ascii="Georgia" w:hAnsi="Georgia"/>
-          <w:i/>
-          <w:iCs/>
-        </w:rPr>
-        <w:t>chalcogrammus</w:t>
-      </w:r>
-      <w:proofErr w:type="spellEnd"/>
-      <w:r>
-        <w:rPr>
-          <w:rFonts w:ascii="Georgia" w:hAnsi="Georgia"/>
-        </w:rPr>
-        <w:t xml:space="preserve">) fleet will be processed and standardized for </w:t>
+        <w:t>Catch data from the Gulf of Alaska</w:t>
+      </w:r>
+      <w:r>
+        <w:rPr>
+          <w:rFonts w:ascii="Georgia" w:hAnsi="Georgia"/>
+        </w:rPr>
+        <w:t xml:space="preserve"> walleye</w:t>
+      </w:r>
+      <w:r>
+        <w:rPr>
+          <w:rFonts w:ascii="Georgia" w:hAnsi="Georgia"/>
+        </w:rPr>
+        <w:t xml:space="preserve"> pollock fleet will be processed and standardized for </w:t>
       </w:r>
       <w:r>
         <w:rPr>
@@ -2400,7 +3508,19 @@
         <w:rPr>
           <w:rFonts w:ascii="Georgia" w:hAnsi="Georgia"/>
         </w:rPr>
-        <w:t xml:space="preserve">). Depth weighting accounts for pollock trawls occurring primarily near the seafloor (De Robertis, 2006). From this, two datasets will be created: a binary catch/no-catch dataset to test whether any amount of bycatch can be predicted, and a normalized catch quantity dataset to test whether bycatch levels </w:t>
+        <w:t xml:space="preserve">). Depth weighting accounts for </w:t>
+      </w:r>
+      <w:r>
+        <w:rPr>
+          <w:rFonts w:ascii="Georgia" w:hAnsi="Georgia"/>
+        </w:rPr>
+        <w:t xml:space="preserve">walleye </w:t>
+      </w:r>
+      <w:r>
+        <w:rPr>
+          <w:rFonts w:ascii="Georgia" w:hAnsi="Georgia"/>
+        </w:rPr>
+        <w:t xml:space="preserve">pollock trawls occurring primarily near the seafloor (De Robertis, 2006). From this, two datasets will be created: a binary catch/no-catch dataset to test whether any amount of bycatch can be predicted, and a normalized catch quantity dataset to test whether bycatch levels </w:t>
       </w:r>
       <w:r>
         <w:rPr>
@@ -2425,14 +3545,14 @@
         <w:rPr>
           <w:rFonts w:ascii="Georgia" w:hAnsi="Georgia"/>
         </w:rPr>
-        <w:t xml:space="preserve">Bycatch data coverage and characteristics across space and time will be summarized. A summary table will show the number of fishing events, spatial coverage, and temporal coverage. Maps will show the distribution of bycatch events across the Gulf of Alaska, </w:t>
+        <w:t xml:space="preserve">Bycatch data coverage and characteristics across space and time will be summarized. A summary table will show the number of fishing events, spatial coverage, and temporal </w:t>
       </w:r>
       <w:r>
         <w:rPr>
           <w:rFonts w:ascii="Georgia" w:hAnsi="Georgia"/>
         </w:rPr>
         <w:lastRenderedPageBreak/>
-        <w:t>demonstrating data availability for training the risk model and identifying coverage gaps that may limit prediction reliability in certain regions or time periods.</w:t>
+        <w:t>coverage. Maps will show the distribution of bycatch events across the Gulf of Alaska, demonstrating data availability for training the risk model and identifying coverage gaps that may limit prediction reliability in certain regions or time periods.</w:t>
       </w:r>
     </w:p>
     <w:p>
@@ -2523,7 +3643,19 @@
         <w:rPr>
           <w:rFonts w:ascii="Georgia" w:hAnsi="Georgia"/>
         </w:rPr>
-        <w:t xml:space="preserve"> we will take each time point in the bycatch data and, starting one week prior to that time point predict the movement of a uniform distribution of fish across the study region. This will </w:t>
+        <w:t xml:space="preserve"> we will take each time point in the bycatch data and, starting one week prior to that time</w:t>
+      </w:r>
+      <w:r>
+        <w:rPr>
+          <w:rFonts w:ascii="Georgia" w:hAnsi="Georgia"/>
+        </w:rPr>
+        <w:t>,</w:t>
+      </w:r>
+      <w:r>
+        <w:rPr>
+          <w:rFonts w:ascii="Georgia" w:hAnsi="Georgia"/>
+        </w:rPr>
+        <w:t xml:space="preserve"> predict the movement of a uniform distribution of fish across the study region. This will </w:t>
       </w:r>
       <w:r>
         <w:rPr>
@@ -2565,19 +3697,19 @@
         <w:rPr>
           <w:rFonts w:ascii="Georgia" w:hAnsi="Georgia"/>
         </w:rPr>
-        <w:t xml:space="preserve"> will be used as an "attractor index" for that cell </w:t>
-      </w:r>
-      <w:r>
-        <w:rPr>
-          <w:rFonts w:ascii="Georgia" w:hAnsi="Georgia"/>
-        </w:rPr>
-        <w:t xml:space="preserve">and time point </w:t>
-      </w:r>
-      <w:r>
-        <w:rPr>
-          <w:rFonts w:ascii="Georgia" w:hAnsi="Georgia"/>
-        </w:rPr>
-        <w:t>(higher values indicating areas more likely to attract fish). This process will be repeated for 2 weeks prior, 3 weeks, and 4 weeks to assess performance across different time horizons (week to month), with flexibility to adjust windows based on findings. Each trawl event will ultimately be paired with attractor indices derived from these 1, 2, 3, and 4-week time windows.</w:t>
+        <w:t xml:space="preserve"> will be used as an "attractor index" for that </w:t>
+      </w:r>
+      <w:r>
+        <w:rPr>
+          <w:rFonts w:ascii="Georgia" w:hAnsi="Georgia"/>
+        </w:rPr>
+        <w:t xml:space="preserve">time in that </w:t>
+      </w:r>
+      <w:r>
+        <w:rPr>
+          <w:rFonts w:ascii="Georgia" w:hAnsi="Georgia"/>
+        </w:rPr>
+        <w:t>cell (higher values indicating areas more likely to attract fish). This process will be repeated for 2 weeks prior, 3 weeks, and 4 weeks to assess performance across different time horizons (week to month), with flexibility to adjust windows based on findings. Each trawl event will ultimately be paired with attractor indices derived from these 1, 2, 3, and 4-week time windows.</w:t>
       </w:r>
     </w:p>
     <w:p>
@@ -2592,14 +3724,12 @@
         </w:rPr>
         <w:t xml:space="preserve">Training data will then be constructed from paired fishing events. Given that attractor indices only have meaning relative to other nearby H3 cells, fishing events that are reasonably close in space and time (constrained by data availability) will be paired. Equal representation of three outcomes will be sought: both events have bycatch, only one has bycatch, and neither has bycatch. This balance prevents the model from defaulting to always predicting risk differences, ensuring it can identify when risk levels are </w:t>
       </w:r>
-      <w:proofErr w:type="gramStart"/>
-      <w:r>
-        <w:rPr>
-          <w:rFonts w:ascii="Georgia" w:hAnsi="Georgia"/>
-        </w:rPr>
-        <w:t>actually similar</w:t>
-      </w:r>
-      <w:proofErr w:type="gramEnd"/>
+      <w:r>
+        <w:rPr>
+          <w:rFonts w:ascii="Georgia" w:hAnsi="Georgia"/>
+        </w:rPr>
+        <w:t>similar</w:t>
+      </w:r>
       <w:r>
         <w:rPr>
           <w:rFonts w:ascii="Georgia" w:hAnsi="Georgia"/>
@@ -2668,7 +3798,19 @@
         <w:rPr>
           <w:rFonts w:ascii="Georgia" w:hAnsi="Georgia"/>
         </w:rPr>
-        <w:t>to create discrete risk zones (minimally green/yellow/red for low/medium/high risk) that are immediately interpretable for decision-making. These visualizations will demonstrate the spatial structure of bycatch risk as predicted from movement patterns.</w:t>
+        <w:t xml:space="preserve">to create discrete risk zones (minimally green/yellow/red for low/medium/high risk) that are immediately interpretable for decision-making. </w:t>
+      </w:r>
+      <w:r>
+        <w:rPr>
+          <w:rFonts w:ascii="Georgia" w:hAnsi="Georgia"/>
+        </w:rPr>
+        <w:t xml:space="preserve">Maps will be generated for an example year with a new map built for each meaningful change in risk over the course of the chosen year. </w:t>
+      </w:r>
+      <w:r>
+        <w:rPr>
+          <w:rFonts w:ascii="Georgia" w:hAnsi="Georgia"/>
+        </w:rPr>
+        <w:t>These visualizations will demonstrate the spatial structure of bycatch risk as predicted from movement patterns.</w:t>
       </w:r>
     </w:p>
     <w:p>
@@ -2716,6 +3858,41 @@
           <w:rFonts w:ascii="Georgia" w:hAnsi="Georgia"/>
         </w:rPr>
       </w:pPr>
+      <w:proofErr w:type="spellStart"/>
+      <w:r>
+        <w:rPr>
+          <w:rFonts w:ascii="Georgia" w:hAnsi="Georgia"/>
+        </w:rPr>
+        <w:t>Andrzejaczek</w:t>
+      </w:r>
+      <w:proofErr w:type="spellEnd"/>
+      <w:r>
+        <w:rPr>
+          <w:rFonts w:ascii="Georgia" w:hAnsi="Georgia"/>
+        </w:rPr>
+        <w:t xml:space="preserve"> S, Mikles CS, Dale JJ, Castleton M, Block BA. Seasonal and diel habitat use of blue marlin Makaira nigricans in the North Atlantic Ocean. ICES J Mar Sci. 2023;80(4):1002-15. doi:10.1093/</w:t>
+      </w:r>
+      <w:proofErr w:type="spellStart"/>
+      <w:r>
+        <w:rPr>
+          <w:rFonts w:ascii="Georgia" w:hAnsi="Georgia"/>
+        </w:rPr>
+        <w:t>icesjms</w:t>
+      </w:r>
+      <w:proofErr w:type="spellEnd"/>
+      <w:r>
+        <w:rPr>
+          <w:rFonts w:ascii="Georgia" w:hAnsi="Georgia"/>
+        </w:rPr>
+        <w:t>/fsad020</w:t>
+      </w:r>
+    </w:p>
+    <w:p>
+      <w:pPr>
+        <w:rPr>
+          <w:rFonts w:ascii="Georgia" w:hAnsi="Georgia"/>
+        </w:rPr>
+      </w:pPr>
       <w:r>
         <w:rPr>
           <w:rFonts w:ascii="Georgia" w:hAnsi="Georgia"/>
@@ -2801,6 +3978,19 @@
         <w:rPr>
           <w:rFonts w:ascii="Georgia" w:hAnsi="Georgia"/>
         </w:rPr>
+        <w:t>Boyle PR, Rodhouse PG. Cephalopods: ecology and fisheries. Oxford: Blackwell Science; 2005.</w:t>
+      </w:r>
+    </w:p>
+    <w:p>
+      <w:pPr>
+        <w:rPr>
+          <w:rFonts w:ascii="Georgia" w:hAnsi="Georgia"/>
+        </w:rPr>
+      </w:pPr>
+      <w:r>
+        <w:rPr>
+          <w:rFonts w:ascii="Georgia" w:hAnsi="Georgia"/>
+        </w:rPr>
         <w:t>De Robertis A, Wilson CD. Walleye pollock respond to trawling vessels. ICES Journal of Marine Science. 2006 Jan 1;63(3):514–22.</w:t>
       </w:r>
     </w:p>
@@ -2827,6 +4017,7 @@
         <w:rPr>
           <w:rFonts w:ascii="Georgia" w:hAnsi="Georgia"/>
         </w:rPr>
+        <w:lastRenderedPageBreak/>
         <w:t xml:space="preserve">Fall J, </w:t>
       </w:r>
       <w:proofErr w:type="spellStart"/>
@@ -2909,7 +4100,6 @@
         <w:rPr>
           <w:rFonts w:ascii="Georgia" w:hAnsi="Georgia"/>
         </w:rPr>
-        <w:lastRenderedPageBreak/>
         <w:t>Gende SM, Quinn TP, Willson MF, Heintz R, Scott TM. Magnitude and Fate of Salmon-Derived Nutrients and Energy in a Coastal Stream Ecosystem. Journal of Freshwater Ecology. 2004 Mar;19(1):149–60.</w:t>
       </w:r>
     </w:p>
@@ -2935,7 +4125,6 @@
       <w:r>
         <w:rPr>
           <w:rFonts w:ascii="Georgia" w:hAnsi="Georgia"/>
-          <w:lang w:val="de-DE"/>
         </w:rPr>
         <w:t xml:space="preserve">Irvine LM, Palacios DM, Lagerquist BA, Mate BR. </w:t>
       </w:r>
@@ -3182,6 +4371,7 @@
         <w:rPr>
           <w:rFonts w:ascii="Georgia" w:hAnsi="Georgia"/>
         </w:rPr>
+        <w:lastRenderedPageBreak/>
         <w:t>Shirk PL, Richerson K, Banks M, Tuttle V. Predicting bycatch of Chinook salmon in the Pacific hake fishery using spatiotemporal models. Zhou S, editor. ICES Journal of Marine Science. 2023 Jan 25;80(1):133–44.</w:t>
       </w:r>
     </w:p>
@@ -3218,14 +4408,7 @@
         <w:rPr>
           <w:rFonts w:ascii="Georgia" w:hAnsi="Georgia"/>
         </w:rPr>
-        <w:t xml:space="preserve"> J, Prieto A, Sandoval F, editors. Computational Intelligence </w:t>
-      </w:r>
-      <w:r>
-        <w:rPr>
-          <w:rFonts w:ascii="Georgia" w:hAnsi="Georgia"/>
-        </w:rPr>
-        <w:lastRenderedPageBreak/>
-        <w:t xml:space="preserve">and Bioinspired Systems. </w:t>
+        <w:t xml:space="preserve"> J, Prieto A, Sandoval F, editors. Computational Intelligence and Bioinspired Systems. </w:t>
       </w:r>
       <w:r>
         <w:rPr>
@@ -4565,6 +5748,82 @@
       <w:shd w:val="clear" w:color="auto" w:fill="E1DFDD"/>
     </w:rPr>
   </w:style>
+  <w:style w:type="paragraph" w:styleId="Revision">
+    <w:name w:val="Revision"/>
+    <w:hidden/>
+    <w:uiPriority w:val="99"/>
+    <w:semiHidden/>
+    <w:rsid w:val="00B94901"/>
+    <w:pPr>
+      <w:spacing w:after="0" w:line="240" w:lineRule="auto"/>
+    </w:pPr>
+  </w:style>
+  <w:style w:type="character" w:styleId="CommentReference">
+    <w:name w:val="annotation reference"/>
+    <w:basedOn w:val="DefaultParagraphFont"/>
+    <w:uiPriority w:val="99"/>
+    <w:semiHidden/>
+    <w:unhideWhenUsed/>
+    <w:rsid w:val="000E5770"/>
+    <w:rPr>
+      <w:sz w:val="16"/>
+      <w:szCs w:val="16"/>
+    </w:rPr>
+  </w:style>
+  <w:style w:type="paragraph" w:styleId="CommentText">
+    <w:name w:val="annotation text"/>
+    <w:basedOn w:val="Normal"/>
+    <w:link w:val="CommentTextChar"/>
+    <w:uiPriority w:val="99"/>
+    <w:unhideWhenUsed/>
+    <w:rsid w:val="000E5770"/>
+    <w:pPr>
+      <w:spacing w:line="240" w:lineRule="auto"/>
+    </w:pPr>
+    <w:rPr>
+      <w:sz w:val="20"/>
+      <w:szCs w:val="20"/>
+    </w:rPr>
+  </w:style>
+  <w:style w:type="character" w:customStyle="1" w:styleId="CommentTextChar">
+    <w:name w:val="Comment Text Char"/>
+    <w:basedOn w:val="DefaultParagraphFont"/>
+    <w:link w:val="CommentText"/>
+    <w:uiPriority w:val="99"/>
+    <w:rsid w:val="000E5770"/>
+    <w:rPr>
+      <w:sz w:val="20"/>
+      <w:szCs w:val="20"/>
+    </w:rPr>
+  </w:style>
+  <w:style w:type="paragraph" w:styleId="CommentSubject">
+    <w:name w:val="annotation subject"/>
+    <w:basedOn w:val="CommentText"/>
+    <w:next w:val="CommentText"/>
+    <w:link w:val="CommentSubjectChar"/>
+    <w:uiPriority w:val="99"/>
+    <w:semiHidden/>
+    <w:unhideWhenUsed/>
+    <w:rsid w:val="000E5770"/>
+    <w:rPr>
+      <w:b/>
+      <w:bCs/>
+    </w:rPr>
+  </w:style>
+  <w:style w:type="character" w:customStyle="1" w:styleId="CommentSubjectChar">
+    <w:name w:val="Comment Subject Char"/>
+    <w:basedOn w:val="CommentTextChar"/>
+    <w:link w:val="CommentSubject"/>
+    <w:uiPriority w:val="99"/>
+    <w:semiHidden/>
+    <w:rsid w:val="000E5770"/>
+    <w:rPr>
+      <w:b/>
+      <w:bCs/>
+      <w:sz w:val="20"/>
+      <w:szCs w:val="20"/>
+    </w:rPr>
+  </w:style>
 </w:styles>
 </file>
 

--- a/docs/Proposal.docx
+++ b/docs/Proposal.docx
@@ -273,7 +273,19 @@
         <w:rPr>
           <w:rFonts w:ascii="Georgia" w:hAnsi="Georgia"/>
         </w:rPr>
-        <w:t xml:space="preserve">whales tagged off the coast of California as far north as </w:t>
+        <w:t xml:space="preserve">whales tagged off the coast of California </w:t>
+      </w:r>
+      <w:r>
+        <w:rPr>
+          <w:rFonts w:ascii="Georgia" w:hAnsi="Georgia"/>
+        </w:rPr>
+        <w:t xml:space="preserve">moved </w:t>
+      </w:r>
+      <w:r>
+        <w:rPr>
+          <w:rFonts w:ascii="Georgia" w:hAnsi="Georgia"/>
+        </w:rPr>
+        <w:t xml:space="preserve">as far north as </w:t>
       </w:r>
       <w:r>
         <w:rPr>
@@ -303,7 +315,7 @@
         <w:rPr>
           <w:rFonts w:ascii="Georgia" w:hAnsi="Georgia"/>
         </w:rPr>
-        <w:t xml:space="preserve">dispersed within 30 days </w:t>
+        <w:t xml:space="preserve">within 30 days </w:t>
       </w:r>
       <w:r>
         <w:rPr>
@@ -321,37 +333,158 @@
         <w:rPr>
           <w:rFonts w:ascii="Georgia" w:hAnsi="Georgia"/>
         </w:rPr>
+        <w:t xml:space="preserve"> Through these movements, animals can utilize a much broader spatial scope than they could in stasis. </w:t>
+      </w:r>
+    </w:p>
+    <w:p>
+      <w:pPr>
+        <w:rPr>
+          <w:rFonts w:ascii="Georgia" w:hAnsi="Georgia"/>
+        </w:rPr>
+      </w:pPr>
+      <w:r>
+        <w:rPr>
+          <w:rFonts w:ascii="Georgia" w:hAnsi="Georgia"/>
+        </w:rPr>
+        <w:t xml:space="preserve">Given the central nature of movement in the lives of highly mobile marine species, understanding the proximate environmental </w:t>
+      </w:r>
+      <w:r>
+        <w:rPr>
+          <w:rFonts w:ascii="Georgia" w:hAnsi="Georgia"/>
+        </w:rPr>
+        <w:t>correlates</w:t>
+      </w:r>
+      <w:r>
+        <w:rPr>
+          <w:rFonts w:ascii="Georgia" w:hAnsi="Georgia"/>
+        </w:rPr>
+        <w:t xml:space="preserve"> of their movement enables a better characterization of their spatial ecology and any related anthropogenic risks.</w:t>
+      </w:r>
+      <w:r>
+        <w:rPr>
+          <w:rFonts w:ascii="Georgia" w:hAnsi="Georgia"/>
+        </w:rPr>
+        <w:t xml:space="preserve"> Identification </w:t>
+      </w:r>
+      <w:r>
+        <w:rPr>
+          <w:rFonts w:ascii="Georgia" w:hAnsi="Georgia"/>
+        </w:rPr>
+        <w:t>of the relevant environmental correlates</w:t>
+      </w:r>
+      <w:r>
+        <w:rPr>
+          <w:rFonts w:ascii="Georgia" w:hAnsi="Georgia"/>
+        </w:rPr>
         <w:t xml:space="preserve"> </w:t>
       </w:r>
       <w:r>
         <w:rPr>
           <w:rFonts w:ascii="Georgia" w:hAnsi="Georgia"/>
         </w:rPr>
-        <w:t xml:space="preserve">Through </w:t>
-      </w:r>
-      <w:r>
-        <w:rPr>
-          <w:rFonts w:ascii="Georgia" w:hAnsi="Georgia"/>
-        </w:rPr>
-        <w:t xml:space="preserve">these </w:t>
-      </w:r>
-      <w:r>
-        <w:rPr>
-          <w:rFonts w:ascii="Georgia" w:hAnsi="Georgia"/>
-        </w:rPr>
-        <w:t>movement</w:t>
-      </w:r>
-      <w:r>
-        <w:rPr>
-          <w:rFonts w:ascii="Georgia" w:hAnsi="Georgia"/>
-        </w:rPr>
-        <w:t>s,</w:t>
-      </w:r>
-      <w:r>
-        <w:rPr>
-          <w:rFonts w:ascii="Georgia" w:hAnsi="Georgia"/>
-        </w:rPr>
-        <w:t xml:space="preserve"> animals can utilize a much broader spatial scope than they could in stasis.</w:t>
+        <w:t xml:space="preserve">requires a cyclic development process in which specific hypotheses are tested </w:t>
+      </w:r>
+      <w:r>
+        <w:rPr>
+          <w:rFonts w:ascii="Georgia" w:hAnsi="Georgia"/>
+        </w:rPr>
+        <w:t xml:space="preserve">through the development of movement models. </w:t>
+      </w:r>
+      <w:r>
+        <w:rPr>
+          <w:rFonts w:ascii="Georgia" w:hAnsi="Georgia"/>
+        </w:rPr>
+        <w:t>To be specific, s</w:t>
+      </w:r>
+      <w:r>
+        <w:rPr>
+          <w:rFonts w:ascii="Georgia" w:hAnsi="Georgia"/>
+        </w:rPr>
+        <w:t>u</w:t>
+      </w:r>
+      <w:r>
+        <w:rPr>
+          <w:rFonts w:ascii="Georgia" w:hAnsi="Georgia"/>
+        </w:rPr>
+        <w:t>ccessful hypotheses should be reflected in</w:t>
+      </w:r>
+      <w:r>
+        <w:rPr>
+          <w:rFonts w:ascii="Georgia" w:hAnsi="Georgia"/>
+        </w:rPr>
+        <w:t xml:space="preserve"> models </w:t>
+      </w:r>
+      <w:r>
+        <w:rPr>
+          <w:rFonts w:ascii="Georgia" w:hAnsi="Georgia"/>
+        </w:rPr>
+        <w:t>that are</w:t>
+      </w:r>
+      <w:r>
+        <w:rPr>
+          <w:rFonts w:ascii="Georgia" w:hAnsi="Georgia"/>
+        </w:rPr>
+        <w:t xml:space="preserve"> able to predict the development of a distribution of animals over time. </w:t>
+      </w:r>
+      <w:r>
+        <w:rPr>
+          <w:rFonts w:ascii="Georgia" w:hAnsi="Georgia"/>
+        </w:rPr>
+        <w:t>Developing a standard methodology to build such</w:t>
+      </w:r>
+      <w:r>
+        <w:rPr>
+          <w:rFonts w:ascii="Georgia" w:hAnsi="Georgia"/>
+        </w:rPr>
+        <w:t xml:space="preserve"> s</w:t>
+      </w:r>
+      <w:r>
+        <w:rPr>
+          <w:rFonts w:ascii="Georgia" w:hAnsi="Georgia"/>
+        </w:rPr>
+        <w:t xml:space="preserve">pecies </w:t>
+      </w:r>
+      <w:r>
+        <w:rPr>
+          <w:rFonts w:ascii="Georgia" w:hAnsi="Georgia"/>
+        </w:rPr>
+        <w:t>r</w:t>
+      </w:r>
+      <w:r>
+        <w:rPr>
+          <w:rFonts w:ascii="Georgia" w:hAnsi="Georgia"/>
+        </w:rPr>
+        <w:t xml:space="preserve">edistribution </w:t>
+      </w:r>
+      <w:r>
+        <w:rPr>
+          <w:rFonts w:ascii="Georgia" w:hAnsi="Georgia"/>
+        </w:rPr>
+        <w:t>m</w:t>
+      </w:r>
+      <w:r>
+        <w:rPr>
+          <w:rFonts w:ascii="Georgia" w:hAnsi="Georgia"/>
+        </w:rPr>
+        <w:t>odel</w:t>
+      </w:r>
+      <w:r>
+        <w:rPr>
+          <w:rFonts w:ascii="Georgia" w:hAnsi="Georgia"/>
+        </w:rPr>
+        <w:t>s</w:t>
+      </w:r>
+      <w:r>
+        <w:rPr>
+          <w:rFonts w:ascii="Georgia" w:hAnsi="Georgia"/>
+        </w:rPr>
+        <w:t xml:space="preserve"> (SRM) </w:t>
+      </w:r>
+      <w:r>
+        <w:rPr>
+          <w:rFonts w:ascii="Georgia" w:hAnsi="Georgia"/>
+        </w:rPr>
+        <w:t>would</w:t>
       </w:r>
       <w:r>
         <w:rPr>
@@ -359,66 +492,36 @@
         </w:rPr>
         <w:t xml:space="preserve"> </w:t>
       </w:r>
-    </w:p>
-    <w:p>
-      <w:pPr>
-        <w:rPr>
-          <w:rFonts w:ascii="Georgia" w:hAnsi="Georgia"/>
-        </w:rPr>
-      </w:pPr>
-      <w:r>
-        <w:rPr>
-          <w:rFonts w:ascii="Georgia" w:hAnsi="Georgia"/>
-        </w:rPr>
-        <w:t xml:space="preserve">Given the central nature of movement in </w:t>
-      </w:r>
-      <w:r>
-        <w:rPr>
-          <w:rFonts w:ascii="Georgia" w:hAnsi="Georgia"/>
-        </w:rPr>
-        <w:t xml:space="preserve">the lives of highly mobile marine species, </w:t>
-      </w:r>
-      <w:r>
-        <w:rPr>
-          <w:rFonts w:ascii="Georgia" w:hAnsi="Georgia"/>
-        </w:rPr>
-        <w:t xml:space="preserve">understanding </w:t>
-      </w:r>
-      <w:r>
-        <w:rPr>
-          <w:rFonts w:ascii="Georgia" w:hAnsi="Georgia"/>
-        </w:rPr>
-        <w:t xml:space="preserve">the proximate environmental </w:t>
-      </w:r>
-      <w:r>
-        <w:rPr>
-          <w:rFonts w:ascii="Georgia" w:hAnsi="Georgia"/>
-        </w:rPr>
-        <w:t>correlates</w:t>
-      </w:r>
-      <w:r>
-        <w:rPr>
-          <w:rFonts w:ascii="Georgia" w:hAnsi="Georgia"/>
-        </w:rPr>
-        <w:t xml:space="preserve"> of their movements enables a better characterization of their spatial ecology and </w:t>
-      </w:r>
-      <w:r>
-        <w:rPr>
-          <w:rFonts w:ascii="Georgia" w:hAnsi="Georgia"/>
-        </w:rPr>
-        <w:t>any related anthropogenic risks.</w:t>
-      </w:r>
-      <w:r>
-        <w:rPr>
-          <w:rFonts w:ascii="Georgia" w:hAnsi="Georgia"/>
-        </w:rPr>
-        <w:t xml:space="preserve"> Identification </w:t>
-      </w:r>
-      <w:r>
-        <w:rPr>
-          <w:rFonts w:ascii="Georgia" w:hAnsi="Georgia"/>
-        </w:rPr>
-        <w:t>of the relevant environmental correlates</w:t>
+      <w:r>
+        <w:rPr>
+          <w:rFonts w:ascii="Georgia" w:hAnsi="Georgia"/>
+        </w:rPr>
+        <w:t>thereby</w:t>
+      </w:r>
+      <w:r>
+        <w:rPr>
+          <w:rFonts w:ascii="Georgia" w:hAnsi="Georgia"/>
+        </w:rPr>
+        <w:t xml:space="preserve"> enable tests of specific hypotheses. </w:t>
+      </w:r>
+    </w:p>
+    <w:p>
+      <w:pPr>
+        <w:rPr>
+          <w:rFonts w:ascii="Georgia" w:hAnsi="Georgia"/>
+        </w:rPr>
+      </w:pPr>
+      <w:r>
+        <w:rPr>
+          <w:rFonts w:ascii="Georgia" w:hAnsi="Georgia"/>
+        </w:rPr>
+        <w:t xml:space="preserve">One </w:t>
+      </w:r>
+      <w:r>
+        <w:rPr>
+          <w:rFonts w:ascii="Georgia" w:hAnsi="Georgia"/>
+        </w:rPr>
+        <w:t>approach</w:t>
       </w:r>
       <w:r>
         <w:rPr>
@@ -430,31 +533,91 @@
         <w:rPr>
           <w:rFonts w:ascii="Georgia" w:hAnsi="Georgia"/>
         </w:rPr>
-        <w:t xml:space="preserve">requires a cyclic development process in which specific hypotheses are tested </w:t>
-      </w:r>
-      <w:r>
-        <w:rPr>
-          <w:rFonts w:ascii="Georgia" w:hAnsi="Georgia"/>
-        </w:rPr>
-        <w:t xml:space="preserve">through the development of movement models. </w:t>
-      </w:r>
-      <w:r>
-        <w:rPr>
-          <w:rFonts w:ascii="Georgia" w:hAnsi="Georgia"/>
-        </w:rPr>
-        <w:t>To be specific, s</w:t>
-      </w:r>
-      <w:r>
-        <w:rPr>
-          <w:rFonts w:ascii="Georgia" w:hAnsi="Georgia"/>
-        </w:rPr>
-        <w:t xml:space="preserve">uch models </w:t>
-      </w:r>
-      <w:r>
-        <w:rPr>
-          <w:rFonts w:ascii="Georgia" w:hAnsi="Georgia"/>
-        </w:rPr>
-        <w:t>would</w:t>
+        <w:t>to</w:t>
+      </w:r>
+      <w:r>
+        <w:rPr>
+          <w:rFonts w:ascii="Georgia" w:hAnsi="Georgia"/>
+        </w:rPr>
+        <w:t xml:space="preserve"> building </w:t>
+      </w:r>
+      <w:r>
+        <w:rPr>
+          <w:rFonts w:ascii="Georgia" w:hAnsi="Georgia"/>
+        </w:rPr>
+        <w:t>SRMs</w:t>
+      </w:r>
+      <w:r>
+        <w:rPr>
+          <w:rFonts w:ascii="Georgia" w:hAnsi="Georgia"/>
+        </w:rPr>
+        <w:t xml:space="preserve"> involves </w:t>
+      </w:r>
+      <w:r>
+        <w:rPr>
+          <w:rFonts w:ascii="Georgia" w:hAnsi="Georgia"/>
+        </w:rPr>
+        <w:t>the development of localized, context specific, movement matrices</w:t>
+      </w:r>
+      <w:r>
+        <w:rPr>
+          <w:rFonts w:ascii="Georgia" w:hAnsi="Georgia"/>
+        </w:rPr>
+        <w:t xml:space="preserve">. </w:t>
+      </w:r>
+      <w:r>
+        <w:rPr>
+          <w:rFonts w:ascii="Georgia" w:hAnsi="Georgia"/>
+        </w:rPr>
+        <w:t xml:space="preserve">If </w:t>
+      </w:r>
+      <w:r>
+        <w:rPr>
+          <w:rFonts w:ascii="Georgia" w:hAnsi="Georgia"/>
+        </w:rPr>
+        <w:t>a</w:t>
+      </w:r>
+      <w:r>
+        <w:rPr>
+          <w:rFonts w:ascii="Georgia" w:hAnsi="Georgia"/>
+        </w:rPr>
+        <w:t xml:space="preserve"> study</w:t>
+      </w:r>
+      <w:r>
+        <w:rPr>
+          <w:rFonts w:ascii="Georgia" w:hAnsi="Georgia"/>
+        </w:rPr>
+        <w:t xml:space="preserve"> region is discret</w:t>
+      </w:r>
+      <w:r>
+        <w:rPr>
+          <w:rFonts w:ascii="Georgia" w:hAnsi="Georgia"/>
+        </w:rPr>
+        <w:t xml:space="preserve">ized into a </w:t>
+      </w:r>
+      <w:r>
+        <w:rPr>
+          <w:rFonts w:ascii="Georgia" w:hAnsi="Georgia"/>
+        </w:rPr>
+        <w:t>grid</w:t>
+      </w:r>
+      <w:r>
+        <w:rPr>
+          <w:rFonts w:ascii="Georgia" w:hAnsi="Georgia"/>
+        </w:rPr>
+        <w:t>, a model that predicts</w:t>
+      </w:r>
+      <w:r>
+        <w:rPr>
+          <w:rFonts w:ascii="Georgia" w:hAnsi="Georgia"/>
+        </w:rPr>
+        <w:t xml:space="preserve"> transition probabilities </w:t>
+      </w:r>
+      <w:r>
+        <w:rPr>
+          <w:rFonts w:ascii="Georgia" w:hAnsi="Georgia"/>
+        </w:rPr>
+        <w:t>among</w:t>
       </w:r>
       <w:r>
         <w:rPr>
@@ -466,61 +629,121 @@
         <w:rPr>
           <w:rFonts w:ascii="Georgia" w:hAnsi="Georgia"/>
         </w:rPr>
-        <w:t xml:space="preserve">need to be able to predict the development of a distribution of animals over time. </w:t>
-      </w:r>
-      <w:r>
-        <w:rPr>
-          <w:rFonts w:ascii="Georgia" w:hAnsi="Georgia"/>
-        </w:rPr>
-        <w:t>Such s</w:t>
-      </w:r>
-      <w:r>
-        <w:rPr>
-          <w:rFonts w:ascii="Georgia" w:hAnsi="Georgia"/>
-        </w:rPr>
-        <w:t xml:space="preserve">pecies </w:t>
-      </w:r>
-      <w:r>
-        <w:rPr>
-          <w:rFonts w:ascii="Georgia" w:hAnsi="Georgia"/>
-        </w:rPr>
-        <w:t>r</w:t>
-      </w:r>
-      <w:r>
-        <w:rPr>
-          <w:rFonts w:ascii="Georgia" w:hAnsi="Georgia"/>
-        </w:rPr>
-        <w:t xml:space="preserve">edistribution </w:t>
-      </w:r>
-      <w:r>
-        <w:rPr>
-          <w:rFonts w:ascii="Georgia" w:hAnsi="Georgia"/>
-        </w:rPr>
-        <w:t>m</w:t>
-      </w:r>
-      <w:r>
-        <w:rPr>
-          <w:rFonts w:ascii="Georgia" w:hAnsi="Georgia"/>
-        </w:rPr>
-        <w:t>odel</w:t>
-      </w:r>
-      <w:r>
-        <w:rPr>
-          <w:rFonts w:ascii="Georgia" w:hAnsi="Georgia"/>
-        </w:rPr>
-        <w:t>s</w:t>
-      </w:r>
-      <w:r>
-        <w:rPr>
-          <w:rFonts w:ascii="Georgia" w:hAnsi="Georgia"/>
-        </w:rPr>
-        <w:t xml:space="preserve"> (SRM) </w:t>
-      </w:r>
-      <w:r>
-        <w:rPr>
-          <w:rFonts w:ascii="Georgia" w:hAnsi="Georgia"/>
-        </w:rPr>
-        <w:t>would</w:t>
+        <w:t xml:space="preserve">the points in that grid </w:t>
+      </w:r>
+      <w:r>
+        <w:rPr>
+          <w:rFonts w:ascii="Georgia" w:hAnsi="Georgia"/>
+        </w:rPr>
+        <w:t>at a specific time could then be used to build an SRM</w:t>
+      </w:r>
+      <w:r>
+        <w:rPr>
+          <w:rFonts w:ascii="Georgia" w:hAnsi="Georgia"/>
+        </w:rPr>
+        <w:t xml:space="preserve">. </w:t>
+      </w:r>
+      <w:r>
+        <w:rPr>
+          <w:rFonts w:ascii="Georgia" w:hAnsi="Georgia"/>
+        </w:rPr>
+        <w:t>Specifically, t</w:t>
+      </w:r>
+      <w:r>
+        <w:rPr>
+          <w:rFonts w:ascii="Georgia" w:hAnsi="Georgia"/>
+        </w:rPr>
+        <w:t xml:space="preserve">he SRM </w:t>
+      </w:r>
+      <w:r>
+        <w:rPr>
+          <w:rFonts w:ascii="Georgia" w:hAnsi="Georgia"/>
+        </w:rPr>
+        <w:t xml:space="preserve">would </w:t>
+      </w:r>
+      <w:r>
+        <w:rPr>
+          <w:rFonts w:ascii="Georgia" w:hAnsi="Georgia"/>
+        </w:rPr>
+        <w:t xml:space="preserve">project </w:t>
+      </w:r>
+      <w:r>
+        <w:rPr>
+          <w:rFonts w:ascii="Georgia" w:hAnsi="Georgia"/>
+        </w:rPr>
+        <w:t>an</w:t>
+      </w:r>
+      <w:r>
+        <w:rPr>
+          <w:rFonts w:ascii="Georgia" w:hAnsi="Georgia"/>
+        </w:rPr>
+        <w:t xml:space="preserve"> initial </w:t>
+      </w:r>
+      <w:r>
+        <w:rPr>
+          <w:rFonts w:ascii="Georgia" w:hAnsi="Georgia"/>
+        </w:rPr>
+        <w:t xml:space="preserve">density </w:t>
+      </w:r>
+      <w:r>
+        <w:rPr>
+          <w:rFonts w:ascii="Georgia" w:hAnsi="Georgia"/>
+        </w:rPr>
+        <w:t xml:space="preserve">distribution </w:t>
+      </w:r>
+      <w:r>
+        <w:rPr>
+          <w:rFonts w:ascii="Georgia" w:hAnsi="Georgia"/>
+        </w:rPr>
+        <w:t xml:space="preserve">of animals </w:t>
+      </w:r>
+      <w:r>
+        <w:rPr>
+          <w:rFonts w:ascii="Georgia" w:hAnsi="Georgia"/>
+        </w:rPr>
+        <w:t>onto</w:t>
+      </w:r>
+      <w:r>
+        <w:rPr>
+          <w:rFonts w:ascii="Georgia" w:hAnsi="Georgia"/>
+        </w:rPr>
+        <w:t xml:space="preserve"> the </w:t>
+      </w:r>
+      <w:r>
+        <w:rPr>
+          <w:rFonts w:ascii="Georgia" w:hAnsi="Georgia"/>
+        </w:rPr>
+        <w:t xml:space="preserve">model’s </w:t>
+      </w:r>
+      <w:r>
+        <w:rPr>
+          <w:rFonts w:ascii="Georgia" w:hAnsi="Georgia"/>
+        </w:rPr>
+        <w:t xml:space="preserve">grid </w:t>
+      </w:r>
+      <w:r>
+        <w:rPr>
+          <w:rFonts w:ascii="Georgia" w:hAnsi="Georgia"/>
+        </w:rPr>
+        <w:t>and then use the model’s transition probabilities at each timestep to</w:t>
+      </w:r>
+      <w:r>
+        <w:rPr>
+          <w:rFonts w:ascii="Georgia" w:hAnsi="Georgia"/>
+        </w:rPr>
+        <w:t xml:space="preserve"> transpos</w:t>
+      </w:r>
+      <w:r>
+        <w:rPr>
+          <w:rFonts w:ascii="Georgia" w:hAnsi="Georgia"/>
+        </w:rPr>
+        <w:t>e</w:t>
+      </w:r>
+      <w:r>
+        <w:rPr>
+          <w:rFonts w:ascii="Georgia" w:hAnsi="Georgia"/>
+        </w:rPr>
+        <w:t xml:space="preserve"> the</w:t>
       </w:r>
       <w:r>
         <w:rPr>
@@ -532,26 +755,13 @@
         <w:rPr>
           <w:rFonts w:ascii="Georgia" w:hAnsi="Georgia"/>
         </w:rPr>
-        <w:t xml:space="preserve">then enable different scenarios of animal movement to be run, enabling tests of specific hypotheses. </w:t>
-      </w:r>
-    </w:p>
-    <w:p>
-      <w:pPr>
-        <w:rPr>
-          <w:rFonts w:ascii="Georgia" w:hAnsi="Georgia"/>
-        </w:rPr>
-      </w:pPr>
-      <w:r>
-        <w:rPr>
-          <w:rFonts w:ascii="Georgia" w:hAnsi="Georgia"/>
-        </w:rPr>
-        <w:t xml:space="preserve">One </w:t>
-      </w:r>
-      <w:r>
-        <w:rPr>
-          <w:rFonts w:ascii="Georgia" w:hAnsi="Georgia"/>
-        </w:rPr>
-        <w:t>approach</w:t>
+        <w:t xml:space="preserve">whole </w:t>
+      </w:r>
+      <w:r>
+        <w:rPr>
+          <w:rFonts w:ascii="Georgia" w:hAnsi="Georgia"/>
+        </w:rPr>
+        <w:t>distribution forward in time.</w:t>
       </w:r>
       <w:r>
         <w:rPr>
@@ -563,91 +773,100 @@
         <w:rPr>
           <w:rFonts w:ascii="Georgia" w:hAnsi="Georgia"/>
         </w:rPr>
-        <w:t>to</w:t>
-      </w:r>
-      <w:r>
-        <w:rPr>
-          <w:rFonts w:ascii="Georgia" w:hAnsi="Georgia"/>
-        </w:rPr>
-        <w:t xml:space="preserve"> building </w:t>
-      </w:r>
-      <w:r>
-        <w:rPr>
-          <w:rFonts w:ascii="Georgia" w:hAnsi="Georgia"/>
-        </w:rPr>
-        <w:t>SRMs</w:t>
-      </w:r>
-      <w:r>
-        <w:rPr>
-          <w:rFonts w:ascii="Georgia" w:hAnsi="Georgia"/>
-        </w:rPr>
-        <w:t xml:space="preserve"> involves </w:t>
-      </w:r>
-      <w:r>
-        <w:rPr>
-          <w:rFonts w:ascii="Georgia" w:hAnsi="Georgia"/>
-        </w:rPr>
-        <w:t>the development of localized, context specific, movement matrices</w:t>
-      </w:r>
-      <w:r>
-        <w:rPr>
-          <w:rFonts w:ascii="Georgia" w:hAnsi="Georgia"/>
-        </w:rPr>
-        <w:t xml:space="preserve">. </w:t>
-      </w:r>
-      <w:r>
-        <w:rPr>
-          <w:rFonts w:ascii="Georgia" w:hAnsi="Georgia"/>
-        </w:rPr>
-        <w:t xml:space="preserve">If </w:t>
-      </w:r>
-      <w:r>
-        <w:rPr>
-          <w:rFonts w:ascii="Georgia" w:hAnsi="Georgia"/>
-        </w:rPr>
-        <w:t>a</w:t>
-      </w:r>
-      <w:r>
-        <w:rPr>
-          <w:rFonts w:ascii="Georgia" w:hAnsi="Georgia"/>
-        </w:rPr>
-        <w:t xml:space="preserve"> study</w:t>
-      </w:r>
-      <w:r>
-        <w:rPr>
-          <w:rFonts w:ascii="Georgia" w:hAnsi="Georgia"/>
-        </w:rPr>
-        <w:t xml:space="preserve"> region is discret</w:t>
-      </w:r>
-      <w:r>
-        <w:rPr>
-          <w:rFonts w:ascii="Georgia" w:hAnsi="Georgia"/>
-        </w:rPr>
-        <w:t xml:space="preserve">ized into a </w:t>
-      </w:r>
-      <w:r>
-        <w:rPr>
-          <w:rFonts w:ascii="Georgia" w:hAnsi="Georgia"/>
-        </w:rPr>
-        <w:t>grid</w:t>
-      </w:r>
-      <w:r>
-        <w:rPr>
-          <w:rFonts w:ascii="Georgia" w:hAnsi="Georgia"/>
-        </w:rPr>
-        <w:t>, a model that predicts</w:t>
-      </w:r>
-      <w:r>
-        <w:rPr>
-          <w:rFonts w:ascii="Georgia" w:hAnsi="Georgia"/>
-        </w:rPr>
-        <w:t xml:space="preserve"> transition probabilities </w:t>
-      </w:r>
-      <w:r>
-        <w:rPr>
-          <w:rFonts w:ascii="Georgia" w:hAnsi="Georgia"/>
-        </w:rPr>
-        <w:t>among</w:t>
+        <w:t>Given that</w:t>
+      </w:r>
+      <w:r>
+        <w:rPr>
+          <w:rFonts w:ascii="Georgia" w:hAnsi="Georgia"/>
+        </w:rPr>
+        <w:t xml:space="preserve"> the distribution is projected forward </w:t>
+      </w:r>
+      <w:r>
+        <w:rPr>
+          <w:rFonts w:ascii="Georgia" w:hAnsi="Georgia"/>
+        </w:rPr>
+        <w:t xml:space="preserve">as a density </w:t>
+      </w:r>
+      <w:r>
+        <w:rPr>
+          <w:rFonts w:ascii="Georgia" w:hAnsi="Georgia"/>
+        </w:rPr>
+        <w:t xml:space="preserve">across all potential options, this represents a Eulerian approach to movement modelling as opposed to a </w:t>
+      </w:r>
+      <w:proofErr w:type="spellStart"/>
+      <w:r>
+        <w:rPr>
+          <w:rFonts w:ascii="Georgia" w:hAnsi="Georgia"/>
+        </w:rPr>
+        <w:t>Lagrangian</w:t>
+      </w:r>
+      <w:proofErr w:type="spellEnd"/>
+      <w:r>
+        <w:rPr>
+          <w:rFonts w:ascii="Georgia" w:hAnsi="Georgia"/>
+        </w:rPr>
+        <w:t xml:space="preserve"> approach in which many individual animal trajectories are predicted and summary statistics taken from them to describe the distribution (Grimm, 2013). </w:t>
+      </w:r>
+    </w:p>
+    <w:p>
+      <w:pPr>
+        <w:rPr>
+          <w:rFonts w:ascii="Georgia" w:hAnsi="Georgia"/>
+        </w:rPr>
+      </w:pPr>
+      <w:r>
+        <w:rPr>
+          <w:rFonts w:ascii="Georgia" w:hAnsi="Georgia"/>
+        </w:rPr>
+        <w:t xml:space="preserve">Such a </w:t>
+      </w:r>
+      <w:r>
+        <w:rPr>
+          <w:rFonts w:ascii="Georgia" w:hAnsi="Georgia"/>
+        </w:rPr>
+        <w:t xml:space="preserve">Eulerian </w:t>
+      </w:r>
+      <w:r>
+        <w:rPr>
+          <w:rFonts w:ascii="Georgia" w:hAnsi="Georgia"/>
+        </w:rPr>
+        <w:t xml:space="preserve">simulation </w:t>
+      </w:r>
+      <w:r>
+        <w:rPr>
+          <w:rFonts w:ascii="Georgia" w:hAnsi="Georgia"/>
+        </w:rPr>
+        <w:t>c</w:t>
+      </w:r>
+      <w:r>
+        <w:rPr>
+          <w:rFonts w:ascii="Georgia" w:hAnsi="Georgia"/>
+        </w:rPr>
+        <w:t>ould</w:t>
+      </w:r>
+      <w:r>
+        <w:rPr>
+          <w:rFonts w:ascii="Georgia" w:hAnsi="Georgia"/>
+        </w:rPr>
+        <w:t xml:space="preserve"> provide </w:t>
+      </w:r>
+      <w:r>
+        <w:rPr>
+          <w:rFonts w:ascii="Georgia" w:hAnsi="Georgia"/>
+        </w:rPr>
+        <w:t xml:space="preserve">immediate </w:t>
+      </w:r>
+      <w:r>
+        <w:rPr>
+          <w:rFonts w:ascii="Georgia" w:hAnsi="Georgia"/>
+        </w:rPr>
+        <w:t>answers to important</w:t>
+      </w:r>
+      <w:r>
+        <w:rPr>
+          <w:rFonts w:ascii="Georgia" w:hAnsi="Georgia"/>
+        </w:rPr>
+        <w:t xml:space="preserve"> movement</w:t>
       </w:r>
       <w:r>
         <w:rPr>
@@ -659,181 +878,6 @@
         <w:rPr>
           <w:rFonts w:ascii="Georgia" w:hAnsi="Georgia"/>
         </w:rPr>
-        <w:t xml:space="preserve">the points in that grid </w:t>
-      </w:r>
-      <w:r>
-        <w:rPr>
-          <w:rFonts w:ascii="Georgia" w:hAnsi="Georgia"/>
-        </w:rPr>
-        <w:t>at a specific time could then be used to build an SRM</w:t>
-      </w:r>
-      <w:r>
-        <w:rPr>
-          <w:rFonts w:ascii="Georgia" w:hAnsi="Georgia"/>
-        </w:rPr>
-        <w:t xml:space="preserve">. </w:t>
-      </w:r>
-      <w:r>
-        <w:rPr>
-          <w:rFonts w:ascii="Georgia" w:hAnsi="Georgia"/>
-        </w:rPr>
-        <w:t>Specifically, t</w:t>
-      </w:r>
-      <w:r>
-        <w:rPr>
-          <w:rFonts w:ascii="Georgia" w:hAnsi="Georgia"/>
-        </w:rPr>
-        <w:t xml:space="preserve">he SRM </w:t>
-      </w:r>
-      <w:r>
-        <w:rPr>
-          <w:rFonts w:ascii="Georgia" w:hAnsi="Georgia"/>
-        </w:rPr>
-        <w:t xml:space="preserve">would </w:t>
-      </w:r>
-      <w:r>
-        <w:rPr>
-          <w:rFonts w:ascii="Georgia" w:hAnsi="Georgia"/>
-        </w:rPr>
-        <w:t xml:space="preserve">project </w:t>
-      </w:r>
-      <w:r>
-        <w:rPr>
-          <w:rFonts w:ascii="Georgia" w:hAnsi="Georgia"/>
-        </w:rPr>
-        <w:t>an</w:t>
-      </w:r>
-      <w:r>
-        <w:rPr>
-          <w:rFonts w:ascii="Georgia" w:hAnsi="Georgia"/>
-        </w:rPr>
-        <w:t xml:space="preserve"> initial distribution </w:t>
-      </w:r>
-      <w:r>
-        <w:rPr>
-          <w:rFonts w:ascii="Georgia" w:hAnsi="Georgia"/>
-        </w:rPr>
-        <w:t xml:space="preserve">of animals </w:t>
-      </w:r>
-      <w:r>
-        <w:rPr>
-          <w:rFonts w:ascii="Georgia" w:hAnsi="Georgia"/>
-        </w:rPr>
-        <w:t>onto</w:t>
-      </w:r>
-      <w:r>
-        <w:rPr>
-          <w:rFonts w:ascii="Georgia" w:hAnsi="Georgia"/>
-        </w:rPr>
-        <w:t xml:space="preserve"> the </w:t>
-      </w:r>
-      <w:r>
-        <w:rPr>
-          <w:rFonts w:ascii="Georgia" w:hAnsi="Georgia"/>
-        </w:rPr>
-        <w:t xml:space="preserve">model’s </w:t>
-      </w:r>
-      <w:r>
-        <w:rPr>
-          <w:rFonts w:ascii="Georgia" w:hAnsi="Georgia"/>
-        </w:rPr>
-        <w:t xml:space="preserve">grid </w:t>
-      </w:r>
-      <w:r>
-        <w:rPr>
-          <w:rFonts w:ascii="Georgia" w:hAnsi="Georgia"/>
-        </w:rPr>
-        <w:t>and then use the model’s transition probabilities for individual animals at each timestep to</w:t>
-      </w:r>
-      <w:r>
-        <w:rPr>
-          <w:rFonts w:ascii="Georgia" w:hAnsi="Georgia"/>
-        </w:rPr>
-        <w:t xml:space="preserve"> transpos</w:t>
-      </w:r>
-      <w:r>
-        <w:rPr>
-          <w:rFonts w:ascii="Georgia" w:hAnsi="Georgia"/>
-        </w:rPr>
-        <w:t>e</w:t>
-      </w:r>
-      <w:r>
-        <w:rPr>
-          <w:rFonts w:ascii="Georgia" w:hAnsi="Georgia"/>
-        </w:rPr>
-        <w:t xml:space="preserve"> the</w:t>
-      </w:r>
-      <w:r>
-        <w:rPr>
-          <w:rFonts w:ascii="Georgia" w:hAnsi="Georgia"/>
-        </w:rPr>
-        <w:t xml:space="preserve"> distribution forward in time.</w:t>
-      </w:r>
-      <w:r>
-        <w:rPr>
-          <w:rFonts w:ascii="Georgia" w:hAnsi="Georgia"/>
-        </w:rPr>
-        <w:t xml:space="preserve"> </w:t>
-      </w:r>
-    </w:p>
-    <w:p>
-      <w:pPr>
-        <w:rPr>
-          <w:rFonts w:ascii="Georgia" w:hAnsi="Georgia"/>
-        </w:rPr>
-      </w:pPr>
-      <w:r>
-        <w:rPr>
-          <w:rFonts w:ascii="Georgia" w:hAnsi="Georgia"/>
-        </w:rPr>
-        <w:t xml:space="preserve">Such a simulation </w:t>
-      </w:r>
-      <w:r>
-        <w:rPr>
-          <w:rFonts w:ascii="Georgia" w:hAnsi="Georgia"/>
-        </w:rPr>
-        <w:t>c</w:t>
-      </w:r>
-      <w:r>
-        <w:rPr>
-          <w:rFonts w:ascii="Georgia" w:hAnsi="Georgia"/>
-        </w:rPr>
-        <w:t>ould</w:t>
-      </w:r>
-      <w:r>
-        <w:rPr>
-          <w:rFonts w:ascii="Georgia" w:hAnsi="Georgia"/>
-        </w:rPr>
-        <w:t xml:space="preserve"> provide </w:t>
-      </w:r>
-      <w:r>
-        <w:rPr>
-          <w:rFonts w:ascii="Georgia" w:hAnsi="Georgia"/>
-        </w:rPr>
-        <w:t xml:space="preserve">immediate </w:t>
-      </w:r>
-      <w:r>
-        <w:rPr>
-          <w:rFonts w:ascii="Georgia" w:hAnsi="Georgia"/>
-        </w:rPr>
-        <w:t>answers to important</w:t>
-      </w:r>
-      <w:r>
-        <w:rPr>
-          <w:rFonts w:ascii="Georgia" w:hAnsi="Georgia"/>
-        </w:rPr>
-        <w:t xml:space="preserve"> movement</w:t>
-      </w:r>
-      <w:r>
-        <w:rPr>
-          <w:rFonts w:ascii="Georgia" w:hAnsi="Georgia"/>
-        </w:rPr>
-        <w:t xml:space="preserve"> </w:t>
-      </w:r>
-      <w:r>
-        <w:rPr>
-          <w:rFonts w:ascii="Georgia" w:hAnsi="Georgia"/>
-        </w:rPr>
         <w:t>ecologic</w:t>
       </w:r>
       <w:r>
@@ -846,7 +890,14 @@
         <w:rPr>
           <w:rFonts w:ascii="Georgia" w:hAnsi="Georgia"/>
         </w:rPr>
-        <w:t xml:space="preserve"> of marine organisms</w:t>
+        <w:t xml:space="preserve"> of marine </w:t>
+      </w:r>
+      <w:r>
+        <w:rPr>
+          <w:rFonts w:ascii="Georgia" w:hAnsi="Georgia"/>
+        </w:rPr>
+        <w:lastRenderedPageBreak/>
+        <w:t>organisms</w:t>
       </w:r>
       <w:r>
         <w:rPr>
@@ -906,14 +957,7 @@
         <w:rPr>
           <w:rFonts w:ascii="Georgia" w:hAnsi="Georgia"/>
         </w:rPr>
-        <w:t xml:space="preserve">they </w:t>
-      </w:r>
-      <w:r>
-        <w:rPr>
-          <w:rFonts w:ascii="Georgia" w:hAnsi="Georgia"/>
-        </w:rPr>
-        <w:lastRenderedPageBreak/>
-        <w:t xml:space="preserve">are currently occupying? Is there directivity to this movement? </w:t>
+        <w:t xml:space="preserve">they are currently occupying? Is there directivity to this movement? </w:t>
       </w:r>
       <w:r>
         <w:rPr>
@@ -1289,7 +1333,7 @@
         <w:rPr>
           <w:rFonts w:ascii="Georgia" w:hAnsi="Georgia"/>
         </w:rPr>
-        <w:t xml:space="preserve">  </w:t>
+        <w:t xml:space="preserve"> </w:t>
       </w:r>
       <w:r>
         <w:rPr>
@@ -1629,23 +1673,7 @@
           <w:b/>
           <w:bCs/>
         </w:rPr>
-        <w:t>O</w:t>
-      </w:r>
-      <w:r>
-        <w:rPr>
-          <w:rFonts w:ascii="Georgia" w:hAnsi="Georgia"/>
-          <w:b/>
-          <w:bCs/>
-        </w:rPr>
-        <w:t>1</w:t>
-      </w:r>
-      <w:r>
-        <w:rPr>
-          <w:rFonts w:ascii="Georgia" w:hAnsi="Georgia"/>
-          <w:b/>
-          <w:bCs/>
-        </w:rPr>
-        <w:t xml:space="preserve">: </w:t>
+        <w:t xml:space="preserve">O1: </w:t>
       </w:r>
       <w:r>
         <w:rPr>
@@ -1723,13 +1751,7 @@
         <w:rPr>
           <w:rFonts w:ascii="Georgia" w:hAnsi="Georgia"/>
         </w:rPr>
-        <w:t>enable building a training dataset for O</w:t>
-      </w:r>
-      <w:r>
-        <w:rPr>
-          <w:rFonts w:ascii="Georgia" w:hAnsi="Georgia"/>
-        </w:rPr>
-        <w:t>2</w:t>
+        <w:t>enable building a training dataset for O2</w:t>
       </w:r>
     </w:p>
     <w:p>
@@ -3897,34 +3919,197 @@
         <w:rPr>
           <w:rFonts w:ascii="Georgia" w:hAnsi="Georgia"/>
         </w:rPr>
-        <w:t xml:space="preserve">Adams J, Kaplan IC, Chasco B, Marshall KN, Acevedo-Gutiérrez A, Ward EJ. A century of Chinook salmon consumption by marine mammal predators in the Northeast Pacific Ocean. Ecological Informatics. 2016 </w:t>
+        <w:t>Beamish RJ, editor. The ocean ecology of Pacific salmon and trout. Bethesda, MD: American Fisheries Society; 2018. 1147 p.</w:t>
+      </w:r>
+    </w:p>
+    <w:p>
+      <w:pPr>
+        <w:rPr>
+          <w:rFonts w:ascii="Georgia" w:hAnsi="Georgia"/>
+        </w:rPr>
+      </w:pPr>
+      <w:r>
+        <w:rPr>
+          <w:rFonts w:ascii="Georgia" w:hAnsi="Georgia"/>
+        </w:rPr>
+        <w:t>Boyle PR, Rodhouse PG. Cephalopods: ecology and fisheries. Oxford: Blackwell Science; 2005.</w:t>
+      </w:r>
+    </w:p>
+    <w:p>
+      <w:pPr>
+        <w:rPr>
+          <w:rFonts w:ascii="Georgia" w:hAnsi="Georgia"/>
+        </w:rPr>
+      </w:pPr>
+      <w:r>
+        <w:rPr>
+          <w:rFonts w:ascii="Georgia" w:hAnsi="Georgia"/>
+        </w:rPr>
+        <w:t>De Robertis A, Wilson CD. Walleye pollock respond to trawling vessels. ICES Journal of Marine Science. 2006 Jan 1;63(3):514–22.</w:t>
+      </w:r>
+    </w:p>
+    <w:p>
+      <w:pPr>
+        <w:rPr>
+          <w:rFonts w:ascii="Georgia" w:hAnsi="Georgia"/>
+        </w:rPr>
+      </w:pPr>
+      <w:r>
+        <w:rPr>
+          <w:rFonts w:ascii="Georgia" w:hAnsi="Georgia"/>
+        </w:rPr>
+        <w:t>Gietzmann-Sanders M, Courtney M, Seitz A, Cunningham CJ. A depth model for informing Chinook salmon bycatch risk in the Gulf of Alaska. Anim Biotelemetry. 2026 Apr 5;14(1):18. doi:10.1186/s40317-026-00456-2</w:t>
+      </w:r>
+    </w:p>
+    <w:p>
+      <w:pPr>
+        <w:rPr>
+          <w:rFonts w:ascii="Georgia" w:hAnsi="Georgia"/>
+        </w:rPr>
+      </w:pPr>
+      <w:r>
+        <w:rPr>
+          <w:rFonts w:ascii="Georgia" w:hAnsi="Georgia"/>
+        </w:rPr>
+        <w:t>Grimm V, Railsback SF. Individual-based modeling and ecology. Princeton (NJ): Princeton University Press; 20</w:t>
+      </w:r>
+      <w:r>
+        <w:rPr>
+          <w:rFonts w:ascii="Georgia" w:hAnsi="Georgia"/>
+        </w:rPr>
+        <w:t>13</w:t>
+      </w:r>
+      <w:r>
+        <w:rPr>
+          <w:rFonts w:ascii="Georgia" w:hAnsi="Georgia"/>
+        </w:rPr>
+        <w:t>.</w:t>
+      </w:r>
+    </w:p>
+    <w:p>
+      <w:pPr>
+        <w:rPr>
+          <w:rFonts w:ascii="Georgia" w:hAnsi="Georgia"/>
+        </w:rPr>
+      </w:pPr>
+      <w:r>
+        <w:rPr>
+          <w:rFonts w:ascii="Georgia" w:hAnsi="Georgia"/>
+          <w:lang w:val="de-DE"/>
+        </w:rPr>
+        <w:t xml:space="preserve">Irvine LM, Palacios DM, Lagerquist BA, Mate BR. </w:t>
+      </w:r>
+      <w:r>
+        <w:rPr>
+          <w:rFonts w:ascii="Georgia" w:hAnsi="Georgia"/>
+        </w:rPr>
+        <w:t xml:space="preserve">Scales of Blue and Fin Whale Feeding Behavior off California, USA, With Implications for Prey Patchiness. Front </w:t>
+      </w:r>
+      <w:proofErr w:type="spellStart"/>
+      <w:r>
+        <w:rPr>
+          <w:rFonts w:ascii="Georgia" w:hAnsi="Georgia"/>
+        </w:rPr>
+        <w:t>Ecol</w:t>
+      </w:r>
+      <w:proofErr w:type="spellEnd"/>
+      <w:r>
+        <w:rPr>
+          <w:rFonts w:ascii="Georgia" w:hAnsi="Georgia"/>
+        </w:rPr>
+        <w:t xml:space="preserve"> Evol. 2019 Sep </w:t>
       </w:r>
       <w:proofErr w:type="gramStart"/>
       <w:r>
         <w:rPr>
           <w:rFonts w:ascii="Georgia" w:hAnsi="Georgia"/>
         </w:rPr>
-        <w:t>July;34:44</w:t>
+        <w:t>10;7:338</w:t>
       </w:r>
       <w:proofErr w:type="gramEnd"/>
       <w:r>
         <w:rPr>
           <w:rFonts w:ascii="Georgia" w:hAnsi="Georgia"/>
         </w:rPr>
-        <w:t>–51.</w:t>
-      </w:r>
-    </w:p>
-    <w:p>
-      <w:pPr>
-        <w:rPr>
-          <w:rFonts w:ascii="Georgia" w:hAnsi="Georgia"/>
-        </w:rPr>
-      </w:pPr>
-      <w:r>
-        <w:rPr>
-          <w:rFonts w:ascii="Georgia" w:hAnsi="Georgia"/>
-        </w:rPr>
-        <w:t>Atlas WI, Ban NC, Moore JW, Tuohy AM, Greening S, Reid AJ, et al. Indigenous Systems of Management for Culturally and Ecologically Resilient Pacific Salmon (</w:t>
+        <w:t>. doi:10.3389/fevo.2019.00338</w:t>
+      </w:r>
+    </w:p>
+    <w:p>
+      <w:pPr>
+        <w:rPr>
+          <w:rFonts w:ascii="Georgia" w:hAnsi="Georgia"/>
+        </w:rPr>
+      </w:pPr>
+      <w:r>
+        <w:rPr>
+          <w:rFonts w:ascii="Georgia" w:hAnsi="Georgia"/>
+        </w:rPr>
+        <w:lastRenderedPageBreak/>
+        <w:t xml:space="preserve">North Pacific Fishery Management Council. Fisheries management plan for the groundfish fisheries of the Gulf of Alaska [Internet]. 2024 [cited 2026 </w:t>
+      </w:r>
+      <w:r>
+        <w:rPr>
+          <w:rFonts w:ascii="Georgia" w:hAnsi="Georgia"/>
+        </w:rPr>
+        <w:t>Aug</w:t>
+      </w:r>
+      <w:r>
+        <w:rPr>
+          <w:rFonts w:ascii="Georgia" w:hAnsi="Georgia"/>
+        </w:rPr>
+        <w:t xml:space="preserve"> </w:t>
+      </w:r>
+      <w:r>
+        <w:rPr>
+          <w:rFonts w:ascii="Georgia" w:hAnsi="Georgia"/>
+        </w:rPr>
+        <w:t>26</w:t>
+      </w:r>
+      <w:r>
+        <w:rPr>
+          <w:rFonts w:ascii="Georgia" w:hAnsi="Georgia"/>
+        </w:rPr>
+        <w:t>]. Available from: https://files.npfmc.org/fmp/GOA/GOAfmp.pdf</w:t>
+      </w:r>
+    </w:p>
+    <w:p>
+      <w:pPr>
+        <w:rPr>
+          <w:rFonts w:ascii="Georgia" w:hAnsi="Georgia"/>
+        </w:rPr>
+      </w:pPr>
+      <w:r>
+        <w:rPr>
+          <w:rFonts w:ascii="Georgia" w:hAnsi="Georgia"/>
+        </w:rPr>
+        <w:t>Seitz AC, Courtney MB. Telemetry and Genetic Identity of Chinook Salmon in Alaska: Final Report. 2024.</w:t>
+      </w:r>
+    </w:p>
+    <w:p>
+      <w:pPr>
+        <w:rPr>
+          <w:rFonts w:ascii="Georgia" w:hAnsi="Georgia"/>
+        </w:rPr>
+      </w:pPr>
+      <w:r>
+        <w:rPr>
+          <w:rFonts w:ascii="Georgia" w:hAnsi="Georgia"/>
+        </w:rPr>
+        <w:t xml:space="preserve">Seitz AC, Courtney MB, Evans MD, Manishin K. Pop-up satellite archival tags reveal evidence of intense predation on </w:t>
+      </w:r>
+      <w:proofErr w:type="gramStart"/>
+      <w:r>
+        <w:rPr>
+          <w:rFonts w:ascii="Georgia" w:hAnsi="Georgia"/>
+        </w:rPr>
+        <w:t>large immature</w:t>
+      </w:r>
+      <w:proofErr w:type="gramEnd"/>
+      <w:r>
+        <w:rPr>
+          <w:rFonts w:ascii="Georgia" w:hAnsi="Georgia"/>
+        </w:rPr>
+        <w:t xml:space="preserve"> Chinook salmon (</w:t>
       </w:r>
       <w:r>
         <w:rPr>
@@ -3932,587 +4117,86 @@
           <w:i/>
           <w:iCs/>
         </w:rPr>
-        <w:t>Oncorhynchus</w:t>
-      </w:r>
-      <w:r>
-        <w:rPr>
-          <w:rFonts w:ascii="Georgia" w:hAnsi="Georgia"/>
-        </w:rPr>
-        <w:t xml:space="preserve"> spp.) Fisheries. </w:t>
+        <w:t>Oncorhynchus tshawytscha</w:t>
+      </w:r>
+      <w:r>
+        <w:rPr>
+          <w:rFonts w:ascii="Georgia" w:hAnsi="Georgia"/>
+        </w:rPr>
+        <w:t xml:space="preserve">) in the North Pacific Ocean. Can J Fish </w:t>
       </w:r>
       <w:proofErr w:type="spellStart"/>
       <w:r>
         <w:rPr>
           <w:rFonts w:ascii="Georgia" w:hAnsi="Georgia"/>
         </w:rPr>
-        <w:t>BioScience</w:t>
+        <w:t>Aquat</w:t>
       </w:r>
       <w:proofErr w:type="spellEnd"/>
       <w:r>
         <w:rPr>
           <w:rFonts w:ascii="Georgia" w:hAnsi="Georgia"/>
         </w:rPr>
-        <w:t>. 2021 Feb 15;71(2):186–204.</w:t>
-      </w:r>
-    </w:p>
-    <w:p>
-      <w:pPr>
-        <w:rPr>
-          <w:rFonts w:ascii="Georgia" w:hAnsi="Georgia"/>
-        </w:rPr>
-      </w:pPr>
-      <w:r>
-        <w:rPr>
-          <w:rFonts w:ascii="Georgia" w:hAnsi="Georgia"/>
-        </w:rPr>
-        <w:t>Beamish RJ, editor. The ocean ecology of Pacific salmon and trout. Bethesda, MD: American Fisheries Society; 2018. 1147 p.</w:t>
-      </w:r>
-    </w:p>
-    <w:p>
-      <w:pPr>
-        <w:rPr>
-          <w:rFonts w:ascii="Georgia" w:hAnsi="Georgia"/>
-        </w:rPr>
-      </w:pPr>
-      <w:r>
-        <w:rPr>
-          <w:rFonts w:ascii="Georgia" w:hAnsi="Georgia"/>
-        </w:rPr>
-        <w:t>Boyle PR, Rodhouse PG. Cephalopods: ecology and fisheries. Oxford: Blackwell Science; 2005.</w:t>
-      </w:r>
-    </w:p>
-    <w:p>
-      <w:pPr>
-        <w:rPr>
-          <w:rFonts w:ascii="Georgia" w:hAnsi="Georgia"/>
-        </w:rPr>
-      </w:pPr>
-      <w:r>
-        <w:rPr>
-          <w:rFonts w:ascii="Georgia" w:hAnsi="Georgia"/>
-        </w:rPr>
-        <w:t>De Robertis A, Wilson CD. Walleye pollock respond to trawling vessels. ICES Journal of Marine Science. 2006 Jan 1;63(3):514–22.</w:t>
-      </w:r>
-    </w:p>
-    <w:p>
-      <w:pPr>
-        <w:rPr>
-          <w:rFonts w:ascii="Georgia" w:hAnsi="Georgia"/>
-        </w:rPr>
-      </w:pPr>
-      <w:r>
-        <w:rPr>
-          <w:rFonts w:ascii="Georgia" w:hAnsi="Georgia"/>
-        </w:rPr>
-        <w:t>DeFilippo LB, Larson WA, Barry PD, Cunningham CJ, Langan JA, Garcia S, et al. Drivers and Dynamics of Salmon Bycatch in the Eastern Bering Sea Pollock Fishery. Fish and Fisheries. 2025 Nov;26(6):1107–21.</w:t>
-      </w:r>
-    </w:p>
-    <w:p>
-      <w:pPr>
-        <w:rPr>
-          <w:rFonts w:ascii="Georgia" w:hAnsi="Georgia"/>
-        </w:rPr>
-      </w:pPr>
-      <w:r>
-        <w:rPr>
-          <w:rFonts w:ascii="Georgia" w:hAnsi="Georgia"/>
-        </w:rPr>
-        <w:lastRenderedPageBreak/>
-        <w:t xml:space="preserve">Fall J, </w:t>
-      </w:r>
+        <w:t xml:space="preserve"> Sci. 2019 Sept;76(9):1608–15.</w:t>
+      </w:r>
+    </w:p>
+    <w:p>
+      <w:pPr>
+        <w:rPr>
+          <w:rFonts w:ascii="Georgia" w:hAnsi="Georgia"/>
+          <w:lang w:val="de-DE"/>
+        </w:rPr>
+      </w:pPr>
       <w:proofErr w:type="spellStart"/>
       <w:r>
         <w:rPr>
           <w:rFonts w:ascii="Georgia" w:hAnsi="Georgia"/>
         </w:rPr>
-        <w:t>Godduhn</w:t>
+        <w:t>Verleysen</w:t>
       </w:r>
       <w:proofErr w:type="spellEnd"/>
       <w:r>
         <w:rPr>
           <w:rFonts w:ascii="Georgia" w:hAnsi="Georgia"/>
         </w:rPr>
-        <w:t xml:space="preserve"> A, Halas G, et al. Alaska Subsistence and Personal Use Salmon Fisheries 2016 Annual Report. 2016.</w:t>
-      </w:r>
-    </w:p>
-    <w:p>
-      <w:pPr>
-        <w:rPr>
-          <w:rFonts w:ascii="Georgia" w:hAnsi="Georgia"/>
-        </w:rPr>
-      </w:pPr>
-      <w:r>
-        <w:rPr>
-          <w:rFonts w:ascii="Georgia" w:hAnsi="Georgia"/>
-        </w:rPr>
-        <w:t xml:space="preserve">Freshwater C, Anderson SC, Beacham TD, Luedke W, </w:t>
+        <w:t xml:space="preserve"> M, François D. The Curse of Dimensionality in Data Mining and Time Series Prediction. In: </w:t>
       </w:r>
       <w:proofErr w:type="spellStart"/>
       <w:r>
         <w:rPr>
           <w:rFonts w:ascii="Georgia" w:hAnsi="Georgia"/>
         </w:rPr>
-        <w:t>Wor</w:t>
+        <w:t>Cabestany</w:t>
       </w:r>
       <w:proofErr w:type="spellEnd"/>
       <w:r>
         <w:rPr>
           <w:rFonts w:ascii="Georgia" w:hAnsi="Georgia"/>
         </w:rPr>
-        <w:t xml:space="preserve"> C, King J. An integrated model of seasonal changes in stock composition and abundance with an application to Chinook salmon. </w:t>
+        <w:t xml:space="preserve"> J, Prieto A, Sandoval F, editors. Computational Intelligence and Bioinspired Systems. </w:t>
+      </w:r>
+      <w:r>
+        <w:rPr>
+          <w:rFonts w:ascii="Georgia" w:hAnsi="Georgia"/>
+          <w:lang w:val="de-DE"/>
+        </w:rPr>
+        <w:t>Berlin, Heidelberg: Springer Berlin Heidelberg; 2005. p. 758–70. (</w:t>
       </w:r>
       <w:proofErr w:type="spellStart"/>
       <w:r>
         <w:rPr>
           <w:rFonts w:ascii="Georgia" w:hAnsi="Georgia"/>
-        </w:rPr>
-        <w:t>PeerJ</w:t>
+          <w:lang w:val="de-DE"/>
+        </w:rPr>
+        <w:t>Lecture</w:t>
       </w:r>
       <w:proofErr w:type="spellEnd"/>
       <w:r>
         <w:rPr>
           <w:rFonts w:ascii="Georgia" w:hAnsi="Georgia"/>
-        </w:rPr>
-        <w:t>. 2021 Apr 20;</w:t>
-      </w:r>
-      <w:proofErr w:type="gramStart"/>
-      <w:r>
-        <w:rPr>
-          <w:rFonts w:ascii="Georgia" w:hAnsi="Georgia"/>
-        </w:rPr>
-        <w:t>9:e</w:t>
-      </w:r>
-      <w:proofErr w:type="gramEnd"/>
-      <w:r>
-        <w:rPr>
-          <w:rFonts w:ascii="Georgia" w:hAnsi="Georgia"/>
-        </w:rPr>
-        <w:t>11163.</w:t>
-      </w:r>
-    </w:p>
-    <w:p>
-      <w:pPr>
-        <w:rPr>
-          <w:rFonts w:ascii="Georgia" w:hAnsi="Georgia"/>
-        </w:rPr>
-      </w:pPr>
-      <w:r>
-        <w:rPr>
-          <w:rFonts w:ascii="Georgia" w:hAnsi="Georgia"/>
-        </w:rPr>
-        <w:t>Gende SM, Quinn TP, Willson MF, Heintz R, Scott TM. Magnitude and Fate of Salmon-Derived Nutrients and Energy in a Coastal Stream Ecosystem. Journal of Freshwater Ecology. 2004 Mar;19(1):149–60.</w:t>
-      </w:r>
-    </w:p>
-    <w:p>
-      <w:pPr>
-        <w:rPr>
-          <w:rFonts w:ascii="Georgia" w:hAnsi="Georgia"/>
-        </w:rPr>
-      </w:pPr>
-      <w:r>
-        <w:rPr>
-          <w:rFonts w:ascii="Georgia" w:hAnsi="Georgia"/>
-        </w:rPr>
-        <w:t>Gietzmann-Sanders M, Courtney M, Seitz A, Cunningham CJ. A depth model for informing Chinook salmon bycatch risk in the Gulf of Alaska. Anim Biotelemetry. 2026 Apr 5;14(1):18. doi:10.1186/s40317-026-00456-2</w:t>
-      </w:r>
-    </w:p>
-    <w:p>
-      <w:pPr>
-        <w:rPr>
-          <w:rFonts w:ascii="Georgia" w:hAnsi="Georgia"/>
-        </w:rPr>
-      </w:pPr>
-      <w:r>
-        <w:rPr>
-          <w:rFonts w:ascii="Georgia" w:hAnsi="Georgia"/>
-        </w:rPr>
-        <w:t xml:space="preserve">Irvine LM, Palacios DM, Lagerquist BA, Mate BR. </w:t>
-      </w:r>
-      <w:r>
-        <w:rPr>
-          <w:rFonts w:ascii="Georgia" w:hAnsi="Georgia"/>
-        </w:rPr>
-        <w:t xml:space="preserve">Scales of Blue and Fin Whale Feeding Behavior off California, USA, With Implications for Prey Patchiness. Front </w:t>
-      </w:r>
-      <w:proofErr w:type="spellStart"/>
-      <w:r>
-        <w:rPr>
-          <w:rFonts w:ascii="Georgia" w:hAnsi="Georgia"/>
-        </w:rPr>
-        <w:t>Ecol</w:t>
-      </w:r>
-      <w:proofErr w:type="spellEnd"/>
-      <w:r>
-        <w:rPr>
-          <w:rFonts w:ascii="Georgia" w:hAnsi="Georgia"/>
-        </w:rPr>
-        <w:t xml:space="preserve"> Evol. 2019 Sep </w:t>
-      </w:r>
-      <w:proofErr w:type="gramStart"/>
-      <w:r>
-        <w:rPr>
-          <w:rFonts w:ascii="Georgia" w:hAnsi="Georgia"/>
-        </w:rPr>
-        <w:t>10;7:338</w:t>
-      </w:r>
-      <w:proofErr w:type="gramEnd"/>
-      <w:r>
-        <w:rPr>
-          <w:rFonts w:ascii="Georgia" w:hAnsi="Georgia"/>
-        </w:rPr>
-        <w:t>. doi:10.3389/fevo.2019.00338</w:t>
-      </w:r>
-    </w:p>
-    <w:p>
-      <w:pPr>
-        <w:rPr>
-          <w:rFonts w:ascii="Georgia" w:hAnsi="Georgia"/>
-        </w:rPr>
-      </w:pPr>
-      <w:r>
-        <w:rPr>
-          <w:rFonts w:ascii="Georgia" w:hAnsi="Georgia"/>
-        </w:rPr>
-        <w:t>Langan JA, Cunningham CJ, Watson JT, McKinnell S. Opening the black box: New insights into the role of temperature in the marine distributions of Pacific salmon. Fish and Fisheries. 2024 July;25(4):551–68.</w:t>
-      </w:r>
-    </w:p>
-    <w:p>
-      <w:pPr>
-        <w:rPr>
-          <w:rFonts w:ascii="Georgia" w:hAnsi="Georgia"/>
-        </w:rPr>
-      </w:pPr>
-      <w:r>
-        <w:rPr>
-          <w:rFonts w:ascii="Georgia" w:hAnsi="Georgia"/>
-        </w:rPr>
-        <w:t xml:space="preserve">Myers KW, Aydin KY, Walker RV, Fowler S, Dahlberg </w:t>
-      </w:r>
-      <w:proofErr w:type="gramStart"/>
-      <w:r>
-        <w:rPr>
-          <w:rFonts w:ascii="Georgia" w:hAnsi="Georgia"/>
-        </w:rPr>
-        <w:t>ML. Known ocean</w:t>
-      </w:r>
-      <w:proofErr w:type="gramEnd"/>
-      <w:r>
-        <w:rPr>
-          <w:rFonts w:ascii="Georgia" w:hAnsi="Georgia"/>
-        </w:rPr>
-        <w:t xml:space="preserve"> ranges of stocks of Pacific salmon and steelhead as shown by tagging experiments, 1956–1995. NPAFC Doc. 2007;327.</w:t>
-      </w:r>
-    </w:p>
-    <w:p>
-      <w:pPr>
-        <w:rPr>
-          <w:rFonts w:ascii="Georgia" w:hAnsi="Georgia"/>
-        </w:rPr>
-      </w:pPr>
-      <w:r>
-        <w:rPr>
-          <w:rFonts w:ascii="Georgia" w:hAnsi="Georgia"/>
-        </w:rPr>
-        <w:t xml:space="preserve">National Oceanic and Atmospheric Administration. Commercial Fisheries Landings. NOAA Fisheries One Stop Shop (FOSS). 2024. Available from: </w:t>
-      </w:r>
-      <w:hyperlink r:id="rId7" w:history="1">
-        <w:r>
-          <w:rPr>
-            <w:rStyle w:val="Hyperlink"/>
-            <w:rFonts w:ascii="Georgia" w:hAnsi="Georgia"/>
-          </w:rPr>
-          <w:t>https://www.fisheries.noaa.gov/foss</w:t>
-        </w:r>
-      </w:hyperlink>
-    </w:p>
-    <w:p>
-      <w:pPr>
-        <w:rPr>
-          <w:rFonts w:ascii="Georgia" w:hAnsi="Georgia"/>
-        </w:rPr>
-      </w:pPr>
-      <w:r>
-        <w:rPr>
-          <w:rFonts w:ascii="Georgia" w:hAnsi="Georgia"/>
-        </w:rPr>
-        <w:t xml:space="preserve">North Pacific Fishery Management Council. Fisheries management plan for the groundfish fisheries of the Gulf of Alaska [Internet]. 2024 [cited 2026 </w:t>
-      </w:r>
-      <w:r>
-        <w:rPr>
-          <w:rFonts w:ascii="Georgia" w:hAnsi="Georgia"/>
-        </w:rPr>
-        <w:t>Aug</w:t>
-      </w:r>
-      <w:r>
-        <w:rPr>
-          <w:rFonts w:ascii="Georgia" w:hAnsi="Georgia"/>
-        </w:rPr>
-        <w:t xml:space="preserve"> </w:t>
-      </w:r>
-      <w:r>
-        <w:rPr>
-          <w:rFonts w:ascii="Georgia" w:hAnsi="Georgia"/>
-        </w:rPr>
-        <w:t>26</w:t>
-      </w:r>
-      <w:r>
-        <w:rPr>
-          <w:rFonts w:ascii="Georgia" w:hAnsi="Georgia"/>
-        </w:rPr>
-        <w:t>]. Available from: https://files.npfmc.org/fmp/GOA/GOAfmp.pdf</w:t>
-      </w:r>
-    </w:p>
-    <w:p>
-      <w:pPr>
-        <w:rPr>
-          <w:rFonts w:ascii="Georgia" w:hAnsi="Georgia"/>
-        </w:rPr>
-      </w:pPr>
-      <w:r>
-        <w:rPr>
-          <w:rFonts w:ascii="Georgia" w:hAnsi="Georgia"/>
-        </w:rPr>
-        <w:t>Quinn T. The behavior and ecology of Pacific salmon and trout. Second Edition. University of Washington Press, Seattle, Washington. 20</w:t>
-      </w:r>
-      <w:r>
-        <w:rPr>
-          <w:rFonts w:ascii="Georgia" w:hAnsi="Georgia"/>
-        </w:rPr>
-        <w:t>0</w:t>
-      </w:r>
-      <w:r>
-        <w:rPr>
-          <w:rFonts w:ascii="Georgia" w:hAnsi="Georgia"/>
-        </w:rPr>
-        <w:t>5</w:t>
-      </w:r>
-      <w:r>
-        <w:rPr>
-          <w:rFonts w:ascii="Georgia" w:hAnsi="Georgia"/>
-        </w:rPr>
-        <w:t>.</w:t>
-      </w:r>
-    </w:p>
-    <w:p>
-      <w:pPr>
-        <w:rPr>
-          <w:rFonts w:ascii="Georgia" w:hAnsi="Georgia"/>
-        </w:rPr>
-      </w:pPr>
-      <w:r>
-        <w:rPr>
-          <w:rFonts w:ascii="Georgia" w:hAnsi="Georgia"/>
-        </w:rPr>
-        <w:t>Seitz AC, Courtney MB. Telemetry and Genetic Identity of Chinook Salmon in Alaska: Final Report. 2024.</w:t>
-      </w:r>
-    </w:p>
-    <w:p>
-      <w:pPr>
-        <w:rPr>
-          <w:rFonts w:ascii="Georgia" w:hAnsi="Georgia"/>
-        </w:rPr>
-      </w:pPr>
-      <w:r>
-        <w:rPr>
-          <w:rFonts w:ascii="Georgia" w:hAnsi="Georgia"/>
-        </w:rPr>
-        <w:t xml:space="preserve">Seitz AC, Courtney MB, Evans MD, Manishin K. Pop-up satellite archival tags reveal evidence of intense predation on </w:t>
-      </w:r>
-      <w:proofErr w:type="gramStart"/>
-      <w:r>
-        <w:rPr>
-          <w:rFonts w:ascii="Georgia" w:hAnsi="Georgia"/>
-        </w:rPr>
-        <w:t>large immature</w:t>
-      </w:r>
-      <w:proofErr w:type="gramEnd"/>
-      <w:r>
-        <w:rPr>
-          <w:rFonts w:ascii="Georgia" w:hAnsi="Georgia"/>
-        </w:rPr>
-        <w:t xml:space="preserve"> Chinook salmon (</w:t>
-      </w:r>
-      <w:r>
-        <w:rPr>
-          <w:rFonts w:ascii="Georgia" w:hAnsi="Georgia"/>
-          <w:i/>
-          <w:iCs/>
-        </w:rPr>
-        <w:t>Oncorhynchus tshawytscha</w:t>
-      </w:r>
-      <w:r>
-        <w:rPr>
-          <w:rFonts w:ascii="Georgia" w:hAnsi="Georgia"/>
-        </w:rPr>
-        <w:t xml:space="preserve">) in the North Pacific Ocean. Can J Fish </w:t>
-      </w:r>
-      <w:proofErr w:type="spellStart"/>
-      <w:r>
-        <w:rPr>
-          <w:rFonts w:ascii="Georgia" w:hAnsi="Georgia"/>
-        </w:rPr>
-        <w:t>Aquat</w:t>
-      </w:r>
-      <w:proofErr w:type="spellEnd"/>
-      <w:r>
-        <w:rPr>
-          <w:rFonts w:ascii="Georgia" w:hAnsi="Georgia"/>
-        </w:rPr>
-        <w:t xml:space="preserve"> Sci. 2019 Sept;76(9):1608–15.</w:t>
-      </w:r>
-    </w:p>
-    <w:p>
-      <w:pPr>
-        <w:rPr>
-          <w:rFonts w:ascii="Georgia" w:hAnsi="Georgia"/>
-        </w:rPr>
-      </w:pPr>
-      <w:r>
-        <w:rPr>
-          <w:rFonts w:ascii="Georgia" w:hAnsi="Georgia"/>
-        </w:rPr>
-        <w:lastRenderedPageBreak/>
-        <w:t>Shirk PL, Richerson K, Banks M, Tuttle V. Predicting bycatch of Chinook salmon in the Pacific hake fishery using spatiotemporal models. Zhou S, editor. ICES Journal of Marine Science. 2023 Jan 25;80(1):133–44.</w:t>
-      </w:r>
-    </w:p>
-    <w:p>
-      <w:pPr>
-        <w:rPr>
-          <w:rFonts w:ascii="Georgia" w:hAnsi="Georgia"/>
           <w:lang w:val="de-DE"/>
         </w:rPr>
-      </w:pPr>
-      <w:proofErr w:type="spellStart"/>
-      <w:r>
-        <w:rPr>
-          <w:rFonts w:ascii="Georgia" w:hAnsi="Georgia"/>
-        </w:rPr>
-        <w:t>Verleysen</w:t>
-      </w:r>
-      <w:proofErr w:type="spellEnd"/>
-      <w:r>
-        <w:rPr>
-          <w:rFonts w:ascii="Georgia" w:hAnsi="Georgia"/>
-        </w:rPr>
-        <w:t xml:space="preserve"> M, François D. The Curse of Dimensionality in Data Mining and Time Series Prediction. In: </w:t>
-      </w:r>
-      <w:proofErr w:type="spellStart"/>
-      <w:r>
-        <w:rPr>
-          <w:rFonts w:ascii="Georgia" w:hAnsi="Georgia"/>
-        </w:rPr>
-        <w:t>Cabestany</w:t>
-      </w:r>
-      <w:proofErr w:type="spellEnd"/>
-      <w:r>
-        <w:rPr>
-          <w:rFonts w:ascii="Georgia" w:hAnsi="Georgia"/>
-        </w:rPr>
-        <w:t xml:space="preserve"> J, Prieto A, Sandoval F, editors. Computational Intelligence and Bioinspired Systems. </w:t>
-      </w:r>
-      <w:r>
-        <w:rPr>
-          <w:rFonts w:ascii="Georgia" w:hAnsi="Georgia"/>
-          <w:lang w:val="de-DE"/>
-        </w:rPr>
-        <w:t>Berlin, Heidelberg: Springer Berlin Heidelberg; 2005. p. 758–70. (</w:t>
-      </w:r>
-      <w:proofErr w:type="spellStart"/>
-      <w:r>
-        <w:rPr>
-          <w:rFonts w:ascii="Georgia" w:hAnsi="Georgia"/>
-          <w:lang w:val="de-DE"/>
-        </w:rPr>
-        <w:t>Lecture</w:t>
-      </w:r>
-      <w:proofErr w:type="spellEnd"/>
-      <w:r>
-        <w:rPr>
-          <w:rFonts w:ascii="Georgia" w:hAnsi="Georgia"/>
-          <w:lang w:val="de-DE"/>
-        </w:rPr>
         <w:t xml:space="preserve"> Notes in Computer Science; vol. 3512).</w:t>
-      </w:r>
-    </w:p>
-    <w:p>
-      <w:pPr>
-        <w:rPr>
-          <w:rFonts w:ascii="Georgia" w:hAnsi="Georgia"/>
-        </w:rPr>
-      </w:pPr>
-      <w:r>
-        <w:rPr>
-          <w:rFonts w:ascii="Georgia" w:hAnsi="Georgia"/>
-        </w:rPr>
-        <w:t>Weitkamp LA. Marine Distributions of Chinook Salmon from the West Coast of North America Determined by Coded Wire Tag Recoveries. Trans Am Fish Soc. 2010 Jan;139(1):147–70.</w:t>
-      </w:r>
-    </w:p>
-    <w:p>
-      <w:pPr>
-        <w:rPr>
-          <w:rFonts w:ascii="Georgia" w:hAnsi="Georgia"/>
-        </w:rPr>
-      </w:pPr>
-      <w:r>
-        <w:rPr>
-          <w:rFonts w:ascii="Georgia" w:hAnsi="Georgia"/>
-        </w:rPr>
-        <w:t>Weitkamp L, Neely K. Coho salmon (</w:t>
-      </w:r>
-      <w:r>
-        <w:rPr>
-          <w:rFonts w:ascii="Georgia" w:hAnsi="Georgia"/>
-          <w:i/>
-          <w:iCs/>
-        </w:rPr>
-        <w:t>Oncorhynchus kisutch</w:t>
-      </w:r>
-      <w:r>
-        <w:rPr>
-          <w:rFonts w:ascii="Georgia" w:hAnsi="Georgia"/>
-        </w:rPr>
-        <w:t xml:space="preserve">) ocean migration patterns: insight from marine coded-wire tag recoveries. Can J Fish </w:t>
-      </w:r>
-      <w:proofErr w:type="spellStart"/>
-      <w:r>
-        <w:rPr>
-          <w:rFonts w:ascii="Georgia" w:hAnsi="Georgia"/>
-        </w:rPr>
-        <w:t>Aquat</w:t>
-      </w:r>
-      <w:proofErr w:type="spellEnd"/>
-      <w:r>
-        <w:rPr>
-          <w:rFonts w:ascii="Georgia" w:hAnsi="Georgia"/>
-        </w:rPr>
-        <w:t xml:space="preserve"> Sci. 2002 July 1;59(7):1100–15.</w:t>
-      </w:r>
-    </w:p>
-    <w:p>
-      <w:pPr>
-        <w:rPr>
-          <w:rFonts w:ascii="Georgia" w:hAnsi="Georgia"/>
-        </w:rPr>
-      </w:pPr>
-      <w:r>
-        <w:rPr>
-          <w:rFonts w:ascii="Georgia" w:hAnsi="Georgia"/>
-        </w:rPr>
-        <w:t>Wells BK, Huff DD, Quinn TP, Santora JA, Gomes DGE, Vasbinder K, et al. When, where, and why salmon become vulnerable to predation. ICES Journal of Marine Science. 2025 Sept 2;82(9</w:t>
-      </w:r>
-      <w:proofErr w:type="gramStart"/>
-      <w:r>
-        <w:rPr>
-          <w:rFonts w:ascii="Georgia" w:hAnsi="Georgia"/>
-        </w:rPr>
-        <w:t>):fsaf</w:t>
-      </w:r>
-      <w:proofErr w:type="gramEnd"/>
-      <w:r>
-        <w:rPr>
-          <w:rFonts w:ascii="Georgia" w:hAnsi="Georgia"/>
-        </w:rPr>
-        <w:t>162.</w:t>
       </w:r>
     </w:p>
     <w:p>
